--- a/downloads/student/ai-3-week-34.docx
+++ b/downloads/student/ai-3-week-34.docx
@@ -1728,6 +1728,16 @@
     <w:p>
       <w:r>
         <w:t>The examples are invented observations; no real classroom investigation or model run is claimed.</w:t>
+      </w:r>
+    </w:p>
+    <w:p>
+      <w:r>
+        <w:t>Read the labelled picture: What additional numbers would a half-water claim require? Point to the relevant step in the picture, then write the changed result and the rule or evidence that supports it.</w:t>
+      </w:r>
+    </w:p>
+    <w:p>
+      <w:r>
+        <w:t>Change one thing: E3 supplies losses of 1, 2 and 3 mL. Predict the result before checking the explanation. What remains the same?</w:t>
       </w:r>
     </w:p>
     <w:p>
@@ -3795,6 +3805,187 @@
     <w:p>
       <w:r>
         <w:t>Attempt the independent case before hints. Record whether you worked alone, used a hint or followed a model. After feedback, fix the first unsupported step and explain why it changed. A later check uses a changed case, not a copied answer.</w:t>
+      </w:r>
+    </w:p>
+    <w:p>
+      <w:pPr>
+        <w:pStyle w:val="Heading1"/>
+      </w:pPr>
+      <w:r>
+        <w:t>15. Your lesson route</w:t>
+      </w:r>
+    </w:p>
+    <w:p>
+      <w:r>
+        <w:t>Start with this question: Build a claim checker for a draft summary of a fictional class investigation.</w:t>
+      </w:r>
+    </w:p>
+    <w:tbl>
+      <w:tblPr>
+        <w:tblStyle w:val="LightShading-Accent1"/>
+        <w:tblW w:type="auto" w:w="0"/>
+        <w:tblLook w:firstColumn="1" w:firstRow="1" w:lastColumn="0" w:lastRow="0" w:noHBand="0" w:noVBand="1" w:val="04A0"/>
+      </w:tblPr>
+      <w:tblGrid>
+        <w:gridCol w:w="5112"/>
+        <w:gridCol w:w="5112"/>
+      </w:tblGrid>
+      <w:tr>
+        <w:trPr>
+          <w:tblHeader/>
+        </w:trPr>
+        <w:tc>
+          <w:tcPr>
+            <w:tcW w:type="dxa" w:w="5112"/>
+          </w:tcPr>
+          <w:p>
+            <w:r>
+              <w:t>By the end, I can</w:t>
+            </w:r>
+          </w:p>
+        </w:tc>
+        <w:tc>
+          <w:tcPr>
+            <w:tcW w:type="dxa" w:w="5112"/>
+          </w:tcPr>
+          <w:p>
+            <w:r>
+              <w:t>How I will show it</w:t>
+            </w:r>
+          </w:p>
+        </w:tc>
+      </w:tr>
+      <w:tr>
+        <w:tc>
+          <w:tcPr>
+            <w:tcW w:type="dxa" w:w="5112"/>
+          </w:tcPr>
+          <w:p>
+            <w:r>
+              <w:t>Explain the mechanism and terminology of capstone grounded assistant</w:t>
+            </w:r>
+          </w:p>
+        </w:tc>
+        <w:tc>
+          <w:tcPr>
+            <w:tcW w:type="dxa" w:w="5112"/>
+          </w:tcPr>
+          <w:p>
+            <w:r>
+              <w:t>Explain the deciding step, show a trace or test, and state one limit.</w:t>
+            </w:r>
+          </w:p>
+        </w:tc>
+      </w:tr>
+      <w:tr>
+        <w:tc>
+          <w:tcPr>
+            <w:tcW w:type="dxa" w:w="5112"/>
+          </w:tcPr>
+          <w:p>
+            <w:r>
+              <w:t>Apply the stated procedure to a new case with a traceable result</w:t>
+            </w:r>
+          </w:p>
+        </w:tc>
+        <w:tc>
+          <w:tcPr>
+            <w:tcW w:type="dxa" w:w="5112"/>
+          </w:tcPr>
+          <w:p>
+            <w:r>
+              <w:t>Explain the deciding step, show a trace or test, and state one limit.</w:t>
+            </w:r>
+          </w:p>
+        </w:tc>
+      </w:tr>
+      <w:tr>
+        <w:tc>
+          <w:tcPr>
+            <w:tcW w:type="dxa" w:w="5112"/>
+          </w:tcPr>
+          <w:p>
+            <w:r>
+              <w:t>Identify an assumption or limitation and design a revealing follow-up</w:t>
+            </w:r>
+          </w:p>
+        </w:tc>
+        <w:tc>
+          <w:tcPr>
+            <w:tcW w:type="dxa" w:w="5112"/>
+          </w:tcPr>
+          <w:p>
+            <w:r>
+              <w:t>Explain the deciding step, show a trace or test, and state one limit.</w:t>
+            </w:r>
+          </w:p>
+        </w:tc>
+      </w:tr>
+    </w:tbl>
+    <w:p>
+      <w:r>
+        <w:t>Remember → watch and explain → try with help → investigate → try independently → keep project evidence. Your teacher may spread this lesson across several classes.</w:t>
+      </w:r>
+    </w:p>
+    <w:p>
+      <w:r>
+        <w:t>Keep your first prediction. Compare it with what the evidence shows and explain any change.</w:t>
+      </w:r>
+    </w:p>
+    <w:p>
+      <w:pPr>
+        <w:pStyle w:val="Heading1"/>
+      </w:pPr>
+      <w:r>
+        <w:t>16. Finish and return</w:t>
+      </w:r>
+    </w:p>
+    <w:p>
+      <w:r>
+        <w:t>Close your notes. Explain this goal in your own words: Explain the mechanism and terminology of capstone grounded assistant</w:t>
+      </w:r>
+    </w:p>
+    <w:p>
+      <w:pPr>
+        <w:pStyle w:val="Heading3"/>
+      </w:pPr>
+      <w:r>
+        <w:t>My deciding step, evidence and one remaining question</w:t>
+      </w:r>
+    </w:p>
+    <w:p>
+      <w:r>
+        <w:t>________________________________________________________________</w:t>
+      </w:r>
+    </w:p>
+    <w:p>
+      <w:r>
+        <w:t>________________________________________________________________</w:t>
+      </w:r>
+    </w:p>
+    <w:p>
+      <w:r>
+        <w:t>________________________________________________________________</w:t>
+      </w:r>
+    </w:p>
+    <w:p>
+      <w:r>
+        <w:t>________________________________________________________________</w:t>
+      </w:r>
+    </w:p>
+    <w:p>
+      <w:r>
+        <w:t>________________________________________________________________</w:t>
+      </w:r>
+    </w:p>
+    <w:p>
+      <w:r>
+        <w:t>If you are unsure, return to the worked picture and explain one arrow. If you are ready, change an input or assumption and justify your prediction.</w:t>
+      </w:r>
+    </w:p>
+    <w:p>
+      <w:r>
+        <w:t>Save your workbook evidence. At the next review, try a different case before opening your old answer.</w:t>
       </w:r>
     </w:p>
     <w:sectPr>

--- a/downloads/student/ai-3-week-34.docx
+++ b/downloads/student/ai-3-week-34.docx
@@ -3986,6 +3986,202 @@
     <w:p>
       <w:r>
         <w:t>Save your workbook evidence. At the next review, try a different case before opening your old answer.</w:t>
+      </w:r>
+    </w:p>
+    <w:p>
+      <w:pPr>
+        <w:pStyle w:val="Heading1"/>
+      </w:pPr>
+      <w:r>
+        <w:t>17. Supported practice, repair and portfolio</w:t>
+      </w:r>
+    </w:p>
+    <w:p>
+      <w:r>
+        <w:t>Use this supported practice once, in the browser or on paper. Keep the reserved independent assessment for a separate first attempt before teacher feedback.</w:t>
+      </w:r>
+    </w:p>
+    <w:p>
+      <w:r>
+        <w:t>Build a claim checker for a draft summary of a fictional class investigation.</w:t>
+      </w:r>
+    </w:p>
+    <w:p>
+      <w:pPr>
+        <w:pStyle w:val="Heading3"/>
+      </w:pPr>
+      <w:r>
+        <w:t>Practice 1: explain the deciding evidence</w:t>
+      </w:r>
+    </w:p>
+    <w:p>
+      <w:r>
+        <w:t>Which labelled step matches this detail? Retain the supported procedure facts; state that water-loss results were not supplied.</w:t>
+      </w:r>
+    </w:p>
+    <w:p>
+      <w:r>
+        <w:t>1. Extract claims</w:t>
+      </w:r>
+    </w:p>
+    <w:p>
+      <w:r>
+        <w:t>2. Match evidence</w:t>
+      </w:r>
+    </w:p>
+    <w:p>
+      <w:r>
+        <w:t>3. Repair draft</w:t>
+      </w:r>
+    </w:p>
+    <w:p>
+      <w:pPr>
+        <w:pStyle w:val="Heading3"/>
+      </w:pPr>
+      <w:r>
+        <w:t>My selected conclusion, deciding fact and explanation</w:t>
+      </w:r>
+    </w:p>
+    <w:p>
+      <w:r>
+        <w:t>________________________________________________________________</w:t>
+      </w:r>
+    </w:p>
+    <w:p>
+      <w:r>
+        <w:t>________________________________________________________________</w:t>
+      </w:r>
+    </w:p>
+    <w:p>
+      <w:r>
+        <w:t>________________________________________________________________</w:t>
+      </w:r>
+    </w:p>
+    <w:p>
+      <w:r>
+        <w:t>________________________________________________________________</w:t>
+      </w:r>
+    </w:p>
+    <w:p>
+      <w:r>
+        <w:t>________________________________________________________________</w:t>
+      </w:r>
+    </w:p>
+    <w:p>
+      <w:r>
+        <w:t>Hint if needed: Read the steps in the pictorial case. Match the supplied detail to the stage that performs or records it.</w:t>
+      </w:r>
+    </w:p>
+    <w:p>
+      <w:r>
+        <w:t>After your attempt, compare with the supported explanation: Repair draft Retain the supported procedure facts; state that water-loss results were not supplied. Read the picture in order. Retain the supported procedure facts; state that water-loss results were not supplied. The arrows show which recorded input or intermediate result each decision uses. Explain the deciding step aloud before checking the changed case; pointing to the final answer alone does not show how it follows.</w:t>
+      </w:r>
+    </w:p>
+    <w:p>
+      <w:pPr>
+        <w:pStyle w:val="Heading3"/>
+      </w:pPr>
+      <w:r>
+        <w:t>Practice 2: explain the deciding evidence</w:t>
+      </w:r>
+    </w:p>
+    <w:p>
+      <w:r>
+        <w:t>Changed-case practice: E3 supplies losses of 1, 2 and 3 mL. Which conclusion is supported by the supplied facts?</w:t>
+      </w:r>
+    </w:p>
+    <w:p>
+      <w:r>
+        <w:t>1. We can decide the result without examining the changed input or the procedure.</w:t>
+      </w:r>
+    </w:p>
+    <w:p>
+      <w:r>
+        <w:t>2. Report those individual losses, not “half” unless starting volumes are also available.</w:t>
+      </w:r>
+    </w:p>
+    <w:p>
+      <w:r>
+        <w:t>3. This one example guarantees correct results for every future input.</w:t>
+      </w:r>
+    </w:p>
+    <w:p>
+      <w:pPr>
+        <w:pStyle w:val="Heading3"/>
+      </w:pPr>
+      <w:r>
+        <w:t>My selected conclusion, deciding fact and explanation</w:t>
+      </w:r>
+    </w:p>
+    <w:p>
+      <w:r>
+        <w:t>________________________________________________________________</w:t>
+      </w:r>
+    </w:p>
+    <w:p>
+      <w:r>
+        <w:t>________________________________________________________________</w:t>
+      </w:r>
+    </w:p>
+    <w:p>
+      <w:r>
+        <w:t>________________________________________________________________</w:t>
+      </w:r>
+    </w:p>
+    <w:p>
+      <w:r>
+        <w:t>________________________________________________________________</w:t>
+      </w:r>
+    </w:p>
+    <w:p>
+      <w:r>
+        <w:t>________________________________________________________________</w:t>
+      </w:r>
+    </w:p>
+    <w:p>
+      <w:r>
+        <w:t>Hint if needed: Use the changed condition and the deciding step in the pictorial trace. The answer must say what follows from those facts.</w:t>
+      </w:r>
+    </w:p>
+    <w:p>
+      <w:r>
+        <w:t>After your attempt, compare with the supported explanation: Report those individual losses, not “half” unless starting volumes are also available. Absolute losses alone do not establish each cup’s fractional loss.</w:t>
+      </w:r>
+    </w:p>
+    <w:p>
+      <w:pPr>
+        <w:pStyle w:val="Heading3"/>
+      </w:pPr>
+      <w:r>
+        <w:t>Repair a missing building block</w:t>
+      </w:r>
+    </w:p>
+    <w:p>
+      <w:r>
+        <w:t>Review Capstone Design (ai-3/33). Goal: Explain the mechanism and terminology of capstone requirements and corpus. Short practice: What should the project plan record before the new flower test? Point to the relevant step in the picture, then write the changed result and the rule or evidence that supports it.. Return to this week and explain what you changed.</w:t>
+      </w:r>
+    </w:p>
+    <w:p>
+      <w:r>
+        <w:t>Review Safety Boundaries (ai-3/31). Goal: Explain the mechanism and terminology of untrusted input boundaries. Short practice: If AB7 passes the pattern, may it access teacher-only material? Point to the relevant step in the picture, then write the changed result and the rule or evidence that supports it.. Return to this week and explain what you changed.</w:t>
+      </w:r>
+    </w:p>
+    <w:p>
+      <w:r>
+        <w:t>Review Privacy by Design (ai-3/28). Goal: Explain the mechanism and terminology of data retention and deletion. Short practice: Which IDs and locations must appear in the deletion evidence? Point to the relevant step in the picture, then write the changed result and the rule or evidence that supports it.. Return to this week and explain what you changed.</w:t>
+      </w:r>
+    </w:p>
+    <w:p>
+      <w:pPr>
+        <w:pStyle w:val="Heading3"/>
+      </w:pPr>
+      <w:r>
+        <w:t>Keep your completed work</w:t>
+      </w:r>
+    </w:p>
+    <w:p>
+      <w:r>
+        <w:t>Use Download completed work in the hosted lesson to export your answers, reflections, practice feedback and code-run evidence. Open the HTML copy to read or print it. Drafts stay in this browser when storage is available; clear drafts on a shared device.</w:t>
       </w:r>
     </w:p>
     <w:sectPr>

--- a/downloads/student/ai-3-week-34.docx
+++ b/downloads/student/ai-3-week-34.docx
@@ -42,6 +42,11 @@
       </w:r>
     </w:p>
     <w:p>
+      <w:r>
+        <w:t>Start with the target: Explain the mechanism and terminology of capstone grounded assistant. Try the recall before opening notes.</w:t>
+      </w:r>
+    </w:p>
+    <w:p>
       <w:pPr>
         <w:pStyle w:val="Heading3"/>
       </w:pPr>
@@ -50,17 +55,47 @@
       </w:r>
     </w:p>
     <w:p>
-      <w:r>
-        <w:t>I can explain the mechanism and terminology of capstone grounded assistant.</w:t>
-      </w:r>
-    </w:p>
-    <w:p>
-      <w:r>
+      <w:pPr>
+        <w:spacing w:line="336" w:lineRule="auto" w:after="180"/>
+      </w:pPr>
+      <w:r>
+        <w:rPr>
+          <w:b w:val="0"/>
+        </w:rPr>
+        <w:t xml:space="preserve">I can explain the </w:t>
+      </w:r>
+      <w:r>
+        <w:rPr>
+          <w:b/>
+        </w:rPr>
+        <w:t>mechanism</w:t>
+      </w:r>
+      <w:r>
+        <w:rPr>
+          <w:b w:val="0"/>
+        </w:rPr>
+        <w:t xml:space="preserve"> and terminology of capstone grounded assistant.</w:t>
+      </w:r>
+    </w:p>
+    <w:p>
+      <w:pPr>
+        <w:spacing w:line="336" w:lineRule="auto" w:after="180"/>
+      </w:pPr>
+      <w:r>
+        <w:rPr>
+          <w:b w:val="0"/>
+        </w:rPr>
         <w:t>I can apply the stated procedure to a new case with a traceable result.</w:t>
       </w:r>
     </w:p>
     <w:p>
-      <w:r>
+      <w:pPr>
+        <w:spacing w:line="336" w:lineRule="auto" w:after="180"/>
+      </w:pPr>
+      <w:r>
+        <w:rPr>
+          <w:b w:val="0"/>
+        </w:rPr>
         <w:t>I can identify an assumption or limitation and design a revealing follow-up.</w:t>
       </w:r>
     </w:p>
@@ -73,38 +108,104 @@
       </w:r>
     </w:p>
     <w:p>
-      <w:r>
+      <w:pPr>
+        <w:spacing w:line="336" w:lineRule="auto" w:after="180"/>
+      </w:pPr>
+      <w:r>
+        <w:rPr>
+          <w:b w:val="0"/>
+        </w:rPr>
         <w:t>Close your notes first. A rough first answer helps us choose the right starting point; it is not a score for your ability.</w:t>
       </w:r>
     </w:p>
     <w:p>
-      <w:r>
+      <w:pPr>
+        <w:spacing w:line="336" w:lineRule="auto" w:after="180"/>
+      </w:pPr>
+      <w:r>
+        <w:rPr>
+          <w:b w:val="0"/>
+        </w:rPr>
         <w:t>Without opening the old lesson, explain one key idea from Capstone Design. Give an example and a mistake that the idea helps you avoid.</w:t>
       </w:r>
     </w:p>
     <w:p>
-      <w:r>
+      <w:pPr>
+        <w:spacing w:line="336" w:lineRule="auto" w:after="180"/>
+      </w:pPr>
+      <w:r>
+        <w:rPr>
+          <w:b w:val="0"/>
+        </w:rPr>
         <w:t>Without opening the old lesson, explain one key idea from Safety Boundaries. Give an example and a mistake that the idea helps you avoid.</w:t>
       </w:r>
     </w:p>
     <w:p>
-      <w:r>
+      <w:pPr>
+        <w:spacing w:line="336" w:lineRule="auto" w:after="180"/>
+      </w:pPr>
+      <w:r>
+        <w:rPr>
+          <w:b w:val="0"/>
+        </w:rPr>
         <w:t>Without opening the old lesson, explain one key idea from Privacy by Design. Give an example and a mistake that the idea helps you avoid.</w:t>
       </w:r>
     </w:p>
     <w:p>
-      <w:r>
-        <w:t>After trying, check the relevant lesson or ask your teacher. Change the part of your explanation that the evidence shows was wrong.</w:t>
-      </w:r>
-    </w:p>
-    <w:p>
-      <w:r>
+      <w:pPr>
+        <w:spacing w:line="336" w:lineRule="auto" w:after="180"/>
+      </w:pPr>
+      <w:r>
+        <w:rPr>
+          <w:b w:val="0"/>
+        </w:rPr>
+        <w:t xml:space="preserve">After trying, check the relevant lesson or ask your teacher. Change the part of your explanation that the </w:t>
+      </w:r>
+      <w:r>
+        <w:rPr>
+          <w:b/>
+        </w:rPr>
+        <w:t>evidence</w:t>
+      </w:r>
+      <w:r>
+        <w:rPr>
+          <w:b w:val="0"/>
+        </w:rPr>
+        <w:t xml:space="preserve"> shows was wrong.</w:t>
+      </w:r>
+    </w:p>
+    <w:p>
+      <w:pPr>
+        <w:spacing w:line="336" w:lineRule="auto" w:after="180"/>
+      </w:pPr>
+      <w:r>
+        <w:rPr>
+          <w:b w:val="0"/>
+        </w:rPr>
         <w:t>Week 34: Capstone Build</w:t>
       </w:r>
     </w:p>
     <w:p>
-      <w:r>
-        <w:t>Implementation should preserve traceability from requirement to feature.</w:t>
+      <w:pPr>
+        <w:spacing w:line="336" w:lineRule="auto" w:after="180"/>
+      </w:pPr>
+      <w:r>
+        <w:rPr>
+          <w:b w:val="0"/>
+        </w:rPr>
+        <w:t xml:space="preserve">Implementation should preserve </w:t>
+      </w:r>
+      <w:r>
+        <w:rPr>
+          <w:b/>
+        </w:rPr>
+        <w:t>traceability</w:t>
+      </w:r>
+      <w:r>
+        <w:rPr>
+          <w:b w:val="0"/>
+        </w:rPr>
+        <w:t xml:space="preserve"> from requirement to feature.</w:t>
       </w:r>
     </w:p>
     <w:p>
@@ -144,17 +245,35 @@
       </w:r>
     </w:p>
     <w:p>
-      <w:r>
+      <w:pPr>
+        <w:spacing w:line="336" w:lineRule="auto" w:after="180"/>
+      </w:pPr>
+      <w:r>
+        <w:rPr>
+          <w:b/>
+        </w:rPr>
         <w:t>CREATOR MISSION</w:t>
       </w:r>
     </w:p>
     <w:p>
-      <w:r>
+      <w:pPr>
+        <w:spacing w:line="336" w:lineRule="auto" w:after="180"/>
+      </w:pPr>
+      <w:r>
+        <w:rPr>
+          <w:b w:val="0"/>
+        </w:rPr>
         <w:t>Build the smallest complete Study Buddy workflow.</w:t>
       </w:r>
     </w:p>
     <w:p>
-      <w:r>
+      <w:pPr>
+        <w:spacing w:line="336" w:lineRule="auto" w:after="180"/>
+      </w:pPr>
+      <w:r>
+        <w:rPr>
+          <w:b w:val="0"/>
+        </w:rPr>
         <w:t>Creator name and date:</w:t>
       </w:r>
     </w:p>
@@ -200,8 +319,38 @@
       </w:r>
     </w:p>
     <w:p>
-      <w:r>
-        <w:t>Recall Capstone requirements and corpus. Explain why a recorded result needs its input conditions and evidence source before it can support a claim.</w:t>
+      <w:pPr>
+        <w:spacing w:line="336" w:lineRule="auto" w:after="180"/>
+      </w:pPr>
+      <w:r>
+        <w:rPr>
+          <w:b w:val="0"/>
+        </w:rPr>
+        <w:t xml:space="preserve">Recall Capstone requirements and corpus. Explain why a recorded result needs its </w:t>
+      </w:r>
+      <w:r>
+        <w:rPr>
+          <w:b/>
+        </w:rPr>
+        <w:t>input</w:t>
+      </w:r>
+      <w:r>
+        <w:rPr>
+          <w:b w:val="0"/>
+        </w:rPr>
+        <w:t xml:space="preserve"> conditions and </w:t>
+      </w:r>
+      <w:r>
+        <w:rPr>
+          <w:b/>
+        </w:rPr>
+        <w:t>evidence</w:t>
+      </w:r>
+      <w:r>
+        <w:rPr>
+          <w:b w:val="0"/>
+        </w:rPr>
+        <w:t xml:space="preserve"> source before it can support a claim.</w:t>
       </w:r>
     </w:p>
     <w:p>
@@ -213,7 +362,13 @@
       </w:r>
     </w:p>
     <w:p>
-      <w:r>
+      <w:pPr>
+        <w:spacing w:line="336" w:lineRule="auto" w:after="180"/>
+      </w:pPr>
+      <w:r>
+        <w:rPr>
+          <w:b w:val="0"/>
+        </w:rPr>
         <w:t>By the end, I can explain capstone build using a traced example and a stated limitation.</w:t>
       </w:r>
     </w:p>
@@ -227,17 +382,52 @@
     </w:p>
     <w:p>
       <w:r>
+        <w:t>Investigate the supplied Capstone Build case. Separate observations, given facts and assumptions before choosing an explanation.</w:t>
+      </w:r>
+    </w:p>
+    <w:p>
+      <w:pPr>
+        <w:spacing w:line="336" w:lineRule="auto" w:after="180"/>
+      </w:pPr>
+      <w:r>
+        <w:rPr>
+          <w:b/>
+        </w:rPr>
         <w:t>PICTURE STORY</w:t>
       </w:r>
     </w:p>
     <w:p>
-      <w:r>
+      <w:pPr>
+        <w:spacing w:line="336" w:lineRule="auto" w:after="180"/>
+      </w:pPr>
+      <w:r>
+        <w:rPr>
+          <w:b w:val="0"/>
+        </w:rPr>
         <w:t>Notice → Predict → Explain</w:t>
       </w:r>
     </w:p>
     <w:p>
-      <w:r>
-        <w:t>Begin with visible evidence. Do not explain more than the picture and information support.</w:t>
+      <w:pPr>
+        <w:spacing w:line="336" w:lineRule="auto" w:after="180"/>
+      </w:pPr>
+      <w:r>
+        <w:rPr>
+          <w:b w:val="0"/>
+        </w:rPr>
+        <w:t xml:space="preserve">Begin with visible </w:t>
+      </w:r>
+      <w:r>
+        <w:rPr>
+          <w:b/>
+        </w:rPr>
+        <w:t>evidence</w:t>
+      </w:r>
+      <w:r>
+        <w:rPr>
+          <w:b w:val="0"/>
+        </w:rPr>
+        <w:t>. Do not explain more than the picture and information support.</w:t>
       </w:r>
     </w:p>
     <w:p>
@@ -277,18 +467,70 @@
       </w:r>
     </w:p>
     <w:p>
-      <w:r>
+      <w:pPr>
+        <w:pStyle w:val="Heading3"/>
+      </w:pPr>
+      <w:r>
+        <w:t>Start with this puzzle</w:t>
+      </w:r>
+    </w:p>
+    <w:p>
+      <w:pPr>
+        <w:spacing w:line="336" w:lineRule="auto" w:after="180"/>
+        <w:shd w:fill="F1F6FC"/>
+      </w:pPr>
+      <w:r>
+        <w:rPr>
+          <w:b w:val="0"/>
+        </w:rPr>
         <w:t>MYSTERY</w:t>
       </w:r>
     </w:p>
     <w:p>
-      <w:r>
-        <w:t>The learners must use capstone build to solve a problem. What information do they have? What decision or calculation do they make? What would count as evidence that it worked?</w:t>
-      </w:r>
-    </w:p>
-    <w:p>
-      <w:r>
-        <w:t>Three observations (what you can point to):</w:t>
+      <w:pPr>
+        <w:spacing w:line="336" w:lineRule="auto" w:after="180"/>
+        <w:shd w:fill="F5F1FB"/>
+      </w:pPr>
+      <w:r>
+        <w:rPr>
+          <w:b w:val="0"/>
+        </w:rPr>
+        <w:t xml:space="preserve">The learners must use capstone build to solve a problem. What information do they have? What decision or calculation do they make? What would count as </w:t>
+      </w:r>
+      <w:r>
+        <w:rPr>
+          <w:b/>
+        </w:rPr>
+        <w:t>evidence</w:t>
+      </w:r>
+      <w:r>
+        <w:rPr>
+          <w:b w:val="0"/>
+        </w:rPr>
+        <w:t xml:space="preserve"> that it worked?</w:t>
+      </w:r>
+    </w:p>
+    <w:p>
+      <w:pPr>
+        <w:spacing w:line="336" w:lineRule="auto" w:after="180"/>
+      </w:pPr>
+      <w:r>
+        <w:rPr>
+          <w:b w:val="0"/>
+        </w:rPr>
+        <w:t xml:space="preserve">Three </w:t>
+      </w:r>
+      <w:r>
+        <w:rPr>
+          <w:b/>
+        </w:rPr>
+        <w:t>observation</w:t>
+      </w:r>
+      <w:r>
+        <w:rPr>
+          <w:b w:val="0"/>
+        </w:rPr>
+        <w:t>s (what you can point to):</w:t>
       </w:r>
     </w:p>
     <w:p>
@@ -325,8 +567,26 @@
       </w:r>
     </w:p>
     <w:p>
-      <w:r>
-        <w:t>My prediction and the clue supporting it:</w:t>
+      <w:pPr>
+        <w:spacing w:line="336" w:lineRule="auto" w:after="180"/>
+      </w:pPr>
+      <w:r>
+        <w:rPr>
+          <w:b w:val="0"/>
+        </w:rPr>
+        <w:t xml:space="preserve">My </w:t>
+      </w:r>
+      <w:r>
+        <w:rPr>
+          <w:b/>
+        </w:rPr>
+        <w:t>prediction</w:t>
+      </w:r>
+      <w:r>
+        <w:rPr>
+          <w:b w:val="0"/>
+        </w:rPr>
+        <w:t xml:space="preserve"> and the clue supporting it:</w:t>
       </w:r>
     </w:p>
     <w:p>
@@ -371,13 +631,48 @@
       </w:r>
     </w:p>
     <w:p>
-      <w:r>
-        <w:t>Build the assistant as a sequence of testable stages: validate request, retrieve authorised evidence, decide answerability, draft, validate and return. Avoid merging all errors into one model score.</w:t>
-      </w:r>
-    </w:p>
-    <w:p>
-      <w:r>
-        <w:t>Begin by writing the question the procedure is intended to answer. Identify the information already supplied, the information it will produce and the information still missing. These are constructed classroom examples; they do not require live accounts, private records or an external service. Do not treat a plausible explanation as a measured outcome.</w:t>
+      <w:pPr>
+        <w:spacing w:line="336" w:lineRule="auto" w:after="180"/>
+      </w:pPr>
+      <w:r>
+        <w:rPr>
+          <w:b w:val="0"/>
+        </w:rPr>
+        <w:t xml:space="preserve">Build the assistant as a sequence of testable stages: validate request, retrieve authorised </w:t>
+      </w:r>
+      <w:r>
+        <w:rPr>
+          <w:b/>
+        </w:rPr>
+        <w:t>evidence</w:t>
+      </w:r>
+      <w:r>
+        <w:rPr>
+          <w:b w:val="0"/>
+        </w:rPr>
+        <w:t>, decide answerability, draft, validate and return. Avoid merging all errors into one model score.</w:t>
+      </w:r>
+    </w:p>
+    <w:p>
+      <w:pPr>
+        <w:spacing w:line="336" w:lineRule="auto" w:after="180"/>
+      </w:pPr>
+      <w:r>
+        <w:rPr>
+          <w:b w:val="0"/>
+        </w:rPr>
+        <w:t>Begin by writing the question the procedure is intended to answer. Identify the information already supplied, the information it will produce and the information still missing.</w:t>
+      </w:r>
+    </w:p>
+    <w:p>
+      <w:pPr>
+        <w:spacing w:line="336" w:lineRule="auto" w:after="180"/>
+      </w:pPr>
+      <w:r>
+        <w:rPr>
+          <w:b w:val="0"/>
+        </w:rPr>
+        <w:t>These are constructed classroom examples; they do not require live accounts, private records or an external service. Do not treat a plausible explanation as a measured outcome.</w:t>
       </w:r>
     </w:p>
     <w:p>
@@ -390,16 +685,69 @@
     </w:p>
     <w:p>
       <w:r>
-        <w:t>VISUAL MECHANISM</w:t>
-      </w:r>
-    </w:p>
-    <w:p>
-      <w:r>
-        <w:t>Input → Process → Output</w:t>
-      </w:r>
-    </w:p>
-    <w:p>
-      <w:r>
+        <w:t>Follow the mechanism for Capstone Build. Connect each labelled input, deciding step and result.</w:t>
+      </w:r>
+    </w:p>
+    <w:p>
+      <w:pPr>
+        <w:spacing w:line="336" w:lineRule="auto" w:after="180"/>
+      </w:pPr>
+      <w:r>
+        <w:rPr>
+          <w:b/>
+        </w:rPr>
+        <w:t xml:space="preserve">VISUAL </w:t>
+      </w:r>
+      <w:r>
+        <w:rPr>
+          <w:b/>
+        </w:rPr>
+        <w:t>MECHANISM</w:t>
+      </w:r>
+    </w:p>
+    <w:p>
+      <w:pPr>
+        <w:spacing w:line="336" w:lineRule="auto" w:after="180"/>
+      </w:pPr>
+      <w:r>
+        <w:rPr>
+          <w:b/>
+        </w:rPr>
+        <w:t>Input</w:t>
+      </w:r>
+      <w:r>
+        <w:rPr>
+          <w:b w:val="0"/>
+        </w:rPr>
+        <w:t xml:space="preserve"> → </w:t>
+      </w:r>
+      <w:r>
+        <w:rPr>
+          <w:b/>
+        </w:rPr>
+        <w:t>Process</w:t>
+      </w:r>
+      <w:r>
+        <w:rPr>
+          <w:b w:val="0"/>
+        </w:rPr>
+        <w:t xml:space="preserve"> → </w:t>
+      </w:r>
+      <w:r>
+        <w:rPr>
+          <w:b/>
+        </w:rPr>
+        <w:t>Output</w:t>
+      </w:r>
+    </w:p>
+    <w:p>
+      <w:pPr>
+        <w:spacing w:line="336" w:lineRule="auto" w:after="180"/>
+      </w:pPr>
+      <w:r>
+        <w:rPr>
+          <w:b w:val="0"/>
+        </w:rPr>
         <w:t>Trace the information. At each stage, ask what changed and how you could test it.</w:t>
       </w:r>
     </w:p>
@@ -440,7 +788,13 @@
       </w:r>
     </w:p>
     <w:p>
-      <w:r>
+      <w:pPr>
+        <w:spacing w:line="336" w:lineRule="auto" w:after="180"/>
+      </w:pPr>
+      <w:r>
+        <w:rPr>
+          <w:b w:val="0"/>
+        </w:rPr>
         <w:t>↓</w:t>
       </w:r>
     </w:p>
@@ -481,7 +835,13 @@
       </w:r>
     </w:p>
     <w:p>
-      <w:r>
+      <w:pPr>
+        <w:spacing w:line="336" w:lineRule="auto" w:after="180"/>
+      </w:pPr>
+      <w:r>
+        <w:rPr>
+          <w:b w:val="0"/>
+        </w:rPr>
         <w:t>↓</w:t>
       </w:r>
     </w:p>
@@ -522,7 +882,13 @@
       </w:r>
     </w:p>
     <w:p>
-      <w:r>
+      <w:pPr>
+        <w:spacing w:line="336" w:lineRule="auto" w:after="180"/>
+      </w:pPr>
+      <w:r>
+        <w:rPr>
+          <w:b w:val="0"/>
+        </w:rPr>
         <w:t>Which stage could fail even when the other two are correct? Explain:</w:t>
       </w:r>
     </w:p>
@@ -568,7 +934,13 @@
       </w:r>
     </w:p>
     <w:p>
-      <w:r>
+      <w:pPr>
+        <w:spacing w:line="336" w:lineRule="auto" w:after="180"/>
+      </w:pPr>
+      <w:r>
+        <w:rPr>
+          <w:b w:val="0"/>
+        </w:rPr>
         <w:t>A supported response requires current matching approval and register records. Any retrieval or validation failure gives needs_review with null claims. The classroom implementation performs no booking or external action.</w:t>
       </w:r>
     </w:p>
@@ -665,8 +1037,49 @@
       </w:r>
     </w:p>
     <w:p>
-      <w:r>
-        <w:t>Before applying the procedure, write its units, denominator or decision boundary where relevant. A partner should be able to repeat each step using the same inputs. If a required input is absent or violates the stated contract, record that condition explicitly instead of quietly replacing it with a convenient value.</w:t>
+      <w:pPr>
+        <w:spacing w:line="336" w:lineRule="auto" w:after="180"/>
+      </w:pPr>
+      <w:r>
+        <w:rPr>
+          <w:b w:val="0"/>
+        </w:rPr>
+        <w:t xml:space="preserve">Before applying the procedure, write its units, denominator or decision boundary where relevant. A partner should be able to repeat each step using the same </w:t>
+      </w:r>
+      <w:r>
+        <w:rPr>
+          <w:b/>
+        </w:rPr>
+        <w:t>input</w:t>
+      </w:r>
+      <w:r>
+        <w:rPr>
+          <w:b w:val="0"/>
+        </w:rPr>
+        <w:t>s.</w:t>
+      </w:r>
+    </w:p>
+    <w:p>
+      <w:pPr>
+        <w:spacing w:line="336" w:lineRule="auto" w:after="180"/>
+      </w:pPr>
+      <w:r>
+        <w:rPr>
+          <w:b w:val="0"/>
+        </w:rPr>
+        <w:t xml:space="preserve">If a required </w:t>
+      </w:r>
+      <w:r>
+        <w:rPr>
+          <w:b/>
+        </w:rPr>
+        <w:t>input</w:t>
+      </w:r>
+      <w:r>
+        <w:rPr>
+          <w:b w:val="0"/>
+        </w:rPr>
+        <w:t xml:space="preserve"> is absent or violates the stated contract, record that condition explicitly instead of quietly replacing it with a convenient value.</w:t>
       </w:r>
     </w:p>
     <w:p>
@@ -678,8 +1091,26 @@
       </w:r>
     </w:p>
     <w:p>
-      <w:r>
-        <w:t>Point to the input, the deciding step and the result in this week’s visual. Explain the same step in ordinary words. A picture helps when you can say what each part represents.</w:t>
+      <w:pPr>
+        <w:spacing w:line="336" w:lineRule="auto" w:after="180"/>
+      </w:pPr>
+      <w:r>
+        <w:rPr>
+          <w:b w:val="0"/>
+        </w:rPr>
+        <w:t xml:space="preserve">Point to the </w:t>
+      </w:r>
+      <w:r>
+        <w:rPr>
+          <w:b/>
+        </w:rPr>
+        <w:t>input</w:t>
+      </w:r>
+      <w:r>
+        <w:rPr>
+          <w:b w:val="0"/>
+        </w:rPr>
+        <w:t>, the deciding step and the result in this week’s visual. Explain the same step in ordinary words. A picture helps when you can say what each part represents.</w:t>
       </w:r>
     </w:p>
     <w:p>
@@ -692,16 +1123,54 @@
     </w:p>
     <w:p>
       <w:r>
+        <w:t>Compare the supplied cases for Capstone Build. Identify the detail that changes the conclusion.</w:t>
+      </w:r>
+    </w:p>
+    <w:p>
+      <w:pPr>
+        <w:pStyle w:val="Heading3"/>
+      </w:pPr>
+      <w:r>
+        <w:t>The case to investigate</w:t>
+      </w:r>
+    </w:p>
+    <w:p>
+      <w:pPr>
+        <w:spacing w:line="336" w:lineRule="auto" w:after="180"/>
+        <w:shd w:fill="F1F6FC"/>
+      </w:pPr>
+      <w:r>
+        <w:rPr>
+          <w:b w:val="0"/>
+        </w:rPr>
         <w:t>CASE GALLERY</w:t>
       </w:r>
     </w:p>
     <w:p>
-      <w:r>
-        <w:t>Four Tests, Four Kinds of Evidence</w:t>
-      </w:r>
-    </w:p>
-    <w:p>
-      <w:r>
+      <w:pPr>
+        <w:spacing w:line="336" w:lineRule="auto" w:after="180"/>
+      </w:pPr>
+      <w:r>
+        <w:rPr>
+          <w:b w:val="0"/>
+        </w:rPr>
+        <w:t xml:space="preserve">Four Tests, Four Kinds of </w:t>
+      </w:r>
+      <w:r>
+        <w:rPr>
+          <w:b/>
+        </w:rPr>
+        <w:t>Evidence</w:t>
+      </w:r>
+    </w:p>
+    <w:p>
+      <w:pPr>
+        <w:spacing w:line="336" w:lineRule="auto" w:after="180"/>
+      </w:pPr>
+      <w:r>
+        <w:rPr>
+          <w:b w:val="0"/>
+        </w:rPr>
         <w:t>A system is not understood until it survives more than one comfortable example.</w:t>
       </w:r>
     </w:p>
@@ -778,8 +1247,47 @@
       </w:r>
     </w:p>
     <w:p>
-      <w:r>
-        <w:t>NORMAL CASE: predict and name evidence.     BOUNDARY CASE: predict and name evidence.</w:t>
+      <w:pPr>
+        <w:pStyle w:val="Heading3"/>
+      </w:pPr>
+      <w:r>
+        <w:t>The normal case</w:t>
+      </w:r>
+    </w:p>
+    <w:p>
+      <w:pPr>
+        <w:spacing w:line="336" w:lineRule="auto" w:after="180"/>
+        <w:shd w:fill="F1F6FC"/>
+      </w:pPr>
+      <w:r>
+        <w:rPr>
+          <w:b w:val="0"/>
+        </w:rPr>
+        <w:t xml:space="preserve">NORMAL CASE: predict and name </w:t>
+      </w:r>
+      <w:r>
+        <w:rPr>
+          <w:b/>
+        </w:rPr>
+        <w:t>evidence</w:t>
+      </w:r>
+      <w:r>
+        <w:rPr>
+          <w:b w:val="0"/>
+        </w:rPr>
+        <w:t xml:space="preserve">.     BOUNDARY CASE: predict and name </w:t>
+      </w:r>
+      <w:r>
+        <w:rPr>
+          <w:b/>
+        </w:rPr>
+        <w:t>evidence</w:t>
+      </w:r>
+      <w:r>
+        <w:rPr>
+          <w:b w:val="0"/>
+        </w:rPr>
+        <w:t>.</w:t>
       </w:r>
     </w:p>
     <w:p>
@@ -855,12 +1363,58 @@
       </w:r>
     </w:p>
     <w:p>
-      <w:r>
-        <w:t>MISSING INFORMATION: predict and name evidence.     TRANSFER CASE: predict and name evidence.</w:t>
-      </w:r>
-    </w:p>
-    <w:p>
-      <w:r>
+      <w:pPr>
+        <w:pStyle w:val="Heading3"/>
+      </w:pPr>
+      <w:r>
+        <w:t>Check missing information</w:t>
+      </w:r>
+    </w:p>
+    <w:p>
+      <w:pPr>
+        <w:spacing w:line="336" w:lineRule="auto" w:after="180"/>
+        <w:shd w:fill="FFF5E6"/>
+      </w:pPr>
+      <w:r>
+        <w:rPr>
+          <w:b w:val="0"/>
+        </w:rPr>
+        <w:t xml:space="preserve">MISSING INFORMATION: predict and name </w:t>
+      </w:r>
+      <w:r>
+        <w:rPr>
+          <w:b/>
+        </w:rPr>
+        <w:t>evidence</w:t>
+      </w:r>
+      <w:r>
+        <w:rPr>
+          <w:b w:val="0"/>
+        </w:rPr>
+        <w:t xml:space="preserve">.     TRANSFER CASE: predict and name </w:t>
+      </w:r>
+      <w:r>
+        <w:rPr>
+          <w:b/>
+        </w:rPr>
+        <w:t>evidence</w:t>
+      </w:r>
+      <w:r>
+        <w:rPr>
+          <w:b w:val="0"/>
+        </w:rPr>
+        <w:t>.</w:t>
+      </w:r>
+    </w:p>
+    <w:p>
+      <w:pPr>
+        <w:spacing w:line="336" w:lineRule="auto" w:after="180"/>
+        <w:shd w:fill="F5F1FB"/>
+      </w:pPr>
+      <w:r>
+        <w:rPr>
+          <w:b w:val="0"/>
+        </w:rPr>
         <w:t>Which case is most likely to reveal a hidden assumption? Why?</w:t>
       </w:r>
     </w:p>
@@ -906,17 +1460,68 @@
       </w:r>
     </w:p>
     <w:p>
-      <w:r>
+      <w:pPr>
+        <w:pStyle w:val="Heading3"/>
+      </w:pPr>
+      <w:r>
+        <w:t>Change one thing</w:t>
+      </w:r>
+    </w:p>
+    <w:p>
+      <w:pPr>
+        <w:spacing w:line="336" w:lineRule="auto" w:after="180"/>
+        <w:shd w:fill="F5F1FB"/>
+      </w:pPr>
+      <w:r>
+        <w:rPr>
+          <w:b w:val="0"/>
+        </w:rPr>
         <w:t>Change: E3 supplies losses of 1, 2 and 3 mL.</w:t>
       </w:r>
     </w:p>
     <w:p>
-      <w:r>
-        <w:t>Prediction: Report those individual losses, not “half” unless starting volumes are also available.</w:t>
-      </w:r>
-    </w:p>
-    <w:p>
-      <w:r>
+      <w:pPr>
+        <w:pStyle w:val="Heading3"/>
+      </w:pPr>
+      <w:r>
+        <w:t>Predicted result</w:t>
+      </w:r>
+    </w:p>
+    <w:p>
+      <w:pPr>
+        <w:spacing w:line="336" w:lineRule="auto" w:after="180"/>
+        <w:shd w:fill="F1F6FC"/>
+      </w:pPr>
+      <w:r>
+        <w:rPr>
+          <w:b/>
+        </w:rPr>
+        <w:t>Prediction</w:t>
+      </w:r>
+      <w:r>
+        <w:rPr>
+          <w:b w:val="0"/>
+        </w:rPr>
+        <w:t>: Report those individual losses, not “half” unless starting volumes are also available.</w:t>
+      </w:r>
+    </w:p>
+    <w:p>
+      <w:pPr>
+        <w:pStyle w:val="Heading3"/>
+      </w:pPr>
+      <w:r>
+        <w:t>Why the result follows</w:t>
+      </w:r>
+    </w:p>
+    <w:p>
+      <w:pPr>
+        <w:spacing w:line="336" w:lineRule="auto" w:after="180"/>
+        <w:shd w:fill="F1F6FC"/>
+      </w:pPr>
+      <w:r>
+        <w:rPr>
+          <w:b w:val="0"/>
+        </w:rPr>
         <w:t>Reason: Absolute losses alone do not establish each cup’s fractional loss.</w:t>
       </w:r>
     </w:p>
@@ -930,16 +1535,39 @@
     </w:p>
     <w:p>
       <w:r>
+        <w:t>Use the vocabulary of Capstone Build to explain a concrete decision, rather than only memorising definitions.</w:t>
+      </w:r>
+    </w:p>
+    <w:p>
+      <w:pPr>
+        <w:spacing w:line="336" w:lineRule="auto" w:after="180"/>
+      </w:pPr>
+      <w:r>
+        <w:rPr>
+          <w:b/>
+        </w:rPr>
         <w:t>VOCABULARY LAB</w:t>
       </w:r>
     </w:p>
     <w:p>
-      <w:r>
+      <w:pPr>
+        <w:spacing w:line="336" w:lineRule="auto" w:after="180"/>
+      </w:pPr>
+      <w:r>
+        <w:rPr>
+          <w:b w:val="0"/>
+        </w:rPr>
         <w:t>Words You Can Use to Reason</w:t>
       </w:r>
     </w:p>
     <w:p>
-      <w:r>
+      <w:pPr>
+        <w:spacing w:line="336" w:lineRule="auto" w:after="180"/>
+      </w:pPr>
+      <w:r>
+        <w:rPr>
+          <w:b w:val="0"/>
+        </w:rPr>
         <w:t>A definition matters when you can recognize the idea, use it, and contrast it with a near-miss.</w:t>
       </w:r>
     </w:p>
@@ -1374,17 +2002,58 @@
     </w:p>
     <w:p>
       <w:r>
-        <w:t>WORKED EVIDENCE</w:t>
-      </w:r>
-    </w:p>
-    <w:p>
-      <w:r>
+        <w:t>Follow the worked trace for Capstone Build, predict a step, then compare with its explanation.</w:t>
+      </w:r>
+    </w:p>
+    <w:p>
+      <w:pPr>
+        <w:spacing w:line="336" w:lineRule="auto" w:after="180"/>
+      </w:pPr>
+      <w:r>
+        <w:rPr>
+          <w:b/>
+        </w:rPr>
+        <w:t xml:space="preserve">WORKED </w:t>
+      </w:r>
+      <w:r>
+        <w:rPr>
+          <w:b/>
+        </w:rPr>
+        <w:t>EVIDENCE</w:t>
+      </w:r>
+    </w:p>
+    <w:p>
+      <w:pPr>
+        <w:spacing w:line="336" w:lineRule="auto" w:after="180"/>
+      </w:pPr>
+      <w:r>
+        <w:rPr>
+          <w:b w:val="0"/>
+        </w:rPr>
         <w:t>Reason Step by Step</w:t>
       </w:r>
     </w:p>
     <w:p>
-      <w:r>
-        <w:t>Predict first. Then check each step. A correct answer without visible reasoning is incomplete evidence.</w:t>
+      <w:pPr>
+        <w:spacing w:line="336" w:lineRule="auto" w:after="180"/>
+      </w:pPr>
+      <w:r>
+        <w:rPr>
+          <w:b w:val="0"/>
+        </w:rPr>
+        <w:t xml:space="preserve">Predict first. Then check each step. A correct answer without visible reasoning is incomplete </w:t>
+      </w:r>
+      <w:r>
+        <w:rPr>
+          <w:b/>
+        </w:rPr>
+        <w:t>evidence</w:t>
+      </w:r>
+      <w:r>
+        <w:rPr>
+          <w:b w:val="0"/>
+        </w:rPr>
+        <w:t>.</w:t>
       </w:r>
     </w:p>
     <w:p>
@@ -1424,27 +2093,73 @@
       </w:r>
     </w:p>
     <w:p>
-      <w:r>
+      <w:pPr>
+        <w:spacing w:line="336" w:lineRule="auto" w:after="180"/>
+        <w:shd w:fill="F4F9FC"/>
+      </w:pPr>
+      <w:r>
+        <w:rPr>
+          <w:b w:val="0"/>
+        </w:rPr>
         <w:t>1. Requirement R1: answer only from approved sources.</w:t>
       </w:r>
     </w:p>
     <w:p>
-      <w:r>
+      <w:pPr>
+        <w:spacing w:line="336" w:lineRule="auto" w:after="180"/>
+        <w:shd w:fill="F4F9FC"/>
+      </w:pPr>
+      <w:r>
+        <w:rPr>
+          <w:b w:val="0"/>
+        </w:rPr>
         <w:t>2. Feature: retriever plus source-bound prompt and citation field.</w:t>
       </w:r>
     </w:p>
     <w:p>
-      <w:r>
-        <w:t>3. Test E4 checks missing evidence triggers abstention.</w:t>
-      </w:r>
-    </w:p>
-    <w:p>
-      <w:r>
+      <w:pPr>
+        <w:spacing w:line="336" w:lineRule="auto" w:after="180"/>
+        <w:shd w:fill="F4F9FC"/>
+      </w:pPr>
+      <w:r>
+        <w:rPr>
+          <w:b w:val="0"/>
+        </w:rPr>
+        <w:t xml:space="preserve">3. Test E4 checks missing </w:t>
+      </w:r>
+      <w:r>
+        <w:rPr>
+          <w:b/>
+        </w:rPr>
+        <w:t>evidence</w:t>
+      </w:r>
+      <w:r>
+        <w:rPr>
+          <w:b w:val="0"/>
+        </w:rPr>
+        <w:t xml:space="preserve"> triggers abstention.</w:t>
+      </w:r>
+    </w:p>
+    <w:p>
+      <w:pPr>
+        <w:spacing w:line="336" w:lineRule="auto" w:after="180"/>
+        <w:shd w:fill="F4F9FC"/>
+      </w:pPr>
+      <w:r>
+        <w:rPr>
+          <w:b w:val="0"/>
+        </w:rPr>
         <w:t>4. Build one complete path before adding optional interfaces or media.</w:t>
       </w:r>
     </w:p>
     <w:p>
-      <w:r>
+      <w:pPr>
+        <w:spacing w:line="336" w:lineRule="auto" w:after="180"/>
+      </w:pPr>
+      <w:r>
+        <w:rPr>
+          <w:b w:val="0"/>
+        </w:rPr>
         <w:t>Recalculate, retrace, or restate the reasoning in your own representation:</w:t>
       </w:r>
     </w:p>
@@ -1482,8 +2197,27 @@
       </w:r>
     </w:p>
     <w:p>
-      <w:r>
-        <w:t>CHECK  Did the evidence answer the exact question? Did the total, path, or source record stay consistent?</w:t>
+      <w:pPr>
+        <w:spacing w:line="336" w:lineRule="auto" w:after="180"/>
+        <w:shd w:fill="F5F1FB"/>
+      </w:pPr>
+      <w:r>
+        <w:rPr>
+          <w:b w:val="0"/>
+        </w:rPr>
+        <w:t xml:space="preserve">CHECK  Did the </w:t>
+      </w:r>
+      <w:r>
+        <w:rPr>
+          <w:b/>
+        </w:rPr>
+        <w:t>evidence</w:t>
+      </w:r>
+      <w:r>
+        <w:rPr>
+          <w:b w:val="0"/>
+        </w:rPr>
+        <w:t xml:space="preserve"> answer the exact question? Did the total, path, or source record stay consistent?</w:t>
       </w:r>
     </w:p>
     <w:p>
@@ -1495,30 +2229,111 @@
       </w:r>
     </w:p>
     <w:p>
-      <w:r>
+      <w:pPr>
+        <w:spacing w:line="336" w:lineRule="auto" w:after="180"/>
+      </w:pPr>
+      <w:r>
+        <w:rPr>
+          <w:b w:val="0"/>
+        </w:rPr>
         <w:t>Request room B; retrieved approval names B but register names C. Draft gives capacity 10 from C.</w:t>
       </w:r>
     </w:p>
     <w:p>
-      <w:r>
+      <w:pPr>
+        <w:spacing w:line="336" w:lineRule="auto" w:after="180"/>
+      </w:pPr>
+      <w:r>
+        <w:rPr>
+          <w:b w:val="0"/>
+        </w:rPr>
         <w:t>Same-room support fails before or during semantic validation. Return needs_review with null claims; the draft capacity is unsupported for B.</w:t>
       </w:r>
     </w:p>
     <w:p>
-      <w:r>
-        <w:t>Compare the intermediate evidence with the final statement. Explain why each number or decision follows from the stated inputs. The conclusion belongs to this scenario and procedure; changing the inputs, evaluation population or authority can change what it establishes. Retain the raw record so a later revision can be compared honestly.</w:t>
-      </w:r>
-    </w:p>
-    <w:p>
       <w:pPr>
         <w:pStyle w:val="Heading3"/>
       </w:pPr>
       <w:r>
+        <w:t>Worked explanation · Capstone Build</w:t>
+      </w:r>
+    </w:p>
+    <w:p>
+      <w:pPr>
+        <w:spacing w:line="336" w:lineRule="auto" w:after="180"/>
+        <w:shd w:fill="F1F6FC"/>
+      </w:pPr>
+      <w:r>
+        <w:rPr>
+          <w:b w:val="0"/>
+        </w:rPr>
+        <w:t xml:space="preserve">Compare the intermediate </w:t>
+      </w:r>
+      <w:r>
+        <w:rPr>
+          <w:b/>
+        </w:rPr>
+        <w:t>evidence</w:t>
+      </w:r>
+      <w:r>
+        <w:rPr>
+          <w:b w:val="0"/>
+        </w:rPr>
+        <w:t xml:space="preserve"> with the final statement. Explain why each number or decision follows from the stated </w:t>
+      </w:r>
+      <w:r>
+        <w:rPr>
+          <w:b/>
+        </w:rPr>
+        <w:t>input</w:t>
+      </w:r>
+      <w:r>
+        <w:rPr>
+          <w:b w:val="0"/>
+        </w:rPr>
+        <w:t>s.</w:t>
+      </w:r>
+    </w:p>
+    <w:p>
+      <w:pPr>
+        <w:spacing w:line="336" w:lineRule="auto" w:after="180"/>
+        <w:shd w:fill="F1F6FC"/>
+      </w:pPr>
+      <w:r>
+        <w:rPr>
+          <w:b w:val="0"/>
+        </w:rPr>
+        <w:t xml:space="preserve">The conclusion belongs to this scenario and procedure; changing the </w:t>
+      </w:r>
+      <w:r>
+        <w:rPr>
+          <w:b/>
+        </w:rPr>
+        <w:t>input</w:t>
+      </w:r>
+      <w:r>
+        <w:rPr>
+          <w:b w:val="0"/>
+        </w:rPr>
+        <w:t>s, evaluation population or authority can change what it establishes. Retain the raw record so a later revision can be compared honestly.</w:t>
+      </w:r>
+    </w:p>
+    <w:p>
+      <w:pPr>
+        <w:pStyle w:val="Heading3"/>
+      </w:pPr>
+      <w:r>
         <w:t>Learn from the worked case</w:t>
       </w:r>
     </w:p>
     <w:p>
-      <w:r>
+      <w:pPr>
+        <w:spacing w:line="336" w:lineRule="auto" w:after="180"/>
+      </w:pPr>
+      <w:r>
+        <w:rPr>
+          <w:b w:val="0"/>
+        </w:rPr>
         <w:t>Cover the result before checking it. Say what is given, choose the procedure, and follow one step at a time. Then uncover the result and explain your first mismatch. Ask why a step is allowed, not only what number it produces.</w:t>
       </w:r>
     </w:p>
@@ -1531,7 +2346,13 @@
       </w:r>
     </w:p>
     <w:p>
-      <w:r>
+      <w:pPr>
+        <w:spacing w:line="336" w:lineRule="auto" w:after="180"/>
+      </w:pPr>
+      <w:r>
+        <w:rPr>
+          <w:b w:val="0"/>
+        </w:rPr>
         <w:t>Build a claim checker for a draft summary of a fictional class investigation.</w:t>
       </w:r>
     </w:p>
@@ -1544,13 +2365,55 @@
       </w:r>
     </w:p>
     <w:p>
-      <w:r>
+      <w:pPr>
+        <w:pStyle w:val="Heading3"/>
+      </w:pPr>
+      <w:r>
+        <w:t>Supplied facts</w:t>
+      </w:r>
+    </w:p>
+    <w:p>
+      <w:pPr>
+        <w:spacing w:line="336" w:lineRule="auto" w:after="180"/>
+        <w:shd w:fill="F1F6FC"/>
+      </w:pPr>
+      <w:r>
+        <w:rPr>
+          <w:b w:val="0"/>
+        </w:rPr>
         <w:t>Approved record E2: three cups were observed for four days. No measured water loss is provided. Draft says “three cups were observed for four days and all lost half their water”.</w:t>
       </w:r>
     </w:p>
     <w:p>
-      <w:r>
-        <w:t>All inputs and outcomes in this worked example are invented classroom data; no real model run is claimed.</w:t>
+      <w:pPr>
+        <w:pStyle w:val="Heading3"/>
+      </w:pPr>
+      <w:r>
+        <w:t>Supplied facts</w:t>
+      </w:r>
+    </w:p>
+    <w:p>
+      <w:pPr>
+        <w:spacing w:line="336" w:lineRule="auto" w:after="180"/>
+        <w:shd w:fill="F1F6FC"/>
+      </w:pPr>
+      <w:r>
+        <w:rPr>
+          <w:b w:val="0"/>
+        </w:rPr>
+        <w:t xml:space="preserve">All </w:t>
+      </w:r>
+      <w:r>
+        <w:rPr>
+          <w:b/>
+        </w:rPr>
+        <w:t>input</w:t>
+      </w:r>
+      <w:r>
+        <w:rPr>
+          <w:b w:val="0"/>
+        </w:rPr>
+        <w:t>s and outcomes in this worked example are invented classroom data; no real model run is claimed.</w:t>
       </w:r>
     </w:p>
     <w:p>
@@ -1713,30 +2576,138 @@
       </w:r>
     </w:p>
     <w:p>
-      <w:r>
-        <w:t>Read the picture in order. Retain the supported procedure facts; state that water-loss results were not supplied. The arrows show which recorded input or intermediate result each decision uses. Explain the deciding step aloud before checking the changed case; pointing to the final answer alone does not show how it follows.</w:t>
-      </w:r>
-    </w:p>
-    <w:p>
       <w:pPr>
         <w:pStyle w:val="Heading3"/>
       </w:pPr>
       <w:r>
+        <w:t>Why the result follows</w:t>
+      </w:r>
+    </w:p>
+    <w:p>
+      <w:pPr>
+        <w:spacing w:line="336" w:lineRule="auto" w:after="180"/>
+        <w:shd w:fill="F1F6FC"/>
+      </w:pPr>
+      <w:r>
+        <w:rPr>
+          <w:b w:val="0"/>
+        </w:rPr>
+        <w:t xml:space="preserve">Read the picture in order. Retain the supported procedure facts; state that water-loss results were not supplied. The arrows show which recorded </w:t>
+      </w:r>
+      <w:r>
+        <w:rPr>
+          <w:b/>
+        </w:rPr>
+        <w:t>input</w:t>
+      </w:r>
+      <w:r>
+        <w:rPr>
+          <w:b w:val="0"/>
+        </w:rPr>
+        <w:t xml:space="preserve"> or intermediate result each decision uses.</w:t>
+      </w:r>
+    </w:p>
+    <w:p>
+      <w:pPr>
+        <w:spacing w:line="336" w:lineRule="auto" w:after="180"/>
+        <w:shd w:fill="F1F6FC"/>
+      </w:pPr>
+      <w:r>
+        <w:rPr>
+          <w:b w:val="0"/>
+        </w:rPr>
+        <w:t>Explain the deciding step aloud before checking the changed case; pointing to the final answer alone does not show how it follows.</w:t>
+      </w:r>
+    </w:p>
+    <w:p>
+      <w:pPr>
+        <w:pStyle w:val="Heading3"/>
+      </w:pPr>
+      <w:r>
         <w:t>What this example does not establish</w:t>
       </w:r>
     </w:p>
     <w:p>
-      <w:r>
-        <w:t>The examples are invented observations; no real classroom investigation or model run is claimed.</w:t>
-      </w:r>
-    </w:p>
-    <w:p>
-      <w:r>
-        <w:t>Read the labelled picture: What additional numbers would a half-water claim require? Point to the relevant step in the picture, then write the changed result and the rule or evidence that supports it.</w:t>
-      </w:r>
-    </w:p>
-    <w:p>
-      <w:r>
+      <w:pPr>
+        <w:pStyle w:val="Heading3"/>
+      </w:pPr>
+      <w:r>
+        <w:t>Keep the stated limit</w:t>
+      </w:r>
+    </w:p>
+    <w:p>
+      <w:pPr>
+        <w:spacing w:line="336" w:lineRule="auto" w:after="180"/>
+        <w:shd w:fill="FFF5E6"/>
+      </w:pPr>
+      <w:r>
+        <w:rPr>
+          <w:b w:val="0"/>
+        </w:rPr>
+        <w:t xml:space="preserve">The examples are invented </w:t>
+      </w:r>
+      <w:r>
+        <w:rPr>
+          <w:b/>
+        </w:rPr>
+        <w:t>observation</w:t>
+      </w:r>
+      <w:r>
+        <w:rPr>
+          <w:b w:val="0"/>
+        </w:rPr>
+        <w:t>s; no real classroom investigation or model run is claimed.</w:t>
+      </w:r>
+    </w:p>
+    <w:p>
+      <w:pPr>
+        <w:pStyle w:val="Heading3"/>
+      </w:pPr>
+      <w:r>
+        <w:t>Keep the stated limit</w:t>
+      </w:r>
+    </w:p>
+    <w:p>
+      <w:pPr>
+        <w:spacing w:line="336" w:lineRule="auto" w:after="180"/>
+        <w:shd w:fill="FFF5E6"/>
+      </w:pPr>
+      <w:r>
+        <w:rPr>
+          <w:b w:val="0"/>
+        </w:rPr>
+        <w:t xml:space="preserve">Read the labelled picture: What additional numbers would a half-water claim require? Point to the relevant step in the picture, then write the changed result and the rule or </w:t>
+      </w:r>
+      <w:r>
+        <w:rPr>
+          <w:b/>
+        </w:rPr>
+        <w:t>evidence</w:t>
+      </w:r>
+      <w:r>
+        <w:rPr>
+          <w:b w:val="0"/>
+        </w:rPr>
+        <w:t xml:space="preserve"> that supports it.</w:t>
+      </w:r>
+    </w:p>
+    <w:p>
+      <w:pPr>
+        <w:pStyle w:val="Heading3"/>
+      </w:pPr>
+      <w:r>
+        <w:t>Keep the stated limit</w:t>
+      </w:r>
+    </w:p>
+    <w:p>
+      <w:pPr>
+        <w:spacing w:line="336" w:lineRule="auto" w:after="180"/>
+        <w:shd w:fill="FFF5E6"/>
+      </w:pPr>
+      <w:r>
+        <w:rPr>
+          <w:b w:val="0"/>
+        </w:rPr>
         <w:t>Change one thing: E3 supplies losses of 1, 2 and 3 mL. Predict the result before checking the explanation. What remains the same?</w:t>
       </w:r>
     </w:p>
@@ -1750,17 +2721,61 @@
     </w:p>
     <w:p>
       <w:r>
+        <w:t>Find the unsupported step in the Capstone Build claim and explain a repair using the supplied evidence.</w:t>
+      </w:r>
+    </w:p>
+    <w:p>
+      <w:pPr>
+        <w:pStyle w:val="Heading3"/>
+      </w:pPr>
+      <w:r>
+        <w:t>Find the first error</w:t>
+      </w:r>
+    </w:p>
+    <w:p>
+      <w:pPr>
+        <w:spacing w:line="336" w:lineRule="auto" w:after="180"/>
+        <w:shd w:fill="FFF5E6"/>
+      </w:pPr>
+      <w:r>
+        <w:rPr>
+          <w:b w:val="0"/>
+        </w:rPr>
         <w:t>ERROR DETECTIVE</w:t>
       </w:r>
     </w:p>
     <w:p>
-      <w:r>
+      <w:pPr>
+        <w:spacing w:line="336" w:lineRule="auto" w:after="180"/>
+      </w:pPr>
+      <w:r>
+        <w:rPr>
+          <w:b w:val="0"/>
+        </w:rPr>
         <w:t>Compare → Diagnose → Repair</w:t>
       </w:r>
     </w:p>
     <w:p>
-      <w:r>
-        <w:t>Do not patch the answer. Find the earliest unsupported assumption, wrong step, or weak evidence.</w:t>
+      <w:pPr>
+        <w:spacing w:line="336" w:lineRule="auto" w:after="180"/>
+      </w:pPr>
+      <w:r>
+        <w:rPr>
+          <w:b w:val="0"/>
+        </w:rPr>
+        <w:t xml:space="preserve">Do not patch the answer. Find the earliest unsupported assumption, wrong step, or weak </w:t>
+      </w:r>
+      <w:r>
+        <w:rPr>
+          <w:b/>
+        </w:rPr>
+        <w:t>evidence</w:t>
+      </w:r>
+      <w:r>
+        <w:rPr>
+          <w:b w:val="0"/>
+        </w:rPr>
+        <w:t>.</w:t>
       </w:r>
     </w:p>
     <w:p>
@@ -2010,7 +3025,14 @@
       </w:tr>
     </w:tbl>
     <w:p>
-      <w:r>
+      <w:pPr>
+        <w:spacing w:line="336" w:lineRule="auto" w:after="180"/>
+        <w:shd w:fill="F5F1FB"/>
+      </w:pPr>
+      <w:r>
+        <w:rPr>
+          <w:b w:val="0"/>
+        </w:rPr>
         <w:t>Repair one cause. Why is this repair better than changing several things?</w:t>
       </w:r>
     </w:p>
@@ -2056,15 +3078,42 @@
       </w:r>
     </w:p>
     <w:p>
-      <w:r>
-        <w:t>Complete the supported workbook tasks before attempting W4 independently. Record any hints or help used. After feedback, use the teacher's fresh retry rather than copying the earlier answer. For a project, select a relevant new case, predict the outcome from the declared rule and preserve the result alongside any revision.</w:t>
-      </w:r>
-    </w:p>
-    <w:p>
       <w:pPr>
         <w:pStyle w:val="Heading3"/>
       </w:pPr>
       <w:r>
+        <w:t>Check the claim against the facts</w:t>
+      </w:r>
+    </w:p>
+    <w:p>
+      <w:pPr>
+        <w:spacing w:line="336" w:lineRule="auto" w:after="180"/>
+        <w:shd w:fill="FFF5E6"/>
+      </w:pPr>
+      <w:r>
+        <w:rPr>
+          <w:b w:val="0"/>
+        </w:rPr>
+        <w:t>Complete the supported workbook tasks before attempting W4 independently. Record any hints or help used. After feedback, use the teacher's fresh retry rather than copying the earlier answer.</w:t>
+      </w:r>
+    </w:p>
+    <w:p>
+      <w:pPr>
+        <w:spacing w:line="336" w:lineRule="auto" w:after="180"/>
+        <w:shd w:fill="FFF5E6"/>
+      </w:pPr>
+      <w:r>
+        <w:rPr>
+          <w:b w:val="0"/>
+        </w:rPr>
+        <w:t>For a project, select a relevant new case, predict the outcome from the declared rule and preserve the result alongside any revision.</w:t>
+      </w:r>
+    </w:p>
+    <w:p>
+      <w:pPr>
+        <w:pStyle w:val="Heading3"/>
+      </w:pPr>
+      <w:r>
         <w:t>Exit: propose one revealing change to the worked scenario. State the expected outcome and the evidence that would make you revise your explanation.</w:t>
       </w:r>
     </w:p>
@@ -2103,16 +3152,39 @@
     </w:p>
     <w:p>
       <w:r>
+        <w:t>Practise Capstone Build with support, then explain the deciding step in your own words.</w:t>
+      </w:r>
+    </w:p>
+    <w:p>
+      <w:pPr>
+        <w:spacing w:line="336" w:lineRule="auto" w:after="180"/>
+      </w:pPr>
+      <w:r>
+        <w:rPr>
+          <w:b/>
+        </w:rPr>
         <w:t>LOGIC STUDIO</w:t>
       </w:r>
     </w:p>
     <w:p>
-      <w:r>
+      <w:pPr>
+        <w:spacing w:line="336" w:lineRule="auto" w:after="180"/>
+      </w:pPr>
+      <w:r>
+        <w:rPr>
+          <w:b w:val="0"/>
+        </w:rPr>
         <w:t>Specify Before You Run</w:t>
       </w:r>
     </w:p>
     <w:p>
-      <w:r>
+      <w:pPr>
+        <w:spacing w:line="336" w:lineRule="auto" w:after="180"/>
+      </w:pPr>
+      <w:r>
+        <w:rPr>
+          <w:b w:val="0"/>
+        </w:rPr>
         <w:t>Prompts, schemas, retrieval, tool calls, and code are inspectable parts of one AI product.</w:t>
       </w:r>
     </w:p>
@@ -2153,8 +3225,26 @@
       </w:r>
     </w:p>
     <w:p>
-      <w:r>
-        <w:t>SET task, audience, constraints, output_schema</w:t>
+      <w:pPr>
+        <w:spacing w:line="336" w:lineRule="auto" w:after="180"/>
+      </w:pPr>
+      <w:r>
+        <w:rPr>
+          <w:b w:val="0"/>
+        </w:rPr>
+        <w:t xml:space="preserve">SET task, audience, constraints, </w:t>
+      </w:r>
+      <w:r>
+        <w:rPr>
+          <w:b/>
+        </w:rPr>
+        <w:t>output</w:t>
+      </w:r>
+      <w:r>
+        <w:rPr>
+          <w:b w:val="0"/>
+        </w:rPr>
+        <w:t>_schema</w:t>
         <w:br/>
         <w:t>LOAD approved_context or retrieval_result</w:t>
         <w:br/>
@@ -2162,14 +3252,57 @@
         <w:br/>
         <w:t>VALIDATE fields, claims, citations, and safety</w:t>
         <w:br/>
-        <w:t>IF evidence missing: ask, retrieve, or abstain</w:t>
+        <w:t xml:space="preserve">IF </w:t>
+      </w:r>
+      <w:r>
+        <w:rPr>
+          <w:b/>
+        </w:rPr>
+        <w:t>evidence</w:t>
+      </w:r>
+      <w:r>
+        <w:rPr>
+          <w:b w:val="0"/>
+        </w:rPr>
+        <w:t xml:space="preserve"> missing: ask, retrieve, or abstain</w:t>
         <w:br/>
-        <w:t>RETURN useful output + source trail + limitations</w:t>
-      </w:r>
-    </w:p>
-    <w:p>
-      <w:r>
-        <w:t>Trace one input. Which line changes the state or chooses a path?</w:t>
+        <w:t xml:space="preserve">RETURN useful </w:t>
+      </w:r>
+      <w:r>
+        <w:rPr>
+          <w:b/>
+        </w:rPr>
+        <w:t>output</w:t>
+      </w:r>
+      <w:r>
+        <w:rPr>
+          <w:b w:val="0"/>
+        </w:rPr>
+        <w:t xml:space="preserve"> + source trail + limitations</w:t>
+      </w:r>
+    </w:p>
+    <w:p>
+      <w:pPr>
+        <w:spacing w:line="336" w:lineRule="auto" w:after="180"/>
+        <w:shd w:fill="F5F1FB"/>
+      </w:pPr>
+      <w:r>
+        <w:rPr>
+          <w:b w:val="0"/>
+        </w:rPr>
+        <w:t xml:space="preserve">Trace one </w:t>
+      </w:r>
+      <w:r>
+        <w:rPr>
+          <w:b/>
+        </w:rPr>
+        <w:t>input</w:t>
+      </w:r>
+      <w:r>
+        <w:rPr>
+          <w:b w:val="0"/>
+        </w:rPr>
+        <w:t>. Which line changes the state or chooses a path?</w:t>
       </w:r>
     </w:p>
     <w:p>
@@ -2214,13 +3347,48 @@
       </w:r>
     </w:p>
     <w:p>
-      <w:r>
+      <w:pPr>
+        <w:spacing w:line="336" w:lineRule="auto" w:after="180"/>
+      </w:pPr>
+      <w:r>
+        <w:rPr>
+          <w:b w:val="0"/>
+        </w:rPr>
         <w:t>A correct happy path does not establish fallback, access control or side-effect safety.</w:t>
       </w:r>
     </w:p>
     <w:p>
-      <w:r>
-        <w:t>A useful check asks what would make the reasoning fail. Distinguish a failure to execute the declared procedure from a weakness in the procedure itself. The first may require a correction; the second requires an explicitly revised method and new evidence. Preserve unsuccessful cases so an improved result cannot hide the original problem.</w:t>
+      <w:pPr>
+        <w:spacing w:line="336" w:lineRule="auto" w:after="180"/>
+      </w:pPr>
+      <w:r>
+        <w:rPr>
+          <w:b w:val="0"/>
+        </w:rPr>
+        <w:t>A useful check asks what would make the reasoning fail. Distinguish a failure to execute the declared procedure from a weakness in the procedure itself.</w:t>
+      </w:r>
+    </w:p>
+    <w:p>
+      <w:pPr>
+        <w:spacing w:line="336" w:lineRule="auto" w:after="180"/>
+      </w:pPr>
+      <w:r>
+        <w:rPr>
+          <w:b w:val="0"/>
+        </w:rPr>
+        <w:t xml:space="preserve">The first may require a correction; the second requires an explicitly revised method and new </w:t>
+      </w:r>
+      <w:r>
+        <w:rPr>
+          <w:b/>
+        </w:rPr>
+        <w:t>evidence</w:t>
+      </w:r>
+      <w:r>
+        <w:rPr>
+          <w:b w:val="0"/>
+        </w:rPr>
+        <w:t>. Preserve unsuccessful cases so an improved result cannot hide the original problem.</w:t>
       </w:r>
     </w:p>
     <w:p>
@@ -2265,8 +3433,26 @@
       </w:r>
     </w:p>
     <w:p>
-      <w:r>
-        <w:t>Use workbook W2 for the connected example “Capstone grounded assistant”. First fill the input and rule boxes. Try the middle steps before asking for a hint. After a hint, try the next step yourself.</w:t>
+      <w:pPr>
+        <w:spacing w:line="336" w:lineRule="auto" w:after="180"/>
+      </w:pPr>
+      <w:r>
+        <w:rPr>
+          <w:b w:val="0"/>
+        </w:rPr>
+        <w:t xml:space="preserve">Use workbook W2 for the connected example “Capstone grounded assistant”. First fill the </w:t>
+      </w:r>
+      <w:r>
+        <w:rPr>
+          <w:b/>
+        </w:rPr>
+        <w:t>input</w:t>
+      </w:r>
+      <w:r>
+        <w:rPr>
+          <w:b w:val="0"/>
+        </w:rPr>
+        <w:t xml:space="preserve"> and rule boxes. Try the middle steps before asking for a hint. After a hint, try the next step yourself.</w:t>
       </w:r>
     </w:p>
     <w:tbl>
@@ -2349,7 +3535,13 @@
       </w:tr>
     </w:tbl>
     <w:p>
-      <w:r>
+      <w:pPr>
+        <w:spacing w:line="336" w:lineRule="auto" w:after="180"/>
+      </w:pPr>
+      <w:r>
+        <w:rPr>
+          <w:b w:val="0"/>
+        </w:rPr>
         <w:t>Explain your trace to a partner. Your partner points to one step to check. Swap roles on the next case. Each person writes their own explanation.</w:t>
       </w:r>
     </w:p>
@@ -2362,12 +3554,35 @@
       </w:r>
     </w:p>
     <w:p>
-      <w:r>
-        <w:t>Use the worked case for Capstone grounded assistant. Proposed explanation: “The worked result establishes every future case”. Decide whether this explanation is supported. Point to the step or supplied fact that decides; explain your repair if needed.</w:t>
-      </w:r>
-    </w:p>
-    <w:p>
-      <w:r>
+      <w:pPr>
+        <w:spacing w:line="336" w:lineRule="auto" w:after="180"/>
+      </w:pPr>
+      <w:r>
+        <w:rPr>
+          <w:b w:val="0"/>
+        </w:rPr>
+        <w:t>Use the worked case for Capstone grounded assistant. Proposed explanation: “The worked result establishes every future case”. Decide whether this explanation is supported.</w:t>
+      </w:r>
+    </w:p>
+    <w:p>
+      <w:pPr>
+        <w:spacing w:line="336" w:lineRule="auto" w:after="180"/>
+      </w:pPr>
+      <w:r>
+        <w:rPr>
+          <w:b w:val="0"/>
+        </w:rPr>
+        <w:t>Point to the step or supplied fact that decides; explain your repair if needed.</w:t>
+      </w:r>
+    </w:p>
+    <w:p>
+      <w:pPr>
+        <w:spacing w:line="336" w:lineRule="auto" w:after="180"/>
+      </w:pPr>
+      <w:r>
+        <w:rPr>
+          <w:b w:val="0"/>
+        </w:rPr>
         <w:t>Answer on your own before discussion. If you are unsure, say which step you need help with.</w:t>
       </w:r>
     </w:p>
@@ -2380,8 +3595,26 @@
       </w:r>
     </w:p>
     <w:p>
-      <w:r>
-        <w:t>What additional numbers would a half-water claim require? Point to the relevant step in the picture, then write the changed result and the rule or evidence that supports it.</w:t>
+      <w:pPr>
+        <w:spacing w:line="336" w:lineRule="auto" w:after="180"/>
+      </w:pPr>
+      <w:r>
+        <w:rPr>
+          <w:b w:val="0"/>
+        </w:rPr>
+        <w:t xml:space="preserve">What additional numbers would a half-water claim require? Point to the relevant step in the picture, then write the changed result and the rule or </w:t>
+      </w:r>
+      <w:r>
+        <w:rPr>
+          <w:b/>
+        </w:rPr>
+        <w:t>evidence</w:t>
+      </w:r>
+      <w:r>
+        <w:rPr>
+          <w:b w:val="0"/>
+        </w:rPr>
+        <w:t xml:space="preserve"> that supports it.</w:t>
       </w:r>
     </w:p>
     <w:p>
@@ -2413,7 +3646,13 @@
       </w:r>
     </w:p>
     <w:p>
-      <w:r>
+      <w:pPr>
+        <w:spacing w:line="336" w:lineRule="auto" w:after="180"/>
+      </w:pPr>
+      <w:r>
+        <w:rPr>
+          <w:b w:val="0"/>
+        </w:rPr>
         <w:t>This is supported practice. Keep the separately named independent case for an attempt before feedback.</w:t>
       </w:r>
     </w:p>
@@ -2427,16 +3666,45 @@
     </w:p>
     <w:p>
       <w:r>
-        <w:t>EVIDENCE LAB</w:t>
-      </w:r>
-    </w:p>
-    <w:p>
-      <w:r>
+        <w:t>Investigate Capstone Build. Record the prediction, actual observation or labelled paper trace, explanation and next test separately.</w:t>
+      </w:r>
+    </w:p>
+    <w:p>
+      <w:pPr>
+        <w:spacing w:line="336" w:lineRule="auto" w:after="180"/>
+      </w:pPr>
+      <w:r>
+        <w:rPr>
+          <w:b/>
+        </w:rPr>
+        <w:t>EVIDENCE</w:t>
+      </w:r>
+      <w:r>
+        <w:rPr>
+          <w:b/>
+        </w:rPr>
+        <w:t xml:space="preserve"> LAB</w:t>
+      </w:r>
+    </w:p>
+    <w:p>
+      <w:pPr>
+        <w:spacing w:line="336" w:lineRule="auto" w:after="180"/>
+      </w:pPr>
+      <w:r>
+        <w:rPr>
+          <w:b w:val="0"/>
+        </w:rPr>
         <w:t>Predict → Test → Record → Explain</w:t>
       </w:r>
     </w:p>
     <w:p>
-      <w:r>
+      <w:pPr>
+        <w:spacing w:line="336" w:lineRule="auto" w:after="180"/>
+      </w:pPr>
+      <w:r>
+        <w:rPr>
+          <w:b w:val="0"/>
+        </w:rPr>
         <w:t>Keep expected and actual results separate. Surprises are useful data when recorded honestly.</w:t>
       </w:r>
     </w:p>
@@ -2477,8 +3745,26 @@
       </w:r>
     </w:p>
     <w:p>
-      <w:r>
-        <w:t>Build the minimum flow, label components, link each to a requirement and test, then run a smoke test after every integration.</w:t>
+      <w:pPr>
+        <w:spacing w:line="336" w:lineRule="auto" w:after="180"/>
+      </w:pPr>
+      <w:r>
+        <w:rPr>
+          <w:b w:val="0"/>
+        </w:rPr>
+        <w:t xml:space="preserve">Build the minimum flow, label components, link each to a requirement and test, then run a smoke test after every </w:t>
+      </w:r>
+      <w:r>
+        <w:rPr>
+          <w:b/>
+        </w:rPr>
+        <w:t>integration</w:t>
+      </w:r>
+      <w:r>
+        <w:rPr>
+          <w:b w:val="0"/>
+        </w:rPr>
+        <w:t>.</w:t>
       </w:r>
     </w:p>
     <w:tbl>
@@ -2727,7 +4013,14 @@
       </w:tr>
     </w:tbl>
     <w:p>
-      <w:r>
+      <w:pPr>
+        <w:spacing w:line="336" w:lineRule="auto" w:after="180"/>
+        <w:shd w:fill="F5F1FB"/>
+      </w:pPr>
+      <w:r>
+        <w:rPr>
+          <w:b w:val="0"/>
+        </w:rPr>
         <w:t>What did the hardest test teach you that the normal test did not?</w:t>
       </w:r>
     </w:p>
@@ -2773,7 +4066,13 @@
       </w:r>
     </w:p>
     <w:p>
-      <w:r>
+      <w:pPr>
+        <w:spacing w:line="336" w:lineRule="auto" w:after="180"/>
+      </w:pPr>
+      <w:r>
+        <w:rPr>
+          <w:b w:val="0"/>
+        </w:rPr>
         <w:t>Before trying: what do I expect, and why? While trying: which step could first go wrong? Afterwards: what did I actually observe, and what should change? Keep “not run” if you only traced the procedure.</w:t>
       </w:r>
     </w:p>
@@ -2787,17 +4086,52 @@
     </w:p>
     <w:p>
       <w:r>
+        <w:t>Move from recall to tracing, diagnosis and transfer in Capstone Build. Explain why each step is justified.</w:t>
+      </w:r>
+    </w:p>
+    <w:p>
+      <w:pPr>
+        <w:spacing w:line="336" w:lineRule="auto" w:after="180"/>
+      </w:pPr>
+      <w:r>
+        <w:rPr>
+          <w:b/>
+        </w:rPr>
         <w:t>MASTERY</w:t>
       </w:r>
     </w:p>
     <w:p>
-      <w:r>
+      <w:pPr>
+        <w:spacing w:line="336" w:lineRule="auto" w:after="180"/>
+      </w:pPr>
+      <w:r>
+        <w:rPr>
+          <w:b w:val="0"/>
+        </w:rPr>
         <w:t>From Knowing the Word to Owning the Idea</w:t>
       </w:r>
     </w:p>
     <w:p>
-      <w:r>
-        <w:t>Move upward only when you can produce evidence without copying the worked example.</w:t>
+      <w:pPr>
+        <w:spacing w:line="336" w:lineRule="auto" w:after="180"/>
+      </w:pPr>
+      <w:r>
+        <w:rPr>
+          <w:b w:val="0"/>
+        </w:rPr>
+        <w:t xml:space="preserve">Move upward only when you can produce </w:t>
+      </w:r>
+      <w:r>
+        <w:rPr>
+          <w:b/>
+        </w:rPr>
+        <w:t>evidence</w:t>
+      </w:r>
+      <w:r>
+        <w:rPr>
+          <w:b w:val="0"/>
+        </w:rPr>
+        <w:t xml:space="preserve"> without copying the worked example.</w:t>
       </w:r>
     </w:p>
     <w:p>
@@ -2837,33 +4171,93 @@
       </w:r>
     </w:p>
     <w:p>
-      <w:r>
+      <w:pPr>
+        <w:spacing w:line="336" w:lineRule="auto" w:after="180"/>
+      </w:pPr>
+      <w:r>
+        <w:rPr>
+          <w:b w:val="0"/>
+        </w:rPr>
         <w:t>1 • NAME: Define the concept without repeating the textbook.</w:t>
       </w:r>
     </w:p>
     <w:p>
-      <w:r>
-        <w:t>2 • TRACE: Show the information, state, branch, calculation, or evidence path.</w:t>
-      </w:r>
-    </w:p>
-    <w:p>
-      <w:r>
+      <w:pPr>
+        <w:spacing w:line="336" w:lineRule="auto" w:after="180"/>
+      </w:pPr>
+      <w:r>
+        <w:rPr>
+          <w:b w:val="0"/>
+        </w:rPr>
+        <w:t xml:space="preserve">2 • TRACE: Show the information, state, branch, calculation, or </w:t>
+      </w:r>
+      <w:r>
+        <w:rPr>
+          <w:b/>
+        </w:rPr>
+        <w:t>evidence</w:t>
+      </w:r>
+      <w:r>
+        <w:rPr>
+          <w:b w:val="0"/>
+        </w:rPr>
+        <w:t xml:space="preserve"> path.</w:t>
+      </w:r>
+    </w:p>
+    <w:p>
+      <w:pPr>
+        <w:spacing w:line="336" w:lineRule="auto" w:after="180"/>
+      </w:pPr>
+      <w:r>
+        <w:rPr>
+          <w:b w:val="0"/>
+        </w:rPr>
         <w:t>3 • APPLY: Solve a different example independently.</w:t>
       </w:r>
     </w:p>
     <w:p>
-      <w:r>
+      <w:pPr>
+        <w:spacing w:line="336" w:lineRule="auto" w:after="180"/>
+      </w:pPr>
+      <w:r>
+        <w:rPr>
+          <w:b w:val="0"/>
+        </w:rPr>
         <w:t>4 • CHALLENGE: Find a boundary case, counterexample, or unfair outcome.</w:t>
       </w:r>
     </w:p>
     <w:p>
-      <w:r>
+      <w:pPr>
+        <w:spacing w:line="336" w:lineRule="auto" w:after="180"/>
+      </w:pPr>
+      <w:r>
+        <w:rPr>
+          <w:b w:val="0"/>
+        </w:rPr>
         <w:t>5 • EXPLAIN LIMITS: Say when the result should not be trusted or used alone.</w:t>
       </w:r>
     </w:p>
     <w:p>
-      <w:r>
-        <w:t>My strongest evidence of independent understanding:</w:t>
+      <w:pPr>
+        <w:spacing w:line="336" w:lineRule="auto" w:after="180"/>
+      </w:pPr>
+      <w:r>
+        <w:rPr>
+          <w:b w:val="0"/>
+        </w:rPr>
+        <w:t xml:space="preserve">My strongest </w:t>
+      </w:r>
+      <w:r>
+        <w:rPr>
+          <w:b/>
+        </w:rPr>
+        <w:t>evidence</w:t>
+      </w:r>
+      <w:r>
+        <w:rPr>
+          <w:b w:val="0"/>
+        </w:rPr>
+        <w:t xml:space="preserve"> of independent understanding:</w:t>
       </w:r>
     </w:p>
     <w:p>
@@ -2909,16 +4303,39 @@
     </w:p>
     <w:p>
       <w:r>
+        <w:t>Apply this week’s idea to Verified Study Buddy. Keep an annotated decision and the evidence supporting it.</w:t>
+      </w:r>
+    </w:p>
+    <w:p>
+      <w:pPr>
+        <w:spacing w:line="336" w:lineRule="auto" w:after="180"/>
+      </w:pPr>
+      <w:r>
+        <w:rPr>
+          <w:b/>
+        </w:rPr>
         <w:t>CUMULATIVE PROJECT</w:t>
       </w:r>
     </w:p>
     <w:p>
-      <w:r>
+      <w:pPr>
+        <w:spacing w:line="336" w:lineRule="auto" w:after="180"/>
+      </w:pPr>
+      <w:r>
+        <w:rPr>
+          <w:b w:val="0"/>
+        </w:rPr>
         <w:t>Verified Study Buddy</w:t>
       </w:r>
     </w:p>
     <w:p>
-      <w:r>
+      <w:pPr>
+        <w:spacing w:line="336" w:lineRule="auto" w:after="180"/>
+      </w:pPr>
+      <w:r>
+        <w:rPr>
+          <w:b w:val="0"/>
+        </w:rPr>
         <w:t>Every week adds one inspectable piece. The system must show how it reached a result.</w:t>
       </w:r>
     </w:p>
@@ -2959,17 +4376,63 @@
       </w:r>
     </w:p>
     <w:p>
-      <w:r>
-        <w:t>THIS WEEK’S CHECKPOINT  Assemble interface, retrieval, prompt, model/tool, validation, evidence display, and fallback.</w:t>
-      </w:r>
-    </w:p>
-    <w:p>
-      <w:r>
-        <w:t>SYSTEM MAP  Learner need → prompt/schema → approved sources/retrieval → model/tool → structured answer → verification → human decision</w:t>
-      </w:r>
-    </w:p>
-    <w:p>
-      <w:r>
+      <w:pPr>
+        <w:spacing w:line="336" w:lineRule="auto" w:after="180"/>
+      </w:pPr>
+      <w:r>
+        <w:rPr>
+          <w:b w:val="0"/>
+        </w:rPr>
+        <w:t xml:space="preserve">THIS WEEK’S CHECKPOINT  Assemble interface, retrieval, prompt, model/tool, validation, </w:t>
+      </w:r>
+      <w:r>
+        <w:rPr>
+          <w:b/>
+        </w:rPr>
+        <w:t>evidence</w:t>
+      </w:r>
+      <w:r>
+        <w:rPr>
+          <w:b w:val="0"/>
+        </w:rPr>
+        <w:t xml:space="preserve"> display, and fallback.</w:t>
+      </w:r>
+    </w:p>
+    <w:p>
+      <w:pPr>
+        <w:pStyle w:val="Heading3"/>
+      </w:pPr>
+      <w:r>
+        <w:t>Trace the system</w:t>
+      </w:r>
+    </w:p>
+    <w:p>
+      <w:pPr>
+        <w:spacing w:line="336" w:lineRule="auto" w:after="180"/>
+        <w:shd w:fill="EDF7F3"/>
+      </w:pPr>
+      <w:r>
+        <w:rPr>
+          <w:b w:val="0"/>
+        </w:rPr>
+        <w:t xml:space="preserve">SYSTEM MAP  Learner need → prompt/schema → approved sources/retrieval → model/tool → structured answer → verification → </w:t>
+      </w:r>
+      <w:r>
+        <w:rPr>
+          <w:b/>
+        </w:rPr>
+        <w:t>human decision</w:t>
+      </w:r>
+    </w:p>
+    <w:p>
+      <w:pPr>
+        <w:spacing w:line="336" w:lineRule="auto" w:after="180"/>
+        <w:shd w:fill="F5F1FB"/>
+      </w:pPr>
+      <w:r>
+        <w:rPr>
+          <w:b w:val="0"/>
+        </w:rPr>
         <w:t>What will you add, change, or verify in the project this week?</w:t>
       </w:r>
     </w:p>
@@ -3007,8 +4470,27 @@
       </w:r>
     </w:p>
     <w:p>
-      <w:r>
-        <w:t>What should remain under human control?</w:t>
+      <w:pPr>
+        <w:spacing w:line="336" w:lineRule="auto" w:after="180"/>
+        <w:shd w:fill="F5F1FB"/>
+      </w:pPr>
+      <w:r>
+        <w:rPr>
+          <w:b w:val="0"/>
+        </w:rPr>
+        <w:t xml:space="preserve">What should remain under </w:t>
+      </w:r>
+      <w:r>
+        <w:rPr>
+          <w:b/>
+        </w:rPr>
+        <w:t>human control</w:t>
+      </w:r>
+      <w:r>
+        <w:rPr>
+          <w:b w:val="0"/>
+        </w:rPr>
+        <w:t>?</w:t>
       </w:r>
     </w:p>
     <w:p>
@@ -3045,21 +4527,77 @@
       </w:r>
     </w:p>
     <w:p>
-      <w:r>
-        <w:t>RESPONSIBLE DESIGN  Collect only necessary information. Show uncertainty and limits. Never confuse fluent output with verified truth.</w:t>
-      </w:r>
-    </w:p>
-    <w:p>
       <w:pPr>
         <w:pStyle w:val="Heading3"/>
       </w:pPr>
       <w:r>
+        <w:t>Responsible design</w:t>
+      </w:r>
+    </w:p>
+    <w:p>
+      <w:pPr>
+        <w:spacing w:line="336" w:lineRule="auto" w:after="180"/>
+        <w:shd w:fill="FFF5E6"/>
+      </w:pPr>
+      <w:r>
+        <w:rPr>
+          <w:b w:val="0"/>
+        </w:rPr>
+        <w:t xml:space="preserve">RESPONSIBLE DESIGN  Collect only necessary information. Show uncertainty and limits. Never confuse fluent </w:t>
+      </w:r>
+      <w:r>
+        <w:rPr>
+          <w:b/>
+        </w:rPr>
+        <w:t>output</w:t>
+      </w:r>
+      <w:r>
+        <w:rPr>
+          <w:b w:val="0"/>
+        </w:rPr>
+        <w:t xml:space="preserve"> with verified truth.</w:t>
+      </w:r>
+    </w:p>
+    <w:p>
+      <w:pPr>
+        <w:pStyle w:val="Heading3"/>
+      </w:pPr>
+      <w:r>
         <w:t>Evidence for your project</w:t>
       </w:r>
     </w:p>
     <w:p>
-      <w:r>
-        <w:t>For your Verified Study Buddy, save the input, procedure, observed result and limitation of this check. Label this worked example as practice; use a different, previously unreviewed case when checking independent understanding.</w:t>
+      <w:pPr>
+        <w:spacing w:line="336" w:lineRule="auto" w:after="180"/>
+      </w:pPr>
+      <w:r>
+        <w:rPr>
+          <w:b w:val="0"/>
+        </w:rPr>
+        <w:t xml:space="preserve">For your Verified Study Buddy, save the </w:t>
+      </w:r>
+      <w:r>
+        <w:rPr>
+          <w:b/>
+        </w:rPr>
+        <w:t>input</w:t>
+      </w:r>
+      <w:r>
+        <w:rPr>
+          <w:b w:val="0"/>
+        </w:rPr>
+        <w:t>, procedure, observed result and limitation of this check.</w:t>
+      </w:r>
+    </w:p>
+    <w:p>
+      <w:pPr>
+        <w:spacing w:line="336" w:lineRule="auto" w:after="180"/>
+      </w:pPr>
+      <w:r>
+        <w:rPr>
+          <w:b w:val="0"/>
+        </w:rPr>
+        <w:t>Label this worked example as practice; use a different, previously unreviewed case when checking independent understanding.</w:t>
       </w:r>
     </w:p>
     <w:p>
@@ -3072,16 +4610,48 @@
     </w:p>
     <w:p>
       <w:r>
+        <w:t>Use a genuinely new case for independent evidence. Previously discussed examples remain practice; use the separately named independent case before feedback.</w:t>
+      </w:r>
+    </w:p>
+    <w:p>
+      <w:pPr>
+        <w:pStyle w:val="Heading3"/>
+      </w:pPr>
+      <w:r>
+        <w:t>Independent evidence</w:t>
+      </w:r>
+    </w:p>
+    <w:p>
+      <w:pPr>
+        <w:spacing w:line="336" w:lineRule="auto" w:after="180"/>
+        <w:shd w:fill="FFF5E6"/>
+      </w:pPr>
+      <w:r>
+        <w:rPr>
+          <w:b w:val="0"/>
+        </w:rPr>
         <w:t>INDEPENDENT MASTERY PROOF</w:t>
       </w:r>
     </w:p>
     <w:p>
-      <w:r>
+      <w:pPr>
+        <w:spacing w:line="336" w:lineRule="auto" w:after="180"/>
+      </w:pPr>
+      <w:r>
+        <w:rPr>
+          <w:b w:val="0"/>
+        </w:rPr>
         <w:t>Explain • Transfer • Test • Defend</w:t>
       </w:r>
     </w:p>
     <w:p>
-      <w:r>
+      <w:pPr>
+        <w:spacing w:line="336" w:lineRule="auto" w:after="180"/>
+      </w:pPr>
+      <w:r>
+        <w:rPr>
+          <w:b w:val="0"/>
+        </w:rPr>
         <w:t>Complete this page without copying the worked example. Your reasoning matters more than decoration.</w:t>
       </w:r>
     </w:p>
@@ -3122,12 +4692,34 @@
       </w:r>
     </w:p>
     <w:p>
-      <w:r>
+      <w:pPr>
+        <w:pStyle w:val="Heading3"/>
+      </w:pPr>
+      <w:r>
+        <w:t>Try a more demanding case</w:t>
+      </w:r>
+    </w:p>
+    <w:p>
+      <w:pPr>
+        <w:spacing w:line="336" w:lineRule="auto" w:after="180"/>
+        <w:shd w:fill="F5F1FB"/>
+      </w:pPr>
+      <w:r>
+        <w:rPr>
+          <w:b w:val="0"/>
+        </w:rPr>
         <w:t>CHALLENGE  Build the smallest complete Study Buddy workflow.</w:t>
       </w:r>
     </w:p>
     <w:p>
-      <w:r>
+      <w:pPr>
+        <w:spacing w:line="336" w:lineRule="auto" w:after="180"/>
+        <w:shd w:fill="F4F9FC"/>
+      </w:pPr>
+      <w:r>
+        <w:rPr>
+          <w:b w:val="0"/>
+        </w:rPr>
         <w:t>1. My fresh example, trace, calculation, or design:</w:t>
       </w:r>
     </w:p>
@@ -3165,8 +4757,27 @@
       </w:r>
     </w:p>
     <w:p>
-      <w:r>
-        <w:t>2. My evidence that it works (include a boundary or missing-data case):</w:t>
+      <w:pPr>
+        <w:spacing w:line="336" w:lineRule="auto" w:after="180"/>
+        <w:shd w:fill="F4F9FC"/>
+      </w:pPr>
+      <w:r>
+        <w:rPr>
+          <w:b w:val="0"/>
+        </w:rPr>
+        <w:t xml:space="preserve">2. My </w:t>
+      </w:r>
+      <w:r>
+        <w:rPr>
+          <w:b/>
+        </w:rPr>
+        <w:t>evidence</w:t>
+      </w:r>
+      <w:r>
+        <w:rPr>
+          <w:b w:val="0"/>
+        </w:rPr>
+        <w:t xml:space="preserve"> that it works (include a boundary or missing-data case):</w:t>
       </w:r>
     </w:p>
     <w:p>
@@ -3203,7 +4814,14 @@
       </w:r>
     </w:p>
     <w:p>
-      <w:r>
+      <w:pPr>
+        <w:spacing w:line="336" w:lineRule="auto" w:after="180"/>
+        <w:shd w:fill="F4F9FC"/>
+      </w:pPr>
+      <w:r>
+        <w:rPr>
+          <w:b w:val="0"/>
+        </w:rPr>
         <w:t>3. One limitation, fairness concern, or situation needing human review:</w:t>
       </w:r>
     </w:p>
@@ -3241,8 +4859,47 @@
       </w:r>
     </w:p>
     <w:p>
-      <w:r>
-        <w:t>SELF-CHECK  □ I explained the mechanism  □ I used evidence  □ I tested a fresh case  □ I named a limitation  □ I can answer ‘why?’</w:t>
+      <w:pPr>
+        <w:pStyle w:val="Heading3"/>
+      </w:pPr>
+      <w:r>
+        <w:t>Check your explanation</w:t>
+      </w:r>
+    </w:p>
+    <w:p>
+      <w:pPr>
+        <w:spacing w:line="336" w:lineRule="auto" w:after="180"/>
+        <w:shd w:fill="F5F1FB"/>
+      </w:pPr>
+      <w:r>
+        <w:rPr>
+          <w:b w:val="0"/>
+        </w:rPr>
+        <w:t xml:space="preserve">SELF-CHECK  □ I explained the </w:t>
+      </w:r>
+      <w:r>
+        <w:rPr>
+          <w:b/>
+        </w:rPr>
+        <w:t>mechanism</w:t>
+      </w:r>
+      <w:r>
+        <w:rPr>
+          <w:b w:val="0"/>
+        </w:rPr>
+        <w:t xml:space="preserve">  □ I used </w:t>
+      </w:r>
+      <w:r>
+        <w:rPr>
+          <w:b/>
+        </w:rPr>
+        <w:t>evidence</w:t>
+      </w:r>
+      <w:r>
+        <w:rPr>
+          <w:b w:val="0"/>
+        </w:rPr>
+        <w:t xml:space="preserve">  □ I tested a fresh case  □ I named a limitation  □ I can answer ‘why?’</w:t>
       </w:r>
     </w:p>
     <w:p>
@@ -3254,6 +4911,11 @@
       </w:r>
     </w:p>
     <w:p>
+      <w:r>
+        <w:t>Revisit the complete Capstone Build case for supported practice. Repeated examples do not become fresh assessments.</w:t>
+      </w:r>
+    </w:p>
+    <w:p>
       <w:pPr>
         <w:pStyle w:val="Heading3"/>
       </w:pPr>
@@ -3262,7 +4924,13 @@
       </w:r>
     </w:p>
     <w:p>
-      <w:r>
+      <w:pPr>
+        <w:spacing w:line="336" w:lineRule="auto" w:after="180"/>
+      </w:pPr>
+      <w:r>
+        <w:rPr>
+          <w:b w:val="0"/>
+        </w:rPr>
         <w:t>Use the supplied details to practise the weekly concept before attempting the independent question. This case extends the illustrated lesson.</w:t>
       </w:r>
     </w:p>
@@ -3275,7 +4943,13 @@
       </w:r>
     </w:p>
     <w:p>
-      <w:r>
+      <w:pPr>
+        <w:spacing w:line="336" w:lineRule="auto" w:after="180"/>
+      </w:pPr>
+      <w:r>
+        <w:rPr>
+          <w:b w:val="0"/>
+        </w:rPr>
         <w:t>A pipeline retrieves passages, drafts and displays without checking citations.</w:t>
       </w:r>
     </w:p>
@@ -3288,7 +4962,14 @@
       </w:r>
     </w:p>
     <w:p>
-      <w:r>
+      <w:pPr>
+        <w:spacing w:line="336" w:lineRule="auto" w:after="180"/>
+        <w:shd w:fill="F5F1FB"/>
+      </w:pPr>
+      <w:r>
+        <w:rPr>
+          <w:b w:val="0"/>
+        </w:rPr>
         <w:t>What step is missing?</w:t>
       </w:r>
     </w:p>
@@ -3301,7 +4982,13 @@
       </w:r>
     </w:p>
     <w:p>
-      <w:r>
+      <w:pPr>
+        <w:spacing w:line="336" w:lineRule="auto" w:after="180"/>
+      </w:pPr>
+      <w:r>
+        <w:rPr>
+          <w:b w:val="0"/>
+        </w:rPr>
         <w:t>Validate every factual claim against its citation, plus required fields and boundaries. Revise or stop unsupported answers; retain diagnostic stages.</w:t>
       </w:r>
     </w:p>
@@ -3314,7 +5001,14 @@
       </w:r>
     </w:p>
     <w:p>
-      <w:r>
+      <w:pPr>
+        <w:spacing w:line="336" w:lineRule="auto" w:after="180"/>
+        <w:shd w:fill="F5F1FB"/>
+      </w:pPr>
+      <w:r>
+        <w:rPr>
+          <w:b w:val="0"/>
+        </w:rPr>
         <w:t>Which detail supports the answer, and why does it matter?</w:t>
       </w:r>
     </w:p>
@@ -3492,17 +5186,36 @@
       </w:tr>
     </w:tbl>
     <w:p>
-      <w:r>
+      <w:pPr>
+        <w:spacing w:line="336" w:lineRule="auto" w:after="180"/>
+      </w:pPr>
+      <w:r>
+        <w:rPr>
+          <w:b w:val="0"/>
+        </w:rPr>
         <w:t>A pipeline retrieves passages, drafts and displays without checking citations.</w:t>
       </w:r>
     </w:p>
     <w:p>
-      <w:r>
+      <w:pPr>
+        <w:spacing w:line="336" w:lineRule="auto" w:after="180"/>
+        <w:shd w:fill="F5F1FB"/>
+      </w:pPr>
+      <w:r>
+        <w:rPr>
+          <w:b w:val="0"/>
+        </w:rPr>
         <w:t>What step is missing?</w:t>
       </w:r>
     </w:p>
     <w:p>
-      <w:r>
+      <w:pPr>
+        <w:spacing w:line="336" w:lineRule="auto" w:after="180"/>
+      </w:pPr>
+      <w:r>
+        <w:rPr>
+          <w:b w:val="0"/>
+        </w:rPr>
         <w:t>Validate every factual claim against its citation, plus required fields and boundaries. Revise or stop unsupported answers; retain diagnostic stages.</w:t>
       </w:r>
     </w:p>
@@ -3515,6 +5228,11 @@
       </w:r>
     </w:p>
     <w:p>
+      <w:r>
+        <w:t>Attempt the reserved new case before feedback. Record support; the earlier examples below remain additional practice.</w:t>
+      </w:r>
+    </w:p>
+    <w:p>
       <w:pPr>
         <w:pStyle w:val="Heading3"/>
       </w:pPr>
@@ -3523,7 +5241,13 @@
       </w:r>
     </w:p>
     <w:p>
-      <w:r>
+      <w:pPr>
+        <w:spacing w:line="336" w:lineRule="auto" w:after="180"/>
+      </w:pPr>
+      <w:r>
+        <w:rPr>
+          <w:b w:val="0"/>
+        </w:rPr>
         <w:t>An experiment note records four fictional seeds observed for six days but supplies no growth results. A generated draft says all four sprouted and the method always works in any soil. Repair it.</w:t>
       </w:r>
     </w:p>
@@ -3571,7 +5295,13 @@
       </w:r>
     </w:p>
     <w:p>
-      <w:r>
+      <w:pPr>
+        <w:spacing w:line="336" w:lineRule="auto" w:after="180"/>
+      </w:pPr>
+      <w:r>
+        <w:rPr>
+          <w:b w:val="0"/>
+        </w:rPr>
         <w:t>Attempt this case before feedback. Record any help. Earlier examples below are further practice; a case already practised with feedback cannot establish fresh transfer.</w:t>
       </w:r>
     </w:p>
@@ -3584,18 +5314,43 @@
       </w:r>
     </w:p>
     <w:p>
-      <w:r>
+      <w:pPr>
+        <w:spacing w:line="336" w:lineRule="auto" w:after="180"/>
+      </w:pPr>
+      <w:r>
+        <w:rPr>
+          <w:b w:val="0"/>
+        </w:rPr>
         <w:t>Close the worked explanation. Apply the idea to this different question without copying.</w:t>
       </w:r>
     </w:p>
     <w:p>
-      <w:r>
+      <w:pPr>
+        <w:spacing w:line="336" w:lineRule="auto" w:after="180"/>
+        <w:shd w:fill="F5F1FB"/>
+      </w:pPr>
+      <w:r>
+        <w:rPr>
+          <w:b w:val="0"/>
+        </w:rPr>
         <w:t>The interface looks complete, but its answer button returns the same saved sentence for every question. What capability is still missing, and how can you expose it?</w:t>
       </w:r>
     </w:p>
     <w:p>
-      <w:r>
-        <w:t>My answer, with a trace, calculation or supporting evidence</w:t>
+      <w:pPr>
+        <w:spacing w:line="336" w:lineRule="auto" w:after="180"/>
+      </w:pPr>
+      <w:r>
+        <w:rPr>
+          <w:b w:val="0"/>
+        </w:rPr>
+        <w:t xml:space="preserve">My answer, with a trace, calculation or supporting </w:t>
+      </w:r>
+      <w:r>
+        <w:rPr>
+          <w:b/>
+        </w:rPr>
+        <w:t>evidence</w:t>
       </w:r>
     </w:p>
     <w:p>
@@ -3640,13 +5395,37 @@
       </w:r>
     </w:p>
     <w:p>
-      <w:r>
+      <w:pPr>
+        <w:spacing w:line="336" w:lineRule="auto" w:after="180"/>
+      </w:pPr>
+      <w:r>
+        <w:rPr>
+          <w:b w:val="0"/>
+        </w:rPr>
         <w:t>Change one relevant detail. Predict the result before testing. Include a boundary or missing-information case when it helps reveal a limit.</w:t>
       </w:r>
     </w:p>
     <w:p>
-      <w:r>
-        <w:t>My changed input and expected result</w:t>
+      <w:pPr>
+        <w:spacing w:line="336" w:lineRule="auto" w:after="180"/>
+      </w:pPr>
+      <w:r>
+        <w:rPr>
+          <w:b w:val="0"/>
+        </w:rPr>
+        <w:t xml:space="preserve">My changed </w:t>
+      </w:r>
+      <w:r>
+        <w:rPr>
+          <w:b/>
+        </w:rPr>
+        <w:t>input</w:t>
+      </w:r>
+      <w:r>
+        <w:rPr>
+          <w:b w:val="0"/>
+        </w:rPr>
+        <w:t xml:space="preserve"> and expected result</w:t>
       </w:r>
     </w:p>
     <w:p>
@@ -3691,13 +5470,49 @@
       </w:r>
     </w:p>
     <w:p>
-      <w:r>
-        <w:t>Assemble interface, retrieval, prompt, model/tool, validation, evidence display, and fallback.</w:t>
-      </w:r>
-    </w:p>
-    <w:p>
-      <w:r>
-        <w:t>The evidence I will keep</w:t>
+      <w:pPr>
+        <w:spacing w:line="336" w:lineRule="auto" w:after="180"/>
+      </w:pPr>
+      <w:r>
+        <w:rPr>
+          <w:b w:val="0"/>
+        </w:rPr>
+        <w:t xml:space="preserve">Assemble interface, retrieval, prompt, model/tool, validation, </w:t>
+      </w:r>
+      <w:r>
+        <w:rPr>
+          <w:b/>
+        </w:rPr>
+        <w:t>evidence</w:t>
+      </w:r>
+      <w:r>
+        <w:rPr>
+          <w:b w:val="0"/>
+        </w:rPr>
+        <w:t xml:space="preserve"> display, and fallback.</w:t>
+      </w:r>
+    </w:p>
+    <w:p>
+      <w:pPr>
+        <w:spacing w:line="336" w:lineRule="auto" w:after="180"/>
+      </w:pPr>
+      <w:r>
+        <w:rPr>
+          <w:b w:val="0"/>
+        </w:rPr>
+        <w:t xml:space="preserve">The </w:t>
+      </w:r>
+      <w:r>
+        <w:rPr>
+          <w:b/>
+        </w:rPr>
+        <w:t>evidence</w:t>
+      </w:r>
+      <w:r>
+        <w:rPr>
+          <w:b w:val="0"/>
+        </w:rPr>
+        <w:t xml:space="preserve"> I will keep</w:t>
       </w:r>
     </w:p>
     <w:p>
@@ -3734,8 +5549,26 @@
       </w:r>
     </w:p>
     <w:p>
-      <w:r>
-        <w:t>Your teacher has the independent answer and scoring criteria. Complete the matching workbook week to keep your practice evidence together.</w:t>
+      <w:pPr>
+        <w:spacing w:line="336" w:lineRule="auto" w:after="180"/>
+      </w:pPr>
+      <w:r>
+        <w:rPr>
+          <w:b w:val="0"/>
+        </w:rPr>
+        <w:t xml:space="preserve">Your teacher has the independent answer and scoring criteria. Complete the matching workbook week to keep your practice </w:t>
+      </w:r>
+      <w:r>
+        <w:rPr>
+          <w:b/>
+        </w:rPr>
+        <w:t>evidence</w:t>
+      </w:r>
+      <w:r>
+        <w:rPr>
+          <w:b w:val="0"/>
+        </w:rPr>
+        <w:t xml:space="preserve"> together.</w:t>
       </w:r>
     </w:p>
     <w:p>
@@ -3747,7 +5580,14 @@
       </w:r>
     </w:p>
     <w:p>
-      <w:r>
+      <w:pPr>
+        <w:spacing w:line="336" w:lineRule="auto" w:after="180"/>
+        <w:shd w:fill="F5F1FB"/>
+      </w:pPr>
+      <w:r>
+        <w:rPr>
+          <w:b w:val="0"/>
+        </w:rPr>
         <w:t>A prototype cites note A but its answer adds a detail found nowhere in A. What should the final validation stage check and do?</w:t>
       </w:r>
     </w:p>
@@ -3803,8 +5643,25 @@
       </w:r>
     </w:p>
     <w:p>
-      <w:r>
-        <w:t>Attempt the independent case before hints. Record whether you worked alone, used a hint or followed a model. After feedback, fix the first unsupported step and explain why it changed. A later check uses a changed case, not a copied answer.</w:t>
+      <w:pPr>
+        <w:spacing w:line="336" w:lineRule="auto" w:after="180"/>
+      </w:pPr>
+      <w:r>
+        <w:rPr>
+          <w:b w:val="0"/>
+        </w:rPr>
+        <w:t>Attempt the independent case before hints. Record whether you worked alone, used a hint or followed a model. After feedback, fix the first unsupported step and explain why it changed.</w:t>
+      </w:r>
+    </w:p>
+    <w:p>
+      <w:pPr>
+        <w:spacing w:line="336" w:lineRule="auto" w:after="180"/>
+      </w:pPr>
+      <w:r>
+        <w:rPr>
+          <w:b w:val="0"/>
+        </w:rPr>
+        <w:t>A later check uses a changed case, not a copied answer.</w:t>
       </w:r>
     </w:p>
     <w:p>
@@ -3817,6 +5674,17 @@
     </w:p>
     <w:p>
       <w:r>
+        <w:t>Use this map to navigate Capstone Build, connect the goals to tasks and keep one evidence record for each attempt.</w:t>
+      </w:r>
+    </w:p>
+    <w:p>
+      <w:pPr>
+        <w:spacing w:line="336" w:lineRule="auto" w:after="180"/>
+      </w:pPr>
+      <w:r>
+        <w:rPr>
+          <w:b w:val="0"/>
+        </w:rPr>
         <w:t>Start with this question: Build a claim checker for a draft summary of a fictional class investigation.</w:t>
       </w:r>
     </w:p>
@@ -3923,13 +5791,61 @@
       </w:tr>
     </w:tbl>
     <w:p>
-      <w:r>
-        <w:t>Remember → watch and explain → try with help → investigate → try independently → keep project evidence. Your teacher may spread this lesson across several classes.</w:t>
-      </w:r>
-    </w:p>
-    <w:p>
-      <w:r>
-        <w:t>Keep your first prediction. Compare it with what the evidence shows and explain any change.</w:t>
+      <w:pPr>
+        <w:spacing w:line="336" w:lineRule="auto" w:after="180"/>
+      </w:pPr>
+      <w:r>
+        <w:rPr>
+          <w:b w:val="0"/>
+        </w:rPr>
+        <w:t xml:space="preserve">Remember → watch and explain → try with help → investigate → try independently → keep project </w:t>
+      </w:r>
+      <w:r>
+        <w:rPr>
+          <w:b/>
+        </w:rPr>
+        <w:t>evidence</w:t>
+      </w:r>
+      <w:r>
+        <w:rPr>
+          <w:b w:val="0"/>
+        </w:rPr>
+        <w:t>. Your teacher may spread this lesson across several classes.</w:t>
+      </w:r>
+    </w:p>
+    <w:p>
+      <w:pPr>
+        <w:spacing w:line="336" w:lineRule="auto" w:after="180"/>
+      </w:pPr>
+      <w:r>
+        <w:rPr>
+          <w:b w:val="0"/>
+        </w:rPr>
+        <w:t xml:space="preserve">Keep your first </w:t>
+      </w:r>
+      <w:r>
+        <w:rPr>
+          <w:b/>
+        </w:rPr>
+        <w:t>prediction</w:t>
+      </w:r>
+      <w:r>
+        <w:rPr>
+          <w:b w:val="0"/>
+        </w:rPr>
+        <w:t xml:space="preserve">. Compare it with what the </w:t>
+      </w:r>
+      <w:r>
+        <w:rPr>
+          <w:b/>
+        </w:rPr>
+        <w:t>evidence</w:t>
+      </w:r>
+      <w:r>
+        <w:rPr>
+          <w:b w:val="0"/>
+        </w:rPr>
+        <w:t xml:space="preserve"> shows and explain any change.</w:t>
       </w:r>
     </w:p>
     <w:p>
@@ -3942,7 +5858,30 @@
     </w:p>
     <w:p>
       <w:r>
-        <w:t>Close your notes. Explain this goal in your own words: Explain the mechanism and terminology of capstone grounded assistant</w:t>
+        <w:t>Explain Capstone Build without notes, identify a remaining question and plan a later check with a changed case.</w:t>
+      </w:r>
+    </w:p>
+    <w:p>
+      <w:pPr>
+        <w:spacing w:line="336" w:lineRule="auto" w:after="180"/>
+      </w:pPr>
+      <w:r>
+        <w:rPr>
+          <w:b w:val="0"/>
+        </w:rPr>
+        <w:t xml:space="preserve">Close your notes. Explain this goal in your own words: Explain the </w:t>
+      </w:r>
+      <w:r>
+        <w:rPr>
+          <w:b/>
+        </w:rPr>
+        <w:t>mechanism</w:t>
+      </w:r>
+      <w:r>
+        <w:rPr>
+          <w:b w:val="0"/>
+        </w:rPr>
+        <w:t xml:space="preserve"> and terminology of capstone grounded assistant</w:t>
       </w:r>
     </w:p>
     <w:p>
@@ -3979,13 +5918,61 @@
       </w:r>
     </w:p>
     <w:p>
-      <w:r>
-        <w:t>If you are unsure, return to the worked picture and explain one arrow. If you are ready, change an input or assumption and justify your prediction.</w:t>
-      </w:r>
-    </w:p>
-    <w:p>
-      <w:r>
-        <w:t>Save your workbook evidence. At the next review, try a different case before opening your old answer.</w:t>
+      <w:pPr>
+        <w:spacing w:line="336" w:lineRule="auto" w:after="180"/>
+      </w:pPr>
+      <w:r>
+        <w:rPr>
+          <w:b w:val="0"/>
+        </w:rPr>
+        <w:t xml:space="preserve">If you are unsure, return to the worked picture and explain one arrow. If you are ready, change an </w:t>
+      </w:r>
+      <w:r>
+        <w:rPr>
+          <w:b/>
+        </w:rPr>
+        <w:t>input</w:t>
+      </w:r>
+      <w:r>
+        <w:rPr>
+          <w:b w:val="0"/>
+        </w:rPr>
+        <w:t xml:space="preserve"> or assumption and justify your </w:t>
+      </w:r>
+      <w:r>
+        <w:rPr>
+          <w:b/>
+        </w:rPr>
+        <w:t>prediction</w:t>
+      </w:r>
+      <w:r>
+        <w:rPr>
+          <w:b w:val="0"/>
+        </w:rPr>
+        <w:t>.</w:t>
+      </w:r>
+    </w:p>
+    <w:p>
+      <w:pPr>
+        <w:spacing w:line="336" w:lineRule="auto" w:after="180"/>
+      </w:pPr>
+      <w:r>
+        <w:rPr>
+          <w:b w:val="0"/>
+        </w:rPr>
+        <w:t xml:space="preserve">Save your workbook </w:t>
+      </w:r>
+      <w:r>
+        <w:rPr>
+          <w:b/>
+        </w:rPr>
+        <w:t>evidence</w:t>
+      </w:r>
+      <w:r>
+        <w:rPr>
+          <w:b w:val="0"/>
+        </w:rPr>
+        <w:t>. At the next review, try a different case before opening your old answer.</w:t>
       </w:r>
     </w:p>
     <w:p>
@@ -3998,11 +5985,28 @@
     </w:p>
     <w:p>
       <w:r>
+        <w:t>Attempt supported questions before using hints or feedback. Review a missing building block, then keep the completed work.</w:t>
+      </w:r>
+    </w:p>
+    <w:p>
+      <w:pPr>
+        <w:spacing w:line="336" w:lineRule="auto" w:after="180"/>
+      </w:pPr>
+      <w:r>
+        <w:rPr>
+          <w:b w:val="0"/>
+        </w:rPr>
         <w:t>Use this supported practice once, in the browser or on paper. Keep the reserved independent assessment for a separate first attempt before teacher feedback.</w:t>
       </w:r>
     </w:p>
     <w:p>
-      <w:r>
+      <w:pPr>
+        <w:spacing w:line="336" w:lineRule="auto" w:after="180"/>
+      </w:pPr>
+      <w:r>
+        <w:rPr>
+          <w:b w:val="0"/>
+        </w:rPr>
         <w:t>Build a claim checker for a draft summary of a fictional class investigation.</w:t>
       </w:r>
     </w:p>
@@ -4015,22 +6019,55 @@
       </w:r>
     </w:p>
     <w:p>
-      <w:r>
+      <w:pPr>
+        <w:spacing w:line="336" w:lineRule="auto" w:after="180"/>
+      </w:pPr>
+      <w:r>
+        <w:rPr>
+          <w:b w:val="0"/>
+        </w:rPr>
         <w:t>Which labelled step matches this detail? Retain the supported procedure facts; state that water-loss results were not supplied.</w:t>
       </w:r>
     </w:p>
     <w:p>
-      <w:r>
+      <w:pPr>
+        <w:spacing w:line="336" w:lineRule="auto" w:after="180"/>
+        <w:shd w:fill="F4F9FC"/>
+      </w:pPr>
+      <w:r>
+        <w:rPr>
+          <w:b w:val="0"/>
+        </w:rPr>
         <w:t>1. Extract claims</w:t>
       </w:r>
     </w:p>
     <w:p>
-      <w:r>
-        <w:t>2. Match evidence</w:t>
-      </w:r>
-    </w:p>
-    <w:p>
-      <w:r>
+      <w:pPr>
+        <w:spacing w:line="336" w:lineRule="auto" w:after="180"/>
+        <w:shd w:fill="F4F9FC"/>
+      </w:pPr>
+      <w:r>
+        <w:rPr>
+          <w:b w:val="0"/>
+        </w:rPr>
+        <w:t xml:space="preserve">2. Match </w:t>
+      </w:r>
+      <w:r>
+        <w:rPr>
+          <w:b/>
+        </w:rPr>
+        <w:t>evidence</w:t>
+      </w:r>
+    </w:p>
+    <w:p>
+      <w:pPr>
+        <w:spacing w:line="336" w:lineRule="auto" w:after="180"/>
+        <w:shd w:fill="F4F9FC"/>
+      </w:pPr>
+      <w:r>
+        <w:rPr>
+          <w:b w:val="0"/>
+        </w:rPr>
         <w:t>3. Repair draft</w:t>
       </w:r>
     </w:p>
@@ -4068,41 +6105,167 @@
       </w:r>
     </w:p>
     <w:p>
-      <w:r>
+      <w:pPr>
+        <w:pStyle w:val="Heading3"/>
+      </w:pPr>
+      <w:r>
+        <w:t>Hint · try first</w:t>
+      </w:r>
+    </w:p>
+    <w:p>
+      <w:pPr>
+        <w:spacing w:line="336" w:lineRule="auto" w:after="180"/>
+        <w:shd w:fill="F1F6F8"/>
+      </w:pPr>
+      <w:r>
+        <w:rPr>
+          <w:b w:val="0"/>
+        </w:rPr>
         <w:t>Hint if needed: Read the steps in the pictorial case. Match the supplied detail to the stage that performs or records it.</w:t>
       </w:r>
     </w:p>
     <w:p>
-      <w:r>
-        <w:t>After your attempt, compare with the supported explanation: Repair draft Retain the supported procedure facts; state that water-loss results were not supplied. Read the picture in order. Retain the supported procedure facts; state that water-loss results were not supplied. The arrows show which recorded input or intermediate result each decision uses. Explain the deciding step aloud before checking the changed case; pointing to the final answer alone does not show how it follows.</w:t>
-      </w:r>
-    </w:p>
-    <w:p>
       <w:pPr>
         <w:pStyle w:val="Heading3"/>
       </w:pPr>
       <w:r>
+        <w:t>Feedback · compare after trying</w:t>
+      </w:r>
+    </w:p>
+    <w:p>
+      <w:pPr>
+        <w:spacing w:line="336" w:lineRule="auto" w:after="180"/>
+        <w:shd w:fill="F1F6FC"/>
+      </w:pPr>
+      <w:r>
+        <w:rPr>
+          <w:b w:val="0"/>
+        </w:rPr>
+        <w:t>After your attempt, compare with the supported explanation: Repair draft Retain the supported procedure facts; state that water-loss results were not supplied. Read the picture in order.</w:t>
+      </w:r>
+    </w:p>
+    <w:p>
+      <w:pPr>
+        <w:spacing w:line="336" w:lineRule="auto" w:after="180"/>
+        <w:shd w:fill="F1F6FC"/>
+      </w:pPr>
+      <w:r>
+        <w:rPr>
+          <w:b w:val="0"/>
+        </w:rPr>
+        <w:t xml:space="preserve">Retain the supported procedure facts; state that water-loss results were not supplied. The arrows show which recorded </w:t>
+      </w:r>
+      <w:r>
+        <w:rPr>
+          <w:b/>
+        </w:rPr>
+        <w:t>input</w:t>
+      </w:r>
+      <w:r>
+        <w:rPr>
+          <w:b w:val="0"/>
+        </w:rPr>
+        <w:t xml:space="preserve"> or intermediate result each decision uses.</w:t>
+      </w:r>
+    </w:p>
+    <w:p>
+      <w:pPr>
+        <w:spacing w:line="336" w:lineRule="auto" w:after="180"/>
+        <w:shd w:fill="F1F6FC"/>
+      </w:pPr>
+      <w:r>
+        <w:rPr>
+          <w:b w:val="0"/>
+        </w:rPr>
+        <w:t>Explain the deciding step aloud before checking the changed case; pointing to the final answer alone does not show how it follows.</w:t>
+      </w:r>
+    </w:p>
+    <w:p>
+      <w:pPr>
+        <w:pStyle w:val="Heading3"/>
+      </w:pPr>
+      <w:r>
         <w:t>Practice 2: explain the deciding evidence</w:t>
       </w:r>
     </w:p>
     <w:p>
-      <w:r>
+      <w:pPr>
+        <w:pStyle w:val="Heading3"/>
+      </w:pPr>
+      <w:r>
+        <w:t>Changed case · predict first</w:t>
+      </w:r>
+    </w:p>
+    <w:p>
+      <w:pPr>
+        <w:spacing w:line="336" w:lineRule="auto" w:after="180"/>
+        <w:shd w:fill="F5F1FB"/>
+      </w:pPr>
+      <w:r>
+        <w:rPr>
+          <w:b w:val="0"/>
+        </w:rPr>
         <w:t>Changed-case practice: E3 supplies losses of 1, 2 and 3 mL. Which conclusion is supported by the supplied facts?</w:t>
       </w:r>
     </w:p>
     <w:p>
-      <w:r>
-        <w:t>1. We can decide the result without examining the changed input or the procedure.</w:t>
-      </w:r>
-    </w:p>
-    <w:p>
-      <w:r>
+      <w:pPr>
+        <w:spacing w:line="336" w:lineRule="auto" w:after="180"/>
+        <w:shd w:fill="F4F9FC"/>
+      </w:pPr>
+      <w:r>
+        <w:rPr>
+          <w:b w:val="0"/>
+        </w:rPr>
+        <w:t xml:space="preserve">1. We can decide the result without examining the changed </w:t>
+      </w:r>
+      <w:r>
+        <w:rPr>
+          <w:b/>
+        </w:rPr>
+        <w:t>input</w:t>
+      </w:r>
+      <w:r>
+        <w:rPr>
+          <w:b w:val="0"/>
+        </w:rPr>
+        <w:t xml:space="preserve"> or the procedure.</w:t>
+      </w:r>
+    </w:p>
+    <w:p>
+      <w:pPr>
+        <w:spacing w:line="336" w:lineRule="auto" w:after="180"/>
+        <w:shd w:fill="F4F9FC"/>
+      </w:pPr>
+      <w:r>
+        <w:rPr>
+          <w:b w:val="0"/>
+        </w:rPr>
         <w:t>2. Report those individual losses, not “half” unless starting volumes are also available.</w:t>
       </w:r>
     </w:p>
     <w:p>
-      <w:r>
-        <w:t>3. This one example guarantees correct results for every future input.</w:t>
+      <w:pPr>
+        <w:spacing w:line="336" w:lineRule="auto" w:after="180"/>
+        <w:shd w:fill="F4F9FC"/>
+      </w:pPr>
+      <w:r>
+        <w:rPr>
+          <w:b w:val="0"/>
+        </w:rPr>
+        <w:t xml:space="preserve">3. This one example guarantees correct results for every future </w:t>
+      </w:r>
+      <w:r>
+        <w:rPr>
+          <w:b/>
+        </w:rPr>
+        <w:t>input</w:t>
+      </w:r>
+      <w:r>
+        <w:rPr>
+          <w:b w:val="0"/>
+        </w:rPr>
+        <w:t>.</w:t>
       </w:r>
     </w:p>
     <w:p>
@@ -4139,12 +6302,42 @@
       </w:r>
     </w:p>
     <w:p>
-      <w:r>
+      <w:pPr>
+        <w:pStyle w:val="Heading3"/>
+      </w:pPr>
+      <w:r>
+        <w:t>Hint · try first</w:t>
+      </w:r>
+    </w:p>
+    <w:p>
+      <w:pPr>
+        <w:spacing w:line="336" w:lineRule="auto" w:after="180"/>
+        <w:shd w:fill="F1F6F8"/>
+      </w:pPr>
+      <w:r>
+        <w:rPr>
+          <w:b w:val="0"/>
+        </w:rPr>
         <w:t>Hint if needed: Use the changed condition and the deciding step in the pictorial trace. The answer must say what follows from those facts.</w:t>
       </w:r>
     </w:p>
     <w:p>
-      <w:r>
+      <w:pPr>
+        <w:pStyle w:val="Heading3"/>
+      </w:pPr>
+      <w:r>
+        <w:t>Feedback · compare after trying</w:t>
+      </w:r>
+    </w:p>
+    <w:p>
+      <w:pPr>
+        <w:spacing w:line="336" w:lineRule="auto" w:after="180"/>
+        <w:shd w:fill="F1F6FC"/>
+      </w:pPr>
+      <w:r>
+        <w:rPr>
+          <w:b w:val="0"/>
+        </w:rPr>
         <w:t>After your attempt, compare with the supported explanation: Report those individual losses, not “half” unless starting volumes are also available. Absolute losses alone do not establish each cup’s fractional loss.</w:t>
       </w:r>
     </w:p>
@@ -4157,18 +6350,165 @@
       </w:r>
     </w:p>
     <w:p>
-      <w:r>
-        <w:t>Review Capstone Design (ai-3/33). Goal: Explain the mechanism and terminology of capstone requirements and corpus. Short practice: What should the project plan record before the new flower test? Point to the relevant step in the picture, then write the changed result and the rule or evidence that supports it.. Return to this week and explain what you changed.</w:t>
-      </w:r>
-    </w:p>
-    <w:p>
-      <w:r>
-        <w:t>Review Safety Boundaries (ai-3/31). Goal: Explain the mechanism and terminology of untrusted input boundaries. Short practice: If AB7 passes the pattern, may it access teacher-only material? Point to the relevant step in the picture, then write the changed result and the rule or evidence that supports it.. Return to this week and explain what you changed.</w:t>
-      </w:r>
-    </w:p>
-    <w:p>
-      <w:r>
-        <w:t>Review Privacy by Design (ai-3/28). Goal: Explain the mechanism and terminology of data retention and deletion. Short practice: Which IDs and locations must appear in the deletion evidence? Point to the relevant step in the picture, then write the changed result and the rule or evidence that supports it.. Return to this week and explain what you changed.</w:t>
+      <w:pPr>
+        <w:spacing w:line="336" w:lineRule="auto" w:after="180"/>
+      </w:pPr>
+      <w:r>
+        <w:rPr>
+          <w:b w:val="0"/>
+        </w:rPr>
+        <w:t xml:space="preserve">Review Capstone Design (ai-3/33). Goal: Explain the </w:t>
+      </w:r>
+      <w:r>
+        <w:rPr>
+          <w:b/>
+        </w:rPr>
+        <w:t>mechanism</w:t>
+      </w:r>
+      <w:r>
+        <w:rPr>
+          <w:b w:val="0"/>
+        </w:rPr>
+        <w:t xml:space="preserve"> and terminology of capstone requirements and corpus. Short practice: What should the project plan record before the new flower test?</w:t>
+      </w:r>
+    </w:p>
+    <w:p>
+      <w:pPr>
+        <w:spacing w:line="336" w:lineRule="auto" w:after="180"/>
+      </w:pPr>
+      <w:r>
+        <w:rPr>
+          <w:b w:val="0"/>
+        </w:rPr>
+        <w:t xml:space="preserve">Point to the relevant step in the picture, then write the changed result and the rule or </w:t>
+      </w:r>
+      <w:r>
+        <w:rPr>
+          <w:b/>
+        </w:rPr>
+        <w:t>evidence</w:t>
+      </w:r>
+      <w:r>
+        <w:rPr>
+          <w:b w:val="0"/>
+        </w:rPr>
+        <w:t xml:space="preserve"> that supports it.. Return to this week and explain what you changed.</w:t>
+      </w:r>
+    </w:p>
+    <w:p>
+      <w:pPr>
+        <w:spacing w:line="336" w:lineRule="auto" w:after="180"/>
+      </w:pPr>
+      <w:r>
+        <w:rPr>
+          <w:b w:val="0"/>
+        </w:rPr>
+        <w:t xml:space="preserve">Review Safety Boundaries (ai-3/31). Goal: Explain the </w:t>
+      </w:r>
+      <w:r>
+        <w:rPr>
+          <w:b/>
+        </w:rPr>
+        <w:t>mechanism</w:t>
+      </w:r>
+      <w:r>
+        <w:rPr>
+          <w:b w:val="0"/>
+        </w:rPr>
+        <w:t xml:space="preserve"> and terminology of untrusted </w:t>
+      </w:r>
+      <w:r>
+        <w:rPr>
+          <w:b/>
+        </w:rPr>
+        <w:t>input</w:t>
+      </w:r>
+      <w:r>
+        <w:rPr>
+          <w:b w:val="0"/>
+        </w:rPr>
+        <w:t xml:space="preserve"> boundaries. Short practice: If AB7 passes the pattern, may it access teacher-only material?</w:t>
+      </w:r>
+    </w:p>
+    <w:p>
+      <w:pPr>
+        <w:spacing w:line="336" w:lineRule="auto" w:after="180"/>
+      </w:pPr>
+      <w:r>
+        <w:rPr>
+          <w:b w:val="0"/>
+        </w:rPr>
+        <w:t xml:space="preserve">Point to the relevant step in the picture, then write the changed result and the rule or </w:t>
+      </w:r>
+      <w:r>
+        <w:rPr>
+          <w:b/>
+        </w:rPr>
+        <w:t>evidence</w:t>
+      </w:r>
+      <w:r>
+        <w:rPr>
+          <w:b w:val="0"/>
+        </w:rPr>
+        <w:t xml:space="preserve"> that supports it.. Return to this week and explain what you changed.</w:t>
+      </w:r>
+    </w:p>
+    <w:p>
+      <w:pPr>
+        <w:spacing w:line="336" w:lineRule="auto" w:after="180"/>
+      </w:pPr>
+      <w:r>
+        <w:rPr>
+          <w:b w:val="0"/>
+        </w:rPr>
+        <w:t xml:space="preserve">Review Privacy by Design (ai-3/28). Goal: Explain the </w:t>
+      </w:r>
+      <w:r>
+        <w:rPr>
+          <w:b/>
+        </w:rPr>
+        <w:t>mechanism</w:t>
+      </w:r>
+      <w:r>
+        <w:rPr>
+          <w:b w:val="0"/>
+        </w:rPr>
+        <w:t xml:space="preserve"> and terminology of data retention and deletion. Short practice: Which IDs and locations must appear in the deletion </w:t>
+      </w:r>
+      <w:r>
+        <w:rPr>
+          <w:b/>
+        </w:rPr>
+        <w:t>evidence</w:t>
+      </w:r>
+      <w:r>
+        <w:rPr>
+          <w:b w:val="0"/>
+        </w:rPr>
+        <w:t>?</w:t>
+      </w:r>
+    </w:p>
+    <w:p>
+      <w:pPr>
+        <w:spacing w:line="336" w:lineRule="auto" w:after="180"/>
+      </w:pPr>
+      <w:r>
+        <w:rPr>
+          <w:b w:val="0"/>
+        </w:rPr>
+        <w:t xml:space="preserve">Point to the relevant step in the picture, then write the changed result and the rule or </w:t>
+      </w:r>
+      <w:r>
+        <w:rPr>
+          <w:b/>
+        </w:rPr>
+        <w:t>evidence</w:t>
+      </w:r>
+      <w:r>
+        <w:rPr>
+          <w:b w:val="0"/>
+        </w:rPr>
+        <w:t xml:space="preserve"> that supports it.. Return to this week and explain what you changed.</w:t>
       </w:r>
     </w:p>
     <w:p>
@@ -4180,8 +6520,672 @@
       </w:r>
     </w:p>
     <w:p>
-      <w:r>
-        <w:t>Use Download completed work in the hosted lesson to export your answers, reflections, practice feedback and code-run evidence. Open the HTML copy to read or print it. Drafts stay in this browser when storage is available; clear drafts on a shared device.</w:t>
+      <w:pPr>
+        <w:spacing w:line="336" w:lineRule="auto" w:after="180"/>
+      </w:pPr>
+      <w:r>
+        <w:rPr>
+          <w:b w:val="0"/>
+        </w:rPr>
+        <w:t xml:space="preserve">Use Download completed work in the hosted lesson to export your answers, reflections, practice feedback and code-run </w:t>
+      </w:r>
+      <w:r>
+        <w:rPr>
+          <w:b/>
+        </w:rPr>
+        <w:t>evidence</w:t>
+      </w:r>
+      <w:r>
+        <w:rPr>
+          <w:b w:val="0"/>
+        </w:rPr>
+        <w:t>. Open the HTML copy to read or print it.</w:t>
+      </w:r>
+    </w:p>
+    <w:p>
+      <w:pPr>
+        <w:spacing w:line="336" w:lineRule="auto" w:after="180"/>
+      </w:pPr>
+      <w:r>
+        <w:rPr>
+          <w:b w:val="0"/>
+        </w:rPr>
+        <w:t>Drafts stay in this browser when storage is available; clear drafts on a shared device.</w:t>
+      </w:r>
+    </w:p>
+    <w:p>
+      <w:pPr>
+        <w:pStyle w:val="Heading1"/>
+      </w:pPr>
+      <w:r>
+        <w:t>18. Visual concept journey</w:t>
+      </w:r>
+    </w:p>
+    <w:p>
+      <w:r>
+        <w:t>Explain each Capstone Build graphic using its labels, deciding evidence and relevant limitation.</w:t>
+      </w:r>
+    </w:p>
+    <w:p>
+      <w:pPr>
+        <w:pStyle w:val="Heading3"/>
+      </w:pPr>
+      <w:r>
+        <w:t>01. Capstone Build: the case</w:t>
+      </w:r>
+    </w:p>
+    <w:p>
+      <w:r>
+        <w:drawing>
+          <wp:inline xmlns:a="http://schemas.openxmlformats.org/drawingml/2006/main" xmlns:pic="http://schemas.openxmlformats.org/drawingml/2006/picture">
+            <wp:extent cx="5486400" cy="3288792"/>
+            <wp:docPr id="22" name="Picture 22" descr="Build a claim checker for a draft summary of a fictional class investigation. Supplied facts: Approved record E2: three cups were observed for four days. No measured water loss is provided. Draft says “three cups were observed for four days and all lost half their water”. All inputs and outcomes in this worked example are invented classroom data; no real model run is claimed."/>
+            <wp:cNvGraphicFramePr>
+              <a:graphicFrameLocks noChangeAspect="1"/>
+            </wp:cNvGraphicFramePr>
+            <a:graphic>
+              <a:graphicData uri="http://schemas.openxmlformats.org/drawingml/2006/picture">
+                <pic:pic>
+                  <pic:nvPicPr>
+                    <pic:cNvPr id="0" name="academy-story-ai-3-34-01.png"/>
+                    <pic:cNvPicPr/>
+                  </pic:nvPicPr>
+                  <pic:blipFill>
+                    <a:blip r:embed="rId29"/>
+                    <a:stretch>
+                      <a:fillRect/>
+                    </a:stretch>
+                  </pic:blipFill>
+                  <pic:spPr>
+                    <a:xfrm>
+                      <a:off x="0" y="0"/>
+                      <a:ext cx="5486400" cy="3288792"/>
+                    </a:xfrm>
+                    <a:prstGeom prst="rect"/>
+                  </pic:spPr>
+                </pic:pic>
+              </a:graphicData>
+            </a:graphic>
+          </wp:inline>
+        </w:drawing>
+      </w:r>
+    </w:p>
+    <w:p>
+      <w:pPr>
+        <w:spacing w:line="336" w:lineRule="auto" w:after="180"/>
+      </w:pPr>
+      <w:r>
+        <w:rPr>
+          <w:b w:val="0"/>
+        </w:rPr>
+        <w:t>Build a claim checker for a draft summary of a fictional class investigation. Supplied facts: Approved record E2: three cups were observed for four days. No measured water loss is provided.</w:t>
+      </w:r>
+    </w:p>
+    <w:p>
+      <w:pPr>
+        <w:spacing w:line="336" w:lineRule="auto" w:after="180"/>
+      </w:pPr>
+      <w:r>
+        <w:rPr>
+          <w:b w:val="0"/>
+        </w:rPr>
+        <w:t xml:space="preserve">Draft says “three cups were observed for four days and all lost half their water”. All </w:t>
+      </w:r>
+      <w:r>
+        <w:rPr>
+          <w:b/>
+        </w:rPr>
+        <w:t>input</w:t>
+      </w:r>
+      <w:r>
+        <w:rPr>
+          <w:b w:val="0"/>
+        </w:rPr>
+        <w:t>s and outcomes in this worked example are invented classroom data; no real model run is claimed.</w:t>
+      </w:r>
+    </w:p>
+    <w:p>
+      <w:pPr>
+        <w:spacing w:line="336" w:lineRule="auto" w:after="180"/>
+        <w:shd w:fill="F5F1FB"/>
+      </w:pPr>
+      <w:r>
+        <w:rPr>
+          <w:b w:val="0"/>
+        </w:rPr>
+        <w:t>Point to the given fact that matters most. Explain why it matters.</w:t>
+      </w:r>
+    </w:p>
+    <w:p>
+      <w:pPr>
+        <w:pStyle w:val="Heading3"/>
+      </w:pPr>
+      <w:r>
+        <w:t>02. Follow the deciding steps</w:t>
+      </w:r>
+    </w:p>
+    <w:p>
+      <w:r>
+        <w:drawing>
+          <wp:inline xmlns:a="http://schemas.openxmlformats.org/drawingml/2006/main" xmlns:pic="http://schemas.openxmlformats.org/drawingml/2006/picture">
+            <wp:extent cx="5486400" cy="3337560"/>
+            <wp:docPr id="23" name="Picture 23" descr="Extract claims: Separate cup count, observation duration and the claimed water loss. → Match evidence: E2 supports three cups and four days; it supplies no water-loss result. → Repair draft: Retain the supported procedure facts; state that water-loss results were not supplied."/>
+            <wp:cNvGraphicFramePr>
+              <a:graphicFrameLocks noChangeAspect="1"/>
+            </wp:cNvGraphicFramePr>
+            <a:graphic>
+              <a:graphicData uri="http://schemas.openxmlformats.org/drawingml/2006/picture">
+                <pic:pic>
+                  <pic:nvPicPr>
+                    <pic:cNvPr id="0" name="academy-story-ai-3-34-02.png"/>
+                    <pic:cNvPicPr/>
+                  </pic:nvPicPr>
+                  <pic:blipFill>
+                    <a:blip r:embed="rId30"/>
+                    <a:stretch>
+                      <a:fillRect/>
+                    </a:stretch>
+                  </pic:blipFill>
+                  <pic:spPr>
+                    <a:xfrm>
+                      <a:off x="0" y="0"/>
+                      <a:ext cx="5486400" cy="3337560"/>
+                    </a:xfrm>
+                    <a:prstGeom prst="rect"/>
+                  </pic:spPr>
+                </pic:pic>
+              </a:graphicData>
+            </a:graphic>
+          </wp:inline>
+        </w:drawing>
+      </w:r>
+    </w:p>
+    <w:p>
+      <w:pPr>
+        <w:spacing w:line="336" w:lineRule="auto" w:after="180"/>
+      </w:pPr>
+      <w:r>
+        <w:rPr>
+          <w:b w:val="0"/>
+        </w:rPr>
+        <w:t xml:space="preserve">Extract claims: Separate cup count, </w:t>
+      </w:r>
+      <w:r>
+        <w:rPr>
+          <w:b/>
+        </w:rPr>
+        <w:t>observation</w:t>
+      </w:r>
+      <w:r>
+        <w:rPr>
+          <w:b w:val="0"/>
+        </w:rPr>
+        <w:t xml:space="preserve"> duration and the claimed water loss. → Match </w:t>
+      </w:r>
+      <w:r>
+        <w:rPr>
+          <w:b/>
+        </w:rPr>
+        <w:t>evidence</w:t>
+      </w:r>
+      <w:r>
+        <w:rPr>
+          <w:b w:val="0"/>
+        </w:rPr>
+        <w:t>: E2 supports three cups and four days; it supplies no water-loss result. → Repair draft: Retain the supported procedure facts; state that water-loss results were not supplied.</w:t>
+      </w:r>
+    </w:p>
+    <w:p>
+      <w:pPr>
+        <w:spacing w:line="336" w:lineRule="auto" w:after="180"/>
+        <w:shd w:fill="F5F1FB"/>
+      </w:pPr>
+      <w:r>
+        <w:rPr>
+          <w:b w:val="0"/>
+        </w:rPr>
+        <w:t xml:space="preserve">Point to each numbered stage and explain which recorded </w:t>
+      </w:r>
+      <w:r>
+        <w:rPr>
+          <w:b/>
+        </w:rPr>
+        <w:t>input</w:t>
+      </w:r>
+      <w:r>
+        <w:rPr>
+          <w:b w:val="0"/>
+        </w:rPr>
+        <w:t xml:space="preserve"> it uses.</w:t>
+      </w:r>
+    </w:p>
+    <w:p>
+      <w:pPr>
+        <w:pStyle w:val="Heading3"/>
+      </w:pPr>
+      <w:r>
+        <w:t>03. Capstone grounded assistant — evidence trace</w:t>
+      </w:r>
+    </w:p>
+    <w:p>
+      <w:r>
+        <w:drawing>
+          <wp:inline xmlns:a="http://schemas.openxmlformats.org/drawingml/2006/main" xmlns:pic="http://schemas.openxmlformats.org/drawingml/2006/picture">
+            <wp:extent cx="5486400" cy="3145536"/>
+            <wp:docPr id="24" name="Picture 24" descr="Capstone grounded assistant — evidence trace. Request room B; retrieved approval names B but register names C. Draft gives capacity 10 from C. | A supported response requires current matching approval and register records. Any retrieval or validation failure gives needs_review with null claims. The classroom implementation performs no booking or external action. | Same-room support fails before or during semantic validation. Return needs_review with null claims; the draft capacity is unsupported for B."/>
+            <wp:cNvGraphicFramePr>
+              <a:graphicFrameLocks noChangeAspect="1"/>
+            </wp:cNvGraphicFramePr>
+            <a:graphic>
+              <a:graphicData uri="http://schemas.openxmlformats.org/drawingml/2006/picture">
+                <pic:pic>
+                  <pic:nvPicPr>
+                    <pic:cNvPr id="0" name="academy-story-ai-3-34-03.png"/>
+                    <pic:cNvPicPr/>
+                  </pic:nvPicPr>
+                  <pic:blipFill>
+                    <a:blip r:embed="rId31"/>
+                    <a:stretch>
+                      <a:fillRect/>
+                    </a:stretch>
+                  </pic:blipFill>
+                  <pic:spPr>
+                    <a:xfrm>
+                      <a:off x="0" y="0"/>
+                      <a:ext cx="5486400" cy="3145536"/>
+                    </a:xfrm>
+                    <a:prstGeom prst="rect"/>
+                  </pic:spPr>
+                </pic:pic>
+              </a:graphicData>
+            </a:graphic>
+          </wp:inline>
+        </w:drawing>
+      </w:r>
+    </w:p>
+    <w:p>
+      <w:pPr>
+        <w:spacing w:line="336" w:lineRule="auto" w:after="180"/>
+      </w:pPr>
+      <w:r>
+        <w:rPr>
+          <w:b w:val="0"/>
+        </w:rPr>
+        <w:t xml:space="preserve">Capstone grounded assistant — </w:t>
+      </w:r>
+      <w:r>
+        <w:rPr>
+          <w:b/>
+        </w:rPr>
+        <w:t>evidence</w:t>
+      </w:r>
+      <w:r>
+        <w:rPr>
+          <w:b w:val="0"/>
+        </w:rPr>
+        <w:t xml:space="preserve"> trace. Request room B; retrieved approval names B but register names C. Draft gives capacity 10 from C. | A supported response requires current matching approval and register records.</w:t>
+      </w:r>
+    </w:p>
+    <w:p>
+      <w:pPr>
+        <w:spacing w:line="336" w:lineRule="auto" w:after="180"/>
+      </w:pPr>
+      <w:r>
+        <w:rPr>
+          <w:b w:val="0"/>
+        </w:rPr>
+        <w:t>Any retrieval or validation failure gives needs_review with null claims. The classroom implementation performs no booking or external action. | Same-room support fails before or during semantic validation.</w:t>
+      </w:r>
+    </w:p>
+    <w:p>
+      <w:pPr>
+        <w:spacing w:line="336" w:lineRule="auto" w:after="180"/>
+      </w:pPr>
+      <w:r>
+        <w:rPr>
+          <w:b w:val="0"/>
+        </w:rPr>
+        <w:t>Return needs_review with null claims; the draft capacity is unsupported for B.</w:t>
+      </w:r>
+    </w:p>
+    <w:p>
+      <w:pPr>
+        <w:spacing w:line="336" w:lineRule="auto" w:after="180"/>
+        <w:shd w:fill="F5F1FB"/>
+      </w:pPr>
+      <w:r>
+        <w:rPr>
+          <w:b w:val="0"/>
+        </w:rPr>
+        <w:t>Read the labels and values. Explain the relationship the model shows.</w:t>
+      </w:r>
+    </w:p>
+    <w:p>
+      <w:pPr>
+        <w:pStyle w:val="Heading3"/>
+      </w:pPr>
+      <w:r>
+        <w:t>04. Change one thing. Trace what follows.</w:t>
+      </w:r>
+    </w:p>
+    <w:p>
+      <w:r>
+        <w:drawing>
+          <wp:inline xmlns:a="http://schemas.openxmlformats.org/drawingml/2006/main" xmlns:pic="http://schemas.openxmlformats.org/drawingml/2006/picture">
+            <wp:extent cx="5486400" cy="3026664"/>
+            <wp:docPr id="25" name="Picture 25" descr="Original case: Retain the supported procedure facts; state that water-loss results were not supplied. Changed condition: E3 supplies losses of 1, 2 and 3 mL. Expected result: Report those individual losses, not “half” unless starting volumes are also available. Reason: Absolute losses alone do not establish each cup’s fractional loss."/>
+            <wp:cNvGraphicFramePr>
+              <a:graphicFrameLocks noChangeAspect="1"/>
+            </wp:cNvGraphicFramePr>
+            <a:graphic>
+              <a:graphicData uri="http://schemas.openxmlformats.org/drawingml/2006/picture">
+                <pic:pic>
+                  <pic:nvPicPr>
+                    <pic:cNvPr id="0" name="academy-story-ai-3-34-04.png"/>
+                    <pic:cNvPicPr/>
+                  </pic:nvPicPr>
+                  <pic:blipFill>
+                    <a:blip r:embed="rId32"/>
+                    <a:stretch>
+                      <a:fillRect/>
+                    </a:stretch>
+                  </pic:blipFill>
+                  <pic:spPr>
+                    <a:xfrm>
+                      <a:off x="0" y="0"/>
+                      <a:ext cx="5486400" cy="3026664"/>
+                    </a:xfrm>
+                    <a:prstGeom prst="rect"/>
+                  </pic:spPr>
+                </pic:pic>
+              </a:graphicData>
+            </a:graphic>
+          </wp:inline>
+        </w:drawing>
+      </w:r>
+    </w:p>
+    <w:p>
+      <w:pPr>
+        <w:spacing w:line="336" w:lineRule="auto" w:after="180"/>
+      </w:pPr>
+      <w:r>
+        <w:rPr>
+          <w:b w:val="0"/>
+        </w:rPr>
+        <w:t>Original case: Retain the supported procedure facts; state that water-loss results were not supplied. Changed condition: E3 supplies losses of 1, 2 and 3 mL.</w:t>
+      </w:r>
+    </w:p>
+    <w:p>
+      <w:pPr>
+        <w:spacing w:line="336" w:lineRule="auto" w:after="180"/>
+      </w:pPr>
+      <w:r>
+        <w:rPr>
+          <w:b w:val="0"/>
+        </w:rPr>
+        <w:t>Expected result: Report those individual losses, not “half” unless starting volumes are also available. Reason: Absolute losses alone do not establish each cup’s fractional loss.</w:t>
+      </w:r>
+    </w:p>
+    <w:p>
+      <w:pPr>
+        <w:spacing w:line="336" w:lineRule="auto" w:after="180"/>
+        <w:shd w:fill="F5F1FB"/>
+      </w:pPr>
+      <w:r>
+        <w:rPr>
+          <w:b w:val="0"/>
+        </w:rPr>
+        <w:t>Predict before checking the worked changed-case result. Name what changed and what the supplied facts allow you to conclude.</w:t>
+      </w:r>
+    </w:p>
+    <w:p>
+      <w:pPr>
+        <w:pStyle w:val="Heading3"/>
+      </w:pPr>
+      <w:r>
+        <w:t>05. Connect the explanation to its limit</w:t>
+      </w:r>
+    </w:p>
+    <w:p>
+      <w:r>
+        <w:drawing>
+          <wp:inline xmlns:a="http://schemas.openxmlformats.org/drawingml/2006/main" xmlns:pic="http://schemas.openxmlformats.org/drawingml/2006/picture">
+            <wp:extent cx="5486400" cy="2834640"/>
+            <wp:docPr id="26" name="Picture 26" descr="Read the picture in order. Retain the supported procedure facts; state that water-loss results were not supplied. The arrows show which recorded input or intermediate result each decision uses. Explain the deciding step aloud before checking the changed case; pointing to the final answer alone does not show how it follows. Limit: The examples are invented observations; no real classroom investigation or model run is claimed."/>
+            <wp:cNvGraphicFramePr>
+              <a:graphicFrameLocks noChangeAspect="1"/>
+            </wp:cNvGraphicFramePr>
+            <a:graphic>
+              <a:graphicData uri="http://schemas.openxmlformats.org/drawingml/2006/picture">
+                <pic:pic>
+                  <pic:nvPicPr>
+                    <pic:cNvPr id="0" name="academy-story-ai-3-34-05.png"/>
+                    <pic:cNvPicPr/>
+                  </pic:nvPicPr>
+                  <pic:blipFill>
+                    <a:blip r:embed="rId33"/>
+                    <a:stretch>
+                      <a:fillRect/>
+                    </a:stretch>
+                  </pic:blipFill>
+                  <pic:spPr>
+                    <a:xfrm>
+                      <a:off x="0" y="0"/>
+                      <a:ext cx="5486400" cy="2834640"/>
+                    </a:xfrm>
+                    <a:prstGeom prst="rect"/>
+                  </pic:spPr>
+                </pic:pic>
+              </a:graphicData>
+            </a:graphic>
+          </wp:inline>
+        </w:drawing>
+      </w:r>
+    </w:p>
+    <w:p>
+      <w:pPr>
+        <w:spacing w:line="336" w:lineRule="auto" w:after="180"/>
+      </w:pPr>
+      <w:r>
+        <w:rPr>
+          <w:b w:val="0"/>
+        </w:rPr>
+        <w:t xml:space="preserve">Read the picture in order. Retain the supported procedure facts; state that water-loss results were not supplied. The arrows show which recorded </w:t>
+      </w:r>
+      <w:r>
+        <w:rPr>
+          <w:b/>
+        </w:rPr>
+        <w:t>input</w:t>
+      </w:r>
+      <w:r>
+        <w:rPr>
+          <w:b w:val="0"/>
+        </w:rPr>
+        <w:t xml:space="preserve"> or intermediate result each decision uses.</w:t>
+      </w:r>
+    </w:p>
+    <w:p>
+      <w:pPr>
+        <w:spacing w:line="336" w:lineRule="auto" w:after="180"/>
+      </w:pPr>
+      <w:r>
+        <w:rPr>
+          <w:b w:val="0"/>
+        </w:rPr>
+        <w:t>Explain the deciding step aloud before checking the changed case; pointing to the final answer alone does not show how it follows.</w:t>
+      </w:r>
+    </w:p>
+    <w:p>
+      <w:pPr>
+        <w:spacing w:line="336" w:lineRule="auto" w:after="180"/>
+      </w:pPr>
+      <w:r>
+        <w:rPr>
+          <w:b w:val="0"/>
+        </w:rPr>
+        <w:t xml:space="preserve">Limit: The examples are invented </w:t>
+      </w:r>
+      <w:r>
+        <w:rPr>
+          <w:b/>
+        </w:rPr>
+        <w:t>observation</w:t>
+      </w:r>
+      <w:r>
+        <w:rPr>
+          <w:b w:val="0"/>
+        </w:rPr>
+        <w:t>s; no real classroom investigation or model run is claimed.</w:t>
+      </w:r>
+    </w:p>
+    <w:p>
+      <w:pPr>
+        <w:spacing w:line="336" w:lineRule="auto" w:after="180"/>
+        <w:shd w:fill="F5F1FB"/>
+      </w:pPr>
+      <w:r>
+        <w:rPr>
+          <w:b w:val="0"/>
+        </w:rPr>
+        <w:t>Explain the case, then point to a limit on the claim.</w:t>
+      </w:r>
+    </w:p>
+    <w:p>
+      <w:pPr>
+        <w:pStyle w:val="Heading3"/>
+      </w:pPr>
+      <w:r>
+        <w:t>06. Make the idea visible in your project</w:t>
+      </w:r>
+    </w:p>
+    <w:p>
+      <w:r>
+        <w:drawing>
+          <wp:inline xmlns:a="http://schemas.openxmlformats.org/drawingml/2006/main" xmlns:pic="http://schemas.openxmlformats.org/drawingml/2006/picture">
+            <wp:extent cx="5486400" cy="3681984"/>
+            <wp:docPr id="27" name="Picture 27" descr="For your Verified Study Buddy, save the input, procedure, observed result and limitation of this check. Label this worked example as practice; use a different, previously unreviewed case when checking independent understanding. Draw your input, deciding step, result and limit. Supported question: What additional numbers would a half-water claim require? Point to the relevant step in the picture, then write the changed result and the rule or evidence that supports it."/>
+            <wp:cNvGraphicFramePr>
+              <a:graphicFrameLocks noChangeAspect="1"/>
+            </wp:cNvGraphicFramePr>
+            <a:graphic>
+              <a:graphicData uri="http://schemas.openxmlformats.org/drawingml/2006/picture">
+                <pic:pic>
+                  <pic:nvPicPr>
+                    <pic:cNvPr id="0" name="academy-story-ai-3-34-06.png"/>
+                    <pic:cNvPicPr/>
+                  </pic:nvPicPr>
+                  <pic:blipFill>
+                    <a:blip r:embed="rId34"/>
+                    <a:stretch>
+                      <a:fillRect/>
+                    </a:stretch>
+                  </pic:blipFill>
+                  <pic:spPr>
+                    <a:xfrm>
+                      <a:off x="0" y="0"/>
+                      <a:ext cx="5486400" cy="3681984"/>
+                    </a:xfrm>
+                    <a:prstGeom prst="rect"/>
+                  </pic:spPr>
+                </pic:pic>
+              </a:graphicData>
+            </a:graphic>
+          </wp:inline>
+        </w:drawing>
+      </w:r>
+    </w:p>
+    <w:p>
+      <w:pPr>
+        <w:spacing w:line="336" w:lineRule="auto" w:after="180"/>
+      </w:pPr>
+      <w:r>
+        <w:rPr>
+          <w:b w:val="0"/>
+        </w:rPr>
+        <w:t xml:space="preserve">For your Verified Study Buddy, save the </w:t>
+      </w:r>
+      <w:r>
+        <w:rPr>
+          <w:b/>
+        </w:rPr>
+        <w:t>input</w:t>
+      </w:r>
+      <w:r>
+        <w:rPr>
+          <w:b w:val="0"/>
+        </w:rPr>
+        <w:t>, procedure, observed result and limitation of this check.</w:t>
+      </w:r>
+    </w:p>
+    <w:p>
+      <w:pPr>
+        <w:spacing w:line="336" w:lineRule="auto" w:after="180"/>
+      </w:pPr>
+      <w:r>
+        <w:rPr>
+          <w:b w:val="0"/>
+        </w:rPr>
+        <w:t xml:space="preserve">Label this worked example as practice; use a different, previously unreviewed case when checking independent understanding. Draw your </w:t>
+      </w:r>
+      <w:r>
+        <w:rPr>
+          <w:b/>
+        </w:rPr>
+        <w:t>input</w:t>
+      </w:r>
+      <w:r>
+        <w:rPr>
+          <w:b w:val="0"/>
+        </w:rPr>
+        <w:t>, deciding step, result and limit.</w:t>
+      </w:r>
+    </w:p>
+    <w:p>
+      <w:pPr>
+        <w:spacing w:line="336" w:lineRule="auto" w:after="180"/>
+      </w:pPr>
+      <w:r>
+        <w:rPr>
+          <w:b w:val="0"/>
+        </w:rPr>
+        <w:t xml:space="preserve">Supported question: What additional numbers would a half-water claim require? Point to the relevant step in the picture, then write the changed result and the rule or </w:t>
+      </w:r>
+      <w:r>
+        <w:rPr>
+          <w:b/>
+        </w:rPr>
+        <w:t>evidence</w:t>
+      </w:r>
+      <w:r>
+        <w:rPr>
+          <w:b w:val="0"/>
+        </w:rPr>
+        <w:t xml:space="preserve"> that supports it.</w:t>
+      </w:r>
+    </w:p>
+    <w:p>
+      <w:pPr>
+        <w:spacing w:line="336" w:lineRule="auto" w:after="180"/>
+        <w:shd w:fill="F5F1FB"/>
+      </w:pPr>
+      <w:r>
+        <w:rPr>
+          <w:b w:val="0"/>
+        </w:rPr>
+        <w:t xml:space="preserve">Draw your project trace and justify the deciding step using </w:t>
+      </w:r>
+      <w:r>
+        <w:rPr>
+          <w:b/>
+        </w:rPr>
+        <w:t>evidence</w:t>
+      </w:r>
+      <w:r>
+        <w:rPr>
+          <w:b w:val="0"/>
+        </w:rPr>
+        <w:t>.</w:t>
       </w:r>
     </w:p>
     <w:sectPr>

--- a/downloads/student/ai-3-week-34.docx
+++ b/downloads/student/ai-3-week-34.docx
@@ -25,12 +25,17 @@
         <w:pStyle w:val="Heading1"/>
       </w:pPr>
       <w:r>
-        <w:t>Before you start</w:t>
-      </w:r>
-    </w:p>
-    <w:p>
-      <w:r>
-        <w:t>Week 24: keep intermediate stages inspectable.</w:t>
+        <w:t>Build the stages. Preserve the facts. Check every added result.</w:t>
+      </w:r>
+    </w:p>
+    <w:p>
+      <w:r>
+        <w:t>Implement a small deterministic report path without inventing missing measurements or ratios.</w:t>
+      </w:r>
+    </w:p>
+    <w:p>
+      <w:r>
+        <w:t>Report contract → E2 claim trace → complete baseline program → five integration cases → independent seed repair.</w:t>
       </w:r>
     </w:p>
     <w:p>
@@ -38,20 +43,20 @@
         <w:pStyle w:val="Heading1"/>
       </w:pPr>
       <w:r>
-        <w:t>01. Your mission</w:t>
-      </w:r>
-    </w:p>
-    <w:p>
-      <w:r>
-        <w:t>Start with the target: Explain the mechanism and terminology of capstone grounded assistant. Try the recall before opening notes.</w:t>
-      </w:r>
-    </w:p>
-    <w:p>
-      <w:pPr>
-        <w:pStyle w:val="Heading3"/>
-      </w:pPr>
-      <w:r>
-        <w:t>Your learning target</w:t>
+        <w:t>01. Does the build preserve the evidence in the brief?</w:t>
+      </w:r>
+    </w:p>
+    <w:p>
+      <w:r>
+        <w:t>Connect one full path and inspect every added claim.</w:t>
+      </w:r>
+    </w:p>
+    <w:p>
+      <w:pPr>
+        <w:pStyle w:val="Heading2"/>
+      </w:pPr>
+      <w:r>
+        <w:t>Your learning goals</w:t>
       </w:r>
     </w:p>
     <w:p>
@@ -101,10 +106,34 @@
     </w:p>
     <w:p>
       <w:pPr>
-        <w:pStyle w:val="Heading3"/>
-      </w:pPr>
-      <w:r>
-        <w:t>Remember before reading</w:t>
+        <w:pStyle w:val="Heading2"/>
+      </w:pPr>
+      <w:r>
+        <w:t>Recall the requirement-to-test chain</w:t>
+      </w:r>
+    </w:p>
+    <w:p>
+      <w:pPr>
+        <w:pStyle w:val="ListBullet"/>
+      </w:pPr>
+      <w:r>
+        <w:t>Close your notes first. A rough first answer helps us choose the right starting point; it is not a score for your ability.</w:t>
+      </w:r>
+    </w:p>
+    <w:p>
+      <w:pPr>
+        <w:pStyle w:val="ListBullet"/>
+      </w:pPr>
+      <w:r>
+        <w:t>Recall Capstone Design: a requirement needs permitted sources, output rules and a linked test. Build a small path that preserves those decisions and record what actually happened, including missing results.</w:t>
+      </w:r>
+    </w:p>
+    <w:p>
+      <w:pPr>
+        <w:pStyle w:val="Heading2"/>
+      </w:pPr>
+      <w:r>
+        <w:t>Your end goal</w:t>
       </w:r>
     </w:p>
     <w:p>
@@ -115,7 +144,31 @@
         <w:rPr>
           <w:b w:val="0"/>
         </w:rPr>
-        <w:t>Close your notes first. A rough first answer helps us choose the right starting point; it is not a score for your ability.</w:t>
+        <w:t>By the end, I can explain capstone build using a traced example and a stated limitation.</w:t>
+      </w:r>
+    </w:p>
+    <w:p>
+      <w:pPr>
+        <w:pStyle w:val="Heading2"/>
+      </w:pPr>
+      <w:r>
+        <w:t>Earlier wording, alternatives and picture transcripts · reference / check after trying</w:t>
+      </w:r>
+    </w:p>
+    <w:p>
+      <w:pPr>
+        <w:pStyle w:val="Heading3"/>
+      </w:pPr>
+      <w:r>
+        <w:t>Your learning target</w:t>
+      </w:r>
+    </w:p>
+    <w:p>
+      <w:pPr>
+        <w:pStyle w:val="Heading3"/>
+      </w:pPr>
+      <w:r>
+        <w:t>Remember before reading</w:t>
       </w:r>
     </w:p>
     <w:p>
@@ -250,7 +303,7 @@
       </w:pPr>
       <w:r>
         <w:rPr>
-          <w:b/>
+          <w:b w:val="0"/>
         </w:rPr>
         <w:t>CREATOR MISSION</w:t>
       </w:r>
@@ -320,25 +373,64 @@
     </w:p>
     <w:p>
       <w:pPr>
+        <w:pStyle w:val="Heading3"/>
+      </w:pPr>
+      <w:r>
+        <w:t>This week’s end goal</w:t>
+      </w:r>
+    </w:p>
+    <w:p>
+      <w:pPr>
+        <w:pStyle w:val="Heading1"/>
+      </w:pPr>
+      <w:r>
+        <w:t>02. Implement the smallest complete source-to-answer path</w:t>
+      </w:r>
+    </w:p>
+    <w:p>
+      <w:r>
+        <w:t>A component should satisfy a named requirement and have a check.</w:t>
+      </w:r>
+    </w:p>
+    <w:p>
+      <w:pPr>
+        <w:pStyle w:val="Heading2"/>
+      </w:pPr>
+      <w:r>
+        <w:t>Understand traceable implementation</w:t>
+      </w:r>
+    </w:p>
+    <w:p>
+      <w:pPr>
         <w:spacing w:line="336" w:lineRule="auto" w:after="180"/>
       </w:pPr>
       <w:r>
         <w:rPr>
           <w:b w:val="0"/>
         </w:rPr>
-        <w:t xml:space="preserve">Recall Capstone requirements and corpus. Explain why a recorded result needs its </w:t>
-      </w:r>
-      <w:r>
-        <w:rPr>
-          <w:b/>
-        </w:rPr>
-        <w:t>input</w:t>
-      </w:r>
+        <w:t>A capstone build turns the design into inspectable stages. Keep a record of the input, eligible source, parsed facts, answerability, draft, validation and displayed outcome. Start with a deterministic baseline that preserves source facts before adding generated wording. A successful build step does not prove an experiment’s result, and a procedure description does not supply measurements.</w:t>
+      </w:r>
+    </w:p>
+    <w:p>
+      <w:pPr>
+        <w:spacing w:line="336" w:lineRule="auto" w:after="180"/>
+      </w:pPr>
       <w:r>
         <w:rPr>
           <w:b w:val="0"/>
         </w:rPr>
-        <w:t xml:space="preserve"> conditions and </w:t>
+        <w:t>Paper simulation remains useful when labelled; actual execution needs its own observed output.</w:t>
+      </w:r>
+    </w:p>
+    <w:p>
+      <w:pPr>
+        <w:spacing w:line="336" w:lineRule="auto" w:after="180"/>
+      </w:pPr>
+      <w:r>
+        <w:rPr>
+          <w:b w:val="0"/>
+        </w:rPr>
+        <w:t xml:space="preserve">Build the assistant as a sequence of testable stages: validate request, retrieve authorised </w:t>
       </w:r>
       <w:r>
         <w:rPr>
@@ -350,15 +442,15 @@
         <w:rPr>
           <w:b w:val="0"/>
         </w:rPr>
-        <w:t xml:space="preserve"> source before it can support a claim.</w:t>
-      </w:r>
-    </w:p>
-    <w:p>
-      <w:pPr>
-        <w:pStyle w:val="Heading3"/>
-      </w:pPr>
-      <w:r>
-        <w:t>This week’s end goal</w:t>
+        <w:t>, decide answerability, draft, validate and return. Avoid merging all errors into one model score.</w:t>
+      </w:r>
+    </w:p>
+    <w:p>
+      <w:pPr>
+        <w:pStyle w:val="Heading2"/>
+      </w:pPr>
+      <w:r>
+        <w:t>Use supplied fictional evidence</w:t>
       </w:r>
     </w:p>
     <w:p>
@@ -369,20 +461,7 @@
         <w:rPr>
           <w:b w:val="0"/>
         </w:rPr>
-        <w:t>By the end, I can explain capstone build using a traced example and a stated limitation.</w:t>
-      </w:r>
-    </w:p>
-    <w:p>
-      <w:pPr>
-        <w:pStyle w:val="Heading1"/>
-      </w:pPr>
-      <w:r>
-        <w:t>02. Notice the evidence</w:t>
-      </w:r>
-    </w:p>
-    <w:p>
-      <w:r>
-        <w:t>Investigate the supplied Capstone Build case. Separate observations, given facts and assumptions before choosing an explanation.</w:t>
+        <w:t>Begin by writing the question the procedure is intended to answer. Identify the information already supplied, the information it will produce and the information still missing.</w:t>
       </w:r>
     </w:p>
     <w:p>
@@ -391,7 +470,26 @@
       </w:pPr>
       <w:r>
         <w:rPr>
-          <w:b/>
+          <w:b w:val="0"/>
+        </w:rPr>
+        <w:t>These are constructed classroom examples; they do not require live accounts, private records or an external service. Do not treat a plausible explanation as a measured outcome.</w:t>
+      </w:r>
+    </w:p>
+    <w:p>
+      <w:pPr>
+        <w:pStyle w:val="Heading2"/>
+      </w:pPr>
+      <w:r>
+        <w:t>Earlier wording, alternatives and picture transcripts · reference / check after trying</w:t>
+      </w:r>
+    </w:p>
+    <w:p>
+      <w:pPr>
+        <w:spacing w:line="336" w:lineRule="auto" w:after="180"/>
+      </w:pPr>
+      <w:r>
+        <w:rPr>
+          <w:b w:val="0"/>
         </w:rPr>
         <w:t>PICTURE STORY</w:t>
       </w:r>
@@ -468,16 +566,7 @@
     </w:p>
     <w:p>
       <w:pPr>
-        <w:pStyle w:val="Heading3"/>
-      </w:pPr>
-      <w:r>
-        <w:t>Start with this puzzle</w:t>
-      </w:r>
-    </w:p>
-    <w:p>
-      <w:pPr>
         <w:spacing w:line="336" w:lineRule="auto" w:after="180"/>
-        <w:shd w:fill="F1F6FC"/>
       </w:pPr>
       <w:r>
         <w:rPr>
@@ -489,7 +578,6 @@
     <w:p>
       <w:pPr>
         <w:spacing w:line="336" w:lineRule="auto" w:after="180"/>
-        <w:shd w:fill="F5F1FB"/>
       </w:pPr>
       <w:r>
         <w:rPr>
@@ -632,25 +720,263 @@
     </w:p>
     <w:p>
       <w:pPr>
+        <w:pStyle w:val="Heading1"/>
+      </w:pPr>
+      <w:r>
+        <w:t>03. State what each field can establish</w:t>
+      </w:r>
+    </w:p>
+    <w:p>
+      <w:r>
+        <w:t>Keep procedure facts, measured loss and ratio claims separate.</w:t>
+      </w:r>
+    </w:p>
+    <w:p>
+      <w:pPr>
+        <w:pStyle w:val="Heading2"/>
+      </w:pPr>
+      <w:r>
+        <w:t>Complete report contract</w:t>
+      </w:r>
+    </w:p>
+    <w:tbl>
+      <w:tblPr>
+        <w:tblStyle w:val="LightShading-Accent1"/>
+        <w:tblW w:type="auto" w:w="0"/>
+        <w:tblLook w:firstColumn="1" w:firstRow="1" w:lastColumn="0" w:lastRow="0" w:noHBand="0" w:noVBand="1" w:val="04A0"/>
+      </w:tblPr>
+      <w:tblGrid>
+        <w:gridCol w:w="5112"/>
+        <w:gridCol w:w="5112"/>
+      </w:tblGrid>
+      <w:tr>
+        <w:trPr>
+          <w:tblHeader/>
+        </w:trPr>
+        <w:tc>
+          <w:tcPr>
+            <w:tcW w:type="dxa" w:w="5112"/>
+          </w:tcPr>
+          <w:p>
+            <w:r>
+              <w:t>Investigation-report contract</w:t>
+            </w:r>
+          </w:p>
+        </w:tc>
+        <w:tc>
+          <w:tcPr>
+            <w:tcW w:type="dxa" w:w="5112"/>
+          </w:tcPr>
+          <w:p>
+            <w:r>
+              <w:t>Declared behavior</w:t>
+            </w:r>
+          </w:p>
+        </w:tc>
+      </w:tr>
+      <w:tr>
+        <w:tc>
+          <w:tcPr>
+            <w:tcW w:type="dxa" w:w="5112"/>
+          </w:tcPr>
+          <w:p>
+            <w:r>
+              <w:t>Source E2</w:t>
+            </w:r>
+          </w:p>
+        </w:tc>
+        <w:tc>
+          <w:tcPr>
+            <w:tcW w:type="dxa" w:w="5112"/>
+          </w:tcPr>
+          <w:p>
+            <w:r>
+              <w:t>Three fictional cups observed for four days; no water-loss measurements or initial volumes</w:t>
+            </w:r>
+          </w:p>
+        </w:tc>
+      </w:tr>
+      <w:tr>
+        <w:tc>
+          <w:tcPr>
+            <w:tcW w:type="dxa" w:w="5112"/>
+          </w:tcPr>
+          <w:p>
+            <w:r>
+              <w:t>Changed source E3</w:t>
+            </w:r>
+          </w:p>
+        </w:tc>
+        <w:tc>
+          <w:tcPr>
+            <w:tcW w:type="dxa" w:w="5112"/>
+          </w:tcPr>
+          <w:p>
+            <w:r>
+              <w:t>Same three cups/four days, losses 1, 2, 3 mL; initial volumes still unavailable</w:t>
+            </w:r>
+          </w:p>
+        </w:tc>
+      </w:tr>
+      <w:tr>
+        <w:tc>
+          <w:tcPr>
+            <w:tcW w:type="dxa" w:w="5112"/>
+          </w:tcPr>
+          <w:p>
+            <w:r>
+              <w:t>Procedure claims</w:t>
+            </w:r>
+          </w:p>
+        </w:tc>
+        <w:tc>
+          <w:tcPr>
+            <w:tcW w:type="dxa" w:w="5112"/>
+          </w:tcPr>
+          <w:p>
+            <w:r>
+              <w:t>Retain cup count, duration and source ID</w:t>
+            </w:r>
+          </w:p>
+        </w:tc>
+      </w:tr>
+      <w:tr>
+        <w:tc>
+          <w:tcPr>
+            <w:tcW w:type="dxa" w:w="5112"/>
+          </w:tcPr>
+          <w:p>
+            <w:r>
+              <w:t>Measured outcome</w:t>
+            </w:r>
+          </w:p>
+        </w:tc>
+        <w:tc>
+          <w:tcPr>
+            <w:tcW w:type="dxa" w:w="5112"/>
+          </w:tcPr>
+          <w:p>
+            <w:r>
+              <w:t>Use only supplied losses; None means unavailable, not zero</w:t>
+            </w:r>
+          </w:p>
+        </w:tc>
+      </w:tr>
+      <w:tr>
+        <w:tc>
+          <w:tcPr>
+            <w:tcW w:type="dxa" w:w="5112"/>
+          </w:tcPr>
+          <w:p>
+            <w:r>
+              <w:t>Half-water claim</w:t>
+            </w:r>
+          </w:p>
+        </w:tc>
+        <w:tc>
+          <w:tcPr>
+            <w:tcW w:type="dxa" w:w="5112"/>
+          </w:tcPr>
+          <w:p>
+            <w:r>
+              <w:t>Needs each cup’s loss and corresponding positive initial volume; losses alone cannot establish the ratio</w:t>
+            </w:r>
+          </w:p>
+        </w:tc>
+      </w:tr>
+      <w:tr>
+        <w:tc>
+          <w:tcPr>
+            <w:tcW w:type="dxa" w:w="5112"/>
+          </w:tcPr>
+          <w:p>
+            <w:r>
+              <w:t>Universal claim</w:t>
+            </w:r>
+          </w:p>
+        </w:tc>
+        <w:tc>
+          <w:tcPr>
+            <w:tcW w:type="dxa" w:w="5112"/>
+          </w:tcPr>
+          <w:p>
+            <w:r>
+              <w:t>Neither toy record proves effectiveness for all conditions</w:t>
+            </w:r>
+          </w:p>
+        </w:tc>
+      </w:tr>
+      <w:tr>
+        <w:tc>
+          <w:tcPr>
+            <w:tcW w:type="dxa" w:w="5112"/>
+          </w:tcPr>
+          <w:p>
+            <w:r>
+              <w:t>Implementation limit</w:t>
+            </w:r>
+          </w:p>
+        </w:tc>
+        <w:tc>
+          <w:tcPr>
+            <w:tcW w:type="dxa" w:w="5112"/>
+          </w:tcPr>
+          <w:p>
+            <w:r>
+              <w:t>The program validates short structured records and builds a report; it is not a general natural-language fact checker or measurement-authenticity test</w:t>
+            </w:r>
+          </w:p>
+        </w:tc>
+      </w:tr>
+    </w:tbl>
+    <w:p>
+      <w:pPr>
+        <w:pStyle w:val="Heading2"/>
+      </w:pPr>
+      <w:r>
+        <w:t>Separate room-approval review contract · reference / check after trying</w:t>
+      </w:r>
+    </w:p>
+    <w:p>
+      <w:pPr>
         <w:spacing w:line="336" w:lineRule="auto" w:after="180"/>
       </w:pPr>
       <w:r>
         <w:rPr>
           <w:b w:val="0"/>
         </w:rPr>
-        <w:t xml:space="preserve">Build the assistant as a sequence of testable stages: validate request, retrieve authorised </w:t>
+        <w:t>A supported response requires current matching approval and register records. Any retrieval or validation failure gives needs_review with null claims. The classroom implementation performs no booking or external action.</w:t>
+      </w:r>
+    </w:p>
+    <w:p>
+      <w:pPr>
+        <w:pStyle w:val="Heading2"/>
+      </w:pPr>
+      <w:r>
+        <w:t>Respect missing-input limits</w:t>
+      </w:r>
+    </w:p>
+    <w:p>
+      <w:pPr>
+        <w:spacing w:line="336" w:lineRule="auto" w:after="180"/>
+      </w:pPr>
+      <w:r>
+        <w:rPr>
+          <w:b w:val="0"/>
+        </w:rPr>
+        <w:t xml:space="preserve">Before applying the procedure, write its units, denominator or decision boundary where relevant. A partner should be able to repeat each step using the same </w:t>
       </w:r>
       <w:r>
         <w:rPr>
           <w:b/>
         </w:rPr>
-        <w:t>evidence</w:t>
+        <w:t>input</w:t>
       </w:r>
       <w:r>
         <w:rPr>
           <w:b w:val="0"/>
         </w:rPr>
-        <w:t>, decide answerability, draft, validate and return. Avoid merging all errors into one model score.</w:t>
+        <w:t>s.</w:t>
       </w:r>
     </w:p>
     <w:p>
@@ -661,31 +987,43 @@
         <w:rPr>
           <w:b w:val="0"/>
         </w:rPr>
-        <w:t>Begin by writing the question the procedure is intended to answer. Identify the information already supplied, the information it will produce and the information still missing.</w:t>
-      </w:r>
-    </w:p>
-    <w:p>
-      <w:pPr>
-        <w:spacing w:line="336" w:lineRule="auto" w:after="180"/>
-      </w:pPr>
+        <w:t xml:space="preserve">If a required </w:t>
+      </w:r>
+      <w:r>
+        <w:rPr>
+          <w:b/>
+        </w:rPr>
+        <w:t>input</w:t>
+      </w:r>
       <w:r>
         <w:rPr>
           <w:b w:val="0"/>
         </w:rPr>
-        <w:t>These are constructed classroom examples; they do not require live accounts, private records or an external service. Do not treat a plausible explanation as a measured outcome.</w:t>
-      </w:r>
-    </w:p>
-    <w:p>
-      <w:pPr>
-        <w:pStyle w:val="Heading1"/>
-      </w:pPr>
-      <w:r>
-        <w:t>03. See how it works</w:t>
-      </w:r>
-    </w:p>
-    <w:p>
-      <w:r>
-        <w:t>Follow the mechanism for Capstone Build. Connect each labelled input, deciding step and result.</w:t>
+        <w:t xml:space="preserve"> is absent or violates the stated contract, record that condition explicitly instead of quietly replacing it with a convenient value.</w:t>
+      </w:r>
+    </w:p>
+    <w:p>
+      <w:pPr>
+        <w:pStyle w:val="Heading2"/>
+      </w:pPr>
+      <w:r>
+        <w:t>Explain the deciding check</w:t>
+      </w:r>
+    </w:p>
+    <w:p>
+      <w:pPr>
+        <w:pStyle w:val="ListBullet"/>
+      </w:pPr>
+      <w:r>
+        <w:t>Point to the input, the deciding step and the result in this week’s visual. Explain the same step in ordinary words. A picture helps when you can say what each part represents.</w:t>
+      </w:r>
+    </w:p>
+    <w:p>
+      <w:pPr>
+        <w:pStyle w:val="Heading2"/>
+      </w:pPr>
+      <w:r>
+        <w:t>Earlier wording, alternatives and picture transcripts · reference / check after trying</w:t>
       </w:r>
     </w:p>
     <w:p>
@@ -694,7 +1032,7 @@
       </w:pPr>
       <w:r>
         <w:rPr>
-          <w:b/>
+          <w:b w:val="0"/>
         </w:rPr>
         <w:t xml:space="preserve">VISUAL </w:t>
       </w:r>
@@ -931,17 +1269,6 @@
       </w:pPr>
       <w:r>
         <w:t>A closer explanation</w:t>
-      </w:r>
-    </w:p>
-    <w:p>
-      <w:pPr>
-        <w:spacing w:line="336" w:lineRule="auto" w:after="180"/>
-      </w:pPr>
-      <w:r>
-        <w:rPr>
-          <w:b w:val="0"/>
-        </w:rPr>
-        <w:t>A supported response requires current matching approval and register records. Any retrieval or validation failure gives needs_review with null claims. The classroom implementation performs no booking or external action.</w:t>
       </w:r>
     </w:p>
     <w:p>
@@ -1038,52 +1365,6 @@
     </w:p>
     <w:p>
       <w:pPr>
-        <w:spacing w:line="336" w:lineRule="auto" w:after="180"/>
-      </w:pPr>
-      <w:r>
-        <w:rPr>
-          <w:b w:val="0"/>
-        </w:rPr>
-        <w:t xml:space="preserve">Before applying the procedure, write its units, denominator or decision boundary where relevant. A partner should be able to repeat each step using the same </w:t>
-      </w:r>
-      <w:r>
-        <w:rPr>
-          <w:b/>
-        </w:rPr>
-        <w:t>input</w:t>
-      </w:r>
-      <w:r>
-        <w:rPr>
-          <w:b w:val="0"/>
-        </w:rPr>
-        <w:t>s.</w:t>
-      </w:r>
-    </w:p>
-    <w:p>
-      <w:pPr>
-        <w:spacing w:line="336" w:lineRule="auto" w:after="180"/>
-      </w:pPr>
-      <w:r>
-        <w:rPr>
-          <w:b w:val="0"/>
-        </w:rPr>
-        <w:t xml:space="preserve">If a required </w:t>
-      </w:r>
-      <w:r>
-        <w:rPr>
-          <w:b/>
-        </w:rPr>
-        <w:t>input</w:t>
-      </w:r>
-      <w:r>
-        <w:rPr>
-          <w:b w:val="0"/>
-        </w:rPr>
-        <w:t xml:space="preserve"> is absent or violates the stated contract, record that condition explicitly instead of quietly replacing it with a convenient value.</w:t>
-      </w:r>
-    </w:p>
-    <w:p>
-      <w:pPr>
         <w:pStyle w:val="Heading3"/>
       </w:pPr>
       <w:r>
@@ -1092,86 +1373,23 @@
     </w:p>
     <w:p>
       <w:pPr>
-        <w:spacing w:line="336" w:lineRule="auto" w:after="180"/>
-      </w:pPr>
-      <w:r>
-        <w:rPr>
-          <w:b w:val="0"/>
-        </w:rPr>
-        <w:t xml:space="preserve">Point to the </w:t>
-      </w:r>
-      <w:r>
-        <w:rPr>
-          <w:b/>
-        </w:rPr>
-        <w:t>input</w:t>
-      </w:r>
-      <w:r>
-        <w:rPr>
-          <w:b w:val="0"/>
-        </w:rPr>
-        <w:t>, the deciding step and the result in this week’s visual. Explain the same step in ordinary words. A picture helps when you can say what each part represents.</w:t>
-      </w:r>
-    </w:p>
-    <w:p>
-      <w:pPr>
         <w:pStyle w:val="Heading1"/>
       </w:pPr>
       <w:r>
-        <w:t>04. Compare the cases</w:t>
-      </w:r>
-    </w:p>
-    <w:p>
-      <w:r>
-        <w:t>Compare the supplied cases for Capstone Build. Identify the detail that changes the conclusion.</w:t>
-      </w:r>
-    </w:p>
-    <w:p>
-      <w:pPr>
-        <w:pStyle w:val="Heading3"/>
-      </w:pPr>
-      <w:r>
-        <w:t>The case to investigate</w:t>
-      </w:r>
-    </w:p>
-    <w:p>
-      <w:pPr>
-        <w:spacing w:line="336" w:lineRule="auto" w:after="180"/>
-        <w:shd w:fill="F1F6FC"/>
-      </w:pPr>
-      <w:r>
-        <w:rPr>
-          <w:b w:val="0"/>
-        </w:rPr>
-        <w:t>CASE GALLERY</w:t>
-      </w:r>
-    </w:p>
-    <w:p>
-      <w:pPr>
-        <w:spacing w:line="336" w:lineRule="auto" w:after="180"/>
-      </w:pPr>
-      <w:r>
-        <w:rPr>
-          <w:b w:val="0"/>
-        </w:rPr>
-        <w:t xml:space="preserve">Four Tests, Four Kinds of </w:t>
-      </w:r>
-      <w:r>
-        <w:rPr>
-          <w:b/>
-        </w:rPr>
-        <w:t>Evidence</w:t>
-      </w:r>
-    </w:p>
-    <w:p>
-      <w:pPr>
-        <w:spacing w:line="336" w:lineRule="auto" w:after="180"/>
-      </w:pPr>
-      <w:r>
-        <w:rPr>
-          <w:b w:val="0"/>
-        </w:rPr>
-        <w:t>A system is not understood until it survives more than one comfortable example.</w:t>
+        <w:t>04. Compare a recorded procedure with an invented outcome</w:t>
+      </w:r>
+    </w:p>
+    <w:p>
+      <w:r>
+        <w:t>An observation period is not a measured success result.</w:t>
+      </w:r>
+    </w:p>
+    <w:p>
+      <w:pPr>
+        <w:pStyle w:val="Heading2"/>
+      </w:pPr>
+      <w:r>
+        <w:t>Four pictures with a purpose</w:t>
       </w:r>
     </w:p>
     <w:p>
@@ -1212,6 +1430,11 @@
     </w:p>
     <w:p>
       <w:r>
+        <w:t>Normal case: predict the result and deciding evidence.</w:t>
+      </w:r>
+    </w:p>
+    <w:p>
+      <w:r>
         <w:drawing>
           <wp:inline xmlns:a="http://schemas.openxmlformats.org/drawingml/2006/main" xmlns:pic="http://schemas.openxmlformats.org/drawingml/2006/picture">
             <wp:extent cx="5486400" cy="3200400"/>
@@ -1247,47 +1470,8 @@
       </w:r>
     </w:p>
     <w:p>
-      <w:pPr>
-        <w:pStyle w:val="Heading3"/>
-      </w:pPr>
-      <w:r>
-        <w:t>The normal case</w:t>
-      </w:r>
-    </w:p>
-    <w:p>
-      <w:pPr>
-        <w:spacing w:line="336" w:lineRule="auto" w:after="180"/>
-        <w:shd w:fill="F1F6FC"/>
-      </w:pPr>
-      <w:r>
-        <w:rPr>
-          <w:b w:val="0"/>
-        </w:rPr>
-        <w:t xml:space="preserve">NORMAL CASE: predict and name </w:t>
-      </w:r>
-      <w:r>
-        <w:rPr>
-          <w:b/>
-        </w:rPr>
-        <w:t>evidence</w:t>
-      </w:r>
-      <w:r>
-        <w:rPr>
-          <w:b w:val="0"/>
-        </w:rPr>
-        <w:t xml:space="preserve">.     BOUNDARY CASE: predict and name </w:t>
-      </w:r>
-      <w:r>
-        <w:rPr>
-          <w:b/>
-        </w:rPr>
-        <w:t>evidence</w:t>
-      </w:r>
-      <w:r>
-        <w:rPr>
-          <w:b w:val="0"/>
-        </w:rPr>
-        <w:t>.</w:t>
+      <w:r>
+        <w:t>Boundary case: identify the exact limit.</w:t>
       </w:r>
     </w:p>
     <w:p>
@@ -1328,6 +1512,11 @@
     </w:p>
     <w:p>
       <w:r>
+        <w:t>Missing information: name what must be clarified.</w:t>
+      </w:r>
+    </w:p>
+    <w:p>
+      <w:r>
         <w:drawing>
           <wp:inline xmlns:a="http://schemas.openxmlformats.org/drawingml/2006/main" xmlns:pic="http://schemas.openxmlformats.org/drawingml/2006/picture">
             <wp:extent cx="5486400" cy="3200400"/>
@@ -1363,134 +1552,86 @@
       </w:r>
     </w:p>
     <w:p>
+      <w:r>
+        <w:t>Transfer case: explain which procedure still applies.</w:t>
+      </w:r>
+    </w:p>
+    <w:p>
+      <w:pPr>
+        <w:pStyle w:val="Heading2"/>
+      </w:pPr>
+      <w:r>
+        <w:t>Choose a revealing case</w:t>
+      </w:r>
+    </w:p>
+    <w:p>
+      <w:pPr>
+        <w:pStyle w:val="ListBullet"/>
+      </w:pPr>
+      <w:r>
+        <w:t>Which case is most likely to reveal a hidden assumption? Why?</w:t>
+      </w:r>
+    </w:p>
+    <w:p>
       <w:pPr>
         <w:pStyle w:val="Heading3"/>
       </w:pPr>
       <w:r>
-        <w:t>Check missing information</w:t>
+        <w:t>Write or draw your reasoning and evidence.</w:t>
+      </w:r>
+    </w:p>
+    <w:p>
+      <w:r>
+        <w:t>________________________________________________________________</w:t>
+      </w:r>
+    </w:p>
+    <w:p>
+      <w:r>
+        <w:t>________________________________________________________________</w:t>
+      </w:r>
+    </w:p>
+    <w:p>
+      <w:r>
+        <w:t>________________________________________________________________</w:t>
+      </w:r>
+    </w:p>
+    <w:p>
+      <w:r>
+        <w:t>________________________________________________________________</w:t>
+      </w:r>
+    </w:p>
+    <w:p>
+      <w:r>
+        <w:t>________________________________________________________________</w:t>
+      </w:r>
+    </w:p>
+    <w:p>
+      <w:pPr>
+        <w:pStyle w:val="Heading2"/>
+      </w:pPr>
+      <w:r>
+        <w:t>Predict the supplied changed case</w:t>
+      </w:r>
+    </w:p>
+    <w:p>
+      <w:pPr>
+        <w:pStyle w:val="ListBullet"/>
+      </w:pPr>
+      <w:r>
+        <w:t>Change: E3 supplies losses of 1, 2 and 3 mL.</w:t>
+      </w:r>
+    </w:p>
+    <w:p>
+      <w:pPr>
+        <w:pStyle w:val="Heading2"/>
+      </w:pPr>
+      <w:r>
+        <w:t>Check after predicting · reference / check after trying</w:t>
       </w:r>
     </w:p>
     <w:p>
       <w:pPr>
         <w:spacing w:line="336" w:lineRule="auto" w:after="180"/>
-        <w:shd w:fill="FFF5E6"/>
-      </w:pPr>
-      <w:r>
-        <w:rPr>
-          <w:b w:val="0"/>
-        </w:rPr>
-        <w:t xml:space="preserve">MISSING INFORMATION: predict and name </w:t>
-      </w:r>
-      <w:r>
-        <w:rPr>
-          <w:b/>
-        </w:rPr>
-        <w:t>evidence</w:t>
-      </w:r>
-      <w:r>
-        <w:rPr>
-          <w:b w:val="0"/>
-        </w:rPr>
-        <w:t xml:space="preserve">.     TRANSFER CASE: predict and name </w:t>
-      </w:r>
-      <w:r>
-        <w:rPr>
-          <w:b/>
-        </w:rPr>
-        <w:t>evidence</w:t>
-      </w:r>
-      <w:r>
-        <w:rPr>
-          <w:b w:val="0"/>
-        </w:rPr>
-        <w:t>.</w:t>
-      </w:r>
-    </w:p>
-    <w:p>
-      <w:pPr>
-        <w:spacing w:line="336" w:lineRule="auto" w:after="180"/>
-        <w:shd w:fill="F5F1FB"/>
-      </w:pPr>
-      <w:r>
-        <w:rPr>
-          <w:b w:val="0"/>
-        </w:rPr>
-        <w:t>Which case is most likely to reveal a hidden assumption? Why?</w:t>
-      </w:r>
-    </w:p>
-    <w:p>
-      <w:pPr>
-        <w:pStyle w:val="Heading3"/>
-      </w:pPr>
-      <w:r>
-        <w:t>Write or draw your reasoning and evidence.</w:t>
-      </w:r>
-    </w:p>
-    <w:p>
-      <w:r>
-        <w:t>________________________________________________________________</w:t>
-      </w:r>
-    </w:p>
-    <w:p>
-      <w:r>
-        <w:t>________________________________________________________________</w:t>
-      </w:r>
-    </w:p>
-    <w:p>
-      <w:r>
-        <w:t>________________________________________________________________</w:t>
-      </w:r>
-    </w:p>
-    <w:p>
-      <w:r>
-        <w:t>________________________________________________________________</w:t>
-      </w:r>
-    </w:p>
-    <w:p>
-      <w:r>
-        <w:t>________________________________________________________________</w:t>
-      </w:r>
-    </w:p>
-    <w:p>
-      <w:pPr>
-        <w:pStyle w:val="Heading3"/>
-      </w:pPr>
-      <w:r>
-        <w:t>Change one thing in the pictured case</w:t>
-      </w:r>
-    </w:p>
-    <w:p>
-      <w:pPr>
-        <w:pStyle w:val="Heading3"/>
-      </w:pPr>
-      <w:r>
-        <w:t>Change one thing</w:t>
-      </w:r>
-    </w:p>
-    <w:p>
-      <w:pPr>
-        <w:spacing w:line="336" w:lineRule="auto" w:after="180"/>
-        <w:shd w:fill="F5F1FB"/>
-      </w:pPr>
-      <w:r>
-        <w:rPr>
-          <w:b w:val="0"/>
-        </w:rPr>
-        <w:t>Change: E3 supplies losses of 1, 2 and 3 mL.</w:t>
-      </w:r>
-    </w:p>
-    <w:p>
-      <w:pPr>
-        <w:pStyle w:val="Heading3"/>
-      </w:pPr>
-      <w:r>
-        <w:t>Predicted result</w:t>
-      </w:r>
-    </w:p>
-    <w:p>
-      <w:pPr>
-        <w:spacing w:line="336" w:lineRule="auto" w:after="180"/>
-        <w:shd w:fill="F1F6FC"/>
       </w:pPr>
       <w:r>
         <w:rPr>
@@ -1507,16 +1648,7 @@
     </w:p>
     <w:p>
       <w:pPr>
-        <w:pStyle w:val="Heading3"/>
-      </w:pPr>
-      <w:r>
-        <w:t>Why the result follows</w:t>
-      </w:r>
-    </w:p>
-    <w:p>
-      <w:pPr>
         <w:spacing w:line="336" w:lineRule="auto" w:after="180"/>
-        <w:shd w:fill="F1F6FC"/>
       </w:pPr>
       <w:r>
         <w:rPr>
@@ -1527,26 +1659,38 @@
     </w:p>
     <w:p>
       <w:pPr>
-        <w:pStyle w:val="Heading1"/>
-      </w:pPr>
-      <w:r>
-        <w:t>05. Words that unlock the idea</w:t>
-      </w:r>
-    </w:p>
-    <w:p>
-      <w:r>
-        <w:t>Use the vocabulary of Capstone Build to explain a concrete decision, rather than only memorising definitions.</w:t>
+        <w:pStyle w:val="Heading2"/>
+      </w:pPr>
+      <w:r>
+        <w:t>Earlier wording, alternatives and picture transcripts · reference / check after trying</w:t>
       </w:r>
     </w:p>
     <w:p>
       <w:pPr>
         <w:spacing w:line="336" w:lineRule="auto" w:after="180"/>
       </w:pPr>
+      <w:r>
+        <w:rPr>
+          <w:b w:val="0"/>
+        </w:rPr>
+        <w:t>CASE GALLERY</w:t>
+      </w:r>
+    </w:p>
+    <w:p>
+      <w:pPr>
+        <w:spacing w:line="336" w:lineRule="auto" w:after="180"/>
+      </w:pPr>
+      <w:r>
+        <w:rPr>
+          <w:b w:val="0"/>
+        </w:rPr>
+        <w:t xml:space="preserve">Four Tests, Four Kinds of </w:t>
+      </w:r>
       <w:r>
         <w:rPr>
           <w:b/>
         </w:rPr>
-        <w:t>VOCABULARY LAB</w:t>
+        <w:t>Evidence</w:t>
       </w:r>
     </w:p>
     <w:p>
@@ -1557,18 +1701,7 @@
         <w:rPr>
           <w:b w:val="0"/>
         </w:rPr>
-        <w:t>Words You Can Use to Reason</w:t>
-      </w:r>
-    </w:p>
-    <w:p>
-      <w:pPr>
-        <w:spacing w:line="336" w:lineRule="auto" w:after="180"/>
-      </w:pPr>
-      <w:r>
-        <w:rPr>
-          <w:b w:val="0"/>
-        </w:rPr>
-        <w:t>A definition matters when you can recognize the idea, use it, and contrast it with a near-miss.</w:t>
+        <w:t>A system is not understood until it survives more than one comfortable example.</w:t>
       </w:r>
     </w:p>
     <w:p>
@@ -1576,7 +1709,7 @@
         <w:drawing>
           <wp:inline xmlns:a="http://schemas.openxmlformats.org/drawingml/2006/main" xmlns:pic="http://schemas.openxmlformats.org/drawingml/2006/picture">
             <wp:extent cx="5486400" cy="3200400"/>
-            <wp:docPr id="10" name="Picture 10" descr="Vocabulary badge: traceability"/>
+            <wp:docPr id="10" name="Picture 10" descr="NORMAL CASE illustration"/>
             <wp:cNvGraphicFramePr>
               <a:graphicFrameLocks noChangeAspect="1"/>
             </wp:cNvGraphicFramePr>
@@ -1584,11 +1717,11 @@
               <a:graphicData uri="http://schemas.openxmlformats.org/drawingml/2006/picture">
                 <pic:pic>
                   <pic:nvPicPr>
-                    <pic:cNvPr id="0" name="7b1963d331b3389d63577e4b1496962d9d8be0df44d6add9b0dffb7fb60199cd.png"/>
+                    <pic:cNvPr id="0" name="baa081bb74d63b3556ecfd5951cdc8779d64ec1813de34614621c4e969a973f1.png"/>
                     <pic:cNvPicPr/>
                   </pic:nvPicPr>
                   <pic:blipFill>
-                    <a:blip r:embed="rId17"/>
+                    <a:blip r:embed="rId13"/>
                     <a:stretch>
                       <a:fillRect/>
                     </a:stretch>
@@ -1612,7 +1745,7 @@
         <w:drawing>
           <wp:inline xmlns:a="http://schemas.openxmlformats.org/drawingml/2006/main" xmlns:pic="http://schemas.openxmlformats.org/drawingml/2006/picture">
             <wp:extent cx="5486400" cy="3200400"/>
-            <wp:docPr id="11" name="Picture 11" descr="Vocabulary badge: integration"/>
+            <wp:docPr id="11" name="Picture 11" descr="BOUNDARY CASE illustration"/>
             <wp:cNvGraphicFramePr>
               <a:graphicFrameLocks noChangeAspect="1"/>
             </wp:cNvGraphicFramePr>
@@ -1620,11 +1753,11 @@
               <a:graphicData uri="http://schemas.openxmlformats.org/drawingml/2006/picture">
                 <pic:pic>
                   <pic:nvPicPr>
-                    <pic:cNvPr id="0" name="5e28e9730087c9da2ab019f57517e83a0ef49ad7fdc97780a61f46db7ac4af0f.png"/>
+                    <pic:cNvPr id="0" name="5e6557194a1470352d07b6a509da5d673d81767981996dd1b685f799a5582b76.png"/>
                     <pic:cNvPicPr/>
                   </pic:nvPicPr>
                   <pic:blipFill>
-                    <a:blip r:embed="rId18"/>
+                    <a:blip r:embed="rId14"/>
                     <a:stretch>
                       <a:fillRect/>
                     </a:stretch>
@@ -1644,11 +1777,46 @@
       </w:r>
     </w:p>
     <w:p>
+      <w:pPr>
+        <w:spacing w:line="336" w:lineRule="auto" w:after="180"/>
+      </w:pPr>
+      <w:r>
+        <w:rPr>
+          <w:b w:val="0"/>
+        </w:rPr>
+        <w:t xml:space="preserve">NORMAL CASE: predict and name </w:t>
+      </w:r>
+      <w:r>
+        <w:rPr>
+          <w:b/>
+        </w:rPr>
+        <w:t>evidence</w:t>
+      </w:r>
+      <w:r>
+        <w:rPr>
+          <w:b w:val="0"/>
+        </w:rPr>
+        <w:t xml:space="preserve">.     BOUNDARY CASE: predict and name </w:t>
+      </w:r>
+      <w:r>
+        <w:rPr>
+          <w:b/>
+        </w:rPr>
+        <w:t>evidence</w:t>
+      </w:r>
+      <w:r>
+        <w:rPr>
+          <w:b w:val="0"/>
+        </w:rPr>
+        <w:t>.</w:t>
+      </w:r>
+    </w:p>
+    <w:p>
       <w:r>
         <w:drawing>
           <wp:inline xmlns:a="http://schemas.openxmlformats.org/drawingml/2006/main" xmlns:pic="http://schemas.openxmlformats.org/drawingml/2006/picture">
             <wp:extent cx="5486400" cy="3200400"/>
-            <wp:docPr id="12" name="Picture 12" descr="Vocabulary badge: version control"/>
+            <wp:docPr id="12" name="Picture 12" descr="MISSING INFORMATION illustration"/>
             <wp:cNvGraphicFramePr>
               <a:graphicFrameLocks noChangeAspect="1"/>
             </wp:cNvGraphicFramePr>
@@ -1656,11 +1824,11 @@
               <a:graphicData uri="http://schemas.openxmlformats.org/drawingml/2006/picture">
                 <pic:pic>
                   <pic:nvPicPr>
-                    <pic:cNvPr id="0" name="5a8d1350b20816c1843a1f2834e4b3d3039d7756387e6998a92a6431516f1f30.png"/>
+                    <pic:cNvPr id="0" name="8e1f2e3affdd81449df265675243cda4511c1e88dd8cd9583d4ea42f6083c297.png"/>
                     <pic:cNvPicPr/>
                   </pic:nvPicPr>
                   <pic:blipFill>
-                    <a:blip r:embed="rId19"/>
+                    <a:blip r:embed="rId15"/>
                     <a:stretch>
                       <a:fillRect/>
                     </a:stretch>
@@ -1684,7 +1852,7 @@
         <w:drawing>
           <wp:inline xmlns:a="http://schemas.openxmlformats.org/drawingml/2006/main" xmlns:pic="http://schemas.openxmlformats.org/drawingml/2006/picture">
             <wp:extent cx="5486400" cy="3200400"/>
-            <wp:docPr id="13" name="Picture 13" descr="Vocabulary badge: minimum complete product"/>
+            <wp:docPr id="13" name="Picture 13" descr="TRANSFER CASE illustration"/>
             <wp:cNvGraphicFramePr>
               <a:graphicFrameLocks noChangeAspect="1"/>
             </wp:cNvGraphicFramePr>
@@ -1692,11 +1860,11 @@
               <a:graphicData uri="http://schemas.openxmlformats.org/drawingml/2006/picture">
                 <pic:pic>
                   <pic:nvPicPr>
-                    <pic:cNvPr id="0" name="c59cca1da92241ba77a1fd2a4f9b98f9a6f0f7a5efc63bd56be0a23e64274d85.png"/>
+                    <pic:cNvPr id="0" name="a54f0c40e48e47ca92a4c36ebbc98f08b4a78c72cd385d85b0a5a7f07f558757.png"/>
                     <pic:cNvPicPr/>
                   </pic:nvPicPr>
                   <pic:blipFill>
-                    <a:blip r:embed="rId20"/>
+                    <a:blip r:embed="rId16"/>
                     <a:stretch>
                       <a:fillRect/>
                     </a:stretch>
@@ -1715,313 +1883,6 @@
         </w:drawing>
       </w:r>
     </w:p>
-    <w:tbl>
-      <w:tblPr>
-        <w:tblStyle w:val="LightShading-Accent1"/>
-        <w:tblW w:type="auto" w:w="0"/>
-        <w:tblLook w:firstColumn="1" w:firstRow="1" w:lastColumn="0" w:lastRow="0" w:noHBand="0" w:noVBand="1" w:val="04A0"/>
-      </w:tblPr>
-      <w:tblGrid>
-        <w:gridCol w:w="3408"/>
-        <w:gridCol w:w="3408"/>
-        <w:gridCol w:w="3408"/>
-      </w:tblGrid>
-      <w:tr>
-        <w:trPr>
-          <w:tblHeader/>
-        </w:trPr>
-        <w:tc>
-          <w:tcPr>
-            <w:tcW w:type="dxa" w:w="3408"/>
-          </w:tcPr>
-          <w:p>
-            <w:r>
-              <w:t>Word</w:t>
-            </w:r>
-          </w:p>
-        </w:tc>
-        <w:tc>
-          <w:tcPr>
-            <w:tcW w:type="dxa" w:w="3408"/>
-          </w:tcPr>
-          <w:p>
-            <w:r>
-              <w:t>My own example</w:t>
-            </w:r>
-          </w:p>
-        </w:tc>
-        <w:tc>
-          <w:tcPr>
-            <w:tcW w:type="dxa" w:w="3408"/>
-          </w:tcPr>
-          <w:p>
-            <w:r>
-              <w:t>Not this / boundary</w:t>
-            </w:r>
-          </w:p>
-        </w:tc>
-      </w:tr>
-      <w:tr>
-        <w:tc>
-          <w:tcPr>
-            <w:tcW w:type="dxa" w:w="3408"/>
-          </w:tcPr>
-          <w:p>
-            <w:r>
-              <w:t>traceability</w:t>
-            </w:r>
-          </w:p>
-        </w:tc>
-        <w:tc>
-          <w:tcPr>
-            <w:tcW w:type="dxa" w:w="3408"/>
-          </w:tcPr>
-          <w:p>
-            <w:r>
-              <w:t>The ability to connect a result back to its inputs, sources, steps and version.</w:t>
-            </w:r>
-          </w:p>
-        </w:tc>
-        <w:tc>
-          <w:tcPr>
-            <w:tcW w:type="dxa" w:w="3408"/>
-          </w:tcPr>
-          <w:p>
-            <w:r/>
-          </w:p>
-        </w:tc>
-      </w:tr>
-      <w:tr>
-        <w:tc>
-          <w:tcPr>
-            <w:tcW w:type="dxa" w:w="3408"/>
-          </w:tcPr>
-          <w:p>
-            <w:r>
-              <w:t>integration</w:t>
-            </w:r>
-          </w:p>
-        </w:tc>
-        <w:tc>
-          <w:tcPr>
-            <w:tcW w:type="dxa" w:w="3408"/>
-          </w:tcPr>
-          <w:p>
-            <w:r>
-              <w:t>Connecting components so that they work together through agreed interfaces.</w:t>
-            </w:r>
-          </w:p>
-        </w:tc>
-        <w:tc>
-          <w:tcPr>
-            <w:tcW w:type="dxa" w:w="3408"/>
-          </w:tcPr>
-          <w:p>
-            <w:r/>
-          </w:p>
-        </w:tc>
-      </w:tr>
-      <w:tr>
-        <w:tc>
-          <w:tcPr>
-            <w:tcW w:type="dxa" w:w="3408"/>
-          </w:tcPr>
-          <w:p>
-            <w:r>
-              <w:t>version control</w:t>
-            </w:r>
-          </w:p>
-        </w:tc>
-        <w:tc>
-          <w:tcPr>
-            <w:tcW w:type="dxa" w:w="3408"/>
-          </w:tcPr>
-          <w:p>
-            <w:r>
-              <w:t>A method for recording and comparing changes to identified versions of files.</w:t>
-            </w:r>
-          </w:p>
-        </w:tc>
-        <w:tc>
-          <w:tcPr>
-            <w:tcW w:type="dxa" w:w="3408"/>
-          </w:tcPr>
-          <w:p>
-            <w:r/>
-          </w:p>
-        </w:tc>
-      </w:tr>
-      <w:tr>
-        <w:tc>
-          <w:tcPr>
-            <w:tcW w:type="dxa" w:w="3408"/>
-          </w:tcPr>
-          <w:p>
-            <w:r>
-              <w:t>minimum complete product</w:t>
-            </w:r>
-          </w:p>
-        </w:tc>
-        <w:tc>
-          <w:tcPr>
-            <w:tcW w:type="dxa" w:w="3408"/>
-          </w:tcPr>
-          <w:p>
-            <w:r>
-              <w:t>The smallest working version that fulfils its essential user task, including failure handling.</w:t>
-            </w:r>
-          </w:p>
-        </w:tc>
-        <w:tc>
-          <w:tcPr>
-            <w:tcW w:type="dxa" w:w="3408"/>
-          </w:tcPr>
-          <w:p>
-            <w:r/>
-          </w:p>
-        </w:tc>
-      </w:tr>
-    </w:tbl>
-    <w:p>
-      <w:pPr>
-        <w:pStyle w:val="Heading3"/>
-      </w:pPr>
-      <w:r>
-        <w:t>Words used in the closer explanation</w:t>
-      </w:r>
-    </w:p>
-    <w:tbl>
-      <w:tblPr>
-        <w:tblStyle w:val="LightShading-Accent1"/>
-        <w:tblW w:type="auto" w:w="0"/>
-        <w:tblLook w:firstColumn="1" w:firstRow="1" w:lastColumn="0" w:lastRow="0" w:noHBand="0" w:noVBand="1" w:val="04A0"/>
-      </w:tblPr>
-      <w:tblGrid>
-        <w:gridCol w:w="5112"/>
-        <w:gridCol w:w="5112"/>
-      </w:tblGrid>
-      <w:tr>
-        <w:trPr>
-          <w:tblHeader/>
-        </w:trPr>
-        <w:tc>
-          <w:tcPr>
-            <w:tcW w:type="dxa" w:w="5112"/>
-          </w:tcPr>
-          <w:p>
-            <w:r>
-              <w:t>Word</w:t>
-            </w:r>
-          </w:p>
-        </w:tc>
-        <w:tc>
-          <w:tcPr>
-            <w:tcW w:type="dxa" w:w="5112"/>
-          </w:tcPr>
-          <w:p>
-            <w:r>
-              <w:t>Meaning</w:t>
-            </w:r>
-          </w:p>
-        </w:tc>
-      </w:tr>
-      <w:tr>
-        <w:tc>
-          <w:tcPr>
-            <w:tcW w:type="dxa" w:w="5112"/>
-          </w:tcPr>
-          <w:p>
-            <w:r>
-              <w:t>Pipeline stage</w:t>
-            </w:r>
-          </w:p>
-        </w:tc>
-        <w:tc>
-          <w:tcPr>
-            <w:tcW w:type="dxa" w:w="5112"/>
-          </w:tcPr>
-          <w:p>
-            <w:r>
-              <w:t>One operation with defined inputs and failure handling</w:t>
-            </w:r>
-          </w:p>
-        </w:tc>
-      </w:tr>
-      <w:tr>
-        <w:tc>
-          <w:tcPr>
-            <w:tcW w:type="dxa" w:w="5112"/>
-          </w:tcPr>
-          <w:p>
-            <w:r>
-              <w:t>Answerability gate</w:t>
-            </w:r>
-          </w:p>
-        </w:tc>
-        <w:tc>
-          <w:tcPr>
-            <w:tcW w:type="dxa" w:w="5112"/>
-          </w:tcPr>
-          <w:p>
-            <w:r>
-              <w:t>A check for sufficient evidence before answering</w:t>
-            </w:r>
-          </w:p>
-        </w:tc>
-      </w:tr>
-      <w:tr>
-        <w:tc>
-          <w:tcPr>
-            <w:tcW w:type="dxa" w:w="5112"/>
-          </w:tcPr>
-          <w:p>
-            <w:r>
-              <w:t>Semantic validator</w:t>
-            </w:r>
-          </w:p>
-        </w:tc>
-        <w:tc>
-          <w:tcPr>
-            <w:tcW w:type="dxa" w:w="5112"/>
-          </w:tcPr>
-          <w:p>
-            <w:r>
-              <w:t>A check that claims match task evidence</w:t>
-            </w:r>
-          </w:p>
-        </w:tc>
-      </w:tr>
-    </w:tbl>
-    <w:p>
-      <w:pPr>
-        <w:pStyle w:val="Heading1"/>
-      </w:pPr>
-      <w:r>
-        <w:t>06. Follow a worked example</w:t>
-      </w:r>
-    </w:p>
-    <w:p>
-      <w:r>
-        <w:t>Follow the worked trace for Capstone Build, predict a step, then compare with its explanation.</w:t>
-      </w:r>
-    </w:p>
-    <w:p>
-      <w:pPr>
-        <w:spacing w:line="336" w:lineRule="auto" w:after="180"/>
-      </w:pPr>
-      <w:r>
-        <w:rPr>
-          <w:b/>
-        </w:rPr>
-        <w:t xml:space="preserve">WORKED </w:t>
-      </w:r>
-      <w:r>
-        <w:rPr>
-          <w:b/>
-        </w:rPr>
-        <w:t>EVIDENCE</w:t>
-      </w:r>
-    </w:p>
     <w:p>
       <w:pPr>
         <w:spacing w:line="336" w:lineRule="auto" w:after="180"/>
@@ -2030,18 +1891,7 @@
         <w:rPr>
           <w:b w:val="0"/>
         </w:rPr>
-        <w:t>Reason Step by Step</w:t>
-      </w:r>
-    </w:p>
-    <w:p>
-      <w:pPr>
-        <w:spacing w:line="336" w:lineRule="auto" w:after="180"/>
-      </w:pPr>
-      <w:r>
-        <w:rPr>
-          <w:b w:val="0"/>
-        </w:rPr>
-        <w:t xml:space="preserve">Predict first. Then check each step. A correct answer without visible reasoning is incomplete </w:t>
+        <w:t xml:space="preserve">MISSING INFORMATION: predict and name </w:t>
       </w:r>
       <w:r>
         <w:rPr>
@@ -2053,15 +1903,109 @@
         <w:rPr>
           <w:b w:val="0"/>
         </w:rPr>
+        <w:t xml:space="preserve">.     TRANSFER CASE: predict and name </w:t>
+      </w:r>
+      <w:r>
+        <w:rPr>
+          <w:b/>
+        </w:rPr>
+        <w:t>evidence</w:t>
+      </w:r>
+      <w:r>
+        <w:rPr>
+          <w:b w:val="0"/>
+        </w:rPr>
         <w:t>.</w:t>
+      </w:r>
+    </w:p>
+    <w:p>
+      <w:pPr>
+        <w:pStyle w:val="Heading3"/>
+      </w:pPr>
+      <w:r>
+        <w:t>Change one thing in the pictured case</w:t>
+      </w:r>
+    </w:p>
+    <w:p>
+      <w:pPr>
+        <w:pStyle w:val="Heading1"/>
+      </w:pPr>
+      <w:r>
+        <w:t>06. Build the E2 report without inventing water loss</w:t>
+      </w:r>
+    </w:p>
+    <w:p>
+      <w:r>
+        <w:t>Validate the supplied structure before formatting a conclusion.</w:t>
+      </w:r>
+    </w:p>
+    <w:p>
+      <w:pPr>
+        <w:pStyle w:val="Heading2"/>
+      </w:pPr>
+      <w:r>
+        <w:t>Read the full E2 record and draft</w:t>
+      </w:r>
+    </w:p>
+    <w:p>
+      <w:pPr>
+        <w:spacing w:line="336" w:lineRule="auto" w:after="180"/>
+      </w:pPr>
+      <w:r>
+        <w:rPr>
+          <w:b w:val="0"/>
+        </w:rPr>
+        <w:t>Build a claim checker for a draft summary of a fictional class investigation.</w:t>
+      </w:r>
+    </w:p>
+    <w:p>
+      <w:pPr>
+        <w:spacing w:line="336" w:lineRule="auto" w:after="180"/>
+      </w:pPr>
+      <w:r>
+        <w:rPr>
+          <w:b w:val="0"/>
+        </w:rPr>
+        <w:t>Approved record E2: three cups were observed for four days. No measured water loss is provided. Draft says “three cups were observed for four days and all lost half their water”.</w:t>
+      </w:r>
+    </w:p>
+    <w:p>
+      <w:pPr>
+        <w:spacing w:line="336" w:lineRule="auto" w:after="180"/>
+      </w:pPr>
+      <w:r>
+        <w:rPr>
+          <w:b w:val="0"/>
+        </w:rPr>
+        <w:t xml:space="preserve">All </w:t>
+      </w:r>
+      <w:r>
+        <w:rPr>
+          <w:b/>
+        </w:rPr>
+        <w:t>input</w:t>
+      </w:r>
+      <w:r>
+        <w:rPr>
+          <w:b w:val="0"/>
+        </w:rPr>
+        <w:t>s and outcomes in this worked example are invented classroom data; no real model run is claimed.</w:t>
+      </w:r>
+    </w:p>
+    <w:p>
+      <w:pPr>
+        <w:pStyle w:val="Heading2"/>
+      </w:pPr>
+      <w:r>
+        <w:t>Trace claim extraction, support and repair</w:t>
       </w:r>
     </w:p>
     <w:p>
       <w:r>
         <w:drawing>
           <wp:inline xmlns:a="http://schemas.openxmlformats.org/drawingml/2006/main" xmlns:pic="http://schemas.openxmlformats.org/drawingml/2006/picture">
-            <wp:extent cx="5486400" cy="2377440"/>
-            <wp:docPr id="14" name="Picture 14" descr="Worked evidence for Capstone Build"/>
+            <wp:extent cx="5486400" cy="3337560"/>
+            <wp:docPr id="14" name="Picture 14" descr="Extract claims: Separate cup count, observation duration and the claimed water loss. → Match evidence: E2 supports three cups and four days; it supplies no water-loss result. → Repair draft: Retain the supported procedure facts; state that water-loss results were not supplied."/>
             <wp:cNvGraphicFramePr>
               <a:graphicFrameLocks noChangeAspect="1"/>
             </wp:cNvGraphicFramePr>
@@ -2069,11 +2013,11 @@
               <a:graphicData uri="http://schemas.openxmlformats.org/drawingml/2006/picture">
                 <pic:pic>
                   <pic:nvPicPr>
-                    <pic:cNvPr id="0" name="b002a5b5ebeec72ff81a7a8c81fcb0665bde8b5e31dbab75664f04203cddd10f.png"/>
+                    <pic:cNvPr id="0" name="academy-story-ai-3-34-02.png"/>
                     <pic:cNvPicPr/>
                   </pic:nvPicPr>
                   <pic:blipFill>
-                    <a:blip r:embed="rId21"/>
+                    <a:blip r:embed="rId17"/>
                     <a:stretch>
                       <a:fillRect/>
                     </a:stretch>
@@ -2081,367 +2025,7 @@
                   <pic:spPr>
                     <a:xfrm>
                       <a:off x="0" y="0"/>
-                      <a:ext cx="5486400" cy="2377440"/>
-                    </a:xfrm>
-                    <a:prstGeom prst="rect"/>
-                  </pic:spPr>
-                </pic:pic>
-              </a:graphicData>
-            </a:graphic>
-          </wp:inline>
-        </w:drawing>
-      </w:r>
-    </w:p>
-    <w:p>
-      <w:pPr>
-        <w:spacing w:line="336" w:lineRule="auto" w:after="180"/>
-        <w:shd w:fill="F4F9FC"/>
-      </w:pPr>
-      <w:r>
-        <w:rPr>
-          <w:b w:val="0"/>
-        </w:rPr>
-        <w:t>1. Requirement R1: answer only from approved sources.</w:t>
-      </w:r>
-    </w:p>
-    <w:p>
-      <w:pPr>
-        <w:spacing w:line="336" w:lineRule="auto" w:after="180"/>
-        <w:shd w:fill="F4F9FC"/>
-      </w:pPr>
-      <w:r>
-        <w:rPr>
-          <w:b w:val="0"/>
-        </w:rPr>
-        <w:t>2. Feature: retriever plus source-bound prompt and citation field.</w:t>
-      </w:r>
-    </w:p>
-    <w:p>
-      <w:pPr>
-        <w:spacing w:line="336" w:lineRule="auto" w:after="180"/>
-        <w:shd w:fill="F4F9FC"/>
-      </w:pPr>
-      <w:r>
-        <w:rPr>
-          <w:b w:val="0"/>
-        </w:rPr>
-        <w:t xml:space="preserve">3. Test E4 checks missing </w:t>
-      </w:r>
-      <w:r>
-        <w:rPr>
-          <w:b/>
-        </w:rPr>
-        <w:t>evidence</w:t>
-      </w:r>
-      <w:r>
-        <w:rPr>
-          <w:b w:val="0"/>
-        </w:rPr>
-        <w:t xml:space="preserve"> triggers abstention.</w:t>
-      </w:r>
-    </w:p>
-    <w:p>
-      <w:pPr>
-        <w:spacing w:line="336" w:lineRule="auto" w:after="180"/>
-        <w:shd w:fill="F4F9FC"/>
-      </w:pPr>
-      <w:r>
-        <w:rPr>
-          <w:b w:val="0"/>
-        </w:rPr>
-        <w:t>4. Build one complete path before adding optional interfaces or media.</w:t>
-      </w:r>
-    </w:p>
-    <w:p>
-      <w:pPr>
-        <w:spacing w:line="336" w:lineRule="auto" w:after="180"/>
-      </w:pPr>
-      <w:r>
-        <w:rPr>
-          <w:b w:val="0"/>
-        </w:rPr>
-        <w:t>Recalculate, retrace, or restate the reasoning in your own representation:</w:t>
-      </w:r>
-    </w:p>
-    <w:p>
-      <w:pPr>
-        <w:pStyle w:val="Heading3"/>
-      </w:pPr>
-      <w:r>
-        <w:t>Write or draw your reasoning and evidence.</w:t>
-      </w:r>
-    </w:p>
-    <w:p>
-      <w:r>
-        <w:t>________________________________________________________________</w:t>
-      </w:r>
-    </w:p>
-    <w:p>
-      <w:r>
-        <w:t>________________________________________________________________</w:t>
-      </w:r>
-    </w:p>
-    <w:p>
-      <w:r>
-        <w:t>________________________________________________________________</w:t>
-      </w:r>
-    </w:p>
-    <w:p>
-      <w:r>
-        <w:t>________________________________________________________________</w:t>
-      </w:r>
-    </w:p>
-    <w:p>
-      <w:r>
-        <w:t>________________________________________________________________</w:t>
-      </w:r>
-    </w:p>
-    <w:p>
-      <w:pPr>
-        <w:spacing w:line="336" w:lineRule="auto" w:after="180"/>
-        <w:shd w:fill="F5F1FB"/>
-      </w:pPr>
-      <w:r>
-        <w:rPr>
-          <w:b w:val="0"/>
-        </w:rPr>
-        <w:t xml:space="preserve">CHECK  Did the </w:t>
-      </w:r>
-      <w:r>
-        <w:rPr>
-          <w:b/>
-        </w:rPr>
-        <w:t>evidence</w:t>
-      </w:r>
-      <w:r>
-        <w:rPr>
-          <w:b w:val="0"/>
-        </w:rPr>
-        <w:t xml:space="preserve"> answer the exact question? Did the total, path, or source record stay consistent?</w:t>
-      </w:r>
-    </w:p>
-    <w:p>
-      <w:pPr>
-        <w:pStyle w:val="Heading3"/>
-      </w:pPr>
-      <w:r>
-        <w:t>A closer explanation</w:t>
-      </w:r>
-    </w:p>
-    <w:p>
-      <w:pPr>
-        <w:spacing w:line="336" w:lineRule="auto" w:after="180"/>
-      </w:pPr>
-      <w:r>
-        <w:rPr>
-          <w:b w:val="0"/>
-        </w:rPr>
-        <w:t>Request room B; retrieved approval names B but register names C. Draft gives capacity 10 from C.</w:t>
-      </w:r>
-    </w:p>
-    <w:p>
-      <w:pPr>
-        <w:spacing w:line="336" w:lineRule="auto" w:after="180"/>
-      </w:pPr>
-      <w:r>
-        <w:rPr>
-          <w:b w:val="0"/>
-        </w:rPr>
-        <w:t>Same-room support fails before or during semantic validation. Return needs_review with null claims; the draft capacity is unsupported for B.</w:t>
-      </w:r>
-    </w:p>
-    <w:p>
-      <w:pPr>
-        <w:pStyle w:val="Heading3"/>
-      </w:pPr>
-      <w:r>
-        <w:t>Worked explanation · Capstone Build</w:t>
-      </w:r>
-    </w:p>
-    <w:p>
-      <w:pPr>
-        <w:spacing w:line="336" w:lineRule="auto" w:after="180"/>
-        <w:shd w:fill="F1F6FC"/>
-      </w:pPr>
-      <w:r>
-        <w:rPr>
-          <w:b w:val="0"/>
-        </w:rPr>
-        <w:t xml:space="preserve">Compare the intermediate </w:t>
-      </w:r>
-      <w:r>
-        <w:rPr>
-          <w:b/>
-        </w:rPr>
-        <w:t>evidence</w:t>
-      </w:r>
-      <w:r>
-        <w:rPr>
-          <w:b w:val="0"/>
-        </w:rPr>
-        <w:t xml:space="preserve"> with the final statement. Explain why each number or decision follows from the stated </w:t>
-      </w:r>
-      <w:r>
-        <w:rPr>
-          <w:b/>
-        </w:rPr>
-        <w:t>input</w:t>
-      </w:r>
-      <w:r>
-        <w:rPr>
-          <w:b w:val="0"/>
-        </w:rPr>
-        <w:t>s.</w:t>
-      </w:r>
-    </w:p>
-    <w:p>
-      <w:pPr>
-        <w:spacing w:line="336" w:lineRule="auto" w:after="180"/>
-        <w:shd w:fill="F1F6FC"/>
-      </w:pPr>
-      <w:r>
-        <w:rPr>
-          <w:b w:val="0"/>
-        </w:rPr>
-        <w:t xml:space="preserve">The conclusion belongs to this scenario and procedure; changing the </w:t>
-      </w:r>
-      <w:r>
-        <w:rPr>
-          <w:b/>
-        </w:rPr>
-        <w:t>input</w:t>
-      </w:r>
-      <w:r>
-        <w:rPr>
-          <w:b w:val="0"/>
-        </w:rPr>
-        <w:t>s, evaluation population or authority can change what it establishes. Retain the raw record so a later revision can be compared honestly.</w:t>
-      </w:r>
-    </w:p>
-    <w:p>
-      <w:pPr>
-        <w:pStyle w:val="Heading3"/>
-      </w:pPr>
-      <w:r>
-        <w:t>Learn from the worked case</w:t>
-      </w:r>
-    </w:p>
-    <w:p>
-      <w:pPr>
-        <w:spacing w:line="336" w:lineRule="auto" w:after="180"/>
-      </w:pPr>
-      <w:r>
-        <w:rPr>
-          <w:b w:val="0"/>
-        </w:rPr>
-        <w:t>Cover the result before checking it. Say what is given, choose the procedure, and follow one step at a time. Then uncover the result and explain your first mismatch. Ask why a step is allowed, not only what number it produces.</w:t>
-      </w:r>
-    </w:p>
-    <w:p>
-      <w:pPr>
-        <w:pStyle w:val="Heading3"/>
-      </w:pPr>
-      <w:r>
-        <w:t>A pictorial worked case: Capstone Build</w:t>
-      </w:r>
-    </w:p>
-    <w:p>
-      <w:pPr>
-        <w:spacing w:line="336" w:lineRule="auto" w:after="180"/>
-      </w:pPr>
-      <w:r>
-        <w:rPr>
-          <w:b w:val="0"/>
-        </w:rPr>
-        <w:t>Build a claim checker for a draft summary of a fictional class investigation.</w:t>
-      </w:r>
-    </w:p>
-    <w:p>
-      <w:pPr>
-        <w:pStyle w:val="Heading3"/>
-      </w:pPr>
-      <w:r>
-        <w:t>The facts we will use</w:t>
-      </w:r>
-    </w:p>
-    <w:p>
-      <w:pPr>
-        <w:pStyle w:val="Heading3"/>
-      </w:pPr>
-      <w:r>
-        <w:t>Supplied facts</w:t>
-      </w:r>
-    </w:p>
-    <w:p>
-      <w:pPr>
-        <w:spacing w:line="336" w:lineRule="auto" w:after="180"/>
-        <w:shd w:fill="F1F6FC"/>
-      </w:pPr>
-      <w:r>
-        <w:rPr>
-          <w:b w:val="0"/>
-        </w:rPr>
-        <w:t>Approved record E2: three cups were observed for four days. No measured water loss is provided. Draft says “three cups were observed for four days and all lost half their water”.</w:t>
-      </w:r>
-    </w:p>
-    <w:p>
-      <w:pPr>
-        <w:pStyle w:val="Heading3"/>
-      </w:pPr>
-      <w:r>
-        <w:t>Supplied facts</w:t>
-      </w:r>
-    </w:p>
-    <w:p>
-      <w:pPr>
-        <w:spacing w:line="336" w:lineRule="auto" w:after="180"/>
-        <w:shd w:fill="F1F6FC"/>
-      </w:pPr>
-      <w:r>
-        <w:rPr>
-          <w:b w:val="0"/>
-        </w:rPr>
-        <w:t xml:space="preserve">All </w:t>
-      </w:r>
-      <w:r>
-        <w:rPr>
-          <w:b/>
-        </w:rPr>
-        <w:t>input</w:t>
-      </w:r>
-      <w:r>
-        <w:rPr>
-          <w:b w:val="0"/>
-        </w:rPr>
-        <w:t>s and outcomes in this worked example are invented classroom data; no real model run is claimed.</w:t>
-      </w:r>
-    </w:p>
-    <w:p>
-      <w:r>
-        <w:drawing>
-          <wp:inline xmlns:a="http://schemas.openxmlformats.org/drawingml/2006/main" xmlns:pic="http://schemas.openxmlformats.org/drawingml/2006/picture">
-            <wp:extent cx="5486400" cy="5261429"/>
-            <wp:docPr id="15" name="Picture 15" descr="Capstone Build. Extract claims: Separate cup count, observation duration and the claimed water loss.. Match evidence: E2 supports three cups and four days; it supplies no water-loss result.. Repair draft: Retain the supported procedure facts; state that water-loss results were not supplied."/>
-            <wp:cNvGraphicFramePr>
-              <a:graphicFrameLocks noChangeAspect="1"/>
-            </wp:cNvGraphicFramePr>
-            <a:graphic>
-              <a:graphicData uri="http://schemas.openxmlformats.org/drawingml/2006/picture">
-                <pic:pic>
-                  <pic:nvPicPr>
-                    <pic:cNvPr id="0" name="academy-visual-ai-3-34.png"/>
-                    <pic:cNvPicPr/>
-                  </pic:nvPicPr>
-                  <pic:blipFill>
-                    <a:blip r:embed="rId22"/>
-                    <a:stretch>
-                      <a:fillRect/>
-                    </a:stretch>
-                  </pic:blipFill>
-                  <pic:spPr>
-                    <a:xfrm>
-                      <a:off x="0" y="0"/>
-                      <a:ext cx="5486400" cy="5261429"/>
+                      <a:ext cx="5486400" cy="3337560"/>
                     </a:xfrm>
                     <a:prstGeom prst="rect"/>
                   </pic:spPr>
@@ -2569,24 +2153,7 @@
     </w:p>
     <w:p>
       <w:pPr>
-        <w:pStyle w:val="Heading3"/>
-      </w:pPr>
-      <w:r>
-        <w:t>Why this result follows</w:t>
-      </w:r>
-    </w:p>
-    <w:p>
-      <w:pPr>
-        <w:pStyle w:val="Heading3"/>
-      </w:pPr>
-      <w:r>
-        <w:t>Why the result follows</w:t>
-      </w:r>
-    </w:p>
-    <w:p>
-      <w:pPr>
         <w:spacing w:line="336" w:lineRule="auto" w:after="180"/>
-        <w:shd w:fill="F1F6FC"/>
       </w:pPr>
       <w:r>
         <w:rPr>
@@ -2610,7 +2177,6 @@
     <w:p>
       <w:pPr>
         <w:spacing w:line="336" w:lineRule="auto" w:after="180"/>
-        <w:shd w:fill="F1F6FC"/>
       </w:pPr>
       <w:r>
         <w:rPr>
@@ -2621,62 +2187,270 @@
     </w:p>
     <w:p>
       <w:pPr>
-        <w:pStyle w:val="Heading3"/>
-      </w:pPr>
-      <w:r>
-        <w:t>What this example does not establish</w:t>
-      </w:r>
-    </w:p>
-    <w:p>
-      <w:pPr>
-        <w:pStyle w:val="Heading3"/>
-      </w:pPr>
-      <w:r>
-        <w:t>Keep the stated limit</w:t>
+        <w:pStyle w:val="Heading2"/>
+      </w:pPr>
+      <w:r>
+        <w:t>Run or trace the complete deterministic baseline</w:t>
       </w:r>
     </w:p>
     <w:p>
       <w:pPr>
         <w:spacing w:line="336" w:lineRule="auto" w:after="180"/>
-        <w:shd w:fill="FFF5E6"/>
       </w:pPr>
       <w:r>
         <w:rPr>
           <w:b w:val="0"/>
         </w:rPr>
-        <w:t xml:space="preserve">The examples are invented </w:t>
+        <w:t>In the structured toy program, cups/days are positive integers; optional measurements are lists of nonnegative whole mL values, one per cup. Initial volumes, when supplied, must be positive whole mL and at least the corresponding losses. These deliberately narrow assumptions are not a general measurement schema. E2 produces procedure facts with unavailable losses/half status.</w:t>
+      </w:r>
+    </w:p>
+    <w:p>
+      <w:pPr>
+        <w:spacing w:line="336" w:lineRule="auto" w:after="180"/>
+      </w:pPr>
+      <w:r>
+        <w:rPr>
+          <w:b w:val="0"/>
+        </w:rPr>
+        <w:t>E3 adds 1, 2, 3 mL losses but half remains unknown without initial volumes. No program output proves the source record was reliably measured.</w:t>
+      </w:r>
+    </w:p>
+    <w:p>
+      <w:r>
+        <w:rPr>
+          <w:rFonts w:ascii="Courier New" w:hAnsi="Courier New"/>
+          <w:sz w:val="18"/>
+        </w:rPr>
+        <w:t>def build_report(record):</w:t>
+        <w:br/>
+        <w:t xml:space="preserve">    # Short fictional classroom records, not arbitrary text or live measurements.</w:t>
+        <w:br/>
+        <w:t xml:space="preserve">    fields = {'source_id', 'cups', 'days', 'losses_ml', 'initial_ml'}</w:t>
+        <w:br/>
+        <w:t xml:space="preserve">    if type(record) is not dict or set(record) != fields:</w:t>
+        <w:br/>
+        <w:t xml:space="preserve">        raise ValueError('exact record fields required')</w:t>
+        <w:br/>
+        <w:t xml:space="preserve">    if type(record['source_id']) is not str or not record['source_id']:</w:t>
+        <w:br/>
+        <w:t xml:space="preserve">        raise ValueError('source ID required')</w:t>
+        <w:br/>
+        <w:t xml:space="preserve">    for key in ['cups', 'days']:</w:t>
+        <w:br/>
+        <w:t xml:space="preserve">        if type(record[key]) is not int or record[key] &lt; 1:</w:t>
+        <w:br/>
+        <w:t xml:space="preserve">            raise ValueError('positive integer counts required')</w:t>
+        <w:br/>
+        <w:t xml:space="preserve">    losses = record['losses_ml']</w:t>
+        <w:br/>
+        <w:t xml:space="preserve">    initial = record['initial_ml']</w:t>
+        <w:br/>
+        <w:t xml:space="preserve">    for values, minimum in [(losses, 0), (initial, 1)]:</w:t>
+        <w:br/>
+        <w:t xml:space="preserve">        if values is not None:</w:t>
+        <w:br/>
+        <w:t xml:space="preserve">            if type(values) is not list or len(values) != record['cups']:</w:t>
+        <w:br/>
+        <w:t xml:space="preserve">                raise ValueError('one value per cup required')</w:t>
+        <w:br/>
+        <w:t xml:space="preserve">            if any(type(x) is not int or x &lt; minimum for x in values):</w:t>
+        <w:br/>
+        <w:t xml:space="preserve">                raise ValueError('integer mL values outside the toy contract')</w:t>
+        <w:br/>
+        <w:t xml:space="preserve">    if initial is not None and losses is None:</w:t>
+        <w:br/>
+        <w:t xml:space="preserve">        raise ValueError('initial values do not supply losses')</w:t>
+        <w:br/>
+        <w:t xml:space="preserve">    if initial is not None and any(x &gt; y for x, y in zip(losses, initial)):</w:t>
+        <w:br/>
+        <w:t xml:space="preserve">        raise ValueError('loss cannot exceed initial volume')</w:t>
+        <w:br/>
+        <w:t xml:space="preserve">    half = None</w:t>
+        <w:br/>
+        <w:t xml:space="preserve">    if losses is not None and initial is not None:</w:t>
+        <w:br/>
+        <w:t xml:space="preserve">        half = all(2 * loss == start for loss, start in zip(losses, initial))</w:t>
+        <w:br/>
+        <w:t xml:space="preserve">    return {'source_id': record['source_id'],</w:t>
+        <w:br/>
+        <w:t xml:space="preserve">            'procedure': {'cups': record['cups'], 'days': record['days']},</w:t>
+        <w:br/>
+        <w:t xml:space="preserve">            'losses_ml': losses, 'all_lost_half': half}</w:t>
+        <w:br/>
+        <w:br/>
+        <w:t>E2 = {'source_id': 'E2', 'cups': 3, 'days': 4,</w:t>
+        <w:br/>
+        <w:t xml:space="preserve">      'losses_ml': None, 'initial_ml': None}</w:t>
+        <w:br/>
+        <w:t>E3 = {'source_id': 'E3', 'cups': 3, 'days': 4,</w:t>
+        <w:br/>
+        <w:t xml:space="preserve">      'losses_ml': [1, 2, 3], 'initial_ml': None}</w:t>
+        <w:br/>
+        <w:t>print(build_report(E2))</w:t>
+        <w:br/>
+        <w:t>print(build_report(E3))</w:t>
+        <w:br/>
+      </w:r>
+    </w:p>
+    <w:p>
+      <w:pPr>
+        <w:pStyle w:val="Heading2"/>
+      </w:pPr>
+      <w:r>
+        <w:t>Predict adding E3 losses without starting volumes</w:t>
+      </w:r>
+    </w:p>
+    <w:p>
+      <w:pPr>
+        <w:pStyle w:val="ListBullet"/>
+      </w:pPr>
+      <w:r>
+        <w:t>Change one thing: E3 supplies losses of 1, 2 and 3 mL. Predict the result before checking the explanation. What remains the same?</w:t>
+      </w:r>
+    </w:p>
+    <w:p>
+      <w:pPr>
+        <w:pStyle w:val="Heading2"/>
+      </w:pPr>
+      <w:r>
+        <w:t>Check after predicting · reference / check after trying</w:t>
+      </w:r>
+    </w:p>
+    <w:p>
+      <w:r>
+        <w:drawing>
+          <wp:inline xmlns:a="http://schemas.openxmlformats.org/drawingml/2006/main" xmlns:pic="http://schemas.openxmlformats.org/drawingml/2006/picture">
+            <wp:extent cx="5486400" cy="3026664"/>
+            <wp:docPr id="15" name="Picture 15" descr="Original case: Retain the supported procedure facts; state that water-loss results were not supplied. Changed condition: E3 supplies losses of 1, 2 and 3 mL. Expected result: Report those individual losses, not “half” unless starting volumes are also available. Reason: Absolute losses alone do not establish each cup’s fractional loss."/>
+            <wp:cNvGraphicFramePr>
+              <a:graphicFrameLocks noChangeAspect="1"/>
+            </wp:cNvGraphicFramePr>
+            <a:graphic>
+              <a:graphicData uri="http://schemas.openxmlformats.org/drawingml/2006/picture">
+                <pic:pic>
+                  <pic:nvPicPr>
+                    <pic:cNvPr id="0" name="academy-story-ai-3-34-04.png"/>
+                    <pic:cNvPicPr/>
+                  </pic:nvPicPr>
+                  <pic:blipFill>
+                    <a:blip r:embed="rId18"/>
+                    <a:stretch>
+                      <a:fillRect/>
+                    </a:stretch>
+                  </pic:blipFill>
+                  <pic:spPr>
+                    <a:xfrm>
+                      <a:off x="0" y="0"/>
+                      <a:ext cx="5486400" cy="3026664"/>
+                    </a:xfrm>
+                    <a:prstGeom prst="rect"/>
+                  </pic:spPr>
+                </pic:pic>
+              </a:graphicData>
+            </a:graphic>
+          </wp:inline>
+        </w:drawing>
+      </w:r>
+    </w:p>
+    <w:p>
+      <w:pPr>
+        <w:pStyle w:val="Heading2"/>
+      </w:pPr>
+      <w:r>
+        <w:t>State invented-data and scope limits</w:t>
+      </w:r>
+    </w:p>
+    <w:p>
+      <w:pPr>
+        <w:pStyle w:val="ListBullet"/>
+      </w:pPr>
+      <w:r>
+        <w:t>The examples are invented observations; no real classroom investigation or model run is claimed.</w:t>
+      </w:r>
+    </w:p>
+    <w:p>
+      <w:pPr>
+        <w:pStyle w:val="ListBullet"/>
+      </w:pPr>
+      <w:r>
+        <w:t>Read the labelled picture: What additional numbers would a half-water claim require? Point to the relevant step in the picture, then write the changed result and the rule or evidence that supports it.</w:t>
+      </w:r>
+    </w:p>
+    <w:p>
+      <w:pPr>
+        <w:pStyle w:val="Heading2"/>
+      </w:pPr>
+      <w:r>
+        <w:t>Review · Room B/C evidence mismatch · reference / check after trying</w:t>
+      </w:r>
+    </w:p>
+    <w:p>
+      <w:pPr>
+        <w:spacing w:line="336" w:lineRule="auto" w:after="180"/>
+      </w:pPr>
+      <w:r>
+        <w:rPr>
+          <w:b w:val="0"/>
+        </w:rPr>
+        <w:t>Request room B; retrieved approval names B but register names C. Draft gives capacity 10 from C.</w:t>
+      </w:r>
+    </w:p>
+    <w:p>
+      <w:pPr>
+        <w:spacing w:line="336" w:lineRule="auto" w:after="180"/>
+      </w:pPr>
+      <w:r>
+        <w:rPr>
+          <w:b w:val="0"/>
+        </w:rPr>
+        <w:t>Same-room support fails before or during semantic validation. Return needs_review with null claims; the draft capacity is unsupported for B.</w:t>
+      </w:r>
+    </w:p>
+    <w:p>
+      <w:pPr>
+        <w:pStyle w:val="Heading2"/>
+      </w:pPr>
+      <w:r>
+        <w:t>Earlier wording, alternatives and picture transcripts · reference / check after trying</w:t>
+      </w:r>
+    </w:p>
+    <w:p>
+      <w:pPr>
+        <w:spacing w:line="336" w:lineRule="auto" w:after="180"/>
+      </w:pPr>
+      <w:r>
+        <w:rPr>
+          <w:b w:val="0"/>
+        </w:rPr>
+        <w:t xml:space="preserve">WORKED </w:t>
       </w:r>
       <w:r>
         <w:rPr>
           <w:b/>
         </w:rPr>
-        <w:t>observation</w:t>
-      </w:r>
+        <w:t>EVIDENCE</w:t>
+      </w:r>
+    </w:p>
+    <w:p>
+      <w:pPr>
+        <w:spacing w:line="336" w:lineRule="auto" w:after="180"/>
+      </w:pPr>
       <w:r>
         <w:rPr>
           <w:b w:val="0"/>
         </w:rPr>
-        <w:t>s; no real classroom investigation or model run is claimed.</w:t>
-      </w:r>
-    </w:p>
-    <w:p>
-      <w:pPr>
-        <w:pStyle w:val="Heading3"/>
-      </w:pPr>
-      <w:r>
-        <w:t>Keep the stated limit</w:t>
+        <w:t>Reason Step by Step</w:t>
       </w:r>
     </w:p>
     <w:p>
       <w:pPr>
         <w:spacing w:line="336" w:lineRule="auto" w:after="180"/>
-        <w:shd w:fill="FFF5E6"/>
       </w:pPr>
       <w:r>
         <w:rPr>
           <w:b w:val="0"/>
         </w:rPr>
-        <w:t xml:space="preserve">Read the labelled picture: What additional numbers would a half-water claim require? Point to the relevant step in the picture, then write the changed result and the rule or </w:t>
+        <w:t xml:space="preserve">Predict first. Then check each step. A correct answer without visible reasoning is incomplete </w:t>
       </w:r>
       <w:r>
         <w:rPr>
@@ -2688,27 +2462,319 @@
         <w:rPr>
           <w:b w:val="0"/>
         </w:rPr>
-        <w:t xml:space="preserve"> that supports it.</w:t>
-      </w:r>
-    </w:p>
-    <w:p>
-      <w:pPr>
-        <w:pStyle w:val="Heading3"/>
-      </w:pPr>
-      <w:r>
-        <w:t>Keep the stated limit</w:t>
+        <w:t>.</w:t>
+      </w:r>
+    </w:p>
+    <w:p>
+      <w:r>
+        <w:drawing>
+          <wp:inline xmlns:a="http://schemas.openxmlformats.org/drawingml/2006/main" xmlns:pic="http://schemas.openxmlformats.org/drawingml/2006/picture">
+            <wp:extent cx="5486400" cy="2377440"/>
+            <wp:docPr id="16" name="Picture 16" descr="Worked evidence for Capstone Build"/>
+            <wp:cNvGraphicFramePr>
+              <a:graphicFrameLocks noChangeAspect="1"/>
+            </wp:cNvGraphicFramePr>
+            <a:graphic>
+              <a:graphicData uri="http://schemas.openxmlformats.org/drawingml/2006/picture">
+                <pic:pic>
+                  <pic:nvPicPr>
+                    <pic:cNvPr id="0" name="b002a5b5ebeec72ff81a7a8c81fcb0665bde8b5e31dbab75664f04203cddd10f.png"/>
+                    <pic:cNvPicPr/>
+                  </pic:nvPicPr>
+                  <pic:blipFill>
+                    <a:blip r:embed="rId19"/>
+                    <a:stretch>
+                      <a:fillRect/>
+                    </a:stretch>
+                  </pic:blipFill>
+                  <pic:spPr>
+                    <a:xfrm>
+                      <a:off x="0" y="0"/>
+                      <a:ext cx="5486400" cy="2377440"/>
+                    </a:xfrm>
+                    <a:prstGeom prst="rect"/>
+                  </pic:spPr>
+                </pic:pic>
+              </a:graphicData>
+            </a:graphic>
+          </wp:inline>
+        </w:drawing>
       </w:r>
     </w:p>
     <w:p>
       <w:pPr>
         <w:spacing w:line="336" w:lineRule="auto" w:after="180"/>
-        <w:shd w:fill="FFF5E6"/>
       </w:pPr>
       <w:r>
         <w:rPr>
           <w:b w:val="0"/>
         </w:rPr>
-        <w:t>Change one thing: E3 supplies losses of 1, 2 and 3 mL. Predict the result before checking the explanation. What remains the same?</w:t>
+        <w:t>1. Requirement R1: answer only from approved sources.</w:t>
+      </w:r>
+    </w:p>
+    <w:p>
+      <w:pPr>
+        <w:spacing w:line="336" w:lineRule="auto" w:after="180"/>
+      </w:pPr>
+      <w:r>
+        <w:rPr>
+          <w:b w:val="0"/>
+        </w:rPr>
+        <w:t>2. Feature: retriever plus source-bound prompt and citation field.</w:t>
+      </w:r>
+    </w:p>
+    <w:p>
+      <w:pPr>
+        <w:spacing w:line="336" w:lineRule="auto" w:after="180"/>
+      </w:pPr>
+      <w:r>
+        <w:rPr>
+          <w:b w:val="0"/>
+        </w:rPr>
+        <w:t xml:space="preserve">3. Test E4 checks missing </w:t>
+      </w:r>
+      <w:r>
+        <w:rPr>
+          <w:b/>
+        </w:rPr>
+        <w:t>evidence</w:t>
+      </w:r>
+      <w:r>
+        <w:rPr>
+          <w:b w:val="0"/>
+        </w:rPr>
+        <w:t xml:space="preserve"> triggers abstention.</w:t>
+      </w:r>
+    </w:p>
+    <w:p>
+      <w:pPr>
+        <w:spacing w:line="336" w:lineRule="auto" w:after="180"/>
+      </w:pPr>
+      <w:r>
+        <w:rPr>
+          <w:b w:val="0"/>
+        </w:rPr>
+        <w:t>4. Build one complete path before adding optional interfaces or media.</w:t>
+      </w:r>
+    </w:p>
+    <w:p>
+      <w:pPr>
+        <w:spacing w:line="336" w:lineRule="auto" w:after="180"/>
+      </w:pPr>
+      <w:r>
+        <w:rPr>
+          <w:b w:val="0"/>
+        </w:rPr>
+        <w:t>Recalculate, retrace, or restate the reasoning in your own representation:</w:t>
+      </w:r>
+    </w:p>
+    <w:p>
+      <w:pPr>
+        <w:pStyle w:val="Heading3"/>
+      </w:pPr>
+      <w:r>
+        <w:t>Write or draw your reasoning and evidence.</w:t>
+      </w:r>
+    </w:p>
+    <w:p>
+      <w:r>
+        <w:t>________________________________________________________________</w:t>
+      </w:r>
+    </w:p>
+    <w:p>
+      <w:r>
+        <w:t>________________________________________________________________</w:t>
+      </w:r>
+    </w:p>
+    <w:p>
+      <w:r>
+        <w:t>________________________________________________________________</w:t>
+      </w:r>
+    </w:p>
+    <w:p>
+      <w:r>
+        <w:t>________________________________________________________________</w:t>
+      </w:r>
+    </w:p>
+    <w:p>
+      <w:r>
+        <w:t>________________________________________________________________</w:t>
+      </w:r>
+    </w:p>
+    <w:p>
+      <w:pPr>
+        <w:spacing w:line="336" w:lineRule="auto" w:after="180"/>
+      </w:pPr>
+      <w:r>
+        <w:rPr>
+          <w:b w:val="0"/>
+        </w:rPr>
+        <w:t xml:space="preserve">CHECK  Did the </w:t>
+      </w:r>
+      <w:r>
+        <w:rPr>
+          <w:b/>
+        </w:rPr>
+        <w:t>evidence</w:t>
+      </w:r>
+      <w:r>
+        <w:rPr>
+          <w:b w:val="0"/>
+        </w:rPr>
+        <w:t xml:space="preserve"> answer the exact question? Did the total, path, or source record stay consistent?</w:t>
+      </w:r>
+    </w:p>
+    <w:p>
+      <w:pPr>
+        <w:pStyle w:val="Heading3"/>
+      </w:pPr>
+      <w:r>
+        <w:t>A closer explanation</w:t>
+      </w:r>
+    </w:p>
+    <w:p>
+      <w:pPr>
+        <w:spacing w:line="336" w:lineRule="auto" w:after="180"/>
+      </w:pPr>
+      <w:r>
+        <w:rPr>
+          <w:b w:val="0"/>
+        </w:rPr>
+        <w:t xml:space="preserve">Compare the intermediate </w:t>
+      </w:r>
+      <w:r>
+        <w:rPr>
+          <w:b/>
+        </w:rPr>
+        <w:t>evidence</w:t>
+      </w:r>
+      <w:r>
+        <w:rPr>
+          <w:b w:val="0"/>
+        </w:rPr>
+        <w:t xml:space="preserve"> with the final statement. Explain why each number or decision follows from the stated </w:t>
+      </w:r>
+      <w:r>
+        <w:rPr>
+          <w:b/>
+        </w:rPr>
+        <w:t>input</w:t>
+      </w:r>
+      <w:r>
+        <w:rPr>
+          <w:b w:val="0"/>
+        </w:rPr>
+        <w:t>s.</w:t>
+      </w:r>
+    </w:p>
+    <w:p>
+      <w:pPr>
+        <w:spacing w:line="336" w:lineRule="auto" w:after="180"/>
+      </w:pPr>
+      <w:r>
+        <w:rPr>
+          <w:b w:val="0"/>
+        </w:rPr>
+        <w:t xml:space="preserve">The conclusion belongs to this scenario and procedure; changing the </w:t>
+      </w:r>
+      <w:r>
+        <w:rPr>
+          <w:b/>
+        </w:rPr>
+        <w:t>input</w:t>
+      </w:r>
+      <w:r>
+        <w:rPr>
+          <w:b w:val="0"/>
+        </w:rPr>
+        <w:t>s, evaluation population or authority can change what it establishes. Retain the raw record so a later revision can be compared honestly.</w:t>
+      </w:r>
+    </w:p>
+    <w:p>
+      <w:pPr>
+        <w:pStyle w:val="Heading3"/>
+      </w:pPr>
+      <w:r>
+        <w:t>Learn from the worked case</w:t>
+      </w:r>
+    </w:p>
+    <w:p>
+      <w:pPr>
+        <w:spacing w:line="336" w:lineRule="auto" w:after="180"/>
+      </w:pPr>
+      <w:r>
+        <w:rPr>
+          <w:b w:val="0"/>
+        </w:rPr>
+        <w:t>Cover the result before checking it. Say what is given, choose the procedure, and follow one step at a time. Then uncover the result and explain your first mismatch. Ask why a step is allowed, not only what number it produces.</w:t>
+      </w:r>
+    </w:p>
+    <w:p>
+      <w:pPr>
+        <w:pStyle w:val="Heading3"/>
+      </w:pPr>
+      <w:r>
+        <w:t>A pictorial worked case: Capstone Build</w:t>
+      </w:r>
+    </w:p>
+    <w:p>
+      <w:pPr>
+        <w:pStyle w:val="Heading3"/>
+      </w:pPr>
+      <w:r>
+        <w:t>The facts we will use</w:t>
+      </w:r>
+    </w:p>
+    <w:p>
+      <w:r>
+        <w:drawing>
+          <wp:inline xmlns:a="http://schemas.openxmlformats.org/drawingml/2006/main" xmlns:pic="http://schemas.openxmlformats.org/drawingml/2006/picture">
+            <wp:extent cx="5486400" cy="5261429"/>
+            <wp:docPr id="17" name="Picture 17" descr="Capstone Build. Extract claims: Separate cup count, observation duration and the claimed water loss.. Match evidence: E2 supports three cups and four days; it supplies no water-loss result.. Repair draft: Retain the supported procedure facts; state that water-loss results were not supplied."/>
+            <wp:cNvGraphicFramePr>
+              <a:graphicFrameLocks noChangeAspect="1"/>
+            </wp:cNvGraphicFramePr>
+            <a:graphic>
+              <a:graphicData uri="http://schemas.openxmlformats.org/drawingml/2006/picture">
+                <pic:pic>
+                  <pic:nvPicPr>
+                    <pic:cNvPr id="0" name="academy-visual-ai-3-34.png"/>
+                    <pic:cNvPicPr/>
+                  </pic:nvPicPr>
+                  <pic:blipFill>
+                    <a:blip r:embed="rId20"/>
+                    <a:stretch>
+                      <a:fillRect/>
+                    </a:stretch>
+                  </pic:blipFill>
+                  <pic:spPr>
+                    <a:xfrm>
+                      <a:off x="0" y="0"/>
+                      <a:ext cx="5486400" cy="5261429"/>
+                    </a:xfrm>
+                    <a:prstGeom prst="rect"/>
+                  </pic:spPr>
+                </pic:pic>
+              </a:graphicData>
+            </a:graphic>
+          </wp:inline>
+        </w:drawing>
+      </w:r>
+    </w:p>
+    <w:p>
+      <w:pPr>
+        <w:pStyle w:val="Heading3"/>
+      </w:pPr>
+      <w:r>
+        <w:t>Why this result follows</w:t>
+      </w:r>
+    </w:p>
+    <w:p>
+      <w:pPr>
+        <w:pStyle w:val="Heading3"/>
+      </w:pPr>
+      <w:r>
+        <w:t>What this example does not establish</w:t>
       </w:r>
     </w:p>
     <w:p>
@@ -2716,12 +2782,39 @@
         <w:pStyle w:val="Heading1"/>
       </w:pPr>
       <w:r>
-        <w:t>07. Find and repair a mistake</w:t>
-      </w:r>
-    </w:p>
-    <w:p>
-      <w:r>
-        <w:t>Find the unsupported step in the Capstone Build claim and explain a repair using the supplied evidence.</w:t>
+        <w:t>07. Find a result added during formatting</w:t>
+      </w:r>
+    </w:p>
+    <w:p>
+      <w:r>
+        <w:t>A clear report should preserve an unknown rather than hide it.</w:t>
+      </w:r>
+    </w:p>
+    <w:p>
+      <w:pPr>
+        <w:pStyle w:val="Heading2"/>
+      </w:pPr>
+      <w:r>
+        <w:t>Repair ratio and missing-as-zero shortcuts</w:t>
+      </w:r>
+    </w:p>
+    <w:p>
+      <w:pPr>
+        <w:spacing w:line="336" w:lineRule="auto" w:after="180"/>
+      </w:pPr>
+      <w:r>
+        <w:rPr>
+          <w:b w:val="0"/>
+        </w:rPr>
+        <w:t>Claim to repair: E3 gives losses 1, 2, 3 mL, so every cup lost half its water. A fraction needs the corresponding initial volume. Loss 1 mL could be half of 2 mL but not half of 10 mL. Without initial volumes, report the losses as supplied and the ratio as unresolved. Another shortcut is replacing missing measurements with 0; that fabricates an observed zero. Retain None/null or an explicit unavailable status.</w:t>
+      </w:r>
+    </w:p>
+    <w:p>
+      <w:pPr>
+        <w:pStyle w:val="Heading2"/>
+      </w:pPr>
+      <w:r>
+        <w:t>Design a revealing follow-up</w:t>
       </w:r>
     </w:p>
     <w:p>
@@ -2729,13 +2822,45 @@
         <w:pStyle w:val="Heading3"/>
       </w:pPr>
       <w:r>
-        <w:t>Find the first error</w:t>
+        <w:t>Exit: propose one revealing change to the worked scenario. State the expected outcome and the evidence that would make you revise your explanation.</w:t>
+      </w:r>
+    </w:p>
+    <w:p>
+      <w:r>
+        <w:t>________________________________________________________________</w:t>
+      </w:r>
+    </w:p>
+    <w:p>
+      <w:r>
+        <w:t>________________________________________________________________</w:t>
+      </w:r>
+    </w:p>
+    <w:p>
+      <w:r>
+        <w:t>________________________________________________________________</w:t>
+      </w:r>
+    </w:p>
+    <w:p>
+      <w:r>
+        <w:t>________________________________________________________________</w:t>
+      </w:r>
+    </w:p>
+    <w:p>
+      <w:r>
+        <w:t>________________________________________________________________</w:t>
+      </w:r>
+    </w:p>
+    <w:p>
+      <w:pPr>
+        <w:pStyle w:val="Heading2"/>
+      </w:pPr>
+      <w:r>
+        <w:t>Earlier wording, alternatives and picture transcripts · reference / check after trying</w:t>
       </w:r>
     </w:p>
     <w:p>
       <w:pPr>
         <w:spacing w:line="336" w:lineRule="auto" w:after="180"/>
-        <w:shd w:fill="FFF5E6"/>
       </w:pPr>
       <w:r>
         <w:rPr>
@@ -2783,7 +2908,7 @@
         <w:drawing>
           <wp:inline xmlns:a="http://schemas.openxmlformats.org/drawingml/2006/main" xmlns:pic="http://schemas.openxmlformats.org/drawingml/2006/picture">
             <wp:extent cx="5486400" cy="1901952"/>
-            <wp:docPr id="16" name="Picture 16" descr="Misconception diagnosis for Capstone Build"/>
+            <wp:docPr id="18" name="Picture 18" descr="Misconception diagnosis for Capstone Build"/>
             <wp:cNvGraphicFramePr>
               <a:graphicFrameLocks noChangeAspect="1"/>
             </wp:cNvGraphicFramePr>
@@ -2795,7 +2920,7 @@
                     <pic:cNvPicPr/>
                   </pic:nvPicPr>
                   <pic:blipFill>
-                    <a:blip r:embed="rId23"/>
+                    <a:blip r:embed="rId21"/>
                     <a:stretch>
                       <a:fillRect/>
                     </a:stretch>
@@ -3027,7 +3152,6 @@
     <w:p>
       <w:pPr>
         <w:spacing w:line="336" w:lineRule="auto" w:after="180"/>
-        <w:shd w:fill="F5F1FB"/>
       </w:pPr>
       <w:r>
         <w:rPr>
@@ -3079,16 +3203,7 @@
     </w:p>
     <w:p>
       <w:pPr>
-        <w:pStyle w:val="Heading3"/>
-      </w:pPr>
-      <w:r>
-        <w:t>Check the claim against the facts</w:t>
-      </w:r>
-    </w:p>
-    <w:p>
-      <w:pPr>
         <w:spacing w:line="336" w:lineRule="auto" w:after="180"/>
-        <w:shd w:fill="FFF5E6"/>
       </w:pPr>
       <w:r>
         <w:rPr>
@@ -3100,7 +3215,6 @@
     <w:p>
       <w:pPr>
         <w:spacing w:line="336" w:lineRule="auto" w:after="180"/>
-        <w:shd w:fill="FFF5E6"/>
       </w:pPr>
       <w:r>
         <w:rPr>
@@ -3111,239 +3225,23 @@
     </w:p>
     <w:p>
       <w:pPr>
-        <w:pStyle w:val="Heading3"/>
-      </w:pPr>
-      <w:r>
-        <w:t>Exit: propose one revealing change to the worked scenario. State the expected outcome and the evidence that would make you revise your explanation.</w:t>
-      </w:r>
-    </w:p>
-    <w:p>
-      <w:r>
-        <w:t>________________________________________________________________</w:t>
-      </w:r>
-    </w:p>
-    <w:p>
-      <w:r>
-        <w:t>________________________________________________________________</w:t>
-      </w:r>
-    </w:p>
-    <w:p>
-      <w:r>
-        <w:t>________________________________________________________________</w:t>
-      </w:r>
-    </w:p>
-    <w:p>
-      <w:r>
-        <w:t>________________________________________________________________</w:t>
-      </w:r>
-    </w:p>
-    <w:p>
-      <w:r>
-        <w:t>________________________________________________________________</w:t>
-      </w:r>
-    </w:p>
-    <w:p>
-      <w:pPr>
         <w:pStyle w:val="Heading1"/>
       </w:pPr>
       <w:r>
-        <w:t>08. Practise together</w:t>
-      </w:r>
-    </w:p>
-    <w:p>
-      <w:r>
-        <w:t>Practise Capstone Build with support, then explain the deciding step in your own words.</w:t>
-      </w:r>
-    </w:p>
-    <w:p>
-      <w:pPr>
-        <w:spacing w:line="336" w:lineRule="auto" w:after="180"/>
-      </w:pPr>
-      <w:r>
-        <w:rPr>
-          <w:b/>
-        </w:rPr>
-        <w:t>LOGIC STUDIO</w:t>
-      </w:r>
-    </w:p>
-    <w:p>
-      <w:pPr>
-        <w:spacing w:line="336" w:lineRule="auto" w:after="180"/>
-      </w:pPr>
-      <w:r>
-        <w:rPr>
-          <w:b w:val="0"/>
-        </w:rPr>
-        <w:t>Specify Before You Run</w:t>
-      </w:r>
-    </w:p>
-    <w:p>
-      <w:pPr>
-        <w:spacing w:line="336" w:lineRule="auto" w:after="180"/>
-      </w:pPr>
-      <w:r>
-        <w:rPr>
-          <w:b w:val="0"/>
-        </w:rPr>
-        <w:t>Prompts, schemas, retrieval, tool calls, and code are inspectable parts of one AI product.</w:t>
-      </w:r>
-    </w:p>
-    <w:p>
-      <w:r>
-        <w:drawing>
-          <wp:inline xmlns:a="http://schemas.openxmlformats.org/drawingml/2006/main" xmlns:pic="http://schemas.openxmlformats.org/drawingml/2006/picture">
-            <wp:extent cx="5486400" cy="1901952"/>
-            <wp:docPr id="17" name="Picture 17" descr="Logic tracing graphic for Capstone Build"/>
-            <wp:cNvGraphicFramePr>
-              <a:graphicFrameLocks noChangeAspect="1"/>
-            </wp:cNvGraphicFramePr>
-            <a:graphic>
-              <a:graphicData uri="http://schemas.openxmlformats.org/drawingml/2006/picture">
-                <pic:pic>
-                  <pic:nvPicPr>
-                    <pic:cNvPr id="0" name="112c89216380e7327670e715cf532346aeed10eee4e4400b610a219e3e4bc9f9.png"/>
-                    <pic:cNvPicPr/>
-                  </pic:nvPicPr>
-                  <pic:blipFill>
-                    <a:blip r:embed="rId24"/>
-                    <a:stretch>
-                      <a:fillRect/>
-                    </a:stretch>
-                  </pic:blipFill>
-                  <pic:spPr>
-                    <a:xfrm>
-                      <a:off x="0" y="0"/>
-                      <a:ext cx="5486400" cy="1901952"/>
-                    </a:xfrm>
-                    <a:prstGeom prst="rect"/>
-                  </pic:spPr>
-                </pic:pic>
-              </a:graphicData>
-            </a:graphic>
-          </wp:inline>
-        </w:drawing>
-      </w:r>
-    </w:p>
-    <w:p>
-      <w:pPr>
-        <w:spacing w:line="336" w:lineRule="auto" w:after="180"/>
-      </w:pPr>
-      <w:r>
-        <w:rPr>
-          <w:b w:val="0"/>
-        </w:rPr>
-        <w:t xml:space="preserve">SET task, audience, constraints, </w:t>
-      </w:r>
-      <w:r>
-        <w:rPr>
-          <w:b/>
-        </w:rPr>
-        <w:t>output</w:t>
-      </w:r>
-      <w:r>
-        <w:rPr>
-          <w:b w:val="0"/>
-        </w:rPr>
-        <w:t>_schema</w:t>
-        <w:br/>
-        <w:t>LOAD approved_context or retrieval_result</w:t>
-        <w:br/>
-        <w:t>CALL model or allowed_tool</w:t>
-        <w:br/>
-        <w:t>VALIDATE fields, claims, citations, and safety</w:t>
-        <w:br/>
-        <w:t xml:space="preserve">IF </w:t>
-      </w:r>
-      <w:r>
-        <w:rPr>
-          <w:b/>
-        </w:rPr>
-        <w:t>evidence</w:t>
-      </w:r>
-      <w:r>
-        <w:rPr>
-          <w:b w:val="0"/>
-        </w:rPr>
-        <w:t xml:space="preserve"> missing: ask, retrieve, or abstain</w:t>
-        <w:br/>
-        <w:t xml:space="preserve">RETURN useful </w:t>
-      </w:r>
-      <w:r>
-        <w:rPr>
-          <w:b/>
-        </w:rPr>
-        <w:t>output</w:t>
-      </w:r>
-      <w:r>
-        <w:rPr>
-          <w:b w:val="0"/>
-        </w:rPr>
-        <w:t xml:space="preserve"> + source trail + limitations</w:t>
-      </w:r>
-    </w:p>
-    <w:p>
-      <w:pPr>
-        <w:spacing w:line="336" w:lineRule="auto" w:after="180"/>
-        <w:shd w:fill="F5F1FB"/>
-      </w:pPr>
-      <w:r>
-        <w:rPr>
-          <w:b w:val="0"/>
-        </w:rPr>
-        <w:t xml:space="preserve">Trace one </w:t>
-      </w:r>
-      <w:r>
-        <w:rPr>
-          <w:b/>
-        </w:rPr>
-        <w:t>input</w:t>
-      </w:r>
-      <w:r>
-        <w:rPr>
-          <w:b w:val="0"/>
-        </w:rPr>
-        <w:t>. Which line changes the state or chooses a path?</w:t>
-      </w:r>
-    </w:p>
-    <w:p>
-      <w:pPr>
-        <w:pStyle w:val="Heading3"/>
-      </w:pPr>
-      <w:r>
-        <w:t>Write or draw your reasoning and evidence.</w:t>
-      </w:r>
-    </w:p>
-    <w:p>
-      <w:r>
-        <w:t>________________________________________________________________</w:t>
-      </w:r>
-    </w:p>
-    <w:p>
-      <w:r>
-        <w:t>________________________________________________________________</w:t>
-      </w:r>
-    </w:p>
-    <w:p>
-      <w:r>
-        <w:t>________________________________________________________________</w:t>
-      </w:r>
-    </w:p>
-    <w:p>
-      <w:r>
-        <w:t>________________________________________________________________</w:t>
-      </w:r>
-    </w:p>
-    <w:p>
-      <w:r>
-        <w:t>________________________________________________________________</w:t>
-      </w:r>
-    </w:p>
-    <w:p>
-      <w:pPr>
-        <w:pStyle w:val="Heading3"/>
-      </w:pPr>
-      <w:r>
-        <w:t>A closer explanation</w:t>
+        <w:t>08. Practise the earlier room mismatch with less help</w:t>
+      </w:r>
+    </w:p>
+    <w:p>
+      <w:r>
+        <w:t>This repeated development case is separate from the fresh seed investigation.</w:t>
+      </w:r>
+    </w:p>
+    <w:p>
+      <w:pPr>
+        <w:pStyle w:val="Heading2"/>
+      </w:pPr>
+      <w:r>
+        <w:t>The happy-path limit</w:t>
       </w:r>
     </w:p>
     <w:p>
@@ -3359,69 +3257,10 @@
     </w:p>
     <w:p>
       <w:pPr>
-        <w:spacing w:line="336" w:lineRule="auto" w:after="180"/>
-      </w:pPr>
-      <w:r>
-        <w:rPr>
-          <w:b w:val="0"/>
-        </w:rPr>
-        <w:t>A useful check asks what would make the reasoning fail. Distinguish a failure to execute the declared procedure from a weakness in the procedure itself.</w:t>
-      </w:r>
-    </w:p>
-    <w:p>
-      <w:pPr>
-        <w:spacing w:line="336" w:lineRule="auto" w:after="180"/>
-      </w:pPr>
-      <w:r>
-        <w:rPr>
-          <w:b w:val="0"/>
-        </w:rPr>
-        <w:t xml:space="preserve">The first may require a correction; the second requires an explicitly revised method and new </w:t>
-      </w:r>
-      <w:r>
-        <w:rPr>
-          <w:b/>
-        </w:rPr>
-        <w:t>evidence</w:t>
-      </w:r>
-      <w:r>
-        <w:rPr>
-          <w:b w:val="0"/>
-        </w:rPr>
-        <w:t>. Preserve unsuccessful cases so an improved result cannot hide the original problem.</w:t>
-      </w:r>
-    </w:p>
-    <w:p>
-      <w:pPr>
-        <w:pStyle w:val="Heading3"/>
-      </w:pPr>
-      <w:r>
-        <w:t>Guided: restate the worked result, then name the assumption or limitation that prevents a broader conclusion.</w:t>
-      </w:r>
-    </w:p>
-    <w:p>
-      <w:r>
-        <w:t>________________________________________________________________</w:t>
-      </w:r>
-    </w:p>
-    <w:p>
-      <w:r>
-        <w:t>________________________________________________________________</w:t>
-      </w:r>
-    </w:p>
-    <w:p>
-      <w:r>
-        <w:t>________________________________________________________________</w:t>
-      </w:r>
-    </w:p>
-    <w:p>
-      <w:r>
-        <w:t>________________________________________________________________</w:t>
-      </w:r>
-    </w:p>
-    <w:p>
-      <w:r>
-        <w:t>________________________________________________________________</w:t>
+        <w:pStyle w:val="Heading2"/>
+      </w:pPr>
+      <w:r>
+        <w:t>Complete room B/C W2</w:t>
       </w:r>
     </w:p>
     <w:p>
@@ -3536,13 +3375,10 @@
     </w:tbl>
     <w:p>
       <w:pPr>
-        <w:spacing w:line="336" w:lineRule="auto" w:after="180"/>
-      </w:pPr>
-      <w:r>
-        <w:rPr>
-          <w:b w:val="0"/>
-        </w:rPr>
-        <w:t>Explain your trace to a partner. Your partner points to one step to check. Swap roles on the next case. Each person writes their own explanation.</w:t>
+        <w:pStyle w:val="Heading2"/>
+      </w:pPr>
+      <w:r>
+        <w:t>Audit an all-future-cases claim</w:t>
       </w:r>
     </w:p>
     <w:p>
@@ -3555,39 +3391,30 @@
     </w:p>
     <w:p>
       <w:pPr>
-        <w:spacing w:line="336" w:lineRule="auto" w:after="180"/>
-      </w:pPr>
-      <w:r>
-        <w:rPr>
-          <w:b w:val="0"/>
-        </w:rPr>
-        <w:t>Use the worked case for Capstone grounded assistant. Proposed explanation: “The worked result establishes every future case”. Decide whether this explanation is supported.</w:t>
-      </w:r>
-    </w:p>
-    <w:p>
-      <w:pPr>
-        <w:spacing w:line="336" w:lineRule="auto" w:after="180"/>
-      </w:pPr>
-      <w:r>
-        <w:rPr>
-          <w:b w:val="0"/>
-        </w:rPr>
-        <w:t>Point to the step or supplied fact that decides; explain your repair if needed.</w:t>
-      </w:r>
-    </w:p>
-    <w:p>
-      <w:pPr>
-        <w:spacing w:line="336" w:lineRule="auto" w:after="180"/>
-      </w:pPr>
-      <w:r>
-        <w:rPr>
-          <w:b w:val="0"/>
-        </w:rPr>
+        <w:pStyle w:val="ListBullet"/>
+      </w:pPr>
+      <w:r>
+        <w:t>Use the worked case for Capstone grounded assistant. Proposed explanation: “The worked result establishes every future case”. Decide whether this explanation is supported. Point to the step or supplied fact that decides; explain your repair if needed.</w:t>
+      </w:r>
+    </w:p>
+    <w:p>
+      <w:pPr>
+        <w:pStyle w:val="ListBullet"/>
+      </w:pPr>
+      <w:r>
         <w:t>Answer on your own before discussion. If you are unsure, say which step you need help with.</w:t>
       </w:r>
     </w:p>
     <w:p>
       <w:pPr>
+        <w:pStyle w:val="Heading2"/>
+      </w:pPr>
+      <w:r>
+        <w:t>Explain the pictured missing initial volumes</w:t>
+      </w:r>
+    </w:p>
+    <w:p>
+      <w:pPr>
         <w:pStyle w:val="Heading3"/>
       </w:pPr>
       <w:r>
@@ -3596,25 +3423,10 @@
     </w:p>
     <w:p>
       <w:pPr>
-        <w:spacing w:line="336" w:lineRule="auto" w:after="180"/>
-      </w:pPr>
-      <w:r>
-        <w:rPr>
-          <w:b w:val="0"/>
-        </w:rPr>
-        <w:t xml:space="preserve">What additional numbers would a half-water claim require? Point to the relevant step in the picture, then write the changed result and the rule or </w:t>
-      </w:r>
-      <w:r>
-        <w:rPr>
-          <w:b/>
-        </w:rPr>
-        <w:t>evidence</w:t>
-      </w:r>
-      <w:r>
-        <w:rPr>
-          <w:b w:val="0"/>
-        </w:rPr>
-        <w:t xml:space="preserve"> that supports it.</w:t>
+        <w:pStyle w:val="ListBullet"/>
+      </w:pPr>
+      <w:r>
+        <w:t>What additional numbers would a half-water claim require? Point to the relevant step in the picture, then write the changed result and the rule or evidence that supports it.</w:t>
       </w:r>
     </w:p>
     <w:p>
@@ -3643,6 +3455,14 @@
     <w:p>
       <w:r>
         <w:t>________________________________________________________________</w:t>
+      </w:r>
+    </w:p>
+    <w:p>
+      <w:pPr>
+        <w:pStyle w:val="Heading2"/>
+      </w:pPr>
+      <w:r>
+        <w:t>Keep independent work separate</w:t>
       </w:r>
     </w:p>
     <w:p>
@@ -3658,32 +3478,10 @@
     </w:p>
     <w:p>
       <w:pPr>
-        <w:pStyle w:val="Heading1"/>
-      </w:pPr>
-      <w:r>
-        <w:t>09. Run the investigation</w:t>
-      </w:r>
-    </w:p>
-    <w:p>
-      <w:r>
-        <w:t>Investigate Capstone Build. Record the prediction, actual observation or labelled paper trace, explanation and next test separately.</w:t>
-      </w:r>
-    </w:p>
-    <w:p>
-      <w:pPr>
-        <w:spacing w:line="336" w:lineRule="auto" w:after="180"/>
-      </w:pPr>
-      <w:r>
-        <w:rPr>
-          <w:b/>
-        </w:rPr>
-        <w:t>EVIDENCE</w:t>
-      </w:r>
-      <w:r>
-        <w:rPr>
-          <w:b/>
-        </w:rPr>
-        <w:t xml:space="preserve"> LAB</w:t>
+        <w:pStyle w:val="Heading2"/>
+      </w:pPr>
+      <w:r>
+        <w:t>Earlier wording, alternatives and picture transcripts · reference / check after trying</w:t>
       </w:r>
     </w:p>
     <w:p>
@@ -3694,7 +3492,7 @@
         <w:rPr>
           <w:b w:val="0"/>
         </w:rPr>
-        <w:t>Predict → Test → Record → Explain</w:t>
+        <w:t>LOGIC STUDIO</w:t>
       </w:r>
     </w:p>
     <w:p>
@@ -3705,7 +3503,18 @@
         <w:rPr>
           <w:b w:val="0"/>
         </w:rPr>
-        <w:t>Keep expected and actual results separate. Surprises are useful data when recorded honestly.</w:t>
+        <w:t>Specify Before You Run</w:t>
+      </w:r>
+    </w:p>
+    <w:p>
+      <w:pPr>
+        <w:spacing w:line="336" w:lineRule="auto" w:after="180"/>
+      </w:pPr>
+      <w:r>
+        <w:rPr>
+          <w:b w:val="0"/>
+        </w:rPr>
+        <w:t>Prompts, schemas, retrieval, tool calls, and code are inspectable parts of one AI product.</w:t>
       </w:r>
     </w:p>
     <w:p>
@@ -3713,7 +3522,7 @@
         <w:drawing>
           <wp:inline xmlns:a="http://schemas.openxmlformats.org/drawingml/2006/main" xmlns:pic="http://schemas.openxmlformats.org/drawingml/2006/picture">
             <wp:extent cx="5486400" cy="1901952"/>
-            <wp:docPr id="18" name="Picture 18" descr="Evidence lab graphic for Capstone Build"/>
+            <wp:docPr id="19" name="Picture 19" descr="Logic tracing graphic for Capstone Build"/>
             <wp:cNvGraphicFramePr>
               <a:graphicFrameLocks noChangeAspect="1"/>
             </wp:cNvGraphicFramePr>
@@ -3721,11 +3530,11 @@
               <a:graphicData uri="http://schemas.openxmlformats.org/drawingml/2006/picture">
                 <pic:pic>
                   <pic:nvPicPr>
-                    <pic:cNvPr id="0" name="643dfb28cdbdd357ec5d595740b379371df554f37eac4a0c83309a565b9fc2e4.png"/>
+                    <pic:cNvPr id="0" name="112c89216380e7327670e715cf532346aeed10eee4e4400b610a219e3e4bc9f9.png"/>
                     <pic:cNvPicPr/>
                   </pic:nvPicPr>
                   <pic:blipFill>
-                    <a:blip r:embed="rId25"/>
+                    <a:blip r:embed="rId22"/>
                     <a:stretch>
                       <a:fillRect/>
                     </a:stretch>
@@ -3752,19 +3561,386 @@
         <w:rPr>
           <w:b w:val="0"/>
         </w:rPr>
-        <w:t xml:space="preserve">Build the minimum flow, label components, link each to a requirement and test, then run a smoke test after every </w:t>
+        <w:t xml:space="preserve">SET task, audience, constraints, </w:t>
       </w:r>
       <w:r>
         <w:rPr>
           <w:b/>
         </w:rPr>
-        <w:t>integration</w:t>
+        <w:t>output</w:t>
       </w:r>
       <w:r>
         <w:rPr>
           <w:b w:val="0"/>
         </w:rPr>
-        <w:t>.</w:t>
+        <w:t>_schema</w:t>
+        <w:br/>
+        <w:t>LOAD approved_context or retrieval_result</w:t>
+        <w:br/>
+        <w:t>CALL model or allowed_tool</w:t>
+        <w:br/>
+        <w:t>VALIDATE fields, claims, citations, and safety</w:t>
+        <w:br/>
+        <w:t xml:space="preserve">IF </w:t>
+      </w:r>
+      <w:r>
+        <w:rPr>
+          <w:b/>
+        </w:rPr>
+        <w:t>evidence</w:t>
+      </w:r>
+      <w:r>
+        <w:rPr>
+          <w:b w:val="0"/>
+        </w:rPr>
+        <w:t xml:space="preserve"> missing: ask, retrieve, or abstain</w:t>
+        <w:br/>
+        <w:t xml:space="preserve">RETURN useful </w:t>
+      </w:r>
+      <w:r>
+        <w:rPr>
+          <w:b/>
+        </w:rPr>
+        <w:t>output</w:t>
+      </w:r>
+      <w:r>
+        <w:rPr>
+          <w:b w:val="0"/>
+        </w:rPr>
+        <w:t xml:space="preserve"> + source trail + limitations</w:t>
+      </w:r>
+    </w:p>
+    <w:p>
+      <w:pPr>
+        <w:spacing w:line="336" w:lineRule="auto" w:after="180"/>
+      </w:pPr>
+      <w:r>
+        <w:rPr>
+          <w:b w:val="0"/>
+        </w:rPr>
+        <w:t xml:space="preserve">Trace one </w:t>
+      </w:r>
+      <w:r>
+        <w:rPr>
+          <w:b/>
+        </w:rPr>
+        <w:t>input</w:t>
+      </w:r>
+      <w:r>
+        <w:rPr>
+          <w:b w:val="0"/>
+        </w:rPr>
+        <w:t>. Which line changes the state or chooses a path?</w:t>
+      </w:r>
+    </w:p>
+    <w:p>
+      <w:pPr>
+        <w:pStyle w:val="Heading3"/>
+      </w:pPr>
+      <w:r>
+        <w:t>Write or draw your reasoning and evidence.</w:t>
+      </w:r>
+    </w:p>
+    <w:p>
+      <w:r>
+        <w:t>________________________________________________________________</w:t>
+      </w:r>
+    </w:p>
+    <w:p>
+      <w:r>
+        <w:t>________________________________________________________________</w:t>
+      </w:r>
+    </w:p>
+    <w:p>
+      <w:r>
+        <w:t>________________________________________________________________</w:t>
+      </w:r>
+    </w:p>
+    <w:p>
+      <w:r>
+        <w:t>________________________________________________________________</w:t>
+      </w:r>
+    </w:p>
+    <w:p>
+      <w:r>
+        <w:t>________________________________________________________________</w:t>
+      </w:r>
+    </w:p>
+    <w:p>
+      <w:pPr>
+        <w:pStyle w:val="Heading3"/>
+      </w:pPr>
+      <w:r>
+        <w:t>A closer explanation</w:t>
+      </w:r>
+    </w:p>
+    <w:p>
+      <w:pPr>
+        <w:spacing w:line="336" w:lineRule="auto" w:after="180"/>
+      </w:pPr>
+      <w:r>
+        <w:rPr>
+          <w:b w:val="0"/>
+        </w:rPr>
+        <w:t>A useful check asks what would make the reasoning fail. Distinguish a failure to execute the declared procedure from a weakness in the procedure itself.</w:t>
+      </w:r>
+    </w:p>
+    <w:p>
+      <w:pPr>
+        <w:spacing w:line="336" w:lineRule="auto" w:after="180"/>
+      </w:pPr>
+      <w:r>
+        <w:rPr>
+          <w:b w:val="0"/>
+        </w:rPr>
+        <w:t xml:space="preserve">The first may require a correction; the second requires an explicitly revised method and new </w:t>
+      </w:r>
+      <w:r>
+        <w:rPr>
+          <w:b/>
+        </w:rPr>
+        <w:t>evidence</w:t>
+      </w:r>
+      <w:r>
+        <w:rPr>
+          <w:b w:val="0"/>
+        </w:rPr>
+        <w:t>. Preserve unsuccessful cases so an improved result cannot hide the original problem.</w:t>
+      </w:r>
+    </w:p>
+    <w:p>
+      <w:pPr>
+        <w:pStyle w:val="Heading3"/>
+      </w:pPr>
+      <w:r>
+        <w:t>Guided: restate the worked result, then name the assumption or limitation that prevents a broader conclusion.</w:t>
+      </w:r>
+    </w:p>
+    <w:p>
+      <w:r>
+        <w:t>________________________________________________________________</w:t>
+      </w:r>
+    </w:p>
+    <w:p>
+      <w:r>
+        <w:t>________________________________________________________________</w:t>
+      </w:r>
+    </w:p>
+    <w:p>
+      <w:r>
+        <w:t>________________________________________________________________</w:t>
+      </w:r>
+    </w:p>
+    <w:p>
+      <w:r>
+        <w:t>________________________________________________________________</w:t>
+      </w:r>
+    </w:p>
+    <w:p>
+      <w:r>
+        <w:t>________________________________________________________________</w:t>
+      </w:r>
+    </w:p>
+    <w:p>
+      <w:pPr>
+        <w:spacing w:line="336" w:lineRule="auto" w:after="180"/>
+      </w:pPr>
+      <w:r>
+        <w:rPr>
+          <w:b w:val="0"/>
+        </w:rPr>
+        <w:t>Explain your trace to a partner. Your partner points to one step to check. Swap roles on the next case. Each person writes their own explanation.</w:t>
+      </w:r>
+    </w:p>
+    <w:p>
+      <w:pPr>
+        <w:pStyle w:val="Heading1"/>
+      </w:pPr>
+      <w:r>
+        <w:t>09. Integrate and check five complete report cases</w:t>
+      </w:r>
+    </w:p>
+    <w:p>
+      <w:r>
+        <w:t>A smoke check shows a narrow path still works; it is not a broad evaluation result.</w:t>
+      </w:r>
+    </w:p>
+    <w:p>
+      <w:pPr>
+        <w:pStyle w:val="Heading2"/>
+      </w:pPr>
+      <w:r>
+        <w:t>Requirement-to-component test cases</w:t>
+      </w:r>
+    </w:p>
+    <w:tbl>
+      <w:tblPr>
+        <w:tblStyle w:val="LightShading-Accent1"/>
+        <w:tblW w:type="auto" w:w="0"/>
+        <w:tblLook w:firstColumn="1" w:firstRow="1" w:lastColumn="0" w:lastRow="0" w:noHBand="0" w:noVBand="1" w:val="04A0"/>
+      </w:tblPr>
+      <w:tblGrid>
+        <w:gridCol w:w="5112"/>
+        <w:gridCol w:w="5112"/>
+      </w:tblGrid>
+      <w:tr>
+        <w:trPr>
+          <w:tblHeader/>
+        </w:trPr>
+        <w:tc>
+          <w:tcPr>
+            <w:tcW w:type="dxa" w:w="5112"/>
+          </w:tcPr>
+          <w:p>
+            <w:r>
+              <w:t>Requirement / complete case</w:t>
+            </w:r>
+          </w:p>
+        </w:tc>
+        <w:tc>
+          <w:tcPr>
+            <w:tcW w:type="dxa" w:w="5112"/>
+          </w:tcPr>
+          <w:p>
+            <w:r>
+              <w:t>Expected build check</w:t>
+            </w:r>
+          </w:p>
+        </w:tc>
+      </w:tr>
+      <w:tr>
+        <w:tc>
+          <w:tcPr>
+            <w:tcW w:type="dxa" w:w="5112"/>
+          </w:tcPr>
+          <w:p>
+            <w:r>
+              <w:t>R1 · E2 source record with no measurements</w:t>
+            </w:r>
+          </w:p>
+        </w:tc>
+        <w:tc>
+          <w:tcPr>
+            <w:tcW w:type="dxa" w:w="5112"/>
+          </w:tcPr>
+          <w:p>
+            <w:r>
+              <w:t>Report cups 3/days 4/source E2; losses and half status unavailable.</w:t>
+            </w:r>
+          </w:p>
+        </w:tc>
+      </w:tr>
+      <w:tr>
+        <w:tc>
+          <w:tcPr>
+            <w:tcW w:type="dxa" w:w="5112"/>
+          </w:tcPr>
+          <w:p>
+            <w:r>
+              <w:t>R2 · E3 adds losses[1,2,3], no initial volumes</w:t>
+            </w:r>
+          </w:p>
+        </w:tc>
+        <w:tc>
+          <w:tcPr>
+            <w:tcW w:type="dxa" w:w="5112"/>
+          </w:tcPr>
+          <w:p>
+            <w:r>
+              <w:t>Report those losses; half status remains unavailable.</w:t>
+            </w:r>
+          </w:p>
+        </w:tc>
+      </w:tr>
+      <w:tr>
+        <w:tc>
+          <w:tcPr>
+            <w:tcW w:type="dxa" w:w="5112"/>
+          </w:tcPr>
+          <w:p>
+            <w:r>
+              <w:t>R3 · Proposed test E4 adds initials [2,4,6] to E3</w:t>
+            </w:r>
+          </w:p>
+        </w:tc>
+        <w:tc>
+          <w:tcPr>
+            <w:tcW w:type="dxa" w:w="5112"/>
+          </w:tcPr>
+          <w:p>
+            <w:r>
+              <w:t>Predict all_lost_half=True under supplied values; this is a new fictional input, not an actual experiment.</w:t>
+            </w:r>
+          </w:p>
+        </w:tc>
+      </w:tr>
+      <w:tr>
+        <w:tc>
+          <w:tcPr>
+            <w:tcW w:type="dxa" w:w="5112"/>
+          </w:tcPr>
+          <w:p>
+            <w:r>
+              <w:t>R4 · Proposed test E5 losses[0,0,0], initials[2,4,6]</w:t>
+            </w:r>
+          </w:p>
+        </w:tc>
+        <w:tc>
+          <w:tcPr>
+            <w:tcW w:type="dxa" w:w="5112"/>
+          </w:tcPr>
+          <w:p>
+            <w:r>
+              <w:t>Measured zeros remain zeros; all_lost_half=False.</w:t>
+            </w:r>
+          </w:p>
+        </w:tc>
+      </w:tr>
+      <w:tr>
+        <w:tc>
+          <w:tcPr>
+            <w:tcW w:type="dxa" w:w="5112"/>
+          </w:tcPr>
+          <w:p>
+            <w:r>
+              <w:t>R5 · Proposed malformed record has only 2 losses for 3 cups</w:t>
+            </w:r>
+          </w:p>
+        </w:tc>
+        <w:tc>
+          <w:tcPr>
+            <w:tcW w:type="dxa" w:w="5112"/>
+          </w:tcPr>
+          <w:p>
+            <w:r>
+              <w:t>Reject record length mismatch; no accepted report.</w:t>
+            </w:r>
+          </w:p>
+        </w:tc>
+      </w:tr>
+    </w:tbl>
+    <w:p>
+      <w:pPr>
+        <w:pStyle w:val="Heading2"/>
+      </w:pPr>
+      <w:r>
+        <w:t>Build, predict, trace or execute, and preserve failures</w:t>
+      </w:r>
+    </w:p>
+    <w:p>
+      <w:pPr>
+        <w:pStyle w:val="ListNumber"/>
+      </w:pPr>
+      <w:r>
+        <w:t>Connect the source-card reader, structured-record validation, report builder and final claim check. Link each component to the stated requirement and case. Predict E2/E3, then run or trace the supplied complete program and record which you did. Add E4/E5 as explicit fictional variants; preserve predicted values separately from actual execution. Run a short integration check after each change and retain errors. For R5, diagnose the failed input contract instead of padding a missing loss with zero. The program does not read arbitrary model text or authenticate experiments; any natural-language claim still needs evidence review. Keep the independent seed note withheld.</w:t>
+      </w:r>
+    </w:p>
+    <w:p>
+      <w:pPr>
+        <w:pStyle w:val="Heading2"/>
+      </w:pPr>
+      <w:r>
+        <w:t>Keep the integration evidence</w:t>
       </w:r>
     </w:p>
     <w:tbl>
@@ -4015,7 +4191,6 @@
     <w:p>
       <w:pPr>
         <w:spacing w:line="336" w:lineRule="auto" w:after="180"/>
-        <w:shd w:fill="F5F1FB"/>
       </w:pPr>
       <w:r>
         <w:rPr>
@@ -4059,14 +4234,6 @@
     </w:p>
     <w:p>
       <w:pPr>
-        <w:pStyle w:val="Heading3"/>
-      </w:pPr>
-      <w:r>
-        <w:t>Plan → try → check</w:t>
-      </w:r>
-    </w:p>
-    <w:p>
-      <w:pPr>
         <w:spacing w:line="336" w:lineRule="auto" w:after="180"/>
       </w:pPr>
       <w:r>
@@ -4078,15 +4245,10 @@
     </w:p>
     <w:p>
       <w:pPr>
-        <w:pStyle w:val="Heading1"/>
-      </w:pPr>
-      <w:r>
-        <w:t>10. Build your understanding</w:t>
-      </w:r>
-    </w:p>
-    <w:p>
-      <w:r>
-        <w:t>Move from recall to tracing, diagnosis and transfer in Capstone Build. Explain why each step is justified.</w:t>
+        <w:pStyle w:val="Heading2"/>
+      </w:pPr>
+      <w:r>
+        <w:t>Earlier wording, alternatives and picture transcripts · reference / check after trying</w:t>
       </w:r>
     </w:p>
     <w:p>
@@ -4096,6 +4258,1668 @@
       <w:r>
         <w:rPr>
           <w:b/>
+        </w:rPr>
+        <w:t>EVIDENCE</w:t>
+      </w:r>
+      <w:r>
+        <w:rPr>
+          <w:b w:val="0"/>
+        </w:rPr>
+        <w:t xml:space="preserve"> LAB</w:t>
+      </w:r>
+    </w:p>
+    <w:p>
+      <w:pPr>
+        <w:spacing w:line="336" w:lineRule="auto" w:after="180"/>
+      </w:pPr>
+      <w:r>
+        <w:rPr>
+          <w:b w:val="0"/>
+        </w:rPr>
+        <w:t>Predict → Test → Record → Explain</w:t>
+      </w:r>
+    </w:p>
+    <w:p>
+      <w:pPr>
+        <w:spacing w:line="336" w:lineRule="auto" w:after="180"/>
+      </w:pPr>
+      <w:r>
+        <w:rPr>
+          <w:b w:val="0"/>
+        </w:rPr>
+        <w:t>Keep expected and actual results separate. Surprises are useful data when recorded honestly.</w:t>
+      </w:r>
+    </w:p>
+    <w:p>
+      <w:r>
+        <w:drawing>
+          <wp:inline xmlns:a="http://schemas.openxmlformats.org/drawingml/2006/main" xmlns:pic="http://schemas.openxmlformats.org/drawingml/2006/picture">
+            <wp:extent cx="5486400" cy="1901952"/>
+            <wp:docPr id="20" name="Picture 20" descr="Evidence lab graphic for Capstone Build"/>
+            <wp:cNvGraphicFramePr>
+              <a:graphicFrameLocks noChangeAspect="1"/>
+            </wp:cNvGraphicFramePr>
+            <a:graphic>
+              <a:graphicData uri="http://schemas.openxmlformats.org/drawingml/2006/picture">
+                <pic:pic>
+                  <pic:nvPicPr>
+                    <pic:cNvPr id="0" name="643dfb28cdbdd357ec5d595740b379371df554f37eac4a0c83309a565b9fc2e4.png"/>
+                    <pic:cNvPicPr/>
+                  </pic:nvPicPr>
+                  <pic:blipFill>
+                    <a:blip r:embed="rId23"/>
+                    <a:stretch>
+                      <a:fillRect/>
+                    </a:stretch>
+                  </pic:blipFill>
+                  <pic:spPr>
+                    <a:xfrm>
+                      <a:off x="0" y="0"/>
+                      <a:ext cx="5486400" cy="1901952"/>
+                    </a:xfrm>
+                    <a:prstGeom prst="rect"/>
+                  </pic:spPr>
+                </pic:pic>
+              </a:graphicData>
+            </a:graphic>
+          </wp:inline>
+        </w:drawing>
+      </w:r>
+    </w:p>
+    <w:p>
+      <w:pPr>
+        <w:spacing w:line="336" w:lineRule="auto" w:after="180"/>
+      </w:pPr>
+      <w:r>
+        <w:rPr>
+          <w:b w:val="0"/>
+        </w:rPr>
+        <w:t xml:space="preserve">Use the complete structured E2/E3 report builder and requirement-linked variants E4/E5/mismatched length. Connect validation, source-preserving output and claim review, recording run/trace status after </w:t>
+      </w:r>
+      <w:r>
+        <w:rPr>
+          <w:b/>
+        </w:rPr>
+        <w:t>integration</w:t>
+      </w:r>
+      <w:r>
+        <w:rPr>
+          <w:b w:val="0"/>
+        </w:rPr>
+        <w:t xml:space="preserve"> changes. Do not turn absent measurements into zero or infer half-water ratios without initial volumes.</w:t>
+      </w:r>
+    </w:p>
+    <w:p>
+      <w:pPr>
+        <w:pStyle w:val="Heading3"/>
+      </w:pPr>
+      <w:r>
+        <w:t>Plan → try → check</w:t>
+      </w:r>
+    </w:p>
+    <w:p>
+      <w:pPr>
+        <w:pStyle w:val="Heading1"/>
+      </w:pPr>
+      <w:r>
+        <w:t>14. Try alone: repair the fresh seed-investigation draft</w:t>
+      </w:r>
+    </w:p>
+    <w:p>
+      <w:r>
+        <w:t>Procedure facts do not prove the outcome or every future condition.</w:t>
+      </w:r>
+    </w:p>
+    <w:p>
+      <w:pPr>
+        <w:pStyle w:val="Heading2"/>
+      </w:pPr>
+      <w:r>
+        <w:t>Independent source, draft and scope</w:t>
+      </w:r>
+    </w:p>
+    <w:p>
+      <w:pPr>
+        <w:spacing w:line="336" w:lineRule="auto" w:after="180"/>
+      </w:pPr>
+      <w:r>
+        <w:rPr>
+          <w:b w:val="0"/>
+        </w:rPr>
+        <w:t>An experiment note records four fictional seeds observed for six days but supplies no growth results. A generated draft says all four sprouted and the method always works in any soil. Repair it.</w:t>
+      </w:r>
+    </w:p>
+    <w:p>
+      <w:pPr>
+        <w:spacing w:line="336" w:lineRule="auto" w:after="180"/>
+      </w:pPr>
+      <w:r>
+        <w:rPr>
+          <w:b w:val="0"/>
+        </w:rPr>
+        <w:t>Use only the independent experiment’s stated procedure facts and missing results. No sprouting observations, soil comparison or later follow-up is supplied. Explain which claims may remain and which require new evidence; do not substitute the cup example’s measurements into this seed task.</w:t>
+      </w:r>
+    </w:p>
+    <w:p>
+      <w:pPr>
+        <w:pStyle w:val="Heading2"/>
+      </w:pPr>
+      <w:r>
+        <w:t>Your first attempt and help record</w:t>
+      </w:r>
+    </w:p>
+    <w:p>
+      <w:pPr>
+        <w:pStyle w:val="Heading3"/>
+      </w:pPr>
+      <w:r>
+        <w:t>My independent explanation, trace and limits</w:t>
+      </w:r>
+    </w:p>
+    <w:p>
+      <w:r>
+        <w:t>________________________________________________________________</w:t>
+      </w:r>
+    </w:p>
+    <w:p>
+      <w:r>
+        <w:t>________________________________________________________________</w:t>
+      </w:r>
+    </w:p>
+    <w:p>
+      <w:r>
+        <w:t>________________________________________________________________</w:t>
+      </w:r>
+    </w:p>
+    <w:p>
+      <w:r>
+        <w:t>________________________________________________________________</w:t>
+      </w:r>
+    </w:p>
+    <w:p>
+      <w:r>
+        <w:t>________________________________________________________________</w:t>
+      </w:r>
+    </w:p>
+    <w:p>
+      <w:r>
+        <w:t>________________________________________________________________</w:t>
+      </w:r>
+    </w:p>
+    <w:p>
+      <w:r>
+        <w:t>________________________________________________________________</w:t>
+      </w:r>
+    </w:p>
+    <w:p>
+      <w:pPr>
+        <w:spacing w:line="336" w:lineRule="auto" w:after="180"/>
+      </w:pPr>
+      <w:r>
+        <w:rPr>
+          <w:b w:val="0"/>
+        </w:rPr>
+        <w:t>Attempt this case before feedback. Record any help. Earlier examples below are further practice; a case already practised with feedback cannot establish fresh transfer.</w:t>
+      </w:r>
+    </w:p>
+    <w:p>
+      <w:pPr>
+        <w:spacing w:line="336" w:lineRule="auto" w:after="180"/>
+      </w:pPr>
+      <w:r>
+        <w:rPr>
+          <w:b w:val="0"/>
+        </w:rPr>
+        <w:t xml:space="preserve">Your teacher has the independent answer and scoring criteria. Complete the matching workbook week to keep your practice </w:t>
+      </w:r>
+      <w:r>
+        <w:rPr>
+          <w:b/>
+        </w:rPr>
+        <w:t>evidence</w:t>
+      </w:r>
+      <w:r>
+        <w:rPr>
+          <w:b w:val="0"/>
+        </w:rPr>
+        <w:t xml:space="preserve"> together.</w:t>
+      </w:r>
+    </w:p>
+    <w:p>
+      <w:pPr>
+        <w:pStyle w:val="Heading2"/>
+      </w:pPr>
+      <w:r>
+        <w:t>Use feedback afterwards</w:t>
+      </w:r>
+    </w:p>
+    <w:p>
+      <w:pPr>
+        <w:spacing w:line="336" w:lineRule="auto" w:after="180"/>
+      </w:pPr>
+      <w:r>
+        <w:rPr>
+          <w:b w:val="0"/>
+        </w:rPr>
+        <w:t>Attempt the independent case before hints. Record whether you worked alone, used a hint or followed a model. After feedback, fix the first unsupported step and explain why it changed.</w:t>
+      </w:r>
+    </w:p>
+    <w:p>
+      <w:pPr>
+        <w:spacing w:line="336" w:lineRule="auto" w:after="180"/>
+      </w:pPr>
+      <w:r>
+        <w:rPr>
+          <w:b w:val="0"/>
+        </w:rPr>
+        <w:t>A later check uses a changed case, not a copied answer.</w:t>
+      </w:r>
+    </w:p>
+    <w:p>
+      <w:pPr>
+        <w:pStyle w:val="Heading2"/>
+      </w:pPr>
+      <w:r>
+        <w:t>Earlier wording, alternatives and picture transcripts · reference / check after trying</w:t>
+      </w:r>
+    </w:p>
+    <w:p>
+      <w:pPr>
+        <w:pStyle w:val="Heading3"/>
+      </w:pPr>
+      <w:r>
+        <w:t>Independent case: Changed independent case</w:t>
+      </w:r>
+    </w:p>
+    <w:p>
+      <w:pPr>
+        <w:pStyle w:val="Heading3"/>
+      </w:pPr>
+      <w:r>
+        <w:t>Week 34 Independent application</w:t>
+      </w:r>
+    </w:p>
+    <w:p>
+      <w:pPr>
+        <w:spacing w:line="336" w:lineRule="auto" w:after="180"/>
+      </w:pPr>
+      <w:r>
+        <w:rPr>
+          <w:b w:val="0"/>
+        </w:rPr>
+        <w:t>Close the worked explanation. Apply the idea to this different question without copying.</w:t>
+      </w:r>
+    </w:p>
+    <w:p>
+      <w:pPr>
+        <w:spacing w:line="336" w:lineRule="auto" w:after="180"/>
+      </w:pPr>
+      <w:r>
+        <w:rPr>
+          <w:b w:val="0"/>
+        </w:rPr>
+        <w:t>The interface looks complete, but its answer button returns the same saved sentence for every question. What capability is still missing, and how can you expose it?</w:t>
+      </w:r>
+    </w:p>
+    <w:p>
+      <w:pPr>
+        <w:spacing w:line="336" w:lineRule="auto" w:after="180"/>
+      </w:pPr>
+      <w:r>
+        <w:rPr>
+          <w:b w:val="0"/>
+        </w:rPr>
+        <w:t xml:space="preserve">My answer, with a trace, calculation or supporting </w:t>
+      </w:r>
+      <w:r>
+        <w:rPr>
+          <w:b/>
+        </w:rPr>
+        <w:t>evidence</w:t>
+      </w:r>
+    </w:p>
+    <w:p>
+      <w:pPr>
+        <w:pStyle w:val="Heading3"/>
+      </w:pPr>
+      <w:r>
+        <w:t>Write or draw your reasoning and evidence.</w:t>
+      </w:r>
+    </w:p>
+    <w:p>
+      <w:r>
+        <w:t>________________________________________________________________</w:t>
+      </w:r>
+    </w:p>
+    <w:p>
+      <w:r>
+        <w:t>________________________________________________________________</w:t>
+      </w:r>
+    </w:p>
+    <w:p>
+      <w:r>
+        <w:t>________________________________________________________________</w:t>
+      </w:r>
+    </w:p>
+    <w:p>
+      <w:r>
+        <w:t>________________________________________________________________</w:t>
+      </w:r>
+    </w:p>
+    <w:p>
+      <w:r>
+        <w:t>________________________________________________________________</w:t>
+      </w:r>
+    </w:p>
+    <w:p>
+      <w:pPr>
+        <w:pStyle w:val="Heading3"/>
+      </w:pPr>
+      <w:r>
+        <w:t>Create and test</w:t>
+      </w:r>
+    </w:p>
+    <w:p>
+      <w:pPr>
+        <w:spacing w:line="336" w:lineRule="auto" w:after="180"/>
+      </w:pPr>
+      <w:r>
+        <w:rPr>
+          <w:b w:val="0"/>
+        </w:rPr>
+        <w:t>Change one relevant detail. Predict the result before testing. Include a boundary or missing-information case when it helps reveal a limit.</w:t>
+      </w:r>
+    </w:p>
+    <w:p>
+      <w:pPr>
+        <w:spacing w:line="336" w:lineRule="auto" w:after="180"/>
+      </w:pPr>
+      <w:r>
+        <w:rPr>
+          <w:b w:val="0"/>
+        </w:rPr>
+        <w:t xml:space="preserve">My changed </w:t>
+      </w:r>
+      <w:r>
+        <w:rPr>
+          <w:b/>
+        </w:rPr>
+        <w:t>input</w:t>
+      </w:r>
+      <w:r>
+        <w:rPr>
+          <w:b w:val="0"/>
+        </w:rPr>
+        <w:t xml:space="preserve"> and expected result</w:t>
+      </w:r>
+    </w:p>
+    <w:p>
+      <w:pPr>
+        <w:pStyle w:val="Heading3"/>
+      </w:pPr>
+      <w:r>
+        <w:t>Write or draw your reasoning and evidence.</w:t>
+      </w:r>
+    </w:p>
+    <w:p>
+      <w:r>
+        <w:t>________________________________________________________________</w:t>
+      </w:r>
+    </w:p>
+    <w:p>
+      <w:r>
+        <w:t>________________________________________________________________</w:t>
+      </w:r>
+    </w:p>
+    <w:p>
+      <w:r>
+        <w:t>________________________________________________________________</w:t>
+      </w:r>
+    </w:p>
+    <w:p>
+      <w:r>
+        <w:t>________________________________________________________________</w:t>
+      </w:r>
+    </w:p>
+    <w:p>
+      <w:r>
+        <w:t>________________________________________________________________</w:t>
+      </w:r>
+    </w:p>
+    <w:p>
+      <w:pPr>
+        <w:pStyle w:val="Heading3"/>
+      </w:pPr>
+      <w:r>
+        <w:t>Connect to your project</w:t>
+      </w:r>
+    </w:p>
+    <w:p>
+      <w:pPr>
+        <w:spacing w:line="336" w:lineRule="auto" w:after="180"/>
+      </w:pPr>
+      <w:r>
+        <w:rPr>
+          <w:b w:val="0"/>
+        </w:rPr>
+        <w:t xml:space="preserve">Assemble interface, retrieval, prompt, model/tool, validation, </w:t>
+      </w:r>
+      <w:r>
+        <w:rPr>
+          <w:b/>
+        </w:rPr>
+        <w:t>evidence</w:t>
+      </w:r>
+      <w:r>
+        <w:rPr>
+          <w:b w:val="0"/>
+        </w:rPr>
+        <w:t xml:space="preserve"> display, and fallback.</w:t>
+      </w:r>
+    </w:p>
+    <w:p>
+      <w:pPr>
+        <w:spacing w:line="336" w:lineRule="auto" w:after="180"/>
+      </w:pPr>
+      <w:r>
+        <w:rPr>
+          <w:b w:val="0"/>
+        </w:rPr>
+        <w:t xml:space="preserve">The </w:t>
+      </w:r>
+      <w:r>
+        <w:rPr>
+          <w:b/>
+        </w:rPr>
+        <w:t>evidence</w:t>
+      </w:r>
+      <w:r>
+        <w:rPr>
+          <w:b w:val="0"/>
+        </w:rPr>
+        <w:t xml:space="preserve"> I will keep</w:t>
+      </w:r>
+    </w:p>
+    <w:p>
+      <w:pPr>
+        <w:pStyle w:val="Heading3"/>
+      </w:pPr>
+      <w:r>
+        <w:t>Write or draw your reasoning and evidence.</w:t>
+      </w:r>
+    </w:p>
+    <w:p>
+      <w:r>
+        <w:t>________________________________________________________________</w:t>
+      </w:r>
+    </w:p>
+    <w:p>
+      <w:r>
+        <w:t>________________________________________________________________</w:t>
+      </w:r>
+    </w:p>
+    <w:p>
+      <w:r>
+        <w:t>________________________________________________________________</w:t>
+      </w:r>
+    </w:p>
+    <w:p>
+      <w:r>
+        <w:t>________________________________________________________________</w:t>
+      </w:r>
+    </w:p>
+    <w:p>
+      <w:r>
+        <w:t>________________________________________________________________</w:t>
+      </w:r>
+    </w:p>
+    <w:p>
+      <w:pPr>
+        <w:pStyle w:val="Heading3"/>
+      </w:pPr>
+      <w:r>
+        <w:t>Transfer practice from the original programme</w:t>
+      </w:r>
+    </w:p>
+    <w:p>
+      <w:pPr>
+        <w:spacing w:line="336" w:lineRule="auto" w:after="180"/>
+      </w:pPr>
+      <w:r>
+        <w:rPr>
+          <w:b w:val="0"/>
+        </w:rPr>
+        <w:t>A prototype cites note A but its answer adds a detail found nowhere in A. What should the final validation stage check and do?</w:t>
+      </w:r>
+    </w:p>
+    <w:p>
+      <w:pPr>
+        <w:pStyle w:val="Heading3"/>
+      </w:pPr>
+      <w:r>
+        <w:t>Explain the mechanism, evidence and one limit.</w:t>
+      </w:r>
+    </w:p>
+    <w:p>
+      <w:r>
+        <w:t>________________________________________________________________</w:t>
+      </w:r>
+    </w:p>
+    <w:p>
+      <w:r>
+        <w:t>________________________________________________________________</w:t>
+      </w:r>
+    </w:p>
+    <w:p>
+      <w:r>
+        <w:t>________________________________________________________________</w:t>
+      </w:r>
+    </w:p>
+    <w:p>
+      <w:r>
+        <w:t>________________________________________________________________</w:t>
+      </w:r>
+    </w:p>
+    <w:p>
+      <w:r>
+        <w:t>________________________________________________________________</w:t>
+      </w:r>
+    </w:p>
+    <w:p>
+      <w:r>
+        <w:t>________________________________________________________________</w:t>
+      </w:r>
+    </w:p>
+    <w:p>
+      <w:r>
+        <w:t>________________________________________________________________</w:t>
+      </w:r>
+    </w:p>
+    <w:p>
+      <w:pPr>
+        <w:pStyle w:val="Heading3"/>
+      </w:pPr>
+      <w:r>
+        <w:t>Use feedback to improve</w:t>
+      </w:r>
+    </w:p>
+    <w:p>
+      <w:pPr>
+        <w:pStyle w:val="Heading1"/>
+      </w:pPr>
+      <w:r>
+        <w:t>11. Keep the project’s implementation traceable to its design</w:t>
+      </w:r>
+    </w:p>
+    <w:p>
+      <w:r>
+        <w:t>Every changed component needs a matching narrow check and preserved evidence.</w:t>
+      </w:r>
+    </w:p>
+    <w:p>
+      <w:pPr>
+        <w:pStyle w:val="Heading2"/>
+      </w:pPr>
+      <w:r>
+        <w:t>This week’s contribution</w:t>
+      </w:r>
+    </w:p>
+    <w:p>
+      <w:pPr>
+        <w:spacing w:line="336" w:lineRule="auto" w:after="180"/>
+      </w:pPr>
+      <w:r>
+        <w:rPr>
+          <w:b w:val="0"/>
+        </w:rPr>
+        <w:t>For the Verified Study Buddy, preserve a build version, component map and linked requirements/tests. Save source IDs, parsed facts, missing fields, generated or deterministic draft, validation and displayed answer separately. Keep implementation failures and source gaps distinguishable.</w:t>
+      </w:r>
+    </w:p>
+    <w:p>
+      <w:pPr>
+        <w:spacing w:line="336" w:lineRule="auto" w:after="180"/>
+      </w:pPr>
+      <w:r>
+        <w:rPr>
+          <w:b w:val="0"/>
+        </w:rPr>
+        <w:t>Record a deterministic baseline honestly; adding AI wording later requires a further support check rather than an assumed improvement.</w:t>
+      </w:r>
+    </w:p>
+    <w:p>
+      <w:pPr>
+        <w:spacing w:line="336" w:lineRule="auto" w:after="180"/>
+      </w:pPr>
+      <w:r>
+        <w:rPr>
+          <w:b w:val="0"/>
+        </w:rPr>
+        <w:t xml:space="preserve">For your Verified Study Buddy, save the </w:t>
+      </w:r>
+      <w:r>
+        <w:rPr>
+          <w:b/>
+        </w:rPr>
+        <w:t>input</w:t>
+      </w:r>
+      <w:r>
+        <w:rPr>
+          <w:b w:val="0"/>
+        </w:rPr>
+        <w:t>, procedure, observed result and limitation of this check.</w:t>
+      </w:r>
+    </w:p>
+    <w:p>
+      <w:pPr>
+        <w:spacing w:line="336" w:lineRule="auto" w:after="180"/>
+      </w:pPr>
+      <w:r>
+        <w:rPr>
+          <w:b w:val="0"/>
+        </w:rPr>
+        <w:t>Label this worked example as practice; use a different, previously unreviewed case when checking independent understanding.</w:t>
+      </w:r>
+    </w:p>
+    <w:p>
+      <w:pPr>
+        <w:pStyle w:val="Heading2"/>
+      </w:pPr>
+      <w:r>
+        <w:t>Retain checkpoint and human choice</w:t>
+      </w:r>
+    </w:p>
+    <w:p>
+      <w:pPr>
+        <w:spacing w:line="336" w:lineRule="auto" w:after="180"/>
+      </w:pPr>
+      <w:r>
+        <w:rPr>
+          <w:b w:val="0"/>
+        </w:rPr>
+        <w:t xml:space="preserve">THIS WEEK’S CHECKPOINT  Assemble interface, retrieval, prompt, model/tool, validation, </w:t>
+      </w:r>
+      <w:r>
+        <w:rPr>
+          <w:b/>
+        </w:rPr>
+        <w:t>evidence</w:t>
+      </w:r>
+      <w:r>
+        <w:rPr>
+          <w:b w:val="0"/>
+        </w:rPr>
+        <w:t xml:space="preserve"> display, and fallback.</w:t>
+      </w:r>
+    </w:p>
+    <w:p>
+      <w:pPr>
+        <w:spacing w:line="336" w:lineRule="auto" w:after="180"/>
+      </w:pPr>
+      <w:r>
+        <w:rPr>
+          <w:b w:val="0"/>
+        </w:rPr>
+        <w:t xml:space="preserve">SYSTEM MAP  Learner need → prompt/schema → approved sources/retrieval → model/tool → structured answer → verification → </w:t>
+      </w:r>
+      <w:r>
+        <w:rPr>
+          <w:b/>
+        </w:rPr>
+        <w:t>human decision</w:t>
+      </w:r>
+    </w:p>
+    <w:p>
+      <w:pPr>
+        <w:spacing w:line="336" w:lineRule="auto" w:after="180"/>
+      </w:pPr>
+      <w:r>
+        <w:rPr>
+          <w:b w:val="0"/>
+        </w:rPr>
+        <w:t>What will you add, change, or verify in the project this week?</w:t>
+      </w:r>
+    </w:p>
+    <w:p>
+      <w:pPr>
+        <w:pStyle w:val="Heading3"/>
+      </w:pPr>
+      <w:r>
+        <w:t>Write or draw your reasoning and evidence.</w:t>
+      </w:r>
+    </w:p>
+    <w:p>
+      <w:r>
+        <w:t>________________________________________________________________</w:t>
+      </w:r>
+    </w:p>
+    <w:p>
+      <w:r>
+        <w:t>________________________________________________________________</w:t>
+      </w:r>
+    </w:p>
+    <w:p>
+      <w:r>
+        <w:t>________________________________________________________________</w:t>
+      </w:r>
+    </w:p>
+    <w:p>
+      <w:r>
+        <w:t>________________________________________________________________</w:t>
+      </w:r>
+    </w:p>
+    <w:p>
+      <w:r>
+        <w:t>________________________________________________________________</w:t>
+      </w:r>
+    </w:p>
+    <w:p>
+      <w:pPr>
+        <w:spacing w:line="336" w:lineRule="auto" w:after="180"/>
+      </w:pPr>
+      <w:r>
+        <w:rPr>
+          <w:b w:val="0"/>
+        </w:rPr>
+        <w:t xml:space="preserve">What should remain under </w:t>
+      </w:r>
+      <w:r>
+        <w:rPr>
+          <w:b/>
+        </w:rPr>
+        <w:t>human control</w:t>
+      </w:r>
+      <w:r>
+        <w:rPr>
+          <w:b w:val="0"/>
+        </w:rPr>
+        <w:t>?</w:t>
+      </w:r>
+    </w:p>
+    <w:p>
+      <w:pPr>
+        <w:pStyle w:val="Heading3"/>
+      </w:pPr>
+      <w:r>
+        <w:t>Write or draw your reasoning and evidence.</w:t>
+      </w:r>
+    </w:p>
+    <w:p>
+      <w:r>
+        <w:t>________________________________________________________________</w:t>
+      </w:r>
+    </w:p>
+    <w:p>
+      <w:r>
+        <w:t>________________________________________________________________</w:t>
+      </w:r>
+    </w:p>
+    <w:p>
+      <w:r>
+        <w:t>________________________________________________________________</w:t>
+      </w:r>
+    </w:p>
+    <w:p>
+      <w:r>
+        <w:t>________________________________________________________________</w:t>
+      </w:r>
+    </w:p>
+    <w:p>
+      <w:r>
+        <w:t>________________________________________________________________</w:t>
+      </w:r>
+    </w:p>
+    <w:p>
+      <w:pPr>
+        <w:spacing w:line="336" w:lineRule="auto" w:after="180"/>
+      </w:pPr>
+      <w:r>
+        <w:rPr>
+          <w:b w:val="0"/>
+        </w:rPr>
+        <w:t xml:space="preserve">RESPONSIBLE DESIGN  Collect only necessary information. Show uncertainty and limits. Never confuse fluent </w:t>
+      </w:r>
+      <w:r>
+        <w:rPr>
+          <w:b/>
+        </w:rPr>
+        <w:t>output</w:t>
+      </w:r>
+      <w:r>
+        <w:rPr>
+          <w:b w:val="0"/>
+        </w:rPr>
+        <w:t xml:space="preserve"> with verified truth.</w:t>
+      </w:r>
+    </w:p>
+    <w:p>
+      <w:pPr>
+        <w:pStyle w:val="Heading2"/>
+      </w:pPr>
+      <w:r>
+        <w:t>Earlier wording, alternatives and picture transcripts · reference / check after trying</w:t>
+      </w:r>
+    </w:p>
+    <w:p>
+      <w:pPr>
+        <w:spacing w:line="336" w:lineRule="auto" w:after="180"/>
+      </w:pPr>
+      <w:r>
+        <w:rPr>
+          <w:b w:val="0"/>
+        </w:rPr>
+        <w:t>CUMULATIVE PROJECT</w:t>
+      </w:r>
+    </w:p>
+    <w:p>
+      <w:pPr>
+        <w:spacing w:line="336" w:lineRule="auto" w:after="180"/>
+      </w:pPr>
+      <w:r>
+        <w:rPr>
+          <w:b w:val="0"/>
+        </w:rPr>
+        <w:t>Verified Study Buddy</w:t>
+      </w:r>
+    </w:p>
+    <w:p>
+      <w:pPr>
+        <w:spacing w:line="336" w:lineRule="auto" w:after="180"/>
+      </w:pPr>
+      <w:r>
+        <w:rPr>
+          <w:b w:val="0"/>
+        </w:rPr>
+        <w:t>Every week adds one inspectable piece. The system must show how it reached a result.</w:t>
+      </w:r>
+    </w:p>
+    <w:p>
+      <w:r>
+        <w:drawing>
+          <wp:inline xmlns:a="http://schemas.openxmlformats.org/drawingml/2006/main" xmlns:pic="http://schemas.openxmlformats.org/drawingml/2006/picture">
+            <wp:extent cx="5486400" cy="1901952"/>
+            <wp:docPr id="21" name="Picture 21" descr="Book recommender connection for Capstone Build"/>
+            <wp:cNvGraphicFramePr>
+              <a:graphicFrameLocks noChangeAspect="1"/>
+            </wp:cNvGraphicFramePr>
+            <a:graphic>
+              <a:graphicData uri="http://schemas.openxmlformats.org/drawingml/2006/picture">
+                <pic:pic>
+                  <pic:nvPicPr>
+                    <pic:cNvPr id="0" name="4894300279c121c34126344717d0ba99a0553fb04b53aad282cbdf7b9c22fca1.png"/>
+                    <pic:cNvPicPr/>
+                  </pic:nvPicPr>
+                  <pic:blipFill>
+                    <a:blip r:embed="rId24"/>
+                    <a:stretch>
+                      <a:fillRect/>
+                    </a:stretch>
+                  </pic:blipFill>
+                  <pic:spPr>
+                    <a:xfrm>
+                      <a:off x="0" y="0"/>
+                      <a:ext cx="5486400" cy="1901952"/>
+                    </a:xfrm>
+                    <a:prstGeom prst="rect"/>
+                  </pic:spPr>
+                </pic:pic>
+              </a:graphicData>
+            </a:graphic>
+          </wp:inline>
+        </w:drawing>
+      </w:r>
+    </w:p>
+    <w:p>
+      <w:pPr>
+        <w:pStyle w:val="Heading3"/>
+      </w:pPr>
+      <w:r>
+        <w:t>Evidence for your project</w:t>
+      </w:r>
+    </w:p>
+    <w:p>
+      <w:pPr>
+        <w:pStyle w:val="Heading1"/>
+      </w:pPr>
+      <w:r>
+        <w:t>16. Finish: state what the build preserved and what remains unknown</w:t>
+      </w:r>
+    </w:p>
+    <w:p>
+      <w:r>
+        <w:t>A valid report does not create missing measurements.</w:t>
+      </w:r>
+    </w:p>
+    <w:p>
+      <w:pPr>
+        <w:pStyle w:val="Heading2"/>
+      </w:pPr>
+      <w:r>
+        <w:t>Explain without notes</w:t>
+      </w:r>
+    </w:p>
+    <w:p>
+      <w:pPr>
+        <w:pStyle w:val="ListBullet"/>
+      </w:pPr>
+      <w:r>
+        <w:t>Close your notes. Explain this goal in your own words: Explain the mechanism and terminology of capstone grounded assistant</w:t>
+      </w:r>
+    </w:p>
+    <w:p>
+      <w:pPr>
+        <w:pStyle w:val="Heading3"/>
+      </w:pPr>
+      <w:r>
+        <w:t>My deciding step, evidence and one remaining question</w:t>
+      </w:r>
+    </w:p>
+    <w:p>
+      <w:r>
+        <w:t>________________________________________________________________</w:t>
+      </w:r>
+    </w:p>
+    <w:p>
+      <w:r>
+        <w:t>________________________________________________________________</w:t>
+      </w:r>
+    </w:p>
+    <w:p>
+      <w:r>
+        <w:t>________________________________________________________________</w:t>
+      </w:r>
+    </w:p>
+    <w:p>
+      <w:r>
+        <w:t>________________________________________________________________</w:t>
+      </w:r>
+    </w:p>
+    <w:p>
+      <w:r>
+        <w:t>________________________________________________________________</w:t>
+      </w:r>
+    </w:p>
+    <w:p>
+      <w:pPr>
+        <w:pStyle w:val="Heading2"/>
+      </w:pPr>
+      <w:r>
+        <w:t>Plan a changed-case return</w:t>
+      </w:r>
+    </w:p>
+    <w:p>
+      <w:pPr>
+        <w:spacing w:line="336" w:lineRule="auto" w:after="180"/>
+      </w:pPr>
+      <w:r>
+        <w:rPr>
+          <w:b w:val="0"/>
+        </w:rPr>
+        <w:t xml:space="preserve">If you are unsure, return to the worked picture and explain one arrow. If you are ready, change an </w:t>
+      </w:r>
+      <w:r>
+        <w:rPr>
+          <w:b/>
+        </w:rPr>
+        <w:t>input</w:t>
+      </w:r>
+      <w:r>
+        <w:rPr>
+          <w:b w:val="0"/>
+        </w:rPr>
+        <w:t xml:space="preserve"> or assumption and justify your </w:t>
+      </w:r>
+      <w:r>
+        <w:rPr>
+          <w:b/>
+        </w:rPr>
+        <w:t>prediction</w:t>
+      </w:r>
+      <w:r>
+        <w:rPr>
+          <w:b w:val="0"/>
+        </w:rPr>
+        <w:t>.</w:t>
+      </w:r>
+    </w:p>
+    <w:p>
+      <w:pPr>
+        <w:spacing w:line="336" w:lineRule="auto" w:after="180"/>
+      </w:pPr>
+      <w:r>
+        <w:rPr>
+          <w:b w:val="0"/>
+        </w:rPr>
+        <w:t xml:space="preserve">Save your workbook </w:t>
+      </w:r>
+      <w:r>
+        <w:rPr>
+          <w:b/>
+        </w:rPr>
+        <w:t>evidence</w:t>
+      </w:r>
+      <w:r>
+        <w:rPr>
+          <w:b w:val="0"/>
+        </w:rPr>
+        <w:t>. At the next review, try a different case before opening your old answer.</w:t>
+      </w:r>
+    </w:p>
+    <w:p>
+      <w:pPr>
+        <w:pStyle w:val="Heading1"/>
+      </w:pPr>
+      <w:r>
+        <w:t>Reference bank and extra practice</w:t>
+      </w:r>
+    </w:p>
+    <w:p>
+      <w:pPr>
+        <w:pStyle w:val="Heading1"/>
+      </w:pPr>
+      <w:r>
+        <w:t>05. Your quick word guide</w:t>
+      </w:r>
+    </w:p>
+    <w:p>
+      <w:r>
+        <w:t>Use the words to explain a particular step, record or limit.</w:t>
+      </w:r>
+    </w:p>
+    <w:p>
+      <w:pPr>
+        <w:pStyle w:val="Heading2"/>
+      </w:pPr>
+      <w:r>
+        <w:t>Core vocabulary</w:t>
+      </w:r>
+    </w:p>
+    <w:tbl>
+      <w:tblPr>
+        <w:tblStyle w:val="LightShading-Accent1"/>
+        <w:tblW w:type="auto" w:w="0"/>
+        <w:tblLook w:firstColumn="1" w:firstRow="1" w:lastColumn="0" w:lastRow="0" w:noHBand="0" w:noVBand="1" w:val="04A0"/>
+      </w:tblPr>
+      <w:tblGrid>
+        <w:gridCol w:w="3408"/>
+        <w:gridCol w:w="3408"/>
+        <w:gridCol w:w="3408"/>
+      </w:tblGrid>
+      <w:tr>
+        <w:trPr>
+          <w:tblHeader/>
+        </w:trPr>
+        <w:tc>
+          <w:tcPr>
+            <w:tcW w:type="dxa" w:w="3408"/>
+          </w:tcPr>
+          <w:p>
+            <w:r>
+              <w:t>Word</w:t>
+            </w:r>
+          </w:p>
+        </w:tc>
+        <w:tc>
+          <w:tcPr>
+            <w:tcW w:type="dxa" w:w="3408"/>
+          </w:tcPr>
+          <w:p>
+            <w:r>
+              <w:t>My own example</w:t>
+            </w:r>
+          </w:p>
+        </w:tc>
+        <w:tc>
+          <w:tcPr>
+            <w:tcW w:type="dxa" w:w="3408"/>
+          </w:tcPr>
+          <w:p>
+            <w:r>
+              <w:t>Not this / boundary</w:t>
+            </w:r>
+          </w:p>
+        </w:tc>
+      </w:tr>
+      <w:tr>
+        <w:tc>
+          <w:tcPr>
+            <w:tcW w:type="dxa" w:w="3408"/>
+          </w:tcPr>
+          <w:p>
+            <w:r>
+              <w:t>traceability</w:t>
+            </w:r>
+          </w:p>
+        </w:tc>
+        <w:tc>
+          <w:tcPr>
+            <w:tcW w:type="dxa" w:w="3408"/>
+          </w:tcPr>
+          <w:p>
+            <w:r>
+              <w:t>The ability to connect a result back to its inputs, sources, steps and version.</w:t>
+            </w:r>
+          </w:p>
+        </w:tc>
+        <w:tc>
+          <w:tcPr>
+            <w:tcW w:type="dxa" w:w="3408"/>
+          </w:tcPr>
+          <w:p>
+            <w:r/>
+          </w:p>
+        </w:tc>
+      </w:tr>
+      <w:tr>
+        <w:tc>
+          <w:tcPr>
+            <w:tcW w:type="dxa" w:w="3408"/>
+          </w:tcPr>
+          <w:p>
+            <w:r>
+              <w:t>integration</w:t>
+            </w:r>
+          </w:p>
+        </w:tc>
+        <w:tc>
+          <w:tcPr>
+            <w:tcW w:type="dxa" w:w="3408"/>
+          </w:tcPr>
+          <w:p>
+            <w:r>
+              <w:t>Connecting components so that they work together through agreed interfaces.</w:t>
+            </w:r>
+          </w:p>
+        </w:tc>
+        <w:tc>
+          <w:tcPr>
+            <w:tcW w:type="dxa" w:w="3408"/>
+          </w:tcPr>
+          <w:p>
+            <w:r/>
+          </w:p>
+        </w:tc>
+      </w:tr>
+      <w:tr>
+        <w:tc>
+          <w:tcPr>
+            <w:tcW w:type="dxa" w:w="3408"/>
+          </w:tcPr>
+          <w:p>
+            <w:r>
+              <w:t>version control</w:t>
+            </w:r>
+          </w:p>
+        </w:tc>
+        <w:tc>
+          <w:tcPr>
+            <w:tcW w:type="dxa" w:w="3408"/>
+          </w:tcPr>
+          <w:p>
+            <w:r>
+              <w:t>A method for recording and comparing changes to identified versions of files.</w:t>
+            </w:r>
+          </w:p>
+        </w:tc>
+        <w:tc>
+          <w:tcPr>
+            <w:tcW w:type="dxa" w:w="3408"/>
+          </w:tcPr>
+          <w:p>
+            <w:r/>
+          </w:p>
+        </w:tc>
+      </w:tr>
+      <w:tr>
+        <w:tc>
+          <w:tcPr>
+            <w:tcW w:type="dxa" w:w="3408"/>
+          </w:tcPr>
+          <w:p>
+            <w:r>
+              <w:t>minimum complete product</w:t>
+            </w:r>
+          </w:p>
+        </w:tc>
+        <w:tc>
+          <w:tcPr>
+            <w:tcW w:type="dxa" w:w="3408"/>
+          </w:tcPr>
+          <w:p>
+            <w:r>
+              <w:t>The smallest working version that fulfils its essential user task, including failure handling.</w:t>
+            </w:r>
+          </w:p>
+        </w:tc>
+        <w:tc>
+          <w:tcPr>
+            <w:tcW w:type="dxa" w:w="3408"/>
+          </w:tcPr>
+          <w:p>
+            <w:r/>
+          </w:p>
+        </w:tc>
+      </w:tr>
+    </w:tbl>
+    <w:p>
+      <w:pPr>
+        <w:pStyle w:val="Heading2"/>
+      </w:pPr>
+      <w:r>
+        <w:t>Terms for the connected explanation</w:t>
+      </w:r>
+    </w:p>
+    <w:tbl>
+      <w:tblPr>
+        <w:tblStyle w:val="LightShading-Accent1"/>
+        <w:tblW w:type="auto" w:w="0"/>
+        <w:tblLook w:firstColumn="1" w:firstRow="1" w:lastColumn="0" w:lastRow="0" w:noHBand="0" w:noVBand="1" w:val="04A0"/>
+      </w:tblPr>
+      <w:tblGrid>
+        <w:gridCol w:w="5112"/>
+        <w:gridCol w:w="5112"/>
+      </w:tblGrid>
+      <w:tr>
+        <w:trPr>
+          <w:tblHeader/>
+        </w:trPr>
+        <w:tc>
+          <w:tcPr>
+            <w:tcW w:type="dxa" w:w="5112"/>
+          </w:tcPr>
+          <w:p>
+            <w:r>
+              <w:t>Word</w:t>
+            </w:r>
+          </w:p>
+        </w:tc>
+        <w:tc>
+          <w:tcPr>
+            <w:tcW w:type="dxa" w:w="5112"/>
+          </w:tcPr>
+          <w:p>
+            <w:r>
+              <w:t>Meaning</w:t>
+            </w:r>
+          </w:p>
+        </w:tc>
+      </w:tr>
+      <w:tr>
+        <w:tc>
+          <w:tcPr>
+            <w:tcW w:type="dxa" w:w="5112"/>
+          </w:tcPr>
+          <w:p>
+            <w:r>
+              <w:t>Pipeline stage</w:t>
+            </w:r>
+          </w:p>
+        </w:tc>
+        <w:tc>
+          <w:tcPr>
+            <w:tcW w:type="dxa" w:w="5112"/>
+          </w:tcPr>
+          <w:p>
+            <w:r>
+              <w:t>One operation with defined inputs and failure handling</w:t>
+            </w:r>
+          </w:p>
+        </w:tc>
+      </w:tr>
+      <w:tr>
+        <w:tc>
+          <w:tcPr>
+            <w:tcW w:type="dxa" w:w="5112"/>
+          </w:tcPr>
+          <w:p>
+            <w:r>
+              <w:t>Answerability gate</w:t>
+            </w:r>
+          </w:p>
+        </w:tc>
+        <w:tc>
+          <w:tcPr>
+            <w:tcW w:type="dxa" w:w="5112"/>
+          </w:tcPr>
+          <w:p>
+            <w:r>
+              <w:t>A check for sufficient evidence before answering</w:t>
+            </w:r>
+          </w:p>
+        </w:tc>
+      </w:tr>
+      <w:tr>
+        <w:tc>
+          <w:tcPr>
+            <w:tcW w:type="dxa" w:w="5112"/>
+          </w:tcPr>
+          <w:p>
+            <w:r>
+              <w:t>Semantic validator</w:t>
+            </w:r>
+          </w:p>
+        </w:tc>
+        <w:tc>
+          <w:tcPr>
+            <w:tcW w:type="dxa" w:w="5112"/>
+          </w:tcPr>
+          <w:p>
+            <w:r>
+              <w:t>A check that claims match task evidence</w:t>
+            </w:r>
+          </w:p>
+        </w:tc>
+      </w:tr>
+    </w:tbl>
+    <w:p>
+      <w:pPr>
+        <w:pStyle w:val="Heading2"/>
+      </w:pPr>
+      <w:r>
+        <w:t>Earlier wording, alternatives and picture transcripts · reference / check after trying</w:t>
+      </w:r>
+    </w:p>
+    <w:p>
+      <w:pPr>
+        <w:spacing w:line="336" w:lineRule="auto" w:after="180"/>
+      </w:pPr>
+      <w:r>
+        <w:rPr>
+          <w:b w:val="0"/>
+        </w:rPr>
+        <w:t>VOCABULARY LAB</w:t>
+      </w:r>
+    </w:p>
+    <w:p>
+      <w:pPr>
+        <w:spacing w:line="336" w:lineRule="auto" w:after="180"/>
+      </w:pPr>
+      <w:r>
+        <w:rPr>
+          <w:b w:val="0"/>
+        </w:rPr>
+        <w:t>Words You Can Use to Reason</w:t>
+      </w:r>
+    </w:p>
+    <w:p>
+      <w:pPr>
+        <w:spacing w:line="336" w:lineRule="auto" w:after="180"/>
+      </w:pPr>
+      <w:r>
+        <w:rPr>
+          <w:b w:val="0"/>
+        </w:rPr>
+        <w:t>A definition matters when you can recognize the idea, use it, and contrast it with a near-miss.</w:t>
+      </w:r>
+    </w:p>
+    <w:p>
+      <w:r>
+        <w:drawing>
+          <wp:inline xmlns:a="http://schemas.openxmlformats.org/drawingml/2006/main" xmlns:pic="http://schemas.openxmlformats.org/drawingml/2006/picture">
+            <wp:extent cx="5486400" cy="3200400"/>
+            <wp:docPr id="22" name="Picture 22" descr="Vocabulary badge: traceability"/>
+            <wp:cNvGraphicFramePr>
+              <a:graphicFrameLocks noChangeAspect="1"/>
+            </wp:cNvGraphicFramePr>
+            <a:graphic>
+              <a:graphicData uri="http://schemas.openxmlformats.org/drawingml/2006/picture">
+                <pic:pic>
+                  <pic:nvPicPr>
+                    <pic:cNvPr id="0" name="7b1963d331b3389d63577e4b1496962d9d8be0df44d6add9b0dffb7fb60199cd.png"/>
+                    <pic:cNvPicPr/>
+                  </pic:nvPicPr>
+                  <pic:blipFill>
+                    <a:blip r:embed="rId25"/>
+                    <a:stretch>
+                      <a:fillRect/>
+                    </a:stretch>
+                  </pic:blipFill>
+                  <pic:spPr>
+                    <a:xfrm>
+                      <a:off x="0" y="0"/>
+                      <a:ext cx="5486400" cy="3200400"/>
+                    </a:xfrm>
+                    <a:prstGeom prst="rect"/>
+                  </pic:spPr>
+                </pic:pic>
+              </a:graphicData>
+            </a:graphic>
+          </wp:inline>
+        </w:drawing>
+      </w:r>
+    </w:p>
+    <w:p>
+      <w:r>
+        <w:drawing>
+          <wp:inline xmlns:a="http://schemas.openxmlformats.org/drawingml/2006/main" xmlns:pic="http://schemas.openxmlformats.org/drawingml/2006/picture">
+            <wp:extent cx="5486400" cy="3200400"/>
+            <wp:docPr id="23" name="Picture 23" descr="Vocabulary badge: integration"/>
+            <wp:cNvGraphicFramePr>
+              <a:graphicFrameLocks noChangeAspect="1"/>
+            </wp:cNvGraphicFramePr>
+            <a:graphic>
+              <a:graphicData uri="http://schemas.openxmlformats.org/drawingml/2006/picture">
+                <pic:pic>
+                  <pic:nvPicPr>
+                    <pic:cNvPr id="0" name="5e28e9730087c9da2ab019f57517e83a0ef49ad7fdc97780a61f46db7ac4af0f.png"/>
+                    <pic:cNvPicPr/>
+                  </pic:nvPicPr>
+                  <pic:blipFill>
+                    <a:blip r:embed="rId26"/>
+                    <a:stretch>
+                      <a:fillRect/>
+                    </a:stretch>
+                  </pic:blipFill>
+                  <pic:spPr>
+                    <a:xfrm>
+                      <a:off x="0" y="0"/>
+                      <a:ext cx="5486400" cy="3200400"/>
+                    </a:xfrm>
+                    <a:prstGeom prst="rect"/>
+                  </pic:spPr>
+                </pic:pic>
+              </a:graphicData>
+            </a:graphic>
+          </wp:inline>
+        </w:drawing>
+      </w:r>
+    </w:p>
+    <w:p>
+      <w:r>
+        <w:drawing>
+          <wp:inline xmlns:a="http://schemas.openxmlformats.org/drawingml/2006/main" xmlns:pic="http://schemas.openxmlformats.org/drawingml/2006/picture">
+            <wp:extent cx="5486400" cy="3200400"/>
+            <wp:docPr id="24" name="Picture 24" descr="Vocabulary badge: version control"/>
+            <wp:cNvGraphicFramePr>
+              <a:graphicFrameLocks noChangeAspect="1"/>
+            </wp:cNvGraphicFramePr>
+            <a:graphic>
+              <a:graphicData uri="http://schemas.openxmlformats.org/drawingml/2006/picture">
+                <pic:pic>
+                  <pic:nvPicPr>
+                    <pic:cNvPr id="0" name="5a8d1350b20816c1843a1f2834e4b3d3039d7756387e6998a92a6431516f1f30.png"/>
+                    <pic:cNvPicPr/>
+                  </pic:nvPicPr>
+                  <pic:blipFill>
+                    <a:blip r:embed="rId27"/>
+                    <a:stretch>
+                      <a:fillRect/>
+                    </a:stretch>
+                  </pic:blipFill>
+                  <pic:spPr>
+                    <a:xfrm>
+                      <a:off x="0" y="0"/>
+                      <a:ext cx="5486400" cy="3200400"/>
+                    </a:xfrm>
+                    <a:prstGeom prst="rect"/>
+                  </pic:spPr>
+                </pic:pic>
+              </a:graphicData>
+            </a:graphic>
+          </wp:inline>
+        </w:drawing>
+      </w:r>
+    </w:p>
+    <w:p>
+      <w:r>
+        <w:drawing>
+          <wp:inline xmlns:a="http://schemas.openxmlformats.org/drawingml/2006/main" xmlns:pic="http://schemas.openxmlformats.org/drawingml/2006/picture">
+            <wp:extent cx="5486400" cy="3200400"/>
+            <wp:docPr id="25" name="Picture 25" descr="Vocabulary badge: minimum complete product"/>
+            <wp:cNvGraphicFramePr>
+              <a:graphicFrameLocks noChangeAspect="1"/>
+            </wp:cNvGraphicFramePr>
+            <a:graphic>
+              <a:graphicData uri="http://schemas.openxmlformats.org/drawingml/2006/picture">
+                <pic:pic>
+                  <pic:nvPicPr>
+                    <pic:cNvPr id="0" name="c59cca1da92241ba77a1fd2a4f9b98f9a6f0f7a5efc63bd56be0a23e64274d85.png"/>
+                    <pic:cNvPicPr/>
+                  </pic:nvPicPr>
+                  <pic:blipFill>
+                    <a:blip r:embed="rId28"/>
+                    <a:stretch>
+                      <a:fillRect/>
+                    </a:stretch>
+                  </pic:blipFill>
+                  <pic:spPr>
+                    <a:xfrm>
+                      <a:off x="0" y="0"/>
+                      <a:ext cx="5486400" cy="3200400"/>
+                    </a:xfrm>
+                    <a:prstGeom prst="rect"/>
+                  </pic:spPr>
+                </pic:pic>
+              </a:graphicData>
+            </a:graphic>
+          </wp:inline>
+        </w:drawing>
+      </w:r>
+    </w:p>
+    <w:p>
+      <w:pPr>
+        <w:pStyle w:val="Heading3"/>
+      </w:pPr>
+      <w:r>
+        <w:t>Words used in the closer explanation</w:t>
+      </w:r>
+    </w:p>
+    <w:p>
+      <w:pPr>
+        <w:pStyle w:val="Heading1"/>
+      </w:pPr>
+      <w:r>
+        <w:t>10. Choose a stronger thinking challenge</w:t>
+      </w:r>
+    </w:p>
+    <w:p>
+      <w:r>
+        <w:t>Choose the next useful challenge rather than treating the whole ladder as compulsory.</w:t>
+      </w:r>
+    </w:p>
+    <w:p>
+      <w:pPr>
+        <w:pStyle w:val="Heading2"/>
+      </w:pPr>
+      <w:r>
+        <w:t>Pick your next step</w:t>
+      </w:r>
+    </w:p>
+    <w:p>
+      <w:pPr>
+        <w:pStyle w:val="ListBullet"/>
+      </w:pPr>
+      <w:r>
+        <w:t>1 • NAME: Define the concept without repeating the textbook.</w:t>
+      </w:r>
+    </w:p>
+    <w:p>
+      <w:pPr>
+        <w:pStyle w:val="ListBullet"/>
+      </w:pPr>
+      <w:r>
+        <w:t>2 • TRACE: Show the information, state, branch, calculation, or evidence path.</w:t>
+      </w:r>
+    </w:p>
+    <w:p>
+      <w:pPr>
+        <w:pStyle w:val="ListBullet"/>
+      </w:pPr>
+      <w:r>
+        <w:t>3 • APPLY: Solve a different example independently.</w:t>
+      </w:r>
+    </w:p>
+    <w:p>
+      <w:pPr>
+        <w:pStyle w:val="ListBullet"/>
+      </w:pPr>
+      <w:r>
+        <w:t>4 • CHALLENGE: Find a boundary case, counterexample, or unfair outcome.</w:t>
+      </w:r>
+    </w:p>
+    <w:p>
+      <w:pPr>
+        <w:pStyle w:val="ListBullet"/>
+      </w:pPr>
+      <w:r>
+        <w:t>5 • EXPLAIN LIMITS: Say when the result should not be trusted or used alone.</w:t>
+      </w:r>
+    </w:p>
+    <w:p>
+      <w:pPr>
+        <w:pStyle w:val="ListBullet"/>
+      </w:pPr>
+      <w:r>
+        <w:t>My strongest evidence of independent understanding:</w:t>
+      </w:r>
+    </w:p>
+    <w:p>
+      <w:pPr>
+        <w:pStyle w:val="Heading3"/>
+      </w:pPr>
+      <w:r>
+        <w:t>Write or draw your reasoning and evidence.</w:t>
+      </w:r>
+    </w:p>
+    <w:p>
+      <w:r>
+        <w:t>________________________________________________________________</w:t>
+      </w:r>
+    </w:p>
+    <w:p>
+      <w:r>
+        <w:t>________________________________________________________________</w:t>
+      </w:r>
+    </w:p>
+    <w:p>
+      <w:r>
+        <w:t>________________________________________________________________</w:t>
+      </w:r>
+    </w:p>
+    <w:p>
+      <w:r>
+        <w:t>________________________________________________________________</w:t>
+      </w:r>
+    </w:p>
+    <w:p>
+      <w:r>
+        <w:t>________________________________________________________________</w:t>
+      </w:r>
+    </w:p>
+    <w:p>
+      <w:pPr>
+        <w:pStyle w:val="Heading2"/>
+      </w:pPr>
+      <w:r>
+        <w:t>Earlier wording, alternatives and picture transcripts · reference / check after trying</w:t>
+      </w:r>
+    </w:p>
+    <w:p>
+      <w:pPr>
+        <w:spacing w:line="336" w:lineRule="auto" w:after="180"/>
+      </w:pPr>
+      <w:r>
+        <w:rPr>
+          <w:b w:val="0"/>
         </w:rPr>
         <w:t>MASTERY</w:t>
       </w:r>
@@ -4139,7 +5963,7 @@
         <w:drawing>
           <wp:inline xmlns:a="http://schemas.openxmlformats.org/drawingml/2006/main" xmlns:pic="http://schemas.openxmlformats.org/drawingml/2006/picture">
             <wp:extent cx="5486400" cy="1719072"/>
-            <wp:docPr id="19" name="Picture 19" descr="Mastery ladder for Capstone Build"/>
+            <wp:docPr id="26" name="Picture 26" descr="Mastery ladder for Capstone Build"/>
             <wp:cNvGraphicFramePr>
               <a:graphicFrameLocks noChangeAspect="1"/>
             </wp:cNvGraphicFramePr>
@@ -4151,7 +5975,7 @@
                     <pic:cNvPicPr/>
                   </pic:nvPicPr>
                   <pic:blipFill>
-                    <a:blip r:embed="rId26"/>
+                    <a:blip r:embed="rId29"/>
                     <a:stretch>
                       <a:fillRect/>
                     </a:stretch>
@@ -4172,24 +5996,144 @@
     </w:p>
     <w:p>
       <w:pPr>
+        <w:pStyle w:val="Heading1"/>
+      </w:pPr>
+      <w:r>
+        <w:t>12. Reference: check your explanation</w:t>
+      </w:r>
+    </w:p>
+    <w:p>
+      <w:r>
+        <w:t>Use after practice. Repair the new seed-investigation draft independently is the selected independent case.</w:t>
+      </w:r>
+    </w:p>
+    <w:p>
+      <w:pPr>
+        <w:pStyle w:val="Heading2"/>
+      </w:pPr>
+      <w:r>
+        <w:t>Check the evidence and its limit</w:t>
+      </w:r>
+    </w:p>
+    <w:p>
+      <w:pPr>
+        <w:pStyle w:val="ListBullet"/>
+      </w:pPr>
+      <w:r>
+        <w:t>1. My fresh example, trace, calculation, or design:</w:t>
+      </w:r>
+    </w:p>
+    <w:p>
+      <w:pPr>
+        <w:pStyle w:val="Heading3"/>
+      </w:pPr>
+      <w:r>
+        <w:t>Write or draw your reasoning and evidence.</w:t>
+      </w:r>
+    </w:p>
+    <w:p>
+      <w:r>
+        <w:t>________________________________________________________________</w:t>
+      </w:r>
+    </w:p>
+    <w:p>
+      <w:r>
+        <w:t>________________________________________________________________</w:t>
+      </w:r>
+    </w:p>
+    <w:p>
+      <w:r>
+        <w:t>________________________________________________________________</w:t>
+      </w:r>
+    </w:p>
+    <w:p>
+      <w:r>
+        <w:t>________________________________________________________________</w:t>
+      </w:r>
+    </w:p>
+    <w:p>
+      <w:r>
+        <w:t>________________________________________________________________</w:t>
+      </w:r>
+    </w:p>
+    <w:p>
+      <w:pPr>
+        <w:pStyle w:val="ListBullet"/>
+      </w:pPr>
+      <w:r>
+        <w:t>2. My evidence that it works (include a boundary or missing-data case):</w:t>
+      </w:r>
+    </w:p>
+    <w:p>
+      <w:pPr>
+        <w:pStyle w:val="Heading3"/>
+      </w:pPr>
+      <w:r>
+        <w:t>Write or draw your reasoning and evidence.</w:t>
+      </w:r>
+    </w:p>
+    <w:p>
+      <w:r>
+        <w:t>________________________________________________________________</w:t>
+      </w:r>
+    </w:p>
+    <w:p>
+      <w:r>
+        <w:t>________________________________________________________________</w:t>
+      </w:r>
+    </w:p>
+    <w:p>
+      <w:r>
+        <w:t>________________________________________________________________</w:t>
+      </w:r>
+    </w:p>
+    <w:p>
+      <w:r>
+        <w:t>________________________________________________________________</w:t>
+      </w:r>
+    </w:p>
+    <w:p>
+      <w:r>
+        <w:t>________________________________________________________________</w:t>
+      </w:r>
+    </w:p>
+    <w:p>
+      <w:pPr>
+        <w:pStyle w:val="ListBullet"/>
+      </w:pPr>
+      <w:r>
+        <w:t>3. One limitation, fairness concern, or situation needing human review:</w:t>
+      </w:r>
+    </w:p>
+    <w:p>
+      <w:pPr>
+        <w:pStyle w:val="Heading2"/>
+      </w:pPr>
+      <w:r>
+        <w:t>Self-check and record</w:t>
+      </w:r>
+    </w:p>
+    <w:p>
+      <w:pPr>
         <w:spacing w:line="336" w:lineRule="auto" w:after="180"/>
       </w:pPr>
       <w:r>
         <w:rPr>
           <w:b w:val="0"/>
         </w:rPr>
-        <w:t>1 • NAME: Define the concept without repeating the textbook.</w:t>
-      </w:r>
-    </w:p>
-    <w:p>
-      <w:pPr>
-        <w:spacing w:line="336" w:lineRule="auto" w:after="180"/>
-      </w:pPr>
+        <w:t xml:space="preserve">SELF-CHECK  □ I explained the </w:t>
+      </w:r>
+      <w:r>
+        <w:rPr>
+          <w:b/>
+        </w:rPr>
+        <w:t>mechanism</w:t>
+      </w:r>
       <w:r>
         <w:rPr>
           <w:b w:val="0"/>
         </w:rPr>
-        <w:t xml:space="preserve">2 • TRACE: Show the information, state, branch, calculation, or </w:t>
+        <w:t xml:space="preserve">  □ I used </w:t>
       </w:r>
       <w:r>
         <w:rPr>
@@ -4201,7 +6145,15 @@
         <w:rPr>
           <w:b w:val="0"/>
         </w:rPr>
-        <w:t xml:space="preserve"> path.</w:t>
+        <w:t xml:space="preserve">  □ I tested a fresh case  □ I named a limitation  □ I can answer ‘why?’</w:t>
+      </w:r>
+    </w:p>
+    <w:p>
+      <w:pPr>
+        <w:pStyle w:val="Heading2"/>
+      </w:pPr>
+      <w:r>
+        <w:t>Earlier wording, alternatives and picture transcripts · reference / check after trying</w:t>
       </w:r>
     </w:p>
     <w:p>
@@ -4212,7 +6164,7 @@
         <w:rPr>
           <w:b w:val="0"/>
         </w:rPr>
-        <w:t>3 • APPLY: Solve a different example independently.</w:t>
+        <w:t>INDEPENDENT MASTERY PROOF</w:t>
       </w:r>
     </w:p>
     <w:p>
@@ -4223,7 +6175,7 @@
         <w:rPr>
           <w:b w:val="0"/>
         </w:rPr>
-        <w:t>4 • CHALLENGE: Find a boundary case, counterexample, or unfair outcome.</w:t>
+        <w:t>Checklist for explaining this week’s idea</w:t>
       </w:r>
     </w:p>
     <w:p>
@@ -4234,109 +6186,7 @@
         <w:rPr>
           <w:b w:val="0"/>
         </w:rPr>
-        <w:t>5 • EXPLAIN LIMITS: Say when the result should not be trusted or used alone.</w:t>
-      </w:r>
-    </w:p>
-    <w:p>
-      <w:pPr>
-        <w:spacing w:line="336" w:lineRule="auto" w:after="180"/>
-      </w:pPr>
-      <w:r>
-        <w:rPr>
-          <w:b w:val="0"/>
-        </w:rPr>
-        <w:t xml:space="preserve">My strongest </w:t>
-      </w:r>
-      <w:r>
-        <w:rPr>
-          <w:b/>
-        </w:rPr>
-        <w:t>evidence</w:t>
-      </w:r>
-      <w:r>
-        <w:rPr>
-          <w:b w:val="0"/>
-        </w:rPr>
-        <w:t xml:space="preserve"> of independent understanding:</w:t>
-      </w:r>
-    </w:p>
-    <w:p>
-      <w:pPr>
-        <w:pStyle w:val="Heading3"/>
-      </w:pPr>
-      <w:r>
-        <w:t>Write or draw your reasoning and evidence.</w:t>
-      </w:r>
-    </w:p>
-    <w:p>
-      <w:r>
-        <w:t>________________________________________________________________</w:t>
-      </w:r>
-    </w:p>
-    <w:p>
-      <w:r>
-        <w:t>________________________________________________________________</w:t>
-      </w:r>
-    </w:p>
-    <w:p>
-      <w:r>
-        <w:t>________________________________________________________________</w:t>
-      </w:r>
-    </w:p>
-    <w:p>
-      <w:r>
-        <w:t>________________________________________________________________</w:t>
-      </w:r>
-    </w:p>
-    <w:p>
-      <w:r>
-        <w:t>________________________________________________________________</w:t>
-      </w:r>
-    </w:p>
-    <w:p>
-      <w:pPr>
-        <w:pStyle w:val="Heading1"/>
-      </w:pPr>
-      <w:r>
-        <w:t>11. Connect your project</w:t>
-      </w:r>
-    </w:p>
-    <w:p>
-      <w:r>
-        <w:t>Apply this week’s idea to Verified Study Buddy. Keep an annotated decision and the evidence supporting it.</w:t>
-      </w:r>
-    </w:p>
-    <w:p>
-      <w:pPr>
-        <w:spacing w:line="336" w:lineRule="auto" w:after="180"/>
-      </w:pPr>
-      <w:r>
-        <w:rPr>
-          <w:b/>
-        </w:rPr>
-        <w:t>CUMULATIVE PROJECT</w:t>
-      </w:r>
-    </w:p>
-    <w:p>
-      <w:pPr>
-        <w:spacing w:line="336" w:lineRule="auto" w:after="180"/>
-      </w:pPr>
-      <w:r>
-        <w:rPr>
-          <w:b w:val="0"/>
-        </w:rPr>
-        <w:t>Verified Study Buddy</w:t>
-      </w:r>
-    </w:p>
-    <w:p>
-      <w:pPr>
-        <w:spacing w:line="336" w:lineRule="auto" w:after="180"/>
-      </w:pPr>
-      <w:r>
-        <w:rPr>
-          <w:b w:val="0"/>
-        </w:rPr>
-        <w:t>Every week adds one inspectable piece. The system must show how it reached a result.</w:t>
+        <w:t>Use after practice. Repair the new seed-investigation draft independently is the selected independent case.</w:t>
       </w:r>
     </w:p>
     <w:p>
@@ -4344,7 +6194,7 @@
         <w:drawing>
           <wp:inline xmlns:a="http://schemas.openxmlformats.org/drawingml/2006/main" xmlns:pic="http://schemas.openxmlformats.org/drawingml/2006/picture">
             <wp:extent cx="5486400" cy="1901952"/>
-            <wp:docPr id="20" name="Picture 20" descr="Book recommender connection for Capstone Build"/>
+            <wp:docPr id="27" name="Picture 27" descr="Independent proof graphic for Capstone Build"/>
             <wp:cNvGraphicFramePr>
               <a:graphicFrameLocks noChangeAspect="1"/>
             </wp:cNvGraphicFramePr>
@@ -4352,11 +6202,11 @@
               <a:graphicData uri="http://schemas.openxmlformats.org/drawingml/2006/picture">
                 <pic:pic>
                   <pic:nvPicPr>
-                    <pic:cNvPr id="0" name="4894300279c121c34126344717d0ba99a0553fb04b53aad282cbdf7b9c22fca1.png"/>
+                    <pic:cNvPr id="0" name="5a000b96ef5a3782c023eac19e5f71b7c8f21a1f5855ef898388d7ac1eb6e371.png"/>
                     <pic:cNvPicPr/>
                   </pic:nvPicPr>
                   <pic:blipFill>
-                    <a:blip r:embed="rId27"/>
+                    <a:blip r:embed="rId30"/>
                     <a:stretch>
                       <a:fillRect/>
                     </a:stretch>
@@ -4383,19 +6233,7 @@
         <w:rPr>
           <w:b w:val="0"/>
         </w:rPr>
-        <w:t xml:space="preserve">THIS WEEK’S CHECKPOINT  Assemble interface, retrieval, prompt, model/tool, validation, </w:t>
-      </w:r>
-      <w:r>
-        <w:rPr>
-          <w:b/>
-        </w:rPr>
-        <w:t>evidence</w:t>
-      </w:r>
-      <w:r>
-        <w:rPr>
-          <w:b w:val="0"/>
-        </w:rPr>
-        <w:t xml:space="preserve"> display, and fallback.</w:t>
+        <w:t>EXPLANATION CHECK  Require supported procedure facts, missing-result status and rejection of unsupported universal conclusions.</w:t>
       </w:r>
     </w:p>
     <w:p>
@@ -4403,44 +6241,6 @@
         <w:pStyle w:val="Heading3"/>
       </w:pPr>
       <w:r>
-        <w:t>Trace the system</w:t>
-      </w:r>
-    </w:p>
-    <w:p>
-      <w:pPr>
-        <w:spacing w:line="336" w:lineRule="auto" w:after="180"/>
-        <w:shd w:fill="EDF7F3"/>
-      </w:pPr>
-      <w:r>
-        <w:rPr>
-          <w:b w:val="0"/>
-        </w:rPr>
-        <w:t xml:space="preserve">SYSTEM MAP  Learner need → prompt/schema → approved sources/retrieval → model/tool → structured answer → verification → </w:t>
-      </w:r>
-      <w:r>
-        <w:rPr>
-          <w:b/>
-        </w:rPr>
-        <w:t>human decision</w:t>
-      </w:r>
-    </w:p>
-    <w:p>
-      <w:pPr>
-        <w:spacing w:line="336" w:lineRule="auto" w:after="180"/>
-        <w:shd w:fill="F5F1FB"/>
-      </w:pPr>
-      <w:r>
-        <w:rPr>
-          <w:b w:val="0"/>
-        </w:rPr>
-        <w:t>What will you add, change, or verify in the project this week?</w:t>
-      </w:r>
-    </w:p>
-    <w:p>
-      <w:pPr>
-        <w:pStyle w:val="Heading3"/>
-      </w:pPr>
-      <w:r>
         <w:t>Write or draw your reasoning and evidence.</w:t>
       </w:r>
     </w:p>
@@ -4471,475 +6271,23 @@
     </w:p>
     <w:p>
       <w:pPr>
-        <w:spacing w:line="336" w:lineRule="auto" w:after="180"/>
-        <w:shd w:fill="F5F1FB"/>
-      </w:pPr>
-      <w:r>
-        <w:rPr>
-          <w:b w:val="0"/>
-        </w:rPr>
-        <w:t xml:space="preserve">What should remain under </w:t>
-      </w:r>
-      <w:r>
-        <w:rPr>
-          <w:b/>
-        </w:rPr>
-        <w:t>human control</w:t>
-      </w:r>
-      <w:r>
-        <w:rPr>
-          <w:b w:val="0"/>
-        </w:rPr>
-        <w:t>?</w:t>
-      </w:r>
-    </w:p>
-    <w:p>
-      <w:pPr>
-        <w:pStyle w:val="Heading3"/>
-      </w:pPr>
-      <w:r>
-        <w:t>Write or draw your reasoning and evidence.</w:t>
-      </w:r>
-    </w:p>
-    <w:p>
-      <w:r>
-        <w:t>________________________________________________________________</w:t>
-      </w:r>
-    </w:p>
-    <w:p>
-      <w:r>
-        <w:t>________________________________________________________________</w:t>
-      </w:r>
-    </w:p>
-    <w:p>
-      <w:r>
-        <w:t>________________________________________________________________</w:t>
-      </w:r>
-    </w:p>
-    <w:p>
-      <w:r>
-        <w:t>________________________________________________________________</w:t>
-      </w:r>
-    </w:p>
-    <w:p>
-      <w:r>
-        <w:t>________________________________________________________________</w:t>
-      </w:r>
-    </w:p>
-    <w:p>
-      <w:pPr>
-        <w:pStyle w:val="Heading3"/>
-      </w:pPr>
-      <w:r>
-        <w:t>Responsible design</w:t>
-      </w:r>
-    </w:p>
-    <w:p>
-      <w:pPr>
-        <w:spacing w:line="336" w:lineRule="auto" w:after="180"/>
-        <w:shd w:fill="FFF5E6"/>
-      </w:pPr>
-      <w:r>
-        <w:rPr>
-          <w:b w:val="0"/>
-        </w:rPr>
-        <w:t xml:space="preserve">RESPONSIBLE DESIGN  Collect only necessary information. Show uncertainty and limits. Never confuse fluent </w:t>
-      </w:r>
-      <w:r>
-        <w:rPr>
-          <w:b/>
-        </w:rPr>
-        <w:t>output</w:t>
-      </w:r>
-      <w:r>
-        <w:rPr>
-          <w:b w:val="0"/>
-        </w:rPr>
-        <w:t xml:space="preserve"> with verified truth.</w:t>
-      </w:r>
-    </w:p>
-    <w:p>
-      <w:pPr>
-        <w:pStyle w:val="Heading3"/>
-      </w:pPr>
-      <w:r>
-        <w:t>Evidence for your project</w:t>
-      </w:r>
-    </w:p>
-    <w:p>
-      <w:pPr>
-        <w:spacing w:line="336" w:lineRule="auto" w:after="180"/>
-      </w:pPr>
-      <w:r>
-        <w:rPr>
-          <w:b w:val="0"/>
-        </w:rPr>
-        <w:t xml:space="preserve">For your Verified Study Buddy, save the </w:t>
-      </w:r>
-      <w:r>
-        <w:rPr>
-          <w:b/>
-        </w:rPr>
-        <w:t>input</w:t>
-      </w:r>
-      <w:r>
-        <w:rPr>
-          <w:b w:val="0"/>
-        </w:rPr>
-        <w:t>, procedure, observed result and limitation of this check.</w:t>
-      </w:r>
-    </w:p>
-    <w:p>
-      <w:pPr>
-        <w:spacing w:line="336" w:lineRule="auto" w:after="180"/>
-      </w:pPr>
-      <w:r>
-        <w:rPr>
-          <w:b w:val="0"/>
-        </w:rPr>
-        <w:t>Label this worked example as practice; use a different, previously unreviewed case when checking independent understanding.</w:t>
-      </w:r>
-    </w:p>
-    <w:p>
-      <w:pPr>
         <w:pStyle w:val="Heading1"/>
       </w:pPr>
       <w:r>
-        <w:t>12. Show what you know</w:t>
-      </w:r>
-    </w:p>
-    <w:p>
-      <w:r>
-        <w:t>Use a genuinely new case for independent evidence. Previously discussed examples remain practice; use the separately named independent case before feedback.</w:t>
-      </w:r>
-    </w:p>
-    <w:p>
-      <w:pPr>
-        <w:pStyle w:val="Heading3"/>
-      </w:pPr>
-      <w:r>
-        <w:t>Independent evidence</w:t>
-      </w:r>
-    </w:p>
-    <w:p>
-      <w:pPr>
-        <w:spacing w:line="336" w:lineRule="auto" w:after="180"/>
-        <w:shd w:fill="FFF5E6"/>
-      </w:pPr>
-      <w:r>
-        <w:rPr>
-          <w:b w:val="0"/>
-        </w:rPr>
-        <w:t>INDEPENDENT MASTERY PROOF</w:t>
-      </w:r>
-    </w:p>
-    <w:p>
-      <w:pPr>
-        <w:spacing w:line="336" w:lineRule="auto" w:after="180"/>
-      </w:pPr>
-      <w:r>
-        <w:rPr>
-          <w:b w:val="0"/>
-        </w:rPr>
-        <w:t>Explain • Transfer • Test • Defend</w:t>
-      </w:r>
-    </w:p>
-    <w:p>
-      <w:pPr>
-        <w:spacing w:line="336" w:lineRule="auto" w:after="180"/>
-      </w:pPr>
-      <w:r>
-        <w:rPr>
-          <w:b w:val="0"/>
-        </w:rPr>
-        <w:t>Complete this page without copying the worked example. Your reasoning matters more than decoration.</w:t>
-      </w:r>
-    </w:p>
-    <w:p>
-      <w:r>
-        <w:drawing>
-          <wp:inline xmlns:a="http://schemas.openxmlformats.org/drawingml/2006/main" xmlns:pic="http://schemas.openxmlformats.org/drawingml/2006/picture">
-            <wp:extent cx="5486400" cy="1901952"/>
-            <wp:docPr id="21" name="Picture 21" descr="Independent proof graphic for Capstone Build"/>
-            <wp:cNvGraphicFramePr>
-              <a:graphicFrameLocks noChangeAspect="1"/>
-            </wp:cNvGraphicFramePr>
-            <a:graphic>
-              <a:graphicData uri="http://schemas.openxmlformats.org/drawingml/2006/picture">
-                <pic:pic>
-                  <pic:nvPicPr>
-                    <pic:cNvPr id="0" name="5a000b96ef5a3782c023eac19e5f71b7c8f21a1f5855ef898388d7ac1eb6e371.png"/>
-                    <pic:cNvPicPr/>
-                  </pic:nvPicPr>
-                  <pic:blipFill>
-                    <a:blip r:embed="rId28"/>
-                    <a:stretch>
-                      <a:fillRect/>
-                    </a:stretch>
-                  </pic:blipFill>
-                  <pic:spPr>
-                    <a:xfrm>
-                      <a:off x="0" y="0"/>
-                      <a:ext cx="5486400" cy="1901952"/>
-                    </a:xfrm>
-                    <a:prstGeom prst="rect"/>
-                  </pic:spPr>
-                </pic:pic>
-              </a:graphicData>
-            </a:graphic>
-          </wp:inline>
-        </w:drawing>
-      </w:r>
-    </w:p>
-    <w:p>
-      <w:pPr>
-        <w:pStyle w:val="Heading3"/>
-      </w:pPr>
-      <w:r>
-        <w:t>Try a more demanding case</w:t>
-      </w:r>
-    </w:p>
-    <w:p>
-      <w:pPr>
-        <w:spacing w:line="336" w:lineRule="auto" w:after="180"/>
-        <w:shd w:fill="F5F1FB"/>
-      </w:pPr>
-      <w:r>
-        <w:rPr>
-          <w:b w:val="0"/>
-        </w:rPr>
-        <w:t>CHALLENGE  Build the smallest complete Study Buddy workflow.</w:t>
-      </w:r>
-    </w:p>
-    <w:p>
-      <w:pPr>
-        <w:spacing w:line="336" w:lineRule="auto" w:after="180"/>
-        <w:shd w:fill="F4F9FC"/>
-      </w:pPr>
-      <w:r>
-        <w:rPr>
-          <w:b w:val="0"/>
-        </w:rPr>
-        <w:t>1. My fresh example, trace, calculation, or design:</w:t>
-      </w:r>
-    </w:p>
-    <w:p>
-      <w:pPr>
-        <w:pStyle w:val="Heading3"/>
-      </w:pPr>
-      <w:r>
-        <w:t>Write or draw your reasoning and evidence.</w:t>
-      </w:r>
-    </w:p>
-    <w:p>
-      <w:r>
-        <w:t>________________________________________________________________</w:t>
-      </w:r>
-    </w:p>
-    <w:p>
-      <w:r>
-        <w:t>________________________________________________________________</w:t>
-      </w:r>
-    </w:p>
-    <w:p>
-      <w:r>
-        <w:t>________________________________________________________________</w:t>
-      </w:r>
-    </w:p>
-    <w:p>
-      <w:r>
-        <w:t>________________________________________________________________</w:t>
-      </w:r>
-    </w:p>
-    <w:p>
-      <w:r>
-        <w:t>________________________________________________________________</w:t>
-      </w:r>
-    </w:p>
-    <w:p>
-      <w:pPr>
-        <w:spacing w:line="336" w:lineRule="auto" w:after="180"/>
-        <w:shd w:fill="F4F9FC"/>
-      </w:pPr>
-      <w:r>
-        <w:rPr>
-          <w:b w:val="0"/>
-        </w:rPr>
-        <w:t xml:space="preserve">2. My </w:t>
-      </w:r>
-      <w:r>
-        <w:rPr>
-          <w:b/>
-        </w:rPr>
-        <w:t>evidence</w:t>
-      </w:r>
-      <w:r>
-        <w:rPr>
-          <w:b w:val="0"/>
-        </w:rPr>
-        <w:t xml:space="preserve"> that it works (include a boundary or missing-data case):</w:t>
-      </w:r>
-    </w:p>
-    <w:p>
-      <w:pPr>
-        <w:pStyle w:val="Heading3"/>
-      </w:pPr>
-      <w:r>
-        <w:t>Write or draw your reasoning and evidence.</w:t>
-      </w:r>
-    </w:p>
-    <w:p>
-      <w:r>
-        <w:t>________________________________________________________________</w:t>
-      </w:r>
-    </w:p>
-    <w:p>
-      <w:r>
-        <w:t>________________________________________________________________</w:t>
-      </w:r>
-    </w:p>
-    <w:p>
-      <w:r>
-        <w:t>________________________________________________________________</w:t>
-      </w:r>
-    </w:p>
-    <w:p>
-      <w:r>
-        <w:t>________________________________________________________________</w:t>
-      </w:r>
-    </w:p>
-    <w:p>
-      <w:r>
-        <w:t>________________________________________________________________</w:t>
-      </w:r>
-    </w:p>
-    <w:p>
-      <w:pPr>
-        <w:spacing w:line="336" w:lineRule="auto" w:after="180"/>
-        <w:shd w:fill="F4F9FC"/>
-      </w:pPr>
-      <w:r>
-        <w:rPr>
-          <w:b w:val="0"/>
-        </w:rPr>
-        <w:t>3. One limitation, fairness concern, or situation needing human review:</w:t>
-      </w:r>
-    </w:p>
-    <w:p>
-      <w:pPr>
-        <w:pStyle w:val="Heading3"/>
-      </w:pPr>
-      <w:r>
-        <w:t>Write or draw your reasoning and evidence.</w:t>
-      </w:r>
-    </w:p>
-    <w:p>
-      <w:r>
-        <w:t>________________________________________________________________</w:t>
-      </w:r>
-    </w:p>
-    <w:p>
-      <w:r>
-        <w:t>________________________________________________________________</w:t>
-      </w:r>
-    </w:p>
-    <w:p>
-      <w:r>
-        <w:t>________________________________________________________________</w:t>
-      </w:r>
-    </w:p>
-    <w:p>
-      <w:r>
-        <w:t>________________________________________________________________</w:t>
-      </w:r>
-    </w:p>
-    <w:p>
-      <w:r>
-        <w:t>________________________________________________________________</w:t>
-      </w:r>
-    </w:p>
-    <w:p>
-      <w:pPr>
-        <w:pStyle w:val="Heading3"/>
-      </w:pPr>
-      <w:r>
-        <w:t>Check your explanation</w:t>
-      </w:r>
-    </w:p>
-    <w:p>
-      <w:pPr>
-        <w:spacing w:line="336" w:lineRule="auto" w:after="180"/>
-        <w:shd w:fill="F5F1FB"/>
-      </w:pPr>
-      <w:r>
-        <w:rPr>
-          <w:b w:val="0"/>
-        </w:rPr>
-        <w:t xml:space="preserve">SELF-CHECK  □ I explained the </w:t>
-      </w:r>
-      <w:r>
-        <w:rPr>
-          <w:b/>
-        </w:rPr>
-        <w:t>mechanism</w:t>
-      </w:r>
-      <w:r>
-        <w:rPr>
-          <w:b w:val="0"/>
-        </w:rPr>
-        <w:t xml:space="preserve">  □ I used </w:t>
-      </w:r>
-      <w:r>
-        <w:rPr>
-          <w:b/>
-        </w:rPr>
-        <w:t>evidence</w:t>
-      </w:r>
-      <w:r>
-        <w:rPr>
-          <w:b w:val="0"/>
-        </w:rPr>
-        <w:t xml:space="preserve">  □ I tested a fresh case  □ I named a limitation  □ I can answer ‘why?’</w:t>
-      </w:r>
-    </w:p>
-    <w:p>
-      <w:pPr>
-        <w:pStyle w:val="Heading1"/>
-      </w:pPr>
-      <w:r>
-        <w:t>13. Study a complete case</w:t>
-      </w:r>
-    </w:p>
-    <w:p>
-      <w:r>
-        <w:t>Revisit the complete Capstone Build case for supported practice. Repeated examples do not become fresh assessments.</w:t>
-      </w:r>
-    </w:p>
-    <w:p>
-      <w:pPr>
-        <w:pStyle w:val="Heading3"/>
-      </w:pPr>
-      <w:r>
-        <w:t>Week 34 Worked case</w:t>
-      </w:r>
-    </w:p>
-    <w:p>
-      <w:pPr>
-        <w:spacing w:line="336" w:lineRule="auto" w:after="180"/>
-      </w:pPr>
-      <w:r>
-        <w:rPr>
-          <w:b w:val="0"/>
-        </w:rPr>
-        <w:t>Use the supplied details to practise the weekly concept before attempting the independent question. This case extends the illustrated lesson.</w:t>
-      </w:r>
-    </w:p>
-    <w:p>
-      <w:pPr>
-        <w:pStyle w:val="Heading3"/>
-      </w:pPr>
-      <w:r>
-        <w:t>The situation</w:t>
+        <w:t>13. Extra practice: Validate before displaying the draft</w:t>
+      </w:r>
+    </w:p>
+    <w:p>
+      <w:r>
+        <w:t>Try the question before opening its worked explanation.</w:t>
+      </w:r>
+    </w:p>
+    <w:p>
+      <w:pPr>
+        <w:pStyle w:val="Heading2"/>
+      </w:pPr>
+      <w:r>
+        <w:t>Read the supplied case and question</w:t>
       </w:r>
     </w:p>
     <w:p>
@@ -4955,16 +6303,7 @@
     </w:p>
     <w:p>
       <w:pPr>
-        <w:pStyle w:val="Heading3"/>
-      </w:pPr>
-      <w:r>
-        <w:t>The question</w:t>
-      </w:r>
-    </w:p>
-    <w:p>
-      <w:pPr>
         <w:spacing w:line="336" w:lineRule="auto" w:after="180"/>
-        <w:shd w:fill="F5F1FB"/>
       </w:pPr>
       <w:r>
         <w:rPr>
@@ -4975,10 +6314,59 @@
     </w:p>
     <w:p>
       <w:pPr>
+        <w:pStyle w:val="Heading2"/>
+      </w:pPr>
+      <w:r>
+        <w:t>Your explanation</w:t>
+      </w:r>
+    </w:p>
+    <w:p>
+      <w:pPr>
+        <w:pStyle w:val="ListBullet"/>
+      </w:pPr>
+      <w:r>
+        <w:t>Which detail supports the answer, and why does it matter?</w:t>
+      </w:r>
+    </w:p>
+    <w:p>
+      <w:pPr>
         <w:pStyle w:val="Heading3"/>
       </w:pPr>
       <w:r>
-        <w:t>Worked explanation</w:t>
+        <w:t>Write or draw your reasoning and evidence.</w:t>
+      </w:r>
+    </w:p>
+    <w:p>
+      <w:r>
+        <w:t>________________________________________________________________</w:t>
+      </w:r>
+    </w:p>
+    <w:p>
+      <w:r>
+        <w:t>________________________________________________________________</w:t>
+      </w:r>
+    </w:p>
+    <w:p>
+      <w:r>
+        <w:t>________________________________________________________________</w:t>
+      </w:r>
+    </w:p>
+    <w:p>
+      <w:r>
+        <w:t>________________________________________________________________</w:t>
+      </w:r>
+    </w:p>
+    <w:p>
+      <w:r>
+        <w:t>________________________________________________________________</w:t>
+      </w:r>
+    </w:p>
+    <w:p>
+      <w:pPr>
+        <w:pStyle w:val="Heading2"/>
+      </w:pPr>
+      <w:r>
+        <w:t>Check after trying · reference / check after trying</w:t>
       </w:r>
     </w:p>
     <w:p>
@@ -4990,75 +6378,6 @@
           <w:b w:val="0"/>
         </w:rPr>
         <w:t>Validate every factual claim against its citation, plus required fields and boundaries. Revise or stop unsupported answers; retain diagnostic stages.</w:t>
-      </w:r>
-    </w:p>
-    <w:p>
-      <w:pPr>
-        <w:pStyle w:val="Heading3"/>
-      </w:pPr>
-      <w:r>
-        <w:t>Explain it in your own words</w:t>
-      </w:r>
-    </w:p>
-    <w:p>
-      <w:pPr>
-        <w:spacing w:line="336" w:lineRule="auto" w:after="180"/>
-        <w:shd w:fill="F5F1FB"/>
-      </w:pPr>
-      <w:r>
-        <w:rPr>
-          <w:b w:val="0"/>
-        </w:rPr>
-        <w:t>Which detail supports the answer, and why does it matter?</w:t>
-      </w:r>
-    </w:p>
-    <w:p>
-      <w:pPr>
-        <w:pStyle w:val="Heading3"/>
-      </w:pPr>
-      <w:r>
-        <w:t>Write or draw your reasoning and evidence.</w:t>
-      </w:r>
-    </w:p>
-    <w:p>
-      <w:r>
-        <w:t>________________________________________________________________</w:t>
-      </w:r>
-    </w:p>
-    <w:p>
-      <w:r>
-        <w:t>________________________________________________________________</w:t>
-      </w:r>
-    </w:p>
-    <w:p>
-      <w:r>
-        <w:t>________________________________________________________________</w:t>
-      </w:r>
-    </w:p>
-    <w:p>
-      <w:r>
-        <w:t>________________________________________________________________</w:t>
-      </w:r>
-    </w:p>
-    <w:p>
-      <w:r>
-        <w:t>________________________________________________________________</w:t>
-      </w:r>
-    </w:p>
-    <w:p>
-      <w:pPr>
-        <w:pStyle w:val="Heading3"/>
-      </w:pPr>
-      <w:r>
-        <w:t>Trace the supplied case visually</w:t>
-      </w:r>
-    </w:p>
-    <w:p>
-      <w:pPr>
-        <w:pStyle w:val="Heading3"/>
-      </w:pPr>
-      <w:r>
-        <w:t>Validate before displaying the draft</w:t>
       </w:r>
     </w:p>
     <w:tbl>
@@ -5187,6 +6506,81 @@
     </w:tbl>
     <w:p>
       <w:pPr>
+        <w:pStyle w:val="Heading2"/>
+      </w:pPr>
+      <w:r>
+        <w:t>Earlier wording, alternatives and picture transcripts · reference / check after trying</w:t>
+      </w:r>
+    </w:p>
+    <w:p>
+      <w:pPr>
+        <w:pStyle w:val="Heading3"/>
+      </w:pPr>
+      <w:r>
+        <w:t>Week 34 Worked case</w:t>
+      </w:r>
+    </w:p>
+    <w:p>
+      <w:pPr>
+        <w:spacing w:line="336" w:lineRule="auto" w:after="180"/>
+      </w:pPr>
+      <w:r>
+        <w:rPr>
+          <w:b w:val="0"/>
+        </w:rPr>
+        <w:t>Use the supplied details to practise the weekly concept before attempting the independent question. This case extends the illustrated lesson.</w:t>
+      </w:r>
+    </w:p>
+    <w:p>
+      <w:pPr>
+        <w:pStyle w:val="Heading3"/>
+      </w:pPr>
+      <w:r>
+        <w:t>The situation</w:t>
+      </w:r>
+    </w:p>
+    <w:p>
+      <w:pPr>
+        <w:pStyle w:val="Heading3"/>
+      </w:pPr>
+      <w:r>
+        <w:t>The question</w:t>
+      </w:r>
+    </w:p>
+    <w:p>
+      <w:pPr>
+        <w:pStyle w:val="Heading3"/>
+      </w:pPr>
+      <w:r>
+        <w:t>Worked explanation</w:t>
+      </w:r>
+    </w:p>
+    <w:p>
+      <w:pPr>
+        <w:pStyle w:val="Heading3"/>
+      </w:pPr>
+      <w:r>
+        <w:t>Explain it in your own words</w:t>
+      </w:r>
+    </w:p>
+    <w:p>
+      <w:pPr>
+        <w:pStyle w:val="Heading3"/>
+      </w:pPr>
+      <w:r>
+        <w:t>Trace the supplied case visually</w:t>
+      </w:r>
+    </w:p>
+    <w:p>
+      <w:pPr>
+        <w:pStyle w:val="Heading3"/>
+      </w:pPr>
+      <w:r>
+        <w:t>Validate before displaying the draft</w:t>
+      </w:r>
+    </w:p>
+    <w:p>
+      <w:pPr>
         <w:spacing w:line="336" w:lineRule="auto" w:after="180"/>
       </w:pPr>
       <w:r>
@@ -5199,7 +6593,6 @@
     <w:p>
       <w:pPr>
         <w:spacing w:line="336" w:lineRule="auto" w:after="180"/>
-        <w:shd w:fill="F5F1FB"/>
       </w:pPr>
       <w:r>
         <w:rPr>
@@ -5224,468 +6617,20 @@
         <w:pStyle w:val="Heading1"/>
       </w:pPr>
       <w:r>
-        <w:t>14. Try a new case independently</w:t>
-      </w:r>
-    </w:p>
-    <w:p>
-      <w:r>
-        <w:t>Attempt the reserved new case before feedback. Record support; the earlier examples below remain additional practice.</w:t>
-      </w:r>
-    </w:p>
-    <w:p>
-      <w:pPr>
-        <w:pStyle w:val="Heading3"/>
-      </w:pPr>
-      <w:r>
-        <w:t>Independent case: Changed independent case</w:t>
-      </w:r>
-    </w:p>
-    <w:p>
-      <w:pPr>
-        <w:spacing w:line="336" w:lineRule="auto" w:after="180"/>
-      </w:pPr>
-      <w:r>
-        <w:rPr>
-          <w:b w:val="0"/>
-        </w:rPr>
-        <w:t>An experiment note records four fictional seeds observed for six days but supplies no growth results. A generated draft says all four sprouted and the method always works in any soil. Repair it.</w:t>
-      </w:r>
-    </w:p>
-    <w:p>
-      <w:pPr>
-        <w:pStyle w:val="Heading3"/>
-      </w:pPr>
-      <w:r>
-        <w:t>My independent explanation, trace and limits</w:t>
-      </w:r>
-    </w:p>
-    <w:p>
-      <w:r>
-        <w:t>________________________________________________________________</w:t>
-      </w:r>
-    </w:p>
-    <w:p>
-      <w:r>
-        <w:t>________________________________________________________________</w:t>
-      </w:r>
-    </w:p>
-    <w:p>
-      <w:r>
-        <w:t>________________________________________________________________</w:t>
-      </w:r>
-    </w:p>
-    <w:p>
-      <w:r>
-        <w:t>________________________________________________________________</w:t>
-      </w:r>
-    </w:p>
-    <w:p>
-      <w:r>
-        <w:t>________________________________________________________________</w:t>
-      </w:r>
-    </w:p>
-    <w:p>
-      <w:r>
-        <w:t>________________________________________________________________</w:t>
-      </w:r>
-    </w:p>
-    <w:p>
-      <w:r>
-        <w:t>________________________________________________________________</w:t>
-      </w:r>
-    </w:p>
-    <w:p>
-      <w:pPr>
-        <w:spacing w:line="336" w:lineRule="auto" w:after="180"/>
-      </w:pPr>
-      <w:r>
-        <w:rPr>
-          <w:b w:val="0"/>
-        </w:rPr>
-        <w:t>Attempt this case before feedback. Record any help. Earlier examples below are further practice; a case already practised with feedback cannot establish fresh transfer.</w:t>
-      </w:r>
-    </w:p>
-    <w:p>
-      <w:pPr>
-        <w:pStyle w:val="Heading3"/>
-      </w:pPr>
-      <w:r>
-        <w:t>Week 34 Independent application</w:t>
-      </w:r>
-    </w:p>
-    <w:p>
-      <w:pPr>
-        <w:spacing w:line="336" w:lineRule="auto" w:after="180"/>
-      </w:pPr>
-      <w:r>
-        <w:rPr>
-          <w:b w:val="0"/>
-        </w:rPr>
-        <w:t>Close the worked explanation. Apply the idea to this different question without copying.</w:t>
-      </w:r>
-    </w:p>
-    <w:p>
-      <w:pPr>
-        <w:spacing w:line="336" w:lineRule="auto" w:after="180"/>
-        <w:shd w:fill="F5F1FB"/>
-      </w:pPr>
-      <w:r>
-        <w:rPr>
-          <w:b w:val="0"/>
-        </w:rPr>
-        <w:t>The interface looks complete, but its answer button returns the same saved sentence for every question. What capability is still missing, and how can you expose it?</w:t>
-      </w:r>
-    </w:p>
-    <w:p>
-      <w:pPr>
-        <w:spacing w:line="336" w:lineRule="auto" w:after="180"/>
-      </w:pPr>
-      <w:r>
-        <w:rPr>
-          <w:b w:val="0"/>
-        </w:rPr>
-        <w:t xml:space="preserve">My answer, with a trace, calculation or supporting </w:t>
-      </w:r>
-      <w:r>
-        <w:rPr>
-          <w:b/>
-        </w:rPr>
-        <w:t>evidence</w:t>
-      </w:r>
-    </w:p>
-    <w:p>
-      <w:pPr>
-        <w:pStyle w:val="Heading3"/>
-      </w:pPr>
-      <w:r>
-        <w:t>Write or draw your reasoning and evidence.</w:t>
-      </w:r>
-    </w:p>
-    <w:p>
-      <w:r>
-        <w:t>________________________________________________________________</w:t>
-      </w:r>
-    </w:p>
-    <w:p>
-      <w:r>
-        <w:t>________________________________________________________________</w:t>
-      </w:r>
-    </w:p>
-    <w:p>
-      <w:r>
-        <w:t>________________________________________________________________</w:t>
-      </w:r>
-    </w:p>
-    <w:p>
-      <w:r>
-        <w:t>________________________________________________________________</w:t>
-      </w:r>
-    </w:p>
-    <w:p>
-      <w:r>
-        <w:t>________________________________________________________________</w:t>
-      </w:r>
-    </w:p>
-    <w:p>
-      <w:pPr>
-        <w:pStyle w:val="Heading3"/>
-      </w:pPr>
-      <w:r>
-        <w:t>Create and test</w:t>
-      </w:r>
-    </w:p>
-    <w:p>
-      <w:pPr>
-        <w:spacing w:line="336" w:lineRule="auto" w:after="180"/>
-      </w:pPr>
-      <w:r>
-        <w:rPr>
-          <w:b w:val="0"/>
-        </w:rPr>
-        <w:t>Change one relevant detail. Predict the result before testing. Include a boundary or missing-information case when it helps reveal a limit.</w:t>
-      </w:r>
-    </w:p>
-    <w:p>
-      <w:pPr>
-        <w:spacing w:line="336" w:lineRule="auto" w:after="180"/>
-      </w:pPr>
-      <w:r>
-        <w:rPr>
-          <w:b w:val="0"/>
-        </w:rPr>
-        <w:t xml:space="preserve">My changed </w:t>
-      </w:r>
-      <w:r>
-        <w:rPr>
-          <w:b/>
-        </w:rPr>
-        <w:t>input</w:t>
-      </w:r>
-      <w:r>
-        <w:rPr>
-          <w:b w:val="0"/>
-        </w:rPr>
-        <w:t xml:space="preserve"> and expected result</w:t>
-      </w:r>
-    </w:p>
-    <w:p>
-      <w:pPr>
-        <w:pStyle w:val="Heading3"/>
-      </w:pPr>
-      <w:r>
-        <w:t>Write or draw your reasoning and evidence.</w:t>
-      </w:r>
-    </w:p>
-    <w:p>
-      <w:r>
-        <w:t>________________________________________________________________</w:t>
-      </w:r>
-    </w:p>
-    <w:p>
-      <w:r>
-        <w:t>________________________________________________________________</w:t>
-      </w:r>
-    </w:p>
-    <w:p>
-      <w:r>
-        <w:t>________________________________________________________________</w:t>
-      </w:r>
-    </w:p>
-    <w:p>
-      <w:r>
-        <w:t>________________________________________________________________</w:t>
-      </w:r>
-    </w:p>
-    <w:p>
-      <w:r>
-        <w:t>________________________________________________________________</w:t>
-      </w:r>
-    </w:p>
-    <w:p>
-      <w:pPr>
-        <w:pStyle w:val="Heading3"/>
-      </w:pPr>
-      <w:r>
-        <w:t>Connect to your project</w:t>
-      </w:r>
-    </w:p>
-    <w:p>
-      <w:pPr>
-        <w:spacing w:line="336" w:lineRule="auto" w:after="180"/>
-      </w:pPr>
-      <w:r>
-        <w:rPr>
-          <w:b w:val="0"/>
-        </w:rPr>
-        <w:t xml:space="preserve">Assemble interface, retrieval, prompt, model/tool, validation, </w:t>
-      </w:r>
-      <w:r>
-        <w:rPr>
-          <w:b/>
-        </w:rPr>
-        <w:t>evidence</w:t>
-      </w:r>
-      <w:r>
-        <w:rPr>
-          <w:b w:val="0"/>
-        </w:rPr>
-        <w:t xml:space="preserve"> display, and fallback.</w:t>
-      </w:r>
-    </w:p>
-    <w:p>
-      <w:pPr>
-        <w:spacing w:line="336" w:lineRule="auto" w:after="180"/>
-      </w:pPr>
-      <w:r>
-        <w:rPr>
-          <w:b w:val="0"/>
-        </w:rPr>
-        <w:t xml:space="preserve">The </w:t>
-      </w:r>
-      <w:r>
-        <w:rPr>
-          <w:b/>
-        </w:rPr>
-        <w:t>evidence</w:t>
-      </w:r>
-      <w:r>
-        <w:rPr>
-          <w:b w:val="0"/>
-        </w:rPr>
-        <w:t xml:space="preserve"> I will keep</w:t>
-      </w:r>
-    </w:p>
-    <w:p>
-      <w:pPr>
-        <w:pStyle w:val="Heading3"/>
-      </w:pPr>
-      <w:r>
-        <w:t>Write or draw your reasoning and evidence.</w:t>
-      </w:r>
-    </w:p>
-    <w:p>
-      <w:r>
-        <w:t>________________________________________________________________</w:t>
-      </w:r>
-    </w:p>
-    <w:p>
-      <w:r>
-        <w:t>________________________________________________________________</w:t>
-      </w:r>
-    </w:p>
-    <w:p>
-      <w:r>
-        <w:t>________________________________________________________________</w:t>
-      </w:r>
-    </w:p>
-    <w:p>
-      <w:r>
-        <w:t>________________________________________________________________</w:t>
-      </w:r>
-    </w:p>
-    <w:p>
-      <w:r>
-        <w:t>________________________________________________________________</w:t>
-      </w:r>
-    </w:p>
-    <w:p>
-      <w:pPr>
-        <w:spacing w:line="336" w:lineRule="auto" w:after="180"/>
-      </w:pPr>
-      <w:r>
-        <w:rPr>
-          <w:b w:val="0"/>
-        </w:rPr>
-        <w:t xml:space="preserve">Your teacher has the independent answer and scoring criteria. Complete the matching workbook week to keep your practice </w:t>
-      </w:r>
-      <w:r>
-        <w:rPr>
-          <w:b/>
-        </w:rPr>
-        <w:t>evidence</w:t>
-      </w:r>
-      <w:r>
-        <w:rPr>
-          <w:b w:val="0"/>
-        </w:rPr>
-        <w:t xml:space="preserve"> together.</w:t>
-      </w:r>
-    </w:p>
-    <w:p>
-      <w:pPr>
-        <w:pStyle w:val="Heading3"/>
-      </w:pPr>
-      <w:r>
-        <w:t>Transfer practice from the original programme</w:t>
-      </w:r>
-    </w:p>
-    <w:p>
-      <w:pPr>
-        <w:spacing w:line="336" w:lineRule="auto" w:after="180"/>
-        <w:shd w:fill="F5F1FB"/>
-      </w:pPr>
-      <w:r>
-        <w:rPr>
-          <w:b w:val="0"/>
-        </w:rPr>
-        <w:t>A prototype cites note A but its answer adds a detail found nowhere in A. What should the final validation stage check and do?</w:t>
-      </w:r>
-    </w:p>
-    <w:p>
-      <w:pPr>
-        <w:pStyle w:val="Heading3"/>
-      </w:pPr>
-      <w:r>
-        <w:t>Explain the mechanism, evidence and one limit.</w:t>
-      </w:r>
-    </w:p>
-    <w:p>
-      <w:r>
-        <w:t>________________________________________________________________</w:t>
-      </w:r>
-    </w:p>
-    <w:p>
-      <w:r>
-        <w:t>________________________________________________________________</w:t>
-      </w:r>
-    </w:p>
-    <w:p>
-      <w:r>
-        <w:t>________________________________________________________________</w:t>
-      </w:r>
-    </w:p>
-    <w:p>
-      <w:r>
-        <w:t>________________________________________________________________</w:t>
-      </w:r>
-    </w:p>
-    <w:p>
-      <w:r>
-        <w:t>________________________________________________________________</w:t>
-      </w:r>
-    </w:p>
-    <w:p>
-      <w:r>
-        <w:t>________________________________________________________________</w:t>
-      </w:r>
-    </w:p>
-    <w:p>
-      <w:r>
-        <w:t>________________________________________________________________</w:t>
-      </w:r>
-    </w:p>
-    <w:p>
-      <w:pPr>
-        <w:pStyle w:val="Heading3"/>
-      </w:pPr>
-      <w:r>
-        <w:t>Use feedback to improve</w:t>
-      </w:r>
-    </w:p>
-    <w:p>
-      <w:pPr>
-        <w:spacing w:line="336" w:lineRule="auto" w:after="180"/>
-      </w:pPr>
-      <w:r>
-        <w:rPr>
-          <w:b w:val="0"/>
-        </w:rPr>
-        <w:t>Attempt the independent case before hints. Record whether you worked alone, used a hint or followed a model. After feedback, fix the first unsupported step and explain why it changed.</w:t>
-      </w:r>
-    </w:p>
-    <w:p>
-      <w:pPr>
-        <w:spacing w:line="336" w:lineRule="auto" w:after="180"/>
-      </w:pPr>
-      <w:r>
-        <w:rPr>
-          <w:b w:val="0"/>
-        </w:rPr>
-        <w:t>A later check uses a changed case, not a copied answer.</w:t>
-      </w:r>
-    </w:p>
-    <w:p>
-      <w:pPr>
-        <w:pStyle w:val="Heading1"/>
-      </w:pPr>
-      <w:r>
-        <w:t>15. Your lesson route</w:t>
-      </w:r>
-    </w:p>
-    <w:p>
-      <w:r>
-        <w:t>Use this map to navigate Capstone Build, connect the goals to tasks and keep one evidence record for each attempt.</w:t>
-      </w:r>
-    </w:p>
-    <w:p>
-      <w:pPr>
-        <w:spacing w:line="336" w:lineRule="auto" w:after="180"/>
-      </w:pPr>
-      <w:r>
-        <w:rPr>
-          <w:b w:val="0"/>
-        </w:rPr>
-        <w:t>Start with this question: Build a claim checker for a draft summary of a fictional class investigation.</w:t>
+        <w:t>15. Reference: original lesson checklist</w:t>
+      </w:r>
+    </w:p>
+    <w:p>
+      <w:r>
+        <w:t>Use an additional checklist when it helps inspect your explanation.</w:t>
+      </w:r>
+    </w:p>
+    <w:p>
+      <w:pPr>
+        <w:pStyle w:val="Heading2"/>
+      </w:pPr>
+      <w:r>
+        <w:t>Targets and evidence</w:t>
       </w:r>
     </w:p>
     <w:tbl>
@@ -5792,6 +6737,14 @@
     </w:tbl>
     <w:p>
       <w:pPr>
+        <w:pStyle w:val="Heading2"/>
+      </w:pPr>
+      <w:r>
+        <w:t>Keep your route and first prediction</w:t>
+      </w:r>
+    </w:p>
+    <w:p>
+      <w:pPr>
         <w:spacing w:line="336" w:lineRule="auto" w:after="180"/>
       </w:pPr>
       <w:r>
@@ -5850,15 +6803,10 @@
     </w:p>
     <w:p>
       <w:pPr>
-        <w:pStyle w:val="Heading1"/>
-      </w:pPr>
-      <w:r>
-        <w:t>16. Finish and return</w:t>
-      </w:r>
-    </w:p>
-    <w:p>
-      <w:r>
-        <w:t>Explain Capstone Build without notes, identify a remaining question and plan a later check with a changed case.</w:t>
+        <w:pStyle w:val="Heading2"/>
+      </w:pPr>
+      <w:r>
+        <w:t>Earlier wording, alternatives and picture transcripts · reference / check after trying</w:t>
       </w:r>
     </w:p>
     <w:p>
@@ -5869,7 +6817,265 @@
         <w:rPr>
           <w:b w:val="0"/>
         </w:rPr>
-        <w:t xml:space="preserve">Close your notes. Explain this goal in your own words: Explain the </w:t>
+        <w:t>Start with this question: Build a claim checker for a draft summary of a fictional class investigation.</w:t>
+      </w:r>
+    </w:p>
+    <w:p>
+      <w:pPr>
+        <w:pStyle w:val="Heading1"/>
+      </w:pPr>
+      <w:r>
+        <w:t>17. Extra practice: pictures, repair and feedback</w:t>
+      </w:r>
+    </w:p>
+    <w:p>
+      <w:r>
+        <w:t>Attempt each question before opening its explanation. Use one browser or paper copy.</w:t>
+      </w:r>
+    </w:p>
+    <w:p>
+      <w:pPr>
+        <w:pStyle w:val="Heading2"/>
+      </w:pPr>
+      <w:r>
+        <w:t>First supported question</w:t>
+      </w:r>
+    </w:p>
+    <w:p>
+      <w:pPr>
+        <w:pStyle w:val="ListBullet"/>
+      </w:pPr>
+      <w:r>
+        <w:t>Build a claim checker for a draft summary of a fictional class investigation.</w:t>
+      </w:r>
+    </w:p>
+    <w:p>
+      <w:pPr>
+        <w:pStyle w:val="Heading3"/>
+      </w:pPr>
+      <w:r>
+        <w:t>Practice 1: explain the deciding evidence</w:t>
+      </w:r>
+    </w:p>
+    <w:p>
+      <w:pPr>
+        <w:pStyle w:val="ListBullet"/>
+      </w:pPr>
+      <w:r>
+        <w:t>Which labelled step matches this detail? Retain the supported procedure facts; state that water-loss results were not supplied.</w:t>
+      </w:r>
+    </w:p>
+    <w:p>
+      <w:pPr>
+        <w:pStyle w:val="ListBullet"/>
+      </w:pPr>
+      <w:r>
+        <w:t>1. Extract claims</w:t>
+      </w:r>
+    </w:p>
+    <w:p>
+      <w:pPr>
+        <w:pStyle w:val="ListBullet"/>
+      </w:pPr>
+      <w:r>
+        <w:t>2. Match evidence</w:t>
+      </w:r>
+    </w:p>
+    <w:p>
+      <w:pPr>
+        <w:pStyle w:val="ListBullet"/>
+      </w:pPr>
+      <w:r>
+        <w:t>3. Repair draft</w:t>
+      </w:r>
+    </w:p>
+    <w:p>
+      <w:pPr>
+        <w:pStyle w:val="Heading3"/>
+      </w:pPr>
+      <w:r>
+        <w:t>My selected conclusion, deciding fact and explanation</w:t>
+      </w:r>
+    </w:p>
+    <w:p>
+      <w:r>
+        <w:t>________________________________________________________________</w:t>
+      </w:r>
+    </w:p>
+    <w:p>
+      <w:r>
+        <w:t>________________________________________________________________</w:t>
+      </w:r>
+    </w:p>
+    <w:p>
+      <w:r>
+        <w:t>________________________________________________________________</w:t>
+      </w:r>
+    </w:p>
+    <w:p>
+      <w:r>
+        <w:t>________________________________________________________________</w:t>
+      </w:r>
+    </w:p>
+    <w:p>
+      <w:r>
+        <w:t>________________________________________________________________</w:t>
+      </w:r>
+    </w:p>
+    <w:p>
+      <w:pPr>
+        <w:pStyle w:val="ListBullet"/>
+      </w:pPr>
+      <w:r>
+        <w:t>Hint if needed: Read the steps in the pictorial case. Match the supplied detail to the stage that performs or records it.</w:t>
+      </w:r>
+    </w:p>
+    <w:p>
+      <w:pPr>
+        <w:pStyle w:val="ListBullet"/>
+      </w:pPr>
+      <w:r>
+        <w:t>After your attempt, compare with the supported explanation: Repair draft Retain the supported procedure facts; state that water-loss results were not supplied. Read the picture in order. Retain the supported procedure facts; state that water-loss results were not supplied. The arrows show which recorded input or intermediate result each decision uses. Explain the deciding step aloud before checking the changed case; pointing to the final answer alone does not show how it follows.</w:t>
+      </w:r>
+    </w:p>
+    <w:p>
+      <w:pPr>
+        <w:pStyle w:val="Heading2"/>
+      </w:pPr>
+      <w:r>
+        <w:t>Check the first explanation · reference / check after trying</w:t>
+      </w:r>
+    </w:p>
+    <w:p>
+      <w:pPr>
+        <w:pStyle w:val="Heading3"/>
+      </w:pPr>
+      <w:r>
+        <w:t>Practice 2: explain the deciding evidence</w:t>
+      </w:r>
+    </w:p>
+    <w:p>
+      <w:pPr>
+        <w:pStyle w:val="Heading2"/>
+      </w:pPr>
+      <w:r>
+        <w:t>Changed-case question</w:t>
+      </w:r>
+    </w:p>
+    <w:p>
+      <w:pPr>
+        <w:pStyle w:val="ListBullet"/>
+      </w:pPr>
+      <w:r>
+        <w:t>Changed-case practice: E3 supplies losses of 1, 2 and 3 mL. Which conclusion is supported by the supplied facts?</w:t>
+      </w:r>
+    </w:p>
+    <w:p>
+      <w:pPr>
+        <w:pStyle w:val="ListBullet"/>
+      </w:pPr>
+      <w:r>
+        <w:t>1. We can decide the result without examining the changed input or the procedure.</w:t>
+      </w:r>
+    </w:p>
+    <w:p>
+      <w:pPr>
+        <w:pStyle w:val="ListBullet"/>
+      </w:pPr>
+      <w:r>
+        <w:t>2. Report those individual losses, not “half” unless starting volumes are also available.</w:t>
+      </w:r>
+    </w:p>
+    <w:p>
+      <w:pPr>
+        <w:pStyle w:val="ListBullet"/>
+      </w:pPr>
+      <w:r>
+        <w:t>3. This one example guarantees correct results for every future input.</w:t>
+      </w:r>
+    </w:p>
+    <w:p>
+      <w:pPr>
+        <w:pStyle w:val="Heading3"/>
+      </w:pPr>
+      <w:r>
+        <w:t>My selected conclusion, deciding fact and explanation</w:t>
+      </w:r>
+    </w:p>
+    <w:p>
+      <w:r>
+        <w:t>________________________________________________________________</w:t>
+      </w:r>
+    </w:p>
+    <w:p>
+      <w:r>
+        <w:t>________________________________________________________________</w:t>
+      </w:r>
+    </w:p>
+    <w:p>
+      <w:r>
+        <w:t>________________________________________________________________</w:t>
+      </w:r>
+    </w:p>
+    <w:p>
+      <w:r>
+        <w:t>________________________________________________________________</w:t>
+      </w:r>
+    </w:p>
+    <w:p>
+      <w:r>
+        <w:t>________________________________________________________________</w:t>
+      </w:r>
+    </w:p>
+    <w:p>
+      <w:pPr>
+        <w:pStyle w:val="ListBullet"/>
+      </w:pPr>
+      <w:r>
+        <w:t>Hint if needed: Use the changed condition and the deciding step in the pictorial trace. The answer must say what follows from those facts.</w:t>
+      </w:r>
+    </w:p>
+    <w:p>
+      <w:pPr>
+        <w:pStyle w:val="ListBullet"/>
+      </w:pPr>
+      <w:r>
+        <w:t>After your attempt, compare with the supported explanation: Report those individual losses, not “half” unless starting volumes are also available. Absolute losses alone do not establish each cup’s fractional loss.</w:t>
+      </w:r>
+    </w:p>
+    <w:p>
+      <w:pPr>
+        <w:pStyle w:val="Heading2"/>
+      </w:pPr>
+      <w:r>
+        <w:t>Check the changed case · reference / check after trying</w:t>
+      </w:r>
+    </w:p>
+    <w:p>
+      <w:pPr>
+        <w:pStyle w:val="Heading3"/>
+      </w:pPr>
+      <w:r>
+        <w:t>Repair a missing building block</w:t>
+      </w:r>
+    </w:p>
+    <w:p>
+      <w:pPr>
+        <w:pStyle w:val="Heading2"/>
+      </w:pPr>
+      <w:r>
+        <w:t>Repair and save your work</w:t>
+      </w:r>
+    </w:p>
+    <w:p>
+      <w:pPr>
+        <w:spacing w:line="336" w:lineRule="auto" w:after="180"/>
+      </w:pPr>
+      <w:r>
+        <w:rPr>
+          <w:b w:val="0"/>
+        </w:rPr>
+        <w:t xml:space="preserve">Review Capstone Design (ai-3/33). Goal: Explain the </w:t>
       </w:r>
       <w:r>
         <w:rPr>
@@ -5881,40 +7087,7 @@
         <w:rPr>
           <w:b w:val="0"/>
         </w:rPr>
-        <w:t xml:space="preserve"> and terminology of capstone grounded assistant</w:t>
-      </w:r>
-    </w:p>
-    <w:p>
-      <w:pPr>
-        <w:pStyle w:val="Heading3"/>
-      </w:pPr>
-      <w:r>
-        <w:t>My deciding step, evidence and one remaining question</w:t>
-      </w:r>
-    </w:p>
-    <w:p>
-      <w:r>
-        <w:t>________________________________________________________________</w:t>
-      </w:r>
-    </w:p>
-    <w:p>
-      <w:r>
-        <w:t>________________________________________________________________</w:t>
-      </w:r>
-    </w:p>
-    <w:p>
-      <w:r>
-        <w:t>________________________________________________________________</w:t>
-      </w:r>
-    </w:p>
-    <w:p>
-      <w:r>
-        <w:t>________________________________________________________________</w:t>
-      </w:r>
-    </w:p>
-    <w:p>
-      <w:r>
-        <w:t>________________________________________________________________</w:t>
+        <w:t xml:space="preserve"> and terminology of capstone requirements and corpus. Short practice: What should the project plan record before the new flower test?</w:t>
       </w:r>
     </w:p>
     <w:p>
@@ -5925,7 +7098,42 @@
         <w:rPr>
           <w:b w:val="0"/>
         </w:rPr>
-        <w:t xml:space="preserve">If you are unsure, return to the worked picture and explain one arrow. If you are ready, change an </w:t>
+        <w:t xml:space="preserve">Point to the relevant step in the picture, then write the changed result and the rule or </w:t>
+      </w:r>
+      <w:r>
+        <w:rPr>
+          <w:b/>
+        </w:rPr>
+        <w:t>evidence</w:t>
+      </w:r>
+      <w:r>
+        <w:rPr>
+          <w:b w:val="0"/>
+        </w:rPr>
+        <w:t xml:space="preserve"> that supports it.. Return to this week and explain what you changed.</w:t>
+      </w:r>
+    </w:p>
+    <w:p>
+      <w:pPr>
+        <w:spacing w:line="336" w:lineRule="auto" w:after="180"/>
+      </w:pPr>
+      <w:r>
+        <w:rPr>
+          <w:b w:val="0"/>
+        </w:rPr>
+        <w:t xml:space="preserve">Review Safety Boundaries (ai-3/31). Goal: Explain the </w:t>
+      </w:r>
+      <w:r>
+        <w:rPr>
+          <w:b/>
+        </w:rPr>
+        <w:t>mechanism</w:t>
+      </w:r>
+      <w:r>
+        <w:rPr>
+          <w:b w:val="0"/>
+        </w:rPr>
+        <w:t xml:space="preserve"> and terminology of untrusted </w:t>
       </w:r>
       <w:r>
         <w:rPr>
@@ -5937,30 +7145,18 @@
         <w:rPr>
           <w:b w:val="0"/>
         </w:rPr>
-        <w:t xml:space="preserve"> or assumption and justify your </w:t>
-      </w:r>
-      <w:r>
-        <w:rPr>
-          <w:b/>
-        </w:rPr>
-        <w:t>prediction</w:t>
-      </w:r>
+        <w:t xml:space="preserve"> boundaries. Short practice: If AB7 passes the pattern, may it access teacher-only material?</w:t>
+      </w:r>
+    </w:p>
+    <w:p>
+      <w:pPr>
+        <w:spacing w:line="336" w:lineRule="auto" w:after="180"/>
+      </w:pPr>
       <w:r>
         <w:rPr>
           <w:b w:val="0"/>
         </w:rPr>
-        <w:t>.</w:t>
-      </w:r>
-    </w:p>
-    <w:p>
-      <w:pPr>
-        <w:spacing w:line="336" w:lineRule="auto" w:after="180"/>
-      </w:pPr>
-      <w:r>
-        <w:rPr>
-          <w:b w:val="0"/>
-        </w:rPr>
-        <w:t xml:space="preserve">Save your workbook </w:t>
+        <w:t xml:space="preserve">Point to the relevant step in the picture, then write the changed result and the rule or </w:t>
       </w:r>
       <w:r>
         <w:rPr>
@@ -5972,20 +7168,107 @@
         <w:rPr>
           <w:b w:val="0"/>
         </w:rPr>
-        <w:t>. At the next review, try a different case before opening your old answer.</w:t>
-      </w:r>
-    </w:p>
-    <w:p>
-      <w:pPr>
-        <w:pStyle w:val="Heading1"/>
-      </w:pPr>
-      <w:r>
-        <w:t>17. Supported practice, repair and portfolio</w:t>
-      </w:r>
-    </w:p>
-    <w:p>
-      <w:r>
-        <w:t>Attempt supported questions before using hints or feedback. Review a missing building block, then keep the completed work.</w:t>
+        <w:t xml:space="preserve"> that supports it.. Return to this week and explain what you changed.</w:t>
+      </w:r>
+    </w:p>
+    <w:p>
+      <w:pPr>
+        <w:spacing w:line="336" w:lineRule="auto" w:after="180"/>
+      </w:pPr>
+      <w:r>
+        <w:rPr>
+          <w:b w:val="0"/>
+        </w:rPr>
+        <w:t xml:space="preserve">Review Privacy by Design (ai-3/28). Goal: Explain the </w:t>
+      </w:r>
+      <w:r>
+        <w:rPr>
+          <w:b/>
+        </w:rPr>
+        <w:t>mechanism</w:t>
+      </w:r>
+      <w:r>
+        <w:rPr>
+          <w:b w:val="0"/>
+        </w:rPr>
+        <w:t xml:space="preserve"> and terminology of data retention and deletion. Short practice: Which IDs and locations must appear in the deletion </w:t>
+      </w:r>
+      <w:r>
+        <w:rPr>
+          <w:b/>
+        </w:rPr>
+        <w:t>evidence</w:t>
+      </w:r>
+      <w:r>
+        <w:rPr>
+          <w:b w:val="0"/>
+        </w:rPr>
+        <w:t>?</w:t>
+      </w:r>
+    </w:p>
+    <w:p>
+      <w:pPr>
+        <w:spacing w:line="336" w:lineRule="auto" w:after="180"/>
+      </w:pPr>
+      <w:r>
+        <w:rPr>
+          <w:b w:val="0"/>
+        </w:rPr>
+        <w:t xml:space="preserve">Point to the relevant step in the picture, then write the changed result and the rule or </w:t>
+      </w:r>
+      <w:r>
+        <w:rPr>
+          <w:b/>
+        </w:rPr>
+        <w:t>evidence</w:t>
+      </w:r>
+      <w:r>
+        <w:rPr>
+          <w:b w:val="0"/>
+        </w:rPr>
+        <w:t xml:space="preserve"> that supports it.. Return to this week and explain what you changed.</w:t>
+      </w:r>
+    </w:p>
+    <w:p>
+      <w:pPr>
+        <w:spacing w:line="336" w:lineRule="auto" w:after="180"/>
+      </w:pPr>
+      <w:r>
+        <w:rPr>
+          <w:b w:val="0"/>
+        </w:rPr>
+        <w:t xml:space="preserve">Use Download completed work in the hosted lesson to export your answers, reflections, practice feedback and code-run </w:t>
+      </w:r>
+      <w:r>
+        <w:rPr>
+          <w:b/>
+        </w:rPr>
+        <w:t>evidence</w:t>
+      </w:r>
+      <w:r>
+        <w:rPr>
+          <w:b w:val="0"/>
+        </w:rPr>
+        <w:t>. Open the HTML copy to read or print it.</w:t>
+      </w:r>
+    </w:p>
+    <w:p>
+      <w:pPr>
+        <w:spacing w:line="336" w:lineRule="auto" w:after="180"/>
+      </w:pPr>
+      <w:r>
+        <w:rPr>
+          <w:b w:val="0"/>
+        </w:rPr>
+        <w:t>Drafts stay in this browser when storage is available; clear drafts on a shared device.</w:t>
+      </w:r>
+    </w:p>
+    <w:p>
+      <w:pPr>
+        <w:pStyle w:val="Heading2"/>
+      </w:pPr>
+      <w:r>
+        <w:t>Earlier wording, alternatives and picture transcripts · reference / check after trying</w:t>
       </w:r>
     </w:p>
     <w:p>
@@ -6001,574 +7284,28 @@
     </w:p>
     <w:p>
       <w:pPr>
-        <w:spacing w:line="336" w:lineRule="auto" w:after="180"/>
-      </w:pPr>
-      <w:r>
-        <w:rPr>
-          <w:b w:val="0"/>
-        </w:rPr>
-        <w:t>Build a claim checker for a draft summary of a fictional class investigation.</w:t>
-      </w:r>
-    </w:p>
-    <w:p>
-      <w:pPr>
         <w:pStyle w:val="Heading3"/>
       </w:pPr>
       <w:r>
-        <w:t>Practice 1: explain the deciding evidence</w:t>
-      </w:r>
-    </w:p>
-    <w:p>
-      <w:pPr>
-        <w:spacing w:line="336" w:lineRule="auto" w:after="180"/>
-      </w:pPr>
-      <w:r>
-        <w:rPr>
-          <w:b w:val="0"/>
-        </w:rPr>
-        <w:t>Which labelled step matches this detail? Retain the supported procedure facts; state that water-loss results were not supplied.</w:t>
-      </w:r>
-    </w:p>
-    <w:p>
-      <w:pPr>
-        <w:spacing w:line="336" w:lineRule="auto" w:after="180"/>
-        <w:shd w:fill="F4F9FC"/>
-      </w:pPr>
-      <w:r>
-        <w:rPr>
-          <w:b w:val="0"/>
-        </w:rPr>
-        <w:t>1. Extract claims</w:t>
-      </w:r>
-    </w:p>
-    <w:p>
-      <w:pPr>
-        <w:spacing w:line="336" w:lineRule="auto" w:after="180"/>
-        <w:shd w:fill="F4F9FC"/>
-      </w:pPr>
-      <w:r>
-        <w:rPr>
-          <w:b w:val="0"/>
-        </w:rPr>
-        <w:t xml:space="preserve">2. Match </w:t>
-      </w:r>
-      <w:r>
-        <w:rPr>
-          <w:b/>
-        </w:rPr>
-        <w:t>evidence</w:t>
-      </w:r>
-    </w:p>
-    <w:p>
-      <w:pPr>
-        <w:spacing w:line="336" w:lineRule="auto" w:after="180"/>
-        <w:shd w:fill="F4F9FC"/>
-      </w:pPr>
-      <w:r>
-        <w:rPr>
-          <w:b w:val="0"/>
-        </w:rPr>
-        <w:t>3. Repair draft</w:t>
-      </w:r>
-    </w:p>
-    <w:p>
-      <w:pPr>
-        <w:pStyle w:val="Heading3"/>
-      </w:pPr>
-      <w:r>
-        <w:t>My selected conclusion, deciding fact and explanation</w:t>
-      </w:r>
-    </w:p>
-    <w:p>
-      <w:r>
-        <w:t>________________________________________________________________</w:t>
-      </w:r>
-    </w:p>
-    <w:p>
-      <w:r>
-        <w:t>________________________________________________________________</w:t>
-      </w:r>
-    </w:p>
-    <w:p>
-      <w:r>
-        <w:t>________________________________________________________________</w:t>
-      </w:r>
-    </w:p>
-    <w:p>
-      <w:r>
-        <w:t>________________________________________________________________</w:t>
-      </w:r>
-    </w:p>
-    <w:p>
-      <w:r>
-        <w:t>________________________________________________________________</w:t>
-      </w:r>
-    </w:p>
-    <w:p>
-      <w:pPr>
-        <w:pStyle w:val="Heading3"/>
-      </w:pPr>
-      <w:r>
-        <w:t>Hint · try first</w:t>
-      </w:r>
-    </w:p>
-    <w:p>
-      <w:pPr>
-        <w:spacing w:line="336" w:lineRule="auto" w:after="180"/>
-        <w:shd w:fill="F1F6F8"/>
-      </w:pPr>
-      <w:r>
-        <w:rPr>
-          <w:b w:val="0"/>
-        </w:rPr>
-        <w:t>Hint if needed: Read the steps in the pictorial case. Match the supplied detail to the stage that performs or records it.</w:t>
-      </w:r>
-    </w:p>
-    <w:p>
-      <w:pPr>
-        <w:pStyle w:val="Heading3"/>
-      </w:pPr>
-      <w:r>
-        <w:t>Feedback · compare after trying</w:t>
-      </w:r>
-    </w:p>
-    <w:p>
-      <w:pPr>
-        <w:spacing w:line="336" w:lineRule="auto" w:after="180"/>
-        <w:shd w:fill="F1F6FC"/>
-      </w:pPr>
-      <w:r>
-        <w:rPr>
-          <w:b w:val="0"/>
-        </w:rPr>
-        <w:t>After your attempt, compare with the supported explanation: Repair draft Retain the supported procedure facts; state that water-loss results were not supplied. Read the picture in order.</w:t>
-      </w:r>
-    </w:p>
-    <w:p>
-      <w:pPr>
-        <w:spacing w:line="336" w:lineRule="auto" w:after="180"/>
-        <w:shd w:fill="F1F6FC"/>
-      </w:pPr>
-      <w:r>
-        <w:rPr>
-          <w:b w:val="0"/>
-        </w:rPr>
-        <w:t xml:space="preserve">Retain the supported procedure facts; state that water-loss results were not supplied. The arrows show which recorded </w:t>
-      </w:r>
-      <w:r>
-        <w:rPr>
-          <w:b/>
-        </w:rPr>
-        <w:t>input</w:t>
-      </w:r>
-      <w:r>
-        <w:rPr>
-          <w:b w:val="0"/>
-        </w:rPr>
-        <w:t xml:space="preserve"> or intermediate result each decision uses.</w:t>
-      </w:r>
-    </w:p>
-    <w:p>
-      <w:pPr>
-        <w:spacing w:line="336" w:lineRule="auto" w:after="180"/>
-        <w:shd w:fill="F1F6FC"/>
-      </w:pPr>
-      <w:r>
-        <w:rPr>
-          <w:b w:val="0"/>
-        </w:rPr>
-        <w:t>Explain the deciding step aloud before checking the changed case; pointing to the final answer alone does not show how it follows.</w:t>
-      </w:r>
-    </w:p>
-    <w:p>
-      <w:pPr>
-        <w:pStyle w:val="Heading3"/>
-      </w:pPr>
-      <w:r>
-        <w:t>Practice 2: explain the deciding evidence</w:t>
-      </w:r>
-    </w:p>
-    <w:p>
-      <w:pPr>
-        <w:pStyle w:val="Heading3"/>
-      </w:pPr>
-      <w:r>
-        <w:t>Changed case · predict first</w:t>
-      </w:r>
-    </w:p>
-    <w:p>
-      <w:pPr>
-        <w:spacing w:line="336" w:lineRule="auto" w:after="180"/>
-        <w:shd w:fill="F5F1FB"/>
-      </w:pPr>
-      <w:r>
-        <w:rPr>
-          <w:b w:val="0"/>
-        </w:rPr>
-        <w:t>Changed-case practice: E3 supplies losses of 1, 2 and 3 mL. Which conclusion is supported by the supplied facts?</w:t>
-      </w:r>
-    </w:p>
-    <w:p>
-      <w:pPr>
-        <w:spacing w:line="336" w:lineRule="auto" w:after="180"/>
-        <w:shd w:fill="F4F9FC"/>
-      </w:pPr>
-      <w:r>
-        <w:rPr>
-          <w:b w:val="0"/>
-        </w:rPr>
-        <w:t xml:space="preserve">1. We can decide the result without examining the changed </w:t>
-      </w:r>
-      <w:r>
-        <w:rPr>
-          <w:b/>
-        </w:rPr>
-        <w:t>input</w:t>
-      </w:r>
-      <w:r>
-        <w:rPr>
-          <w:b w:val="0"/>
-        </w:rPr>
-        <w:t xml:space="preserve"> or the procedure.</w:t>
-      </w:r>
-    </w:p>
-    <w:p>
-      <w:pPr>
-        <w:spacing w:line="336" w:lineRule="auto" w:after="180"/>
-        <w:shd w:fill="F4F9FC"/>
-      </w:pPr>
-      <w:r>
-        <w:rPr>
-          <w:b w:val="0"/>
-        </w:rPr>
-        <w:t>2. Report those individual losses, not “half” unless starting volumes are also available.</w:t>
-      </w:r>
-    </w:p>
-    <w:p>
-      <w:pPr>
-        <w:spacing w:line="336" w:lineRule="auto" w:after="180"/>
-        <w:shd w:fill="F4F9FC"/>
-      </w:pPr>
-      <w:r>
-        <w:rPr>
-          <w:b w:val="0"/>
-        </w:rPr>
-        <w:t xml:space="preserve">3. This one example guarantees correct results for every future </w:t>
-      </w:r>
-      <w:r>
-        <w:rPr>
-          <w:b/>
-        </w:rPr>
-        <w:t>input</w:t>
-      </w:r>
-      <w:r>
-        <w:rPr>
-          <w:b w:val="0"/>
-        </w:rPr>
-        <w:t>.</w:t>
-      </w:r>
-    </w:p>
-    <w:p>
-      <w:pPr>
-        <w:pStyle w:val="Heading3"/>
-      </w:pPr>
-      <w:r>
-        <w:t>My selected conclusion, deciding fact and explanation</w:t>
-      </w:r>
-    </w:p>
-    <w:p>
-      <w:r>
-        <w:t>________________________________________________________________</w:t>
-      </w:r>
-    </w:p>
-    <w:p>
-      <w:r>
-        <w:t>________________________________________________________________</w:t>
-      </w:r>
-    </w:p>
-    <w:p>
-      <w:r>
-        <w:t>________________________________________________________________</w:t>
-      </w:r>
-    </w:p>
-    <w:p>
-      <w:r>
-        <w:t>________________________________________________________________</w:t>
-      </w:r>
-    </w:p>
-    <w:p>
-      <w:r>
-        <w:t>________________________________________________________________</w:t>
-      </w:r>
-    </w:p>
-    <w:p>
-      <w:pPr>
-        <w:pStyle w:val="Heading3"/>
-      </w:pPr>
-      <w:r>
-        <w:t>Hint · try first</w:t>
-      </w:r>
-    </w:p>
-    <w:p>
-      <w:pPr>
-        <w:spacing w:line="336" w:lineRule="auto" w:after="180"/>
-        <w:shd w:fill="F1F6F8"/>
-      </w:pPr>
-      <w:r>
-        <w:rPr>
-          <w:b w:val="0"/>
-        </w:rPr>
-        <w:t>Hint if needed: Use the changed condition and the deciding step in the pictorial trace. The answer must say what follows from those facts.</w:t>
-      </w:r>
-    </w:p>
-    <w:p>
-      <w:pPr>
-        <w:pStyle w:val="Heading3"/>
-      </w:pPr>
-      <w:r>
-        <w:t>Feedback · compare after trying</w:t>
-      </w:r>
-    </w:p>
-    <w:p>
-      <w:pPr>
-        <w:spacing w:line="336" w:lineRule="auto" w:after="180"/>
-        <w:shd w:fill="F1F6FC"/>
-      </w:pPr>
-      <w:r>
-        <w:rPr>
-          <w:b w:val="0"/>
-        </w:rPr>
-        <w:t>After your attempt, compare with the supported explanation: Report those individual losses, not “half” unless starting volumes are also available. Absolute losses alone do not establish each cup’s fractional loss.</w:t>
-      </w:r>
-    </w:p>
-    <w:p>
-      <w:pPr>
-        <w:pStyle w:val="Heading3"/>
-      </w:pPr>
-      <w:r>
-        <w:t>Repair a missing building block</w:t>
-      </w:r>
-    </w:p>
-    <w:p>
-      <w:pPr>
-        <w:spacing w:line="336" w:lineRule="auto" w:after="180"/>
-      </w:pPr>
-      <w:r>
-        <w:rPr>
-          <w:b w:val="0"/>
-        </w:rPr>
-        <w:t xml:space="preserve">Review Capstone Design (ai-3/33). Goal: Explain the </w:t>
-      </w:r>
-      <w:r>
-        <w:rPr>
-          <w:b/>
-        </w:rPr>
-        <w:t>mechanism</w:t>
-      </w:r>
-      <w:r>
-        <w:rPr>
-          <w:b w:val="0"/>
-        </w:rPr>
-        <w:t xml:space="preserve"> and terminology of capstone requirements and corpus. Short practice: What should the project plan record before the new flower test?</w:t>
-      </w:r>
-    </w:p>
-    <w:p>
-      <w:pPr>
-        <w:spacing w:line="336" w:lineRule="auto" w:after="180"/>
-      </w:pPr>
-      <w:r>
-        <w:rPr>
-          <w:b w:val="0"/>
-        </w:rPr>
-        <w:t xml:space="preserve">Point to the relevant step in the picture, then write the changed result and the rule or </w:t>
-      </w:r>
-      <w:r>
-        <w:rPr>
-          <w:b/>
-        </w:rPr>
-        <w:t>evidence</w:t>
-      </w:r>
-      <w:r>
-        <w:rPr>
-          <w:b w:val="0"/>
-        </w:rPr>
-        <w:t xml:space="preserve"> that supports it.. Return to this week and explain what you changed.</w:t>
-      </w:r>
-    </w:p>
-    <w:p>
-      <w:pPr>
-        <w:spacing w:line="336" w:lineRule="auto" w:after="180"/>
-      </w:pPr>
-      <w:r>
-        <w:rPr>
-          <w:b w:val="0"/>
-        </w:rPr>
-        <w:t xml:space="preserve">Review Safety Boundaries (ai-3/31). Goal: Explain the </w:t>
-      </w:r>
-      <w:r>
-        <w:rPr>
-          <w:b/>
-        </w:rPr>
-        <w:t>mechanism</w:t>
-      </w:r>
-      <w:r>
-        <w:rPr>
-          <w:b w:val="0"/>
-        </w:rPr>
-        <w:t xml:space="preserve"> and terminology of untrusted </w:t>
-      </w:r>
-      <w:r>
-        <w:rPr>
-          <w:b/>
-        </w:rPr>
-        <w:t>input</w:t>
-      </w:r>
-      <w:r>
-        <w:rPr>
-          <w:b w:val="0"/>
-        </w:rPr>
-        <w:t xml:space="preserve"> boundaries. Short practice: If AB7 passes the pattern, may it access teacher-only material?</w:t>
-      </w:r>
-    </w:p>
-    <w:p>
-      <w:pPr>
-        <w:spacing w:line="336" w:lineRule="auto" w:after="180"/>
-      </w:pPr>
-      <w:r>
-        <w:rPr>
-          <w:b w:val="0"/>
-        </w:rPr>
-        <w:t xml:space="preserve">Point to the relevant step in the picture, then write the changed result and the rule or </w:t>
-      </w:r>
-      <w:r>
-        <w:rPr>
-          <w:b/>
-        </w:rPr>
-        <w:t>evidence</w:t>
-      </w:r>
-      <w:r>
-        <w:rPr>
-          <w:b w:val="0"/>
-        </w:rPr>
-        <w:t xml:space="preserve"> that supports it.. Return to this week and explain what you changed.</w:t>
-      </w:r>
-    </w:p>
-    <w:p>
-      <w:pPr>
-        <w:spacing w:line="336" w:lineRule="auto" w:after="180"/>
-      </w:pPr>
-      <w:r>
-        <w:rPr>
-          <w:b w:val="0"/>
-        </w:rPr>
-        <w:t xml:space="preserve">Review Privacy by Design (ai-3/28). Goal: Explain the </w:t>
-      </w:r>
-      <w:r>
-        <w:rPr>
-          <w:b/>
-        </w:rPr>
-        <w:t>mechanism</w:t>
-      </w:r>
-      <w:r>
-        <w:rPr>
-          <w:b w:val="0"/>
-        </w:rPr>
-        <w:t xml:space="preserve"> and terminology of data retention and deletion. Short practice: Which IDs and locations must appear in the deletion </w:t>
-      </w:r>
-      <w:r>
-        <w:rPr>
-          <w:b/>
-        </w:rPr>
-        <w:t>evidence</w:t>
-      </w:r>
-      <w:r>
-        <w:rPr>
-          <w:b w:val="0"/>
-        </w:rPr>
-        <w:t>?</w:t>
-      </w:r>
-    </w:p>
-    <w:p>
-      <w:pPr>
-        <w:spacing w:line="336" w:lineRule="auto" w:after="180"/>
-      </w:pPr>
-      <w:r>
-        <w:rPr>
-          <w:b w:val="0"/>
-        </w:rPr>
-        <w:t xml:space="preserve">Point to the relevant step in the picture, then write the changed result and the rule or </w:t>
-      </w:r>
-      <w:r>
-        <w:rPr>
-          <w:b/>
-        </w:rPr>
-        <w:t>evidence</w:t>
-      </w:r>
-      <w:r>
-        <w:rPr>
-          <w:b w:val="0"/>
-        </w:rPr>
-        <w:t xml:space="preserve"> that supports it.. Return to this week and explain what you changed.</w:t>
-      </w:r>
-    </w:p>
-    <w:p>
-      <w:pPr>
-        <w:pStyle w:val="Heading3"/>
-      </w:pPr>
-      <w:r>
         <w:t>Keep your completed work</w:t>
       </w:r>
     </w:p>
     <w:p>
       <w:pPr>
-        <w:spacing w:line="336" w:lineRule="auto" w:after="180"/>
-      </w:pPr>
-      <w:r>
-        <w:rPr>
-          <w:b w:val="0"/>
-        </w:rPr>
-        <w:t xml:space="preserve">Use Download completed work in the hosted lesson to export your answers, reflections, practice feedback and code-run </w:t>
-      </w:r>
-      <w:r>
-        <w:rPr>
-          <w:b/>
-        </w:rPr>
-        <w:t>evidence</w:t>
-      </w:r>
-      <w:r>
-        <w:rPr>
-          <w:b w:val="0"/>
-        </w:rPr>
-        <w:t>. Open the HTML copy to read or print it.</w:t>
-      </w:r>
-    </w:p>
-    <w:p>
-      <w:pPr>
-        <w:spacing w:line="336" w:lineRule="auto" w:after="180"/>
-      </w:pPr>
-      <w:r>
-        <w:rPr>
-          <w:b w:val="0"/>
-        </w:rPr>
-        <w:t>Drafts stay in this browser when storage is available; clear drafts on a shared device.</w:t>
-      </w:r>
-    </w:p>
-    <w:p>
-      <w:pPr>
         <w:pStyle w:val="Heading1"/>
       </w:pPr>
       <w:r>
-        <w:t>18. Visual concept journey</w:t>
-      </w:r>
-    </w:p>
-    <w:p>
-      <w:r>
-        <w:t>Explain each Capstone Build graphic using its labels, deciding evidence and relevant limitation.</w:t>
-      </w:r>
-    </w:p>
-    <w:p>
-      <w:pPr>
-        <w:pStyle w:val="Heading3"/>
+        <w:t>18. Reference: the six-picture journey</w:t>
+      </w:r>
+    </w:p>
+    <w:p>
+      <w:r>
+        <w:t>Revisit the picture that serves the current question; key diagrams already sit beside the main explanation.</w:t>
+      </w:r>
+    </w:p>
+    <w:p>
+      <w:pPr>
+        <w:pStyle w:val="Heading2"/>
       </w:pPr>
       <w:r>
         <w:t>01. Capstone Build: the case</w:t>
@@ -6579,7 +7316,7 @@
         <w:drawing>
           <wp:inline xmlns:a="http://schemas.openxmlformats.org/drawingml/2006/main" xmlns:pic="http://schemas.openxmlformats.org/drawingml/2006/picture">
             <wp:extent cx="5486400" cy="3288792"/>
-            <wp:docPr id="22" name="Picture 22" descr="Build a claim checker for a draft summary of a fictional class investigation. Supplied facts: Approved record E2: three cups were observed for four days. No measured water loss is provided. Draft says “three cups were observed for four days and all lost half their water”. All inputs and outcomes in this worked example are invented classroom data; no real model run is claimed."/>
+            <wp:docPr id="28" name="Picture 28" descr="Build a claim checker for a draft summary of a fictional class investigation. Supplied facts: Approved record E2: three cups were observed for four days. No measured water loss is provided. Draft says “three cups were observed for four days and all lost half their water”. All inputs and outcomes in this worked example are invented classroom data; no real model run is claimed."/>
             <wp:cNvGraphicFramePr>
               <a:graphicFrameLocks noChangeAspect="1"/>
             </wp:cNvGraphicFramePr>
@@ -6591,7 +7328,7 @@
                     <pic:cNvPicPr/>
                   </pic:nvPicPr>
                   <pic:blipFill>
-                    <a:blip r:embed="rId29"/>
+                    <a:blip r:embed="rId31"/>
                     <a:stretch>
                       <a:fillRect/>
                     </a:stretch>
@@ -6647,7 +7384,6 @@
     <w:p>
       <w:pPr>
         <w:spacing w:line="336" w:lineRule="auto" w:after="180"/>
-        <w:shd w:fill="F5F1FB"/>
       </w:pPr>
       <w:r>
         <w:rPr>
@@ -6658,7 +7394,7 @@
     </w:p>
     <w:p>
       <w:pPr>
-        <w:pStyle w:val="Heading3"/>
+        <w:pStyle w:val="Heading2"/>
       </w:pPr>
       <w:r>
         <w:t>02. Follow the deciding steps</w:t>
@@ -6669,7 +7405,7 @@
         <w:drawing>
           <wp:inline xmlns:a="http://schemas.openxmlformats.org/drawingml/2006/main" xmlns:pic="http://schemas.openxmlformats.org/drawingml/2006/picture">
             <wp:extent cx="5486400" cy="3337560"/>
-            <wp:docPr id="23" name="Picture 23" descr="Extract claims: Separate cup count, observation duration and the claimed water loss. → Match evidence: E2 supports three cups and four days; it supplies no water-loss result. → Repair draft: Retain the supported procedure facts; state that water-loss results were not supplied."/>
+            <wp:docPr id="29" name="Picture 29" descr="Extract claims: Separate cup count, observation duration and the claimed water loss. → Match evidence: E2 supports three cups and four days; it supplies no water-loss result. → Repair draft: Retain the supported procedure facts; state that water-loss results were not supplied."/>
             <wp:cNvGraphicFramePr>
               <a:graphicFrameLocks noChangeAspect="1"/>
             </wp:cNvGraphicFramePr>
@@ -6681,7 +7417,7 @@
                     <pic:cNvPicPr/>
                   </pic:nvPicPr>
                   <pic:blipFill>
-                    <a:blip r:embed="rId30"/>
+                    <a:blip r:embed="rId17"/>
                     <a:stretch>
                       <a:fillRect/>
                     </a:stretch>
@@ -6738,7 +7474,6 @@
     <w:p>
       <w:pPr>
         <w:spacing w:line="336" w:lineRule="auto" w:after="180"/>
-        <w:shd w:fill="F5F1FB"/>
       </w:pPr>
       <w:r>
         <w:rPr>
@@ -6761,7 +7496,7 @@
     </w:p>
     <w:p>
       <w:pPr>
-        <w:pStyle w:val="Heading3"/>
+        <w:pStyle w:val="Heading2"/>
       </w:pPr>
       <w:r>
         <w:t>03. Capstone grounded assistant — evidence trace</w:t>
@@ -6772,7 +7507,7 @@
         <w:drawing>
           <wp:inline xmlns:a="http://schemas.openxmlformats.org/drawingml/2006/main" xmlns:pic="http://schemas.openxmlformats.org/drawingml/2006/picture">
             <wp:extent cx="5486400" cy="3145536"/>
-            <wp:docPr id="24" name="Picture 24" descr="Capstone grounded assistant — evidence trace. Request room B; retrieved approval names B but register names C. Draft gives capacity 10 from C. | A supported response requires current matching approval and register records. Any retrieval or validation failure gives needs_review with null claims. The classroom implementation performs no booking or external action. | Same-room support fails before or during semantic validation. Return needs_review with null claims; the draft capacity is unsupported for B."/>
+            <wp:docPr id="30" name="Picture 30" descr="Capstone grounded assistant — evidence trace. Request room B; retrieved approval names B but register names C. Draft gives capacity 10 from C. | A supported response requires current matching approval and register records. Any retrieval or validation failure gives needs_review with null claims. The classroom implementation performs no booking or external action. | Same-room support fails before or during semantic validation. Return needs_review with null claims; the draft capacity is unsupported for B."/>
             <wp:cNvGraphicFramePr>
               <a:graphicFrameLocks noChangeAspect="1"/>
             </wp:cNvGraphicFramePr>
@@ -6784,7 +7519,7 @@
                     <pic:cNvPicPr/>
                   </pic:nvPicPr>
                   <pic:blipFill>
-                    <a:blip r:embed="rId31"/>
+                    <a:blip r:embed="rId32"/>
                     <a:stretch>
                       <a:fillRect/>
                     </a:stretch>
@@ -6851,7 +7586,6 @@
     <w:p>
       <w:pPr>
         <w:spacing w:line="336" w:lineRule="auto" w:after="180"/>
-        <w:shd w:fill="F5F1FB"/>
       </w:pPr>
       <w:r>
         <w:rPr>
@@ -6862,7 +7596,7 @@
     </w:p>
     <w:p>
       <w:pPr>
-        <w:pStyle w:val="Heading3"/>
+        <w:pStyle w:val="Heading2"/>
       </w:pPr>
       <w:r>
         <w:t>04. Change one thing. Trace what follows.</w:t>
@@ -6873,7 +7607,7 @@
         <w:drawing>
           <wp:inline xmlns:a="http://schemas.openxmlformats.org/drawingml/2006/main" xmlns:pic="http://schemas.openxmlformats.org/drawingml/2006/picture">
             <wp:extent cx="5486400" cy="3026664"/>
-            <wp:docPr id="25" name="Picture 25" descr="Original case: Retain the supported procedure facts; state that water-loss results were not supplied. Changed condition: E3 supplies losses of 1, 2 and 3 mL. Expected result: Report those individual losses, not “half” unless starting volumes are also available. Reason: Absolute losses alone do not establish each cup’s fractional loss."/>
+            <wp:docPr id="31" name="Picture 31" descr="Original case: Retain the supported procedure facts; state that water-loss results were not supplied. Changed condition: E3 supplies losses of 1, 2 and 3 mL. Expected result: Report those individual losses, not “half” unless starting volumes are also available. Reason: Absolute losses alone do not establish each cup’s fractional loss."/>
             <wp:cNvGraphicFramePr>
               <a:graphicFrameLocks noChangeAspect="1"/>
             </wp:cNvGraphicFramePr>
@@ -6885,7 +7619,7 @@
                     <pic:cNvPicPr/>
                   </pic:nvPicPr>
                   <pic:blipFill>
-                    <a:blip r:embed="rId32"/>
+                    <a:blip r:embed="rId18"/>
                     <a:stretch>
                       <a:fillRect/>
                     </a:stretch>
@@ -6929,7 +7663,6 @@
     <w:p>
       <w:pPr>
         <w:spacing w:line="336" w:lineRule="auto" w:after="180"/>
-        <w:shd w:fill="F5F1FB"/>
       </w:pPr>
       <w:r>
         <w:rPr>
@@ -6940,7 +7673,7 @@
     </w:p>
     <w:p>
       <w:pPr>
-        <w:pStyle w:val="Heading3"/>
+        <w:pStyle w:val="Heading2"/>
       </w:pPr>
       <w:r>
         <w:t>05. Connect the explanation to its limit</w:t>
@@ -6951,7 +7684,7 @@
         <w:drawing>
           <wp:inline xmlns:a="http://schemas.openxmlformats.org/drawingml/2006/main" xmlns:pic="http://schemas.openxmlformats.org/drawingml/2006/picture">
             <wp:extent cx="5486400" cy="2834640"/>
-            <wp:docPr id="26" name="Picture 26" descr="Read the picture in order. Retain the supported procedure facts; state that water-loss results were not supplied. The arrows show which recorded input or intermediate result each decision uses. Explain the deciding step aloud before checking the changed case; pointing to the final answer alone does not show how it follows. Limit: The examples are invented observations; no real classroom investigation or model run is claimed."/>
+            <wp:docPr id="32" name="Picture 32" descr="Read the picture in order. Retain the supported procedure facts; state that water-loss results were not supplied. The arrows show which recorded input or intermediate result each decision uses. Explain the deciding step aloud before checking the changed case; pointing to the final answer alone does not show how it follows. Limit: The examples are invented observations; no real classroom investigation or model run is claimed."/>
             <wp:cNvGraphicFramePr>
               <a:graphicFrameLocks noChangeAspect="1"/>
             </wp:cNvGraphicFramePr>
@@ -7042,7 +7775,6 @@
     <w:p>
       <w:pPr>
         <w:spacing w:line="336" w:lineRule="auto" w:after="180"/>
-        <w:shd w:fill="F5F1FB"/>
       </w:pPr>
       <w:r>
         <w:rPr>
@@ -7053,7 +7785,7 @@
     </w:p>
     <w:p>
       <w:pPr>
-        <w:pStyle w:val="Heading3"/>
+        <w:pStyle w:val="Heading2"/>
       </w:pPr>
       <w:r>
         <w:t>06. Make the idea visible in your project</w:t>
@@ -7064,7 +7796,7 @@
         <w:drawing>
           <wp:inline xmlns:a="http://schemas.openxmlformats.org/drawingml/2006/main" xmlns:pic="http://schemas.openxmlformats.org/drawingml/2006/picture">
             <wp:extent cx="5486400" cy="3681984"/>
-            <wp:docPr id="27" name="Picture 27" descr="For your Verified Study Buddy, save the input, procedure, observed result and limitation of this check. Label this worked example as practice; use a different, previously unreviewed case when checking independent understanding. Draw your input, deciding step, result and limit. Supported question: What additional numbers would a half-water claim require? Point to the relevant step in the picture, then write the changed result and the rule or evidence that supports it."/>
+            <wp:docPr id="33" name="Picture 33" descr="For your Verified Study Buddy, save the input, procedure, observed result and limitation of this check. Label this worked example as practice; use a different, previously unreviewed case when checking independent understanding. Draw your input, deciding step, result and limit. Supported question: What additional numbers would a half-water claim require? Point to the relevant step in the picture, then write the changed result and the rule or evidence that supports it."/>
             <wp:cNvGraphicFramePr>
               <a:graphicFrameLocks noChangeAspect="1"/>
             </wp:cNvGraphicFramePr>
@@ -7167,7 +7899,6 @@
     <w:p>
       <w:pPr>
         <w:spacing w:line="336" w:lineRule="auto" w:after="180"/>
-        <w:shd w:fill="F5F1FB"/>
       </w:pPr>
       <w:r>
         <w:rPr>
@@ -7186,6 +7917,62 @@
           <w:b w:val="0"/>
         </w:rPr>
         <w:t>.</w:t>
+      </w:r>
+    </w:p>
+    <w:p>
+      <w:pPr>
+        <w:pStyle w:val="Heading2"/>
+      </w:pPr>
+      <w:r>
+        <w:t>Earlier wording, alternatives and picture transcripts · reference / check after trying</w:t>
+      </w:r>
+    </w:p>
+    <w:p>
+      <w:pPr>
+        <w:pStyle w:val="Heading3"/>
+      </w:pPr>
+      <w:r>
+        <w:t>01. Capstone Build: the case</w:t>
+      </w:r>
+    </w:p>
+    <w:p>
+      <w:pPr>
+        <w:pStyle w:val="Heading3"/>
+      </w:pPr>
+      <w:r>
+        <w:t>02. Follow the deciding steps</w:t>
+      </w:r>
+    </w:p>
+    <w:p>
+      <w:pPr>
+        <w:pStyle w:val="Heading3"/>
+      </w:pPr>
+      <w:r>
+        <w:t>03. Capstone grounded assistant — evidence trace</w:t>
+      </w:r>
+    </w:p>
+    <w:p>
+      <w:pPr>
+        <w:pStyle w:val="Heading3"/>
+      </w:pPr>
+      <w:r>
+        <w:t>04. Change one thing. Trace what follows.</w:t>
+      </w:r>
+    </w:p>
+    <w:p>
+      <w:pPr>
+        <w:pStyle w:val="Heading3"/>
+      </w:pPr>
+      <w:r>
+        <w:t>05. Connect the explanation to its limit</w:t>
+      </w:r>
+    </w:p>
+    <w:p>
+      <w:pPr>
+        <w:pStyle w:val="Heading3"/>
+      </w:pPr>
+      <w:r>
+        <w:t>06. Make the idea visible in your project</w:t>
       </w:r>
     </w:p>
     <w:sectPr>
